--- a/docs/manuals/金桥融通WMS仓库操作员操作手册.docx
+++ b/docs/manuals/金桥融通WMS仓库操作员操作手册.docx
@@ -13,7 +13,7 @@
         <w:rPr/>
         <w:drawing>
           <wp:inline distT="0" distB="0" distL="0" distR="0">
-            <wp:extent cx="9753600" cy="9753600"/>
+            <wp:extent cx="838200" cy="838200"/>
             <wp:effectExtent l="0" t="0" r="0" b="0"/>
             <wp:docPr id="1" name="Image1" descr="" title="金桥融通"/>
             <wp:cNvGraphicFramePr>
@@ -37,7 +37,7 @@
                   <pic:spPr bwMode="auto">
                     <a:xfrm>
                       <a:off x="0" y="0"/>
-                      <a:ext cx="9753600" cy="9753600"/>
+                      <a:ext cx="838200" cy="838200"/>
                     </a:xfrm>
                     <a:prstGeom prst="rect">
                       <a:avLst/>
@@ -117,7 +117,7 @@
       </w:r>
       <w:r>
         <w:rPr/>
-        <w:t>V2.0</w:t>
+        <w:t>V2.1</w:t>
       </w:r>
     </w:p>
     <w:p>
@@ -134,7 +134,7 @@
       </w:r>
       <w:r>
         <w:rPr/>
-        <w:t xml:space="preserve">2026-08-04 </w:t>
+        <w:t xml:space="preserve">2026-09-07 </w:t>
       </w:r>
       <w:r>
         <w:rPr/>
@@ -190,6 +190,7 @@
     <w:p>
       <w:pPr>
         <w:pStyle w:val="Heading1"/>
+        <w:pageBreakBefore w:val="1"/>
         <w:bidi w:val="0"/>
         <w:jc w:val="start"/>
         <w:rPr/>
@@ -294,7 +295,33 @@
         <w:jc w:val="start"/>
         <w:rPr/>
       </w:pPr>
-      <w:hyperlink w:anchor="section-4-账号和数据范围">
+      <w:hyperlink w:anchor="section-4-登录失效与切换账号">
+        <w:r>
+          <w:rPr>
+            <w:rStyle w:val="Hyperlink"/>
+          </w:rPr>
+          <w:t>登录失效与切换账号</w:t>
+        </w:r>
+      </w:hyperlink>
+    </w:p>
+    <w:p>
+      <w:pPr>
+        <w:pStyle w:val="BodyText"/>
+        <w:numPr>
+          <w:ilvl w:val="0"/>
+          <w:numId w:val="1"/>
+        </w:numPr>
+        <w:tabs>
+          <w:tab w:val="clear" w:pos="1134"/>
+          <w:tab w:val="left" w:pos="709" w:leader="none"/>
+        </w:tabs>
+        <w:bidi w:val="0"/>
+        <w:spacing w:before="0" w:after="0"/>
+        <w:ind w:hanging="283" w:start="709"/>
+        <w:jc w:val="start"/>
+        <w:rPr/>
+      </w:pPr>
+      <w:hyperlink w:anchor="section-5-账号和数据范围">
         <w:r>
           <w:rPr>
             <w:rStyle w:val="Hyperlink"/>
@@ -320,7 +347,7 @@
         <w:jc w:val="start"/>
         <w:rPr/>
       </w:pPr>
-      <w:hyperlink w:anchor="section-5-通用操作原则">
+      <w:hyperlink w:anchor="section-6-通用操作原则">
         <w:r>
           <w:rPr>
             <w:rStyle w:val="Hyperlink"/>
@@ -346,7 +373,7 @@
         <w:jc w:val="start"/>
         <w:rPr/>
       </w:pPr>
-      <w:hyperlink w:anchor="section-6-修改密码与退出">
+      <w:hyperlink w:anchor="section-7-修改密码与退出">
         <w:r>
           <w:rPr>
             <w:rStyle w:val="Hyperlink"/>
@@ -372,7 +399,7 @@
         <w:jc w:val="start"/>
         <w:rPr/>
       </w:pPr>
-      <w:hyperlink w:anchor="section-7-角色职责与权限">
+      <w:hyperlink w:anchor="section-8-角色职责与权限">
         <w:r>
           <w:rPr>
             <w:rStyle w:val="Hyperlink"/>
@@ -398,7 +425,7 @@
         <w:jc w:val="start"/>
         <w:rPr/>
       </w:pPr>
-      <w:hyperlink w:anchor="section-8-班前检查">
+      <w:hyperlink w:anchor="section-9-班前检查">
         <w:r>
           <w:rPr>
             <w:rStyle w:val="Hyperlink"/>
@@ -424,7 +451,7 @@
         <w:jc w:val="start"/>
         <w:rPr/>
       </w:pPr>
-      <w:hyperlink w:anchor="section-9-有订单收货">
+      <w:hyperlink w:anchor="section-10-有订单收货">
         <w:r>
           <w:rPr>
             <w:rStyle w:val="Hyperlink"/>
@@ -450,7 +477,7 @@
         <w:jc w:val="start"/>
         <w:rPr/>
       </w:pPr>
-      <w:hyperlink w:anchor="section-10-无订单收货-逐项录入">
+      <w:hyperlink w:anchor="section-11-无订单收货-逐项录入">
         <w:r>
           <w:rPr>
             <w:rStyle w:val="Hyperlink"/>
@@ -476,7 +503,45 @@
         <w:jc w:val="start"/>
         <w:rPr/>
       </w:pPr>
-      <w:hyperlink w:anchor="section-11-无订单收货-Excel-批量入库">
+      <w:hyperlink w:anchor="section-12-扫码未找到商品-GS1-辅助建档">
+        <w:r>
+          <w:rPr>
+            <w:rStyle w:val="Hyperlink"/>
+          </w:rPr>
+          <w:t>扫码未找到商品：</w:t>
+        </w:r>
+        <w:r>
+          <w:rPr>
+            <w:rStyle w:val="Hyperlink"/>
+          </w:rPr>
+          <w:t xml:space="preserve">GS1 </w:t>
+        </w:r>
+        <w:r>
+          <w:rPr>
+            <w:rStyle w:val="Hyperlink"/>
+          </w:rPr>
+          <w:t>辅助建档</w:t>
+        </w:r>
+      </w:hyperlink>
+    </w:p>
+    <w:p>
+      <w:pPr>
+        <w:pStyle w:val="BodyText"/>
+        <w:numPr>
+          <w:ilvl w:val="0"/>
+          <w:numId w:val="1"/>
+        </w:numPr>
+        <w:tabs>
+          <w:tab w:val="clear" w:pos="1134"/>
+          <w:tab w:val="left" w:pos="709" w:leader="none"/>
+        </w:tabs>
+        <w:bidi w:val="0"/>
+        <w:spacing w:before="0" w:after="0"/>
+        <w:ind w:hanging="283" w:start="709"/>
+        <w:jc w:val="start"/>
+        <w:rPr/>
+      </w:pPr>
+      <w:hyperlink w:anchor="section-13-无订单收货-Excel-批量入库">
         <w:r>
           <w:rPr>
             <w:rStyle w:val="Hyperlink"/>
@@ -514,7 +579,7 @@
         <w:jc w:val="start"/>
         <w:rPr/>
       </w:pPr>
-      <w:hyperlink w:anchor="section-12-上架作业">
+      <w:hyperlink w:anchor="section-14-上架作业">
         <w:r>
           <w:rPr>
             <w:rStyle w:val="Hyperlink"/>
@@ -540,7 +605,143 @@
         <w:jc w:val="start"/>
         <w:rPr/>
       </w:pPr>
-      <w:hyperlink w:anchor="section-13-代货主出库">
+      <w:hyperlink w:anchor="section-15-移库申请与现场执行">
+        <w:r>
+          <w:rPr>
+            <w:rStyle w:val="Hyperlink"/>
+          </w:rPr>
+          <w:t>移库申请与现场执行</w:t>
+        </w:r>
+      </w:hyperlink>
+    </w:p>
+    <w:p>
+      <w:pPr>
+        <w:pStyle w:val="BodyText"/>
+        <w:numPr>
+          <w:ilvl w:val="0"/>
+          <w:numId w:val="1"/>
+        </w:numPr>
+        <w:tabs>
+          <w:tab w:val="clear" w:pos="1134"/>
+          <w:tab w:val="left" w:pos="709" w:leader="none"/>
+        </w:tabs>
+        <w:bidi w:val="0"/>
+        <w:spacing w:before="0" w:after="0"/>
+        <w:ind w:hanging="283" w:start="709"/>
+        <w:jc w:val="start"/>
+        <w:rPr/>
+      </w:pPr>
+      <w:hyperlink w:anchor="section-16-提交申请">
+        <w:r>
+          <w:rPr>
+            <w:rStyle w:val="Hyperlink"/>
+          </w:rPr>
+          <w:t>提交申请</w:t>
+        </w:r>
+      </w:hyperlink>
+    </w:p>
+    <w:p>
+      <w:pPr>
+        <w:pStyle w:val="BodyText"/>
+        <w:numPr>
+          <w:ilvl w:val="0"/>
+          <w:numId w:val="1"/>
+        </w:numPr>
+        <w:tabs>
+          <w:tab w:val="clear" w:pos="1134"/>
+          <w:tab w:val="left" w:pos="709" w:leader="none"/>
+        </w:tabs>
+        <w:bidi w:val="0"/>
+        <w:spacing w:before="0" w:after="0"/>
+        <w:ind w:hanging="283" w:start="709"/>
+        <w:jc w:val="start"/>
+        <w:rPr/>
+      </w:pPr>
+      <w:hyperlink w:anchor="section-17-执行已发布任务">
+        <w:r>
+          <w:rPr>
+            <w:rStyle w:val="Hyperlink"/>
+          </w:rPr>
+          <w:t>执行已发布任务</w:t>
+        </w:r>
+      </w:hyperlink>
+    </w:p>
+    <w:p>
+      <w:pPr>
+        <w:pStyle w:val="BodyText"/>
+        <w:numPr>
+          <w:ilvl w:val="0"/>
+          <w:numId w:val="1"/>
+        </w:numPr>
+        <w:tabs>
+          <w:tab w:val="clear" w:pos="1134"/>
+          <w:tab w:val="left" w:pos="709" w:leader="none"/>
+        </w:tabs>
+        <w:bidi w:val="0"/>
+        <w:spacing w:before="0" w:after="0"/>
+        <w:ind w:hanging="283" w:start="709"/>
+        <w:jc w:val="start"/>
+        <w:rPr/>
+      </w:pPr>
+      <w:hyperlink w:anchor="section-18-要货申请与补货执行">
+        <w:r>
+          <w:rPr>
+            <w:rStyle w:val="Hyperlink"/>
+          </w:rPr>
+          <w:t>要货申请与补货执行</w:t>
+        </w:r>
+      </w:hyperlink>
+    </w:p>
+    <w:p>
+      <w:pPr>
+        <w:pStyle w:val="BodyText"/>
+        <w:numPr>
+          <w:ilvl w:val="0"/>
+          <w:numId w:val="1"/>
+        </w:numPr>
+        <w:tabs>
+          <w:tab w:val="clear" w:pos="1134"/>
+          <w:tab w:val="left" w:pos="709" w:leader="none"/>
+        </w:tabs>
+        <w:bidi w:val="0"/>
+        <w:spacing w:before="0" w:after="0"/>
+        <w:ind w:hanging="283" w:start="709"/>
+        <w:jc w:val="start"/>
+        <w:rPr/>
+      </w:pPr>
+      <w:hyperlink w:anchor="section-19-POS-额外岗位交接">
+        <w:r>
+          <w:rPr>
+            <w:rStyle w:val="Hyperlink"/>
+          </w:rPr>
+          <w:t xml:space="preserve">POS </w:t>
+        </w:r>
+        <w:r>
+          <w:rPr>
+            <w:rStyle w:val="Hyperlink"/>
+          </w:rPr>
+          <w:t>额外岗位交接</w:t>
+        </w:r>
+      </w:hyperlink>
+    </w:p>
+    <w:p>
+      <w:pPr>
+        <w:pStyle w:val="BodyText"/>
+        <w:numPr>
+          <w:ilvl w:val="0"/>
+          <w:numId w:val="1"/>
+        </w:numPr>
+        <w:tabs>
+          <w:tab w:val="clear" w:pos="1134"/>
+          <w:tab w:val="left" w:pos="709" w:leader="none"/>
+        </w:tabs>
+        <w:bidi w:val="0"/>
+        <w:spacing w:before="0" w:after="0"/>
+        <w:ind w:hanging="283" w:start="709"/>
+        <w:jc w:val="start"/>
+        <w:rPr/>
+      </w:pPr>
+      <w:hyperlink w:anchor="section-20-代货主出库">
         <w:r>
           <w:rPr>
             <w:rStyle w:val="Hyperlink"/>
@@ -566,7 +767,7 @@
         <w:jc w:val="start"/>
         <w:rPr/>
       </w:pPr>
-      <w:hyperlink w:anchor="section-14-拣货-复核与过账">
+      <w:hyperlink w:anchor="section-21-拣货-复核与过账">
         <w:r>
           <w:rPr>
             <w:rStyle w:val="Hyperlink"/>
@@ -592,7 +793,7 @@
         <w:jc w:val="start"/>
         <w:rPr/>
       </w:pPr>
-      <w:hyperlink w:anchor="section-15-拣货">
+      <w:hyperlink w:anchor="section-22-拣货">
         <w:r>
           <w:rPr>
             <w:rStyle w:val="Hyperlink"/>
@@ -618,7 +819,7 @@
         <w:jc w:val="start"/>
         <w:rPr/>
       </w:pPr>
-      <w:hyperlink w:anchor="section-16-复核和库存生效">
+      <w:hyperlink w:anchor="section-23-复核和库存生效">
         <w:r>
           <w:rPr>
             <w:rStyle w:val="Hyperlink"/>
@@ -644,7 +845,7 @@
         <w:jc w:val="start"/>
         <w:rPr/>
       </w:pPr>
-      <w:hyperlink w:anchor="section-17-库存-报表与交接">
+      <w:hyperlink w:anchor="section-24-库存-报表与交接">
         <w:r>
           <w:rPr>
             <w:rStyle w:val="Hyperlink"/>
@@ -670,7 +871,7 @@
         <w:jc w:val="start"/>
         <w:rPr/>
       </w:pPr>
-      <w:hyperlink w:anchor="section-18-常见状态与控制点">
+      <w:hyperlink w:anchor="section-25-常见状态与控制点">
         <w:r>
           <w:rPr>
             <w:rStyle w:val="Hyperlink"/>
@@ -696,7 +897,7 @@
         <w:jc w:val="start"/>
         <w:rPr/>
       </w:pPr>
-      <w:hyperlink w:anchor="section-19-异常处理与问题上报">
+      <w:hyperlink w:anchor="section-26-异常处理与问题上报">
         <w:r>
           <w:rPr>
             <w:rStyle w:val="Hyperlink"/>
@@ -722,7 +923,7 @@
         <w:jc w:val="start"/>
         <w:rPr/>
       </w:pPr>
-      <w:hyperlink w:anchor="section-20-无法登录或菜单缺失">
+      <w:hyperlink w:anchor="section-27-无法登录或菜单缺失">
         <w:r>
           <w:rPr>
             <w:rStyle w:val="Hyperlink"/>
@@ -748,7 +949,7 @@
         <w:jc w:val="start"/>
         <w:rPr/>
       </w:pPr>
-      <w:hyperlink w:anchor="section-21-数据为空或范围不正确">
+      <w:hyperlink w:anchor="section-28-数据为空或范围不正确">
         <w:r>
           <w:rPr>
             <w:rStyle w:val="Hyperlink"/>
@@ -774,7 +975,7 @@
         <w:jc w:val="start"/>
         <w:rPr/>
       </w:pPr>
-      <w:hyperlink w:anchor="section-22-网络超时或重复提交提示">
+      <w:hyperlink w:anchor="section-29-网络超时或重复提交提示">
         <w:r>
           <w:rPr>
             <w:rStyle w:val="Hyperlink"/>
@@ -800,7 +1001,59 @@
         <w:jc w:val="start"/>
         <w:rPr/>
       </w:pPr>
-      <w:hyperlink w:anchor="section-23-库存-任务或账单不一致">
+      <w:hyperlink w:anchor="section-30-打印失败或打印页过期">
+        <w:r>
+          <w:rPr>
+            <w:rStyle w:val="Hyperlink"/>
+          </w:rPr>
+          <w:t>打印失败或打印页过期</w:t>
+        </w:r>
+      </w:hyperlink>
+    </w:p>
+    <w:p>
+      <w:pPr>
+        <w:pStyle w:val="BodyText"/>
+        <w:numPr>
+          <w:ilvl w:val="0"/>
+          <w:numId w:val="1"/>
+        </w:numPr>
+        <w:tabs>
+          <w:tab w:val="clear" w:pos="1134"/>
+          <w:tab w:val="left" w:pos="709" w:leader="none"/>
+        </w:tabs>
+        <w:bidi w:val="0"/>
+        <w:spacing w:before="0" w:after="0"/>
+        <w:ind w:hanging="283" w:start="709"/>
+        <w:jc w:val="start"/>
+        <w:rPr/>
+      </w:pPr>
+      <w:hyperlink w:anchor="section-31-移库-补货过账失败">
+        <w:r>
+          <w:rPr>
+            <w:rStyle w:val="Hyperlink"/>
+          </w:rPr>
+          <w:t>移库、补货过账失败</w:t>
+        </w:r>
+      </w:hyperlink>
+    </w:p>
+    <w:p>
+      <w:pPr>
+        <w:pStyle w:val="BodyText"/>
+        <w:numPr>
+          <w:ilvl w:val="0"/>
+          <w:numId w:val="1"/>
+        </w:numPr>
+        <w:tabs>
+          <w:tab w:val="clear" w:pos="1134"/>
+          <w:tab w:val="left" w:pos="709" w:leader="none"/>
+        </w:tabs>
+        <w:bidi w:val="0"/>
+        <w:spacing w:before="0" w:after="0"/>
+        <w:ind w:hanging="283" w:start="709"/>
+        <w:jc w:val="start"/>
+        <w:rPr/>
+      </w:pPr>
+      <w:hyperlink w:anchor="section-32-库存-任务或账单不一致">
         <w:r>
           <w:rPr>
             <w:rStyle w:val="Hyperlink"/>
@@ -826,7 +1079,7 @@
         <w:jc w:val="start"/>
         <w:rPr/>
       </w:pPr>
-      <w:hyperlink w:anchor="section-24-问题上报模板">
+      <w:hyperlink w:anchor="section-33-问题上报模板">
         <w:r>
           <w:rPr>
             <w:rStyle w:val="Hyperlink"/>
@@ -852,7 +1105,7 @@
         <w:jc w:val="start"/>
         <w:rPr/>
       </w:pPr>
-      <w:hyperlink w:anchor="section-25-日常自检与培训验收">
+      <w:hyperlink w:anchor="section-34-日常自检与培训验收">
         <w:r>
           <w:rPr>
             <w:rStyle w:val="Hyperlink"/>
@@ -878,7 +1131,7 @@
         <w:jc w:val="start"/>
         <w:rPr/>
       </w:pPr>
-      <w:hyperlink w:anchor="section-26-专项手册与边界">
+      <w:hyperlink w:anchor="section-35-专项手册与边界">
         <w:r>
           <w:rPr>
             <w:rStyle w:val="Hyperlink"/>
@@ -903,7 +1156,7 @@
         <w:jc w:val="start"/>
         <w:rPr/>
       </w:pPr>
-      <w:hyperlink w:anchor="section-27-文档修订记录">
+      <w:hyperlink w:anchor="section-36-文档修订记录">
         <w:r>
           <w:rPr>
             <w:rStyle w:val="Hyperlink"/>
@@ -915,6 +1168,7 @@
     <w:p>
       <w:pPr>
         <w:pStyle w:val="BodyText"/>
+        <w:pageBreakBefore w:val="1"/>
         <w:bidi w:val="0"/>
         <w:jc w:val="start"/>
         <w:rPr/>
@@ -943,7 +1197,7 @@
       </w:r>
       <w:r>
         <w:rPr/>
-        <w:t>V2.0</w:t>
+        <w:t>V2.1</w:t>
       </w:r>
     </w:p>
     <w:p>
@@ -965,7 +1219,7 @@
       </w:r>
       <w:r>
         <w:rPr/>
-        <w:t xml:space="preserve">2026-08-04 </w:t>
+        <w:t xml:space="preserve">2026-09-07 </w:t>
       </w:r>
       <w:r>
         <w:rPr/>
@@ -1101,20 +1355,20 @@
     </w:p>
     <w:tbl>
       <w:tblPr>
-        <w:tblW w:w="3107" w:type="dxa"/>
+        <w:tblW w:w="10050" w:type="dxa"/>
         <w:jc w:val="start"/>
         <w:tblInd w:w="0" w:type="dxa"/>
         <w:tblLayout w:type="fixed"/>
         <w:tblCellMar>
-          <w:top w:w="28" w:type="dxa"/>
-          <w:start w:w="28" w:type="dxa"/>
-          <w:bottom w:w="28" w:type="dxa"/>
-          <w:end w:w="28" w:type="dxa"/>
+          <w:top w:w="80" w:type="dxa"/>
+          <w:start w:w="80" w:type="dxa"/>
+          <w:bottom w:w="80" w:type="dxa"/>
+          <w:end w:w="80" w:type="dxa"/>
         </w:tblCellMar>
       </w:tblPr>
       <w:tblGrid>
-        <w:gridCol w:w="1096"/>
-        <w:gridCol w:w="2011"/>
+        <w:gridCol w:w="3657"/>
+        <w:gridCol w:w="6392"/>
       </w:tblGrid>
       <w:tr>
         <w:trPr>
@@ -1122,42 +1376,58 @@
         </w:trPr>
         <w:tc>
           <w:tcPr>
-            <w:tcW w:w="1096" w:type="dxa"/>
-            <w:tcBorders/>
-            <w:vAlign w:val="center"/>
+            <w:tcW w:w="3657" w:type="dxa"/>
+            <w:tcBorders>
+              <w:top w:val="single" w:sz="2" w:space="0" w:color="BDC9DA"/>
+              <w:start w:val="single" w:sz="2" w:space="0" w:color="BDC9DA"/>
+              <w:bottom w:val="single" w:sz="2" w:space="0" w:color="BDC9DA"/>
+              <w:end w:val="single" w:sz="2" w:space="0" w:color="BDC9DA"/>
+            </w:tcBorders>
+            <w:shd w:fill="EAF1FD" w:val="clear"/>
           </w:tcPr>
           <w:p>
             <w:pPr>
               <w:pStyle w:val="TableHeading"/>
-              <w:suppressLineNumbers/>
               <w:bidi w:val="0"/>
               <w:spacing w:before="0" w:after="283"/>
-              <w:jc w:val="center"/>
-              <w:rPr/>
+              <w:ind w:hanging="0" w:start="0" w:end="0"/>
+              <w:rPr>
+                <w:sz w:val="18"/>
+              </w:rPr>
             </w:pPr>
             <w:r>
-              <w:rPr/>
+              <w:rPr>
+                <w:sz w:val="18"/>
+              </w:rPr>
               <w:t>项目</w:t>
             </w:r>
           </w:p>
         </w:tc>
         <w:tc>
           <w:tcPr>
-            <w:tcW w:w="2011" w:type="dxa"/>
-            <w:tcBorders/>
-            <w:vAlign w:val="center"/>
+            <w:tcW w:w="6392" w:type="dxa"/>
+            <w:tcBorders>
+              <w:top w:val="single" w:sz="2" w:space="0" w:color="BDC9DA"/>
+              <w:start w:val="single" w:sz="2" w:space="0" w:color="BDC9DA"/>
+              <w:bottom w:val="single" w:sz="2" w:space="0" w:color="BDC9DA"/>
+              <w:end w:val="single" w:sz="2" w:space="0" w:color="BDC9DA"/>
+            </w:tcBorders>
+            <w:shd w:fill="EAF1FD" w:val="clear"/>
           </w:tcPr>
           <w:p>
             <w:pPr>
               <w:pStyle w:val="TableHeading"/>
-              <w:suppressLineNumbers/>
               <w:bidi w:val="0"/>
               <w:spacing w:before="0" w:after="283"/>
-              <w:jc w:val="center"/>
-              <w:rPr/>
+              <w:ind w:hanging="0" w:start="0" w:end="0"/>
+              <w:rPr>
+                <w:sz w:val="18"/>
+              </w:rPr>
             </w:pPr>
             <w:r>
-              <w:rPr/>
+              <w:rPr>
+                <w:sz w:val="18"/>
+              </w:rPr>
               <w:t>本角色要求</w:t>
             </w:r>
           </w:p>
@@ -1167,40 +1437,58 @@
         <w:trPr/>
         <w:tc>
           <w:tcPr>
-            <w:tcW w:w="1096" w:type="dxa"/>
-            <w:tcBorders/>
-            <w:vAlign w:val="center"/>
+            <w:tcW w:w="3657" w:type="dxa"/>
+            <w:tcBorders>
+              <w:top w:val="single" w:sz="2" w:space="0" w:color="BDC9DA"/>
+              <w:start w:val="single" w:sz="2" w:space="0" w:color="BDC9DA"/>
+              <w:bottom w:val="single" w:sz="2" w:space="0" w:color="BDC9DA"/>
+              <w:end w:val="single" w:sz="2" w:space="0" w:color="BDC9DA"/>
+            </w:tcBorders>
           </w:tcPr>
           <w:p>
             <w:pPr>
               <w:pStyle w:val="TableContents"/>
               <w:bidi w:val="0"/>
               <w:spacing w:before="0" w:after="283"/>
+              <w:ind w:hanging="0" w:start="0" w:end="0"/>
               <w:jc w:val="start"/>
-              <w:rPr/>
+              <w:rPr>
+                <w:sz w:val="18"/>
+              </w:rPr>
             </w:pPr>
             <w:r>
-              <w:rPr/>
+              <w:rPr>
+                <w:sz w:val="18"/>
+              </w:rPr>
               <w:t>角色</w:t>
             </w:r>
           </w:p>
         </w:tc>
         <w:tc>
           <w:tcPr>
-            <w:tcW w:w="2011" w:type="dxa"/>
-            <w:tcBorders/>
-            <w:vAlign w:val="center"/>
+            <w:tcW w:w="6392" w:type="dxa"/>
+            <w:tcBorders>
+              <w:top w:val="single" w:sz="2" w:space="0" w:color="BDC9DA"/>
+              <w:start w:val="single" w:sz="2" w:space="0" w:color="BDC9DA"/>
+              <w:bottom w:val="single" w:sz="2" w:space="0" w:color="BDC9DA"/>
+              <w:end w:val="single" w:sz="2" w:space="0" w:color="BDC9DA"/>
+            </w:tcBorders>
           </w:tcPr>
           <w:p>
             <w:pPr>
               <w:pStyle w:val="TableContents"/>
               <w:bidi w:val="0"/>
               <w:spacing w:before="0" w:after="283"/>
+              <w:ind w:hanging="0" w:start="0" w:end="0"/>
               <w:jc w:val="start"/>
-              <w:rPr/>
+              <w:rPr>
+                <w:sz w:val="18"/>
+              </w:rPr>
             </w:pPr>
             <w:r>
-              <w:rPr/>
+              <w:rPr>
+                <w:sz w:val="18"/>
+              </w:rPr>
               <w:t>仓库操作员</w:t>
             </w:r>
           </w:p>
@@ -1210,47 +1498,63 @@
         <w:trPr/>
         <w:tc>
           <w:tcPr>
-            <w:tcW w:w="1096" w:type="dxa"/>
-            <w:tcBorders/>
-            <w:vAlign w:val="center"/>
+            <w:tcW w:w="3657" w:type="dxa"/>
+            <w:tcBorders>
+              <w:top w:val="single" w:sz="2" w:space="0" w:color="BDC9DA"/>
+              <w:start w:val="single" w:sz="2" w:space="0" w:color="BDC9DA"/>
+              <w:bottom w:val="single" w:sz="2" w:space="0" w:color="BDC9DA"/>
+              <w:end w:val="single" w:sz="2" w:space="0" w:color="BDC9DA"/>
+            </w:tcBorders>
           </w:tcPr>
           <w:p>
             <w:pPr>
               <w:pStyle w:val="TableContents"/>
               <w:bidi w:val="0"/>
               <w:spacing w:before="0" w:after="283"/>
+              <w:ind w:hanging="0" w:start="0" w:end="0"/>
               <w:jc w:val="start"/>
-              <w:rPr/>
+              <w:rPr>
+                <w:sz w:val="18"/>
+              </w:rPr>
             </w:pPr>
             <w:r>
-              <w:rPr/>
+              <w:rPr>
+                <w:sz w:val="18"/>
+              </w:rPr>
               <w:t>正式权限组</w:t>
             </w:r>
           </w:p>
         </w:tc>
         <w:tc>
           <w:tcPr>
-            <w:tcW w:w="2011" w:type="dxa"/>
-            <w:tcBorders/>
-            <w:vAlign w:val="center"/>
+            <w:tcW w:w="6392" w:type="dxa"/>
+            <w:tcBorders>
+              <w:top w:val="single" w:sz="2" w:space="0" w:color="BDC9DA"/>
+              <w:start w:val="single" w:sz="2" w:space="0" w:color="BDC9DA"/>
+              <w:bottom w:val="single" w:sz="2" w:space="0" w:color="BDC9DA"/>
+              <w:end w:val="single" w:sz="2" w:space="0" w:color="BDC9DA"/>
+            </w:tcBorders>
           </w:tcPr>
           <w:p>
             <w:pPr>
               <w:pStyle w:val="TableContents"/>
               <w:bidi w:val="0"/>
               <w:spacing w:before="0" w:after="283"/>
+              <w:ind w:hanging="0" w:start="0" w:end="0"/>
               <w:jc w:val="start"/>
               <w:rPr/>
             </w:pPr>
             <w:r>
               <w:rPr>
                 <w:rStyle w:val="SourceText"/>
+                <w:sz w:val="18"/>
               </w:rPr>
               <w:t>WMS::</w:t>
             </w:r>
             <w:r>
               <w:rPr>
                 <w:rStyle w:val="SourceText"/>
+                <w:sz w:val="18"/>
               </w:rPr>
               <w:t>仓库操作员</w:t>
             </w:r>
@@ -1261,56 +1565,80 @@
         <w:trPr/>
         <w:tc>
           <w:tcPr>
-            <w:tcW w:w="1096" w:type="dxa"/>
-            <w:tcBorders/>
-            <w:vAlign w:val="center"/>
+            <w:tcW w:w="3657" w:type="dxa"/>
+            <w:tcBorders>
+              <w:top w:val="single" w:sz="2" w:space="0" w:color="BDC9DA"/>
+              <w:start w:val="single" w:sz="2" w:space="0" w:color="BDC9DA"/>
+              <w:bottom w:val="single" w:sz="2" w:space="0" w:color="BDC9DA"/>
+              <w:end w:val="single" w:sz="2" w:space="0" w:color="BDC9DA"/>
+            </w:tcBorders>
           </w:tcPr>
           <w:p>
             <w:pPr>
               <w:pStyle w:val="TableContents"/>
               <w:bidi w:val="0"/>
               <w:spacing w:before="0" w:after="283"/>
+              <w:ind w:hanging="0" w:start="0" w:end="0"/>
               <w:jc w:val="start"/>
-              <w:rPr/>
+              <w:rPr>
+                <w:sz w:val="18"/>
+              </w:rPr>
             </w:pPr>
             <w:r>
-              <w:rPr/>
+              <w:rPr>
+                <w:sz w:val="18"/>
+              </w:rPr>
               <w:t>主要入口</w:t>
             </w:r>
           </w:p>
         </w:tc>
         <w:tc>
           <w:tcPr>
-            <w:tcW w:w="2011" w:type="dxa"/>
-            <w:tcBorders/>
-            <w:vAlign w:val="center"/>
+            <w:tcW w:w="6392" w:type="dxa"/>
+            <w:tcBorders>
+              <w:top w:val="single" w:sz="2" w:space="0" w:color="BDC9DA"/>
+              <w:start w:val="single" w:sz="2" w:space="0" w:color="BDC9DA"/>
+              <w:bottom w:val="single" w:sz="2" w:space="0" w:color="BDC9DA"/>
+              <w:end w:val="single" w:sz="2" w:space="0" w:color="BDC9DA"/>
+            </w:tcBorders>
           </w:tcPr>
           <w:p>
             <w:pPr>
               <w:pStyle w:val="TableContents"/>
               <w:bidi w:val="0"/>
               <w:spacing w:before="0" w:after="283"/>
+              <w:ind w:hanging="0" w:start="0" w:end="0"/>
               <w:jc w:val="start"/>
               <w:rPr/>
             </w:pPr>
             <w:r>
-              <w:rPr/>
+              <w:rPr>
+                <w:sz w:val="18"/>
+              </w:rPr>
               <w:t xml:space="preserve">仓库 </w:t>
             </w:r>
             <w:r>
-              <w:rPr/>
+              <w:rPr>
+                <w:sz w:val="18"/>
+              </w:rPr>
               <w:t>PDA</w:t>
             </w:r>
             <w:r>
-              <w:rPr/>
+              <w:rPr>
+                <w:sz w:val="18"/>
+              </w:rPr>
               <w:t>（</w:t>
             </w:r>
             <w:r>
-              <w:rPr/>
+              <w:rPr>
+                <w:sz w:val="18"/>
+              </w:rPr>
               <w:t>wmspda</w:t>
             </w:r>
             <w:r>
-              <w:rPr/>
+              <w:rPr>
+                <w:sz w:val="18"/>
+              </w:rPr>
               <w:t>）</w:t>
             </w:r>
           </w:p>
@@ -1320,9 +1648,42 @@
         <w:trPr/>
         <w:tc>
           <w:tcPr>
-            <w:tcW w:w="1096" w:type="dxa"/>
-            <w:tcBorders/>
-            <w:vAlign w:val="center"/>
+            <w:tcW w:w="3657" w:type="dxa"/>
+            <w:tcBorders>
+              <w:top w:val="single" w:sz="2" w:space="0" w:color="BDC9DA"/>
+              <w:start w:val="single" w:sz="2" w:space="0" w:color="BDC9DA"/>
+              <w:bottom w:val="single" w:sz="2" w:space="0" w:color="BDC9DA"/>
+              <w:end w:val="single" w:sz="2" w:space="0" w:color="BDC9DA"/>
+            </w:tcBorders>
+          </w:tcPr>
+          <w:p>
+            <w:pPr>
+              <w:pStyle w:val="TableContents"/>
+              <w:bidi w:val="0"/>
+              <w:spacing w:before="0" w:after="283"/>
+              <w:ind w:hanging="0" w:start="0" w:end="0"/>
+              <w:jc w:val="start"/>
+              <w:rPr>
+                <w:sz w:val="18"/>
+              </w:rPr>
+            </w:pPr>
+            <w:r>
+              <w:rPr>
+                <w:sz w:val="18"/>
+              </w:rPr>
+              <w:t>数据范围</w:t>
+            </w:r>
+          </w:p>
+        </w:tc>
+        <w:tc>
+          <w:tcPr>
+            <w:tcW w:w="6392" w:type="dxa"/>
+            <w:tcBorders>
+              <w:top w:val="single" w:sz="2" w:space="0" w:color="BDC9DA"/>
+              <w:start w:val="single" w:sz="2" w:space="0" w:color="BDC9DA"/>
+              <w:bottom w:val="single" w:sz="2" w:space="0" w:color="BDC9DA"/>
+              <w:end w:val="single" w:sz="2" w:space="0" w:color="BDC9DA"/>
+            </w:tcBorders>
           </w:tcPr>
           <w:p>
             <w:pPr>
@@ -1330,30 +1691,14 @@
               <w:bidi w:val="0"/>
               <w:spacing w:before="0" w:after="283"/>
               <w:jc w:val="start"/>
-              <w:rPr/>
+              <w:rPr>
+                <w:sz w:val="18"/>
+              </w:rPr>
             </w:pPr>
             <w:r>
-              <w:rPr/>
-              <w:t>数据范围</w:t>
-            </w:r>
-          </w:p>
-        </w:tc>
-        <w:tc>
-          <w:tcPr>
-            <w:tcW w:w="2011" w:type="dxa"/>
-            <w:tcBorders/>
-            <w:vAlign w:val="center"/>
-          </w:tcPr>
-          <w:p>
-            <w:pPr>
-              <w:pStyle w:val="TableContents"/>
-              <w:bidi w:val="0"/>
-              <w:spacing w:before="0" w:after="283"/>
-              <w:jc w:val="start"/>
-              <w:rPr/>
-            </w:pPr>
-            <w:r>
-              <w:rPr/>
+              <w:rPr>
+                <w:sz w:val="18"/>
+              </w:rPr>
               <w:t>一个明确的仓库范围</w:t>
             </w:r>
           </w:p>
@@ -1535,10 +1880,134 @@
         <w:jc w:val="start"/>
         <w:rPr/>
       </w:pPr>
-      <w:bookmarkStart w:id="3" w:name="section-4-账号和数据范围"/>
+      <w:bookmarkStart w:id="3" w:name="section-4-登录失效与切换账号"/>
       <w:bookmarkEnd w:id="3"/>
       <w:r>
         <w:rPr/>
+        <w:t>登录失效与切换账号</w:t>
+      </w:r>
+    </w:p>
+    <w:p>
+      <w:pPr>
+        <w:pStyle w:val="BodyText"/>
+        <w:numPr>
+          <w:ilvl w:val="0"/>
+          <w:numId w:val="3"/>
+        </w:numPr>
+        <w:tabs>
+          <w:tab w:val="clear" w:pos="1134"/>
+          <w:tab w:val="left" w:pos="709" w:leader="none"/>
+        </w:tabs>
+        <w:bidi w:val="0"/>
+        <w:spacing w:before="0" w:after="0"/>
+        <w:ind w:hanging="283" w:start="709"/>
+        <w:jc w:val="start"/>
+        <w:rPr/>
+      </w:pPr>
+      <w:r>
+        <w:rPr/>
+        <w:t xml:space="preserve">使用管理员提供的正式入口；客户端的服务地址由部署配置决定，不在登录页自行改接其他服务器。 </w:t>
+      </w:r>
+    </w:p>
+    <w:p>
+      <w:pPr>
+        <w:pStyle w:val="BodyText"/>
+        <w:numPr>
+          <w:ilvl w:val="0"/>
+          <w:numId w:val="3"/>
+        </w:numPr>
+        <w:tabs>
+          <w:tab w:val="clear" w:pos="1134"/>
+          <w:tab w:val="left" w:pos="709" w:leader="none"/>
+        </w:tabs>
+        <w:bidi w:val="0"/>
+        <w:spacing w:before="0" w:after="0"/>
+        <w:ind w:hanging="283" w:start="709"/>
+        <w:jc w:val="start"/>
+        <w:rPr/>
+      </w:pPr>
+      <w:r>
+        <w:rPr/>
+        <w:t xml:space="preserve">使用过程中客户端会尝试续期登录。临时断网或服务器繁忙时先检查网络，恢复后重新查询当前单据；不能把网络故障当成业务未提交。 </w:t>
+      </w:r>
+    </w:p>
+    <w:p>
+      <w:pPr>
+        <w:pStyle w:val="BodyText"/>
+        <w:numPr>
+          <w:ilvl w:val="0"/>
+          <w:numId w:val="3"/>
+        </w:numPr>
+        <w:tabs>
+          <w:tab w:val="clear" w:pos="1134"/>
+          <w:tab w:val="left" w:pos="709" w:leader="none"/>
+        </w:tabs>
+        <w:bidi w:val="0"/>
+        <w:spacing w:before="0" w:after="0"/>
+        <w:ind w:hanging="283" w:start="709"/>
+        <w:jc w:val="start"/>
+        <w:rPr/>
+      </w:pPr>
+      <w:r>
+        <w:rPr/>
+        <w:t xml:space="preserve">明确提示登录失效并返回登录页时，重新登录本人账号，再核对角色、仓库或货主范围。 </w:t>
+      </w:r>
+    </w:p>
+    <w:p>
+      <w:pPr>
+        <w:pStyle w:val="BodyText"/>
+        <w:numPr>
+          <w:ilvl w:val="0"/>
+          <w:numId w:val="3"/>
+        </w:numPr>
+        <w:tabs>
+          <w:tab w:val="clear" w:pos="1134"/>
+          <w:tab w:val="left" w:pos="709" w:leader="none"/>
+        </w:tabs>
+        <w:bidi w:val="0"/>
+        <w:spacing w:before="0" w:after="0"/>
+        <w:ind w:hanging="283" w:start="709"/>
+        <w:jc w:val="start"/>
+        <w:rPr/>
+      </w:pPr>
+      <w:r>
+        <w:rPr/>
+        <w:t xml:space="preserve">看到“登录账号已变化”或“登录状态已变化”时停止当前操作，刷新页面并重新选择业务对象。旧账号的页面结果不能作为新账号继续操作的依据。 </w:t>
+      </w:r>
+    </w:p>
+    <w:p>
+      <w:pPr>
+        <w:pStyle w:val="BodyText"/>
+        <w:numPr>
+          <w:ilvl w:val="0"/>
+          <w:numId w:val="3"/>
+        </w:numPr>
+        <w:tabs>
+          <w:tab w:val="clear" w:pos="1134"/>
+          <w:tab w:val="left" w:pos="709" w:leader="none"/>
+        </w:tabs>
+        <w:bidi w:val="0"/>
+        <w:ind w:hanging="283" w:start="709"/>
+        <w:jc w:val="start"/>
+        <w:rPr/>
+      </w:pPr>
+      <w:r>
+        <w:rPr/>
+        <w:t xml:space="preserve">连续登录过频时按提示等待，不连续点击；仍不能登录则联系管理员检查账号。 </w:t>
+      </w:r>
+    </w:p>
+    <w:p>
+      <w:pPr>
+        <w:pStyle w:val="Heading3"/>
+        <w:bidi w:val="0"/>
+        <w:ind w:hanging="0" w:start="0" w:end="0"/>
+        <w:jc w:val="start"/>
+        <w:rPr/>
+      </w:pPr>
+      <w:bookmarkStart w:id="4" w:name="section-5-账号和数据范围"/>
+      <w:bookmarkEnd w:id="4"/>
+      <w:r>
+        <w:rPr/>
         <w:t>账号和数据范围</w:t>
       </w:r>
     </w:p>
@@ -1547,7 +2016,7 @@
         <w:pStyle w:val="BodyText"/>
         <w:numPr>
           <w:ilvl w:val="0"/>
-          <w:numId w:val="3"/>
+          <w:numId w:val="4"/>
         </w:numPr>
         <w:tabs>
           <w:tab w:val="clear" w:pos="1134"/>
@@ -1577,7 +2046,7 @@
         <w:pStyle w:val="BodyText"/>
         <w:numPr>
           <w:ilvl w:val="0"/>
-          <w:numId w:val="3"/>
+          <w:numId w:val="4"/>
         </w:numPr>
         <w:tabs>
           <w:tab w:val="clear" w:pos="1134"/>
@@ -1599,7 +2068,7 @@
         <w:pStyle w:val="BodyText"/>
         <w:numPr>
           <w:ilvl w:val="0"/>
-          <w:numId w:val="3"/>
+          <w:numId w:val="4"/>
         </w:numPr>
         <w:tabs>
           <w:tab w:val="clear" w:pos="1134"/>
@@ -1629,7 +2098,7 @@
         <w:pStyle w:val="BodyText"/>
         <w:numPr>
           <w:ilvl w:val="0"/>
-          <w:numId w:val="3"/>
+          <w:numId w:val="4"/>
         </w:numPr>
         <w:tabs>
           <w:tab w:val="clear" w:pos="1134"/>
@@ -1651,7 +2120,7 @@
         <w:pStyle w:val="BodyText"/>
         <w:numPr>
           <w:ilvl w:val="0"/>
-          <w:numId w:val="3"/>
+          <w:numId w:val="4"/>
         </w:numPr>
         <w:tabs>
           <w:tab w:val="clear" w:pos="1134"/>
@@ -1675,8 +2144,8 @@
         <w:jc w:val="start"/>
         <w:rPr/>
       </w:pPr>
-      <w:bookmarkStart w:id="4" w:name="section-5-通用操作原则"/>
-      <w:bookmarkEnd w:id="4"/>
+      <w:bookmarkStart w:id="5" w:name="section-6-通用操作原则"/>
+      <w:bookmarkEnd w:id="5"/>
       <w:r>
         <w:rPr/>
         <w:t>通用操作原则</w:t>
@@ -1687,7 +2156,7 @@
         <w:pStyle w:val="BodyText"/>
         <w:numPr>
           <w:ilvl w:val="0"/>
-          <w:numId w:val="4"/>
+          <w:numId w:val="5"/>
         </w:numPr>
         <w:tabs>
           <w:tab w:val="clear" w:pos="1134"/>
@@ -1709,7 +2178,7 @@
         <w:pStyle w:val="BodyText"/>
         <w:numPr>
           <w:ilvl w:val="0"/>
-          <w:numId w:val="4"/>
+          <w:numId w:val="5"/>
         </w:numPr>
         <w:tabs>
           <w:tab w:val="clear" w:pos="1134"/>
@@ -1731,7 +2200,7 @@
         <w:pStyle w:val="BodyText"/>
         <w:numPr>
           <w:ilvl w:val="0"/>
-          <w:numId w:val="4"/>
+          <w:numId w:val="5"/>
         </w:numPr>
         <w:tabs>
           <w:tab w:val="clear" w:pos="1134"/>
@@ -1753,7 +2222,7 @@
         <w:pStyle w:val="BodyText"/>
         <w:numPr>
           <w:ilvl w:val="0"/>
-          <w:numId w:val="4"/>
+          <w:numId w:val="5"/>
         </w:numPr>
         <w:tabs>
           <w:tab w:val="clear" w:pos="1134"/>
@@ -1775,7 +2244,7 @@
         <w:pStyle w:val="BodyText"/>
         <w:numPr>
           <w:ilvl w:val="0"/>
-          <w:numId w:val="4"/>
+          <w:numId w:val="5"/>
         </w:numPr>
         <w:tabs>
           <w:tab w:val="clear" w:pos="1134"/>
@@ -1797,7 +2266,7 @@
         <w:pStyle w:val="BodyText"/>
         <w:numPr>
           <w:ilvl w:val="0"/>
-          <w:numId w:val="4"/>
+          <w:numId w:val="5"/>
         </w:numPr>
         <w:tabs>
           <w:tab w:val="clear" w:pos="1134"/>
@@ -1821,8 +2290,8 @@
         <w:jc w:val="start"/>
         <w:rPr/>
       </w:pPr>
-      <w:bookmarkStart w:id="5" w:name="section-6-修改密码与退出"/>
-      <w:bookmarkEnd w:id="5"/>
+      <w:bookmarkStart w:id="6" w:name="section-7-修改密码与退出"/>
+      <w:bookmarkEnd w:id="6"/>
       <w:r>
         <w:rPr/>
         <w:t>修改密码与退出</w:t>
@@ -1833,7 +2302,7 @@
         <w:pStyle w:val="BodyText"/>
         <w:numPr>
           <w:ilvl w:val="0"/>
-          <w:numId w:val="5"/>
+          <w:numId w:val="6"/>
         </w:numPr>
         <w:tabs>
           <w:tab w:val="clear" w:pos="1134"/>
@@ -1855,7 +2324,7 @@
         <w:pStyle w:val="BodyText"/>
         <w:numPr>
           <w:ilvl w:val="0"/>
-          <w:numId w:val="5"/>
+          <w:numId w:val="6"/>
         </w:numPr>
         <w:tabs>
           <w:tab w:val="clear" w:pos="1134"/>
@@ -1877,13 +2346,14 @@
         <w:pStyle w:val="BodyText"/>
         <w:numPr>
           <w:ilvl w:val="0"/>
-          <w:numId w:val="5"/>
-        </w:numPr>
-        <w:tabs>
-          <w:tab w:val="clear" w:pos="1134"/>
-          <w:tab w:val="left" w:pos="709" w:leader="none"/>
-        </w:tabs>
-        <w:bidi w:val="0"/>
+          <w:numId w:val="6"/>
+        </w:numPr>
+        <w:tabs>
+          <w:tab w:val="clear" w:pos="1134"/>
+          <w:tab w:val="left" w:pos="709" w:leader="none"/>
+        </w:tabs>
+        <w:bidi w:val="0"/>
+        <w:spacing w:before="0" w:after="0"/>
         <w:ind w:hanging="283" w:start="709"/>
         <w:jc w:val="start"/>
         <w:rPr/>
@@ -1895,6 +2365,27 @@
     </w:p>
     <w:p>
       <w:pPr>
+        <w:pStyle w:val="BodyText"/>
+        <w:numPr>
+          <w:ilvl w:val="0"/>
+          <w:numId w:val="6"/>
+        </w:numPr>
+        <w:tabs>
+          <w:tab w:val="clear" w:pos="1134"/>
+          <w:tab w:val="left" w:pos="709" w:leader="none"/>
+        </w:tabs>
+        <w:bidi w:val="0"/>
+        <w:ind w:hanging="283" w:start="709"/>
+        <w:jc w:val="start"/>
+        <w:rPr/>
+      </w:pPr>
+      <w:r>
+        <w:rPr/>
+        <w:t xml:space="preserve">切换账号前先记录尚未确认的单号、任务号及收付款结果；下一位人员使用自己的账号重新打开业务页面，不接着提交上一账号遗留的内容。 </w:t>
+      </w:r>
+    </w:p>
+    <w:p>
+      <w:pPr>
         <w:pStyle w:val="HorizontalLine"/>
         <w:bidi w:val="0"/>
         <w:jc w:val="start"/>
@@ -1906,82 +2397,14 @@
     </w:p>
     <w:p>
       <w:pPr>
-        <w:pStyle w:val="BodyText"/>
-        <w:bidi w:val="0"/>
-        <w:jc w:val="start"/>
-        <w:rPr/>
-      </w:pPr>
-      <w:r>
-        <w:rPr/>
-        <w:drawing>
-          <wp:inline distT="0" distB="0" distL="0" distR="0">
-            <wp:extent cx="2667000" cy="5581650"/>
-            <wp:effectExtent l="0" t="0" r="0" b="0"/>
-            <wp:docPr id="2" name="Image2" descr="" title="仓库 PDA 登录界面"/>
-            <wp:cNvGraphicFramePr>
-              <a:graphicFrameLocks xmlns:a="http://schemas.openxmlformats.org/drawingml/2006/main" noChangeAspect="1"/>
-            </wp:cNvGraphicFramePr>
-            <a:graphic xmlns:a="http://schemas.openxmlformats.org/drawingml/2006/main">
-              <a:graphicData uri="http://schemas.openxmlformats.org/drawingml/2006/picture">
-                <pic:pic xmlns:pic="http://schemas.openxmlformats.org/drawingml/2006/picture">
-                  <pic:nvPicPr>
-                    <pic:cNvPr id="2" name="Image2" descr="" title="仓库 PDA 登录界面"/>
-                    <pic:cNvPicPr>
-                      <a:picLocks noChangeAspect="1" noChangeArrowheads="1"/>
-                    </pic:cNvPicPr>
-                  </pic:nvPicPr>
-                  <pic:blipFill>
-                    <a:blip r:embed="rId3"/>
-                    <a:stretch>
-                      <a:fillRect/>
-                    </a:stretch>
-                  </pic:blipFill>
-                  <pic:spPr bwMode="auto">
-                    <a:xfrm>
-                      <a:off x="0" y="0"/>
-                      <a:ext cx="2667000" cy="5581650"/>
-                    </a:xfrm>
-                    <a:prstGeom prst="rect">
-                      <a:avLst/>
-                    </a:prstGeom>
-                  </pic:spPr>
-                </pic:pic>
-              </a:graphicData>
-            </a:graphic>
-          </wp:inline>
-        </w:drawing>
-      </w:r>
-    </w:p>
-    <w:p>
-      <w:pPr>
-        <w:pStyle w:val="BodyText"/>
-        <w:bidi w:val="0"/>
-        <w:jc w:val="start"/>
-        <w:rPr/>
-      </w:pPr>
-      <w:r>
-        <w:rPr/>
-        <w:t xml:space="preserve">图：仓库 </w:t>
-      </w:r>
-      <w:r>
-        <w:rPr/>
-        <w:t xml:space="preserve">PDA </w:t>
-      </w:r>
-      <w:r>
-        <w:rPr/>
-        <w:t>登录界面</w:t>
-      </w:r>
-    </w:p>
-    <w:p>
-      <w:pPr>
         <w:pStyle w:val="Heading2"/>
         <w:bidi w:val="0"/>
         <w:ind w:hanging="0" w:start="0" w:end="0"/>
         <w:jc w:val="start"/>
         <w:rPr/>
       </w:pPr>
-      <w:bookmarkStart w:id="6" w:name="section-7-角色职责与权限"/>
-      <w:bookmarkEnd w:id="6"/>
+      <w:bookmarkStart w:id="7" w:name="section-8-角色职责与权限"/>
+      <w:bookmarkEnd w:id="7"/>
       <w:r>
         <w:rPr/>
         <w:t>角色职责与权限</w:t>
@@ -1996,7 +2419,7 @@
       </w:pPr>
       <w:r>
         <w:rPr/>
-        <w:t xml:space="preserve">仓库操作员负责授权仓库内的现场收货、上架、拣货、复核及查询。规范角色组为 </w:t>
+        <w:t xml:space="preserve">仓库操作员负责授权仓库内的现场收货、上架、拣货、复核及查询；移库和补货启用后，也按授权参与申请与执行。规范角色组为 </w:t>
       </w:r>
       <w:r>
         <w:rPr>
@@ -2044,7 +2467,7 @@
         <w:pStyle w:val="BodyText"/>
         <w:numPr>
           <w:ilvl w:val="0"/>
-          <w:numId w:val="6"/>
+          <w:numId w:val="7"/>
         </w:numPr>
         <w:tabs>
           <w:tab w:val="clear" w:pos="1134"/>
@@ -2088,7 +2511,7 @@
         <w:pStyle w:val="BodyText"/>
         <w:numPr>
           <w:ilvl w:val="0"/>
-          <w:numId w:val="6"/>
+          <w:numId w:val="7"/>
         </w:numPr>
         <w:tabs>
           <w:tab w:val="clear" w:pos="1134"/>
@@ -2130,7 +2553,7 @@
         <w:pStyle w:val="BodyText"/>
         <w:numPr>
           <w:ilvl w:val="0"/>
-          <w:numId w:val="6"/>
+          <w:numId w:val="7"/>
         </w:numPr>
         <w:tabs>
           <w:tab w:val="clear" w:pos="1134"/>
@@ -2148,14 +2571,26 @@
     </w:p>
     <w:p>
       <w:pPr>
+        <w:pStyle w:val="BodyText"/>
+        <w:bidi w:val="0"/>
+        <w:jc w:val="start"/>
+        <w:rPr/>
+      </w:pPr>
+      <w:r>
+        <w:rPr/>
+        <w:t>规范角色包含移库和要货申请权限，但申请、现场执行以及整容器移库分别受功能开关控制，默认并未开放。只使用首页实际出现且能够访问的入口；功能未启用时由管理员确认，不通过更换账号绕过。</w:t>
+      </w:r>
+    </w:p>
+    <w:p>
+      <w:pPr>
         <w:pStyle w:val="Heading2"/>
         <w:bidi w:val="0"/>
         <w:ind w:hanging="0" w:start="0" w:end="0"/>
         <w:jc w:val="start"/>
         <w:rPr/>
       </w:pPr>
-      <w:bookmarkStart w:id="7" w:name="section-8-班前检查"/>
-      <w:bookmarkEnd w:id="7"/>
+      <w:bookmarkStart w:id="8" w:name="section-9-班前检查"/>
+      <w:bookmarkEnd w:id="8"/>
       <w:r>
         <w:rPr/>
         <w:t>班前检查</w:t>
@@ -2166,7 +2601,7 @@
         <w:pStyle w:val="BodyText"/>
         <w:numPr>
           <w:ilvl w:val="0"/>
-          <w:numId w:val="7"/>
+          <w:numId w:val="8"/>
         </w:numPr>
         <w:tabs>
           <w:tab w:val="clear" w:pos="1134"/>
@@ -2196,7 +2631,7 @@
         <w:pStyle w:val="BodyText"/>
         <w:numPr>
           <w:ilvl w:val="0"/>
-          <w:numId w:val="7"/>
+          <w:numId w:val="8"/>
         </w:numPr>
         <w:tabs>
           <w:tab w:val="clear" w:pos="1134"/>
@@ -2218,7 +2653,7 @@
         <w:pStyle w:val="BodyText"/>
         <w:numPr>
           <w:ilvl w:val="0"/>
-          <w:numId w:val="7"/>
+          <w:numId w:val="8"/>
         </w:numPr>
         <w:tabs>
           <w:tab w:val="clear" w:pos="1134"/>
@@ -2240,7 +2675,7 @@
         <w:pStyle w:val="BodyText"/>
         <w:numPr>
           <w:ilvl w:val="0"/>
-          <w:numId w:val="7"/>
+          <w:numId w:val="8"/>
         </w:numPr>
         <w:tabs>
           <w:tab w:val="clear" w:pos="1134"/>
@@ -2262,7 +2697,7 @@
         <w:pStyle w:val="BodyText"/>
         <w:numPr>
           <w:ilvl w:val="0"/>
-          <w:numId w:val="7"/>
+          <w:numId w:val="8"/>
         </w:numPr>
         <w:tabs>
           <w:tab w:val="clear" w:pos="1134"/>
@@ -2286,8 +2721,8 @@
         <w:jc w:val="start"/>
         <w:rPr/>
       </w:pPr>
-      <w:bookmarkStart w:id="8" w:name="section-9-有订单收货"/>
-      <w:bookmarkEnd w:id="8"/>
+      <w:bookmarkStart w:id="9" w:name="section-10-有订单收货"/>
+      <w:bookmarkEnd w:id="9"/>
       <w:r>
         <w:rPr/>
         <w:t>有订单收货</w:t>
@@ -2298,7 +2733,7 @@
         <w:pStyle w:val="BodyText"/>
         <w:numPr>
           <w:ilvl w:val="0"/>
-          <w:numId w:val="8"/>
+          <w:numId w:val="9"/>
         </w:numPr>
         <w:tabs>
           <w:tab w:val="clear" w:pos="1134"/>
@@ -2320,7 +2755,7 @@
         <w:pStyle w:val="BodyText"/>
         <w:numPr>
           <w:ilvl w:val="0"/>
-          <w:numId w:val="8"/>
+          <w:numId w:val="9"/>
         </w:numPr>
         <w:tabs>
           <w:tab w:val="clear" w:pos="1134"/>
@@ -2342,7 +2777,7 @@
         <w:pStyle w:val="BodyText"/>
         <w:numPr>
           <w:ilvl w:val="0"/>
-          <w:numId w:val="8"/>
+          <w:numId w:val="9"/>
         </w:numPr>
         <w:tabs>
           <w:tab w:val="clear" w:pos="1134"/>
@@ -2364,7 +2799,7 @@
         <w:pStyle w:val="BodyText"/>
         <w:numPr>
           <w:ilvl w:val="0"/>
-          <w:numId w:val="8"/>
+          <w:numId w:val="9"/>
         </w:numPr>
         <w:tabs>
           <w:tab w:val="clear" w:pos="1134"/>
@@ -2386,51 +2821,119 @@
         <w:pStyle w:val="BodyText"/>
         <w:numPr>
           <w:ilvl w:val="0"/>
-          <w:numId w:val="8"/>
-        </w:numPr>
-        <w:tabs>
-          <w:tab w:val="clear" w:pos="1134"/>
-          <w:tab w:val="left" w:pos="709" w:leader="none"/>
-        </w:tabs>
-        <w:bidi w:val="0"/>
-        <w:spacing w:before="0" w:after="0"/>
-        <w:ind w:hanging="283" w:start="709"/>
-        <w:jc w:val="start"/>
-        <w:rPr/>
-      </w:pPr>
-      <w:r>
-        <w:rPr/>
-        <w:t xml:space="preserve">登记良品、破损和拒收数量；需要追溯的商品按页面要求填写批次号、生产日期和有效期。 </w:t>
-      </w:r>
-    </w:p>
-    <w:p>
-      <w:pPr>
-        <w:pStyle w:val="BodyText"/>
-        <w:numPr>
-          <w:ilvl w:val="0"/>
-          <w:numId w:val="8"/>
-        </w:numPr>
-        <w:tabs>
-          <w:tab w:val="clear" w:pos="1134"/>
-          <w:tab w:val="left" w:pos="709" w:leader="none"/>
-        </w:tabs>
-        <w:bidi w:val="0"/>
-        <w:spacing w:before="0" w:after="0"/>
-        <w:ind w:hanging="283" w:start="709"/>
-        <w:jc w:val="start"/>
-        <w:rPr/>
-      </w:pPr>
-      <w:r>
-        <w:rPr/>
-        <w:t xml:space="preserve">核对三类数量及合计后保存该行。网络异常时可使用同一请求重试，系统会识别已经成功的记录。 </w:t>
-      </w:r>
-    </w:p>
-    <w:p>
-      <w:pPr>
-        <w:pStyle w:val="BodyText"/>
-        <w:numPr>
-          <w:ilvl w:val="0"/>
-          <w:numId w:val="8"/>
+          <w:numId w:val="9"/>
+        </w:numPr>
+        <w:tabs>
+          <w:tab w:val="clear" w:pos="1134"/>
+          <w:tab w:val="left" w:pos="709" w:leader="none"/>
+        </w:tabs>
+        <w:bidi w:val="0"/>
+        <w:spacing w:before="0" w:after="0"/>
+        <w:ind w:hanging="283" w:start="709"/>
+        <w:jc w:val="start"/>
+        <w:rPr/>
+      </w:pPr>
+      <w:r>
+        <w:rPr/>
+        <w:t xml:space="preserve">普通商品填写当前行累计良品、破损和拒收数量，不是本次新增量。例如已登记良品 </w:t>
+      </w:r>
+      <w:r>
+        <w:rPr/>
+        <w:t xml:space="preserve">4 </w:t>
+      </w:r>
+      <w:r>
+        <w:rPr/>
+        <w:t xml:space="preserve">件、这次再收到 </w:t>
+      </w:r>
+      <w:r>
+        <w:rPr/>
+        <w:t xml:space="preserve">3 </w:t>
+      </w:r>
+      <w:r>
+        <w:rPr/>
+        <w:t xml:space="preserve">件，应改为累计 </w:t>
+      </w:r>
+      <w:r>
+        <w:rPr/>
+        <w:t xml:space="preserve">7 </w:t>
+      </w:r>
+      <w:r>
+        <w:rPr/>
+        <w:t xml:space="preserve">件。 </w:t>
+      </w:r>
+    </w:p>
+    <w:p>
+      <w:pPr>
+        <w:pStyle w:val="BodyText"/>
+        <w:numPr>
+          <w:ilvl w:val="0"/>
+          <w:numId w:val="9"/>
+        </w:numPr>
+        <w:tabs>
+          <w:tab w:val="clear" w:pos="1134"/>
+          <w:tab w:val="left" w:pos="709" w:leader="none"/>
+        </w:tabs>
+        <w:bidi w:val="0"/>
+        <w:spacing w:before="0" w:after="0"/>
+        <w:ind w:hanging="283" w:start="709"/>
+        <w:jc w:val="start"/>
+        <w:rPr/>
+      </w:pPr>
+      <w:r>
+        <w:rPr/>
+        <w:t xml:space="preserve">破损或拒收数量大于零时填写对应原因；需要追溯的商品填写批次号、生产日期和有效期。 </w:t>
+      </w:r>
+    </w:p>
+    <w:p>
+      <w:pPr>
+        <w:pStyle w:val="BodyText"/>
+        <w:numPr>
+          <w:ilvl w:val="0"/>
+          <w:numId w:val="9"/>
+        </w:numPr>
+        <w:tabs>
+          <w:tab w:val="clear" w:pos="1134"/>
+          <w:tab w:val="left" w:pos="709" w:leader="none"/>
+        </w:tabs>
+        <w:bidi w:val="0"/>
+        <w:spacing w:before="0" w:after="0"/>
+        <w:ind w:hanging="283" w:start="709"/>
+        <w:jc w:val="start"/>
+        <w:rPr/>
+      </w:pPr>
+      <w:r>
+        <w:rPr/>
+        <w:t xml:space="preserve">尚未结束该行时点击“保存收货数量”。超收必须填写差异原因；少收、全拒收或其他差异需要结束时，复点后填写差异原因并开启“结束此收货行”，再点击“保存并结束该行”。 </w:t>
+      </w:r>
+    </w:p>
+    <w:p>
+      <w:pPr>
+        <w:pStyle w:val="BodyText"/>
+        <w:numPr>
+          <w:ilvl w:val="0"/>
+          <w:numId w:val="9"/>
+        </w:numPr>
+        <w:tabs>
+          <w:tab w:val="clear" w:pos="1134"/>
+          <w:tab w:val="left" w:pos="709" w:leader="none"/>
+        </w:tabs>
+        <w:bidi w:val="0"/>
+        <w:spacing w:before="0" w:after="0"/>
+        <w:ind w:hanging="283" w:start="709"/>
+        <w:jc w:val="start"/>
+        <w:rPr/>
+      </w:pPr>
+      <w:r>
+        <w:rPr/>
+        <w:t xml:space="preserve">核对已登记、待处理和行完成状态。网络异常时保留原内容重试，看到“已确认此前收货记录”后不要再新增同一批数量。 </w:t>
+      </w:r>
+    </w:p>
+    <w:p>
+      <w:pPr>
+        <w:pStyle w:val="BodyText"/>
+        <w:numPr>
+          <w:ilvl w:val="0"/>
+          <w:numId w:val="9"/>
         </w:numPr>
         <w:tabs>
           <w:tab w:val="clear" w:pos="1134"/>
@@ -2460,14 +2963,34 @@
     </w:p>
     <w:p>
       <w:pPr>
+        <w:pStyle w:val="BodyText"/>
+        <w:bidi w:val="0"/>
+        <w:jc w:val="start"/>
+        <w:rPr/>
+      </w:pPr>
+      <w:r>
+        <w:rPr/>
+        <w:t xml:space="preserve">当前 </w:t>
+      </w:r>
+      <w:r>
+        <w:rPr/>
+        <w:t xml:space="preserve">PDA </w:t>
+      </w:r>
+      <w:r>
+        <w:rPr/>
+        <w:t>有订单收货页尚无逐件序列号录入控件，不能用普通商品数量登记完成序列号商品收货。遇到这类任务应停止并交管理员安排已验证的作业入口；不得临时关闭商品序列号控制。</w:t>
+      </w:r>
+    </w:p>
+    <w:p>
+      <w:pPr>
         <w:pStyle w:val="Heading2"/>
         <w:bidi w:val="0"/>
         <w:ind w:hanging="0" w:start="0" w:end="0"/>
         <w:jc w:val="start"/>
         <w:rPr/>
       </w:pPr>
-      <w:bookmarkStart w:id="9" w:name="section-10-无订单收货-逐项录入"/>
-      <w:bookmarkEnd w:id="9"/>
+      <w:bookmarkStart w:id="10" w:name="section-11-无订单收货-逐项录入"/>
+      <w:bookmarkEnd w:id="10"/>
       <w:r>
         <w:rPr/>
         <w:t>无订单收货：逐项录入</w:t>
@@ -2490,7 +3013,7 @@
         <w:pStyle w:val="BodyText"/>
         <w:numPr>
           <w:ilvl w:val="0"/>
-          <w:numId w:val="9"/>
+          <w:numId w:val="10"/>
         </w:numPr>
         <w:tabs>
           <w:tab w:val="clear" w:pos="1134"/>
@@ -2512,7 +3035,7 @@
         <w:pStyle w:val="BodyText"/>
         <w:numPr>
           <w:ilvl w:val="0"/>
-          <w:numId w:val="9"/>
+          <w:numId w:val="10"/>
         </w:numPr>
         <w:tabs>
           <w:tab w:val="clear" w:pos="1134"/>
@@ -2534,7 +3057,7 @@
         <w:pStyle w:val="BodyText"/>
         <w:numPr>
           <w:ilvl w:val="0"/>
-          <w:numId w:val="9"/>
+          <w:numId w:val="10"/>
         </w:numPr>
         <w:tabs>
           <w:tab w:val="clear" w:pos="1134"/>
@@ -2556,7 +3079,7 @@
         <w:pStyle w:val="BodyText"/>
         <w:numPr>
           <w:ilvl w:val="0"/>
-          <w:numId w:val="9"/>
+          <w:numId w:val="10"/>
         </w:numPr>
         <w:tabs>
           <w:tab w:val="clear" w:pos="1134"/>
@@ -2578,7 +3101,7 @@
         <w:pStyle w:val="BodyText"/>
         <w:numPr>
           <w:ilvl w:val="0"/>
-          <w:numId w:val="9"/>
+          <w:numId w:val="10"/>
         </w:numPr>
         <w:tabs>
           <w:tab w:val="clear" w:pos="1134"/>
@@ -2600,7 +3123,7 @@
         <w:pStyle w:val="BodyText"/>
         <w:numPr>
           <w:ilvl w:val="0"/>
-          <w:numId w:val="9"/>
+          <w:numId w:val="10"/>
         </w:numPr>
         <w:tabs>
           <w:tab w:val="clear" w:pos="1134"/>
@@ -2622,7 +3145,7 @@
         <w:pStyle w:val="BodyText"/>
         <w:numPr>
           <w:ilvl w:val="0"/>
-          <w:numId w:val="9"/>
+          <w:numId w:val="10"/>
         </w:numPr>
         <w:tabs>
           <w:tab w:val="clear" w:pos="1134"/>
@@ -2644,7 +3167,7 @@
         <w:pStyle w:val="BodyText"/>
         <w:numPr>
           <w:ilvl w:val="0"/>
-          <w:numId w:val="9"/>
+          <w:numId w:val="10"/>
         </w:numPr>
         <w:tabs>
           <w:tab w:val="clear" w:pos="1134"/>
@@ -2674,14 +3197,204 @@
     </w:p>
     <w:p>
       <w:pPr>
+        <w:pStyle w:val="Heading3"/>
+        <w:bidi w:val="0"/>
+        <w:ind w:hanging="0" w:start="0" w:end="0"/>
+        <w:jc w:val="start"/>
+        <w:rPr/>
+      </w:pPr>
+      <w:bookmarkStart w:id="11" w:name="section-12-扫码未找到商品-GS1-辅助建档"/>
+      <w:bookmarkEnd w:id="11"/>
+      <w:r>
+        <w:rPr/>
+        <w:t>扫码未找到商品：</w:t>
+      </w:r>
+      <w:r>
+        <w:rPr/>
+        <w:t xml:space="preserve">GS1 </w:t>
+      </w:r>
+      <w:r>
+        <w:rPr/>
+        <w:t>辅助建档</w:t>
+      </w:r>
+    </w:p>
+    <w:p>
+      <w:pPr>
+        <w:pStyle w:val="BodyText"/>
+        <w:bidi w:val="0"/>
+        <w:jc w:val="start"/>
+        <w:rPr/>
+      </w:pPr>
+      <w:r>
+        <w:rPr/>
+        <w:t xml:space="preserve">此入口用于无订单收货选品，须具备无订单收货权限且所选货主在授权范围内，并由管理员配置查询服务；它与商品 </w:t>
+      </w:r>
+      <w:r>
+        <w:rPr/>
+        <w:t xml:space="preserve">Excel </w:t>
+      </w:r>
+      <w:r>
+        <w:rPr/>
+        <w:t>导入的独立权限不同。</w:t>
+      </w:r>
+    </w:p>
+    <w:p>
+      <w:pPr>
+        <w:pStyle w:val="BodyText"/>
+        <w:numPr>
+          <w:ilvl w:val="0"/>
+          <w:numId w:val="11"/>
+        </w:numPr>
+        <w:tabs>
+          <w:tab w:val="clear" w:pos="1134"/>
+          <w:tab w:val="left" w:pos="709" w:leader="none"/>
+        </w:tabs>
+        <w:bidi w:val="0"/>
+        <w:spacing w:before="0" w:after="0"/>
+        <w:ind w:hanging="283" w:start="709"/>
+        <w:jc w:val="start"/>
+        <w:rPr/>
+      </w:pPr>
+      <w:r>
+        <w:rPr/>
+        <w:t xml:space="preserve">确认已选择正确货主和供应商，再扫描完整标准贸易条码。系统先找本地商品，未命中符合格式的条码时才查询 </w:t>
+      </w:r>
+      <w:r>
+        <w:rPr/>
+        <w:t xml:space="preserve">GS1 </w:t>
+      </w:r>
+      <w:r>
+        <w:rPr/>
+        <w:t xml:space="preserve">资料。 </w:t>
+      </w:r>
+    </w:p>
+    <w:p>
+      <w:pPr>
+        <w:pStyle w:val="BodyText"/>
+        <w:numPr>
+          <w:ilvl w:val="0"/>
+          <w:numId w:val="11"/>
+        </w:numPr>
+        <w:tabs>
+          <w:tab w:val="clear" w:pos="1134"/>
+          <w:tab w:val="left" w:pos="709" w:leader="none"/>
+        </w:tabs>
+        <w:bidi w:val="0"/>
+        <w:spacing w:before="0" w:after="0"/>
+        <w:ind w:hanging="283" w:start="709"/>
+        <w:jc w:val="start"/>
+        <w:rPr/>
+      </w:pPr>
+      <w:r>
+        <w:rPr/>
+        <w:t xml:space="preserve">核对返回的名称、规格、品牌、厂家和条码与实物一致；查到资料不等于商品已在本系统建档，也不代表已收货。 </w:t>
+      </w:r>
+    </w:p>
+    <w:p>
+      <w:pPr>
+        <w:pStyle w:val="BodyText"/>
+        <w:numPr>
+          <w:ilvl w:val="0"/>
+          <w:numId w:val="11"/>
+        </w:numPr>
+        <w:tabs>
+          <w:tab w:val="clear" w:pos="1134"/>
+          <w:tab w:val="left" w:pos="709" w:leader="none"/>
+        </w:tabs>
+        <w:bidi w:val="0"/>
+        <w:spacing w:before="0" w:after="0"/>
+        <w:ind w:hanging="283" w:start="709"/>
+        <w:jc w:val="start"/>
+        <w:rPr/>
+      </w:pPr>
+      <w:r>
+        <w:rPr/>
+        <w:t xml:space="preserve">在“补齐信息并加入收货单”中选择有效商品分类和基本单位，录入以基本单位计算的本次收货数量。 </w:t>
+      </w:r>
+    </w:p>
+    <w:p>
+      <w:pPr>
+        <w:pStyle w:val="BodyText"/>
+        <w:numPr>
+          <w:ilvl w:val="0"/>
+          <w:numId w:val="11"/>
+        </w:numPr>
+        <w:tabs>
+          <w:tab w:val="clear" w:pos="1134"/>
+          <w:tab w:val="left" w:pos="709" w:leader="none"/>
+        </w:tabs>
+        <w:bidi w:val="0"/>
+        <w:spacing w:before="0" w:after="0"/>
+        <w:ind w:hanging="283" w:start="709"/>
+        <w:jc w:val="start"/>
+        <w:rPr/>
+      </w:pPr>
+      <w:r>
+        <w:rPr/>
+        <w:t xml:space="preserve">根据实物填写批次和效期信息。填写批次号会启用批次管理；填写效期信息时按提示补全效期基准、有效天数和相应日期，不能为通过校验随意填写。 </w:t>
+      </w:r>
+    </w:p>
+    <w:p>
+      <w:pPr>
+        <w:pStyle w:val="BodyText"/>
+        <w:numPr>
+          <w:ilvl w:val="0"/>
+          <w:numId w:val="11"/>
+        </w:numPr>
+        <w:tabs>
+          <w:tab w:val="clear" w:pos="1134"/>
+          <w:tab w:val="left" w:pos="709" w:leader="none"/>
+        </w:tabs>
+        <w:bidi w:val="0"/>
+        <w:spacing w:before="0" w:after="0"/>
+        <w:ind w:hanging="283" w:start="709"/>
+        <w:jc w:val="start"/>
+        <w:rPr/>
+      </w:pPr>
+      <w:r>
+        <w:rPr/>
+        <w:t xml:space="preserve">确认后系统建档或使用已有商品，并加入收货清单。返回清单复核后，仍需执行正式提交才增加库存。 </w:t>
+      </w:r>
+    </w:p>
+    <w:p>
+      <w:pPr>
+        <w:pStyle w:val="BodyText"/>
+        <w:numPr>
+          <w:ilvl w:val="0"/>
+          <w:numId w:val="11"/>
+        </w:numPr>
+        <w:tabs>
+          <w:tab w:val="clear" w:pos="1134"/>
+          <w:tab w:val="left" w:pos="709" w:leader="none"/>
+        </w:tabs>
+        <w:bidi w:val="0"/>
+        <w:ind w:hanging="283" w:start="709"/>
+        <w:jc w:val="start"/>
+        <w:rPr/>
+      </w:pPr>
+      <w:r>
+        <w:rPr/>
+        <w:t>未收录、资料不符、缺分类</w:t>
+      </w:r>
+      <w:r>
+        <w:rPr/>
+        <w:t>/</w:t>
+      </w:r>
+      <w:r>
+        <w:rPr/>
+        <w:t xml:space="preserve">单位或服务不可用时，保留条码和提示交管理员维护。不要重复建档或使用其他商品代替。 </w:t>
+      </w:r>
+    </w:p>
+    <w:p>
+      <w:pPr>
         <w:pStyle w:val="Heading2"/>
         <w:bidi w:val="0"/>
         <w:ind w:hanging="0" w:start="0" w:end="0"/>
         <w:jc w:val="start"/>
         <w:rPr/>
       </w:pPr>
-      <w:bookmarkStart w:id="10" w:name="section-11-无订单收货-Excel-批量入库"/>
-      <w:bookmarkEnd w:id="10"/>
+      <w:bookmarkStart w:id="12" w:name="section-13-无订单收货-Excel-批量入库"/>
+      <w:bookmarkEnd w:id="12"/>
       <w:r>
         <w:rPr/>
         <w:t>无订单收货：</w:t>
@@ -2700,7 +3413,7 @@
         <w:pStyle w:val="BodyText"/>
         <w:numPr>
           <w:ilvl w:val="0"/>
-          <w:numId w:val="10"/>
+          <w:numId w:val="12"/>
         </w:numPr>
         <w:tabs>
           <w:tab w:val="clear" w:pos="1134"/>
@@ -2730,7 +3443,7 @@
         <w:pStyle w:val="BodyText"/>
         <w:numPr>
           <w:ilvl w:val="0"/>
-          <w:numId w:val="10"/>
+          <w:numId w:val="12"/>
         </w:numPr>
         <w:tabs>
           <w:tab w:val="clear" w:pos="1134"/>
@@ -2752,7 +3465,7 @@
         <w:pStyle w:val="BodyText"/>
         <w:numPr>
           <w:ilvl w:val="0"/>
-          <w:numId w:val="10"/>
+          <w:numId w:val="12"/>
         </w:numPr>
         <w:tabs>
           <w:tab w:val="clear" w:pos="1134"/>
@@ -2788,7 +3501,7 @@
         <w:pStyle w:val="BodyText"/>
         <w:numPr>
           <w:ilvl w:val="0"/>
-          <w:numId w:val="10"/>
+          <w:numId w:val="12"/>
         </w:numPr>
         <w:tabs>
           <w:tab w:val="clear" w:pos="1134"/>
@@ -2810,7 +3523,7 @@
         <w:pStyle w:val="BodyText"/>
         <w:numPr>
           <w:ilvl w:val="0"/>
-          <w:numId w:val="10"/>
+          <w:numId w:val="12"/>
         </w:numPr>
         <w:tabs>
           <w:tab w:val="clear" w:pos="1134"/>
@@ -2832,7 +3545,7 @@
         <w:pStyle w:val="BodyText"/>
         <w:numPr>
           <w:ilvl w:val="0"/>
-          <w:numId w:val="10"/>
+          <w:numId w:val="12"/>
         </w:numPr>
         <w:tabs>
           <w:tab w:val="clear" w:pos="1134"/>
@@ -2854,7 +3567,7 @@
         <w:pStyle w:val="BodyText"/>
         <w:numPr>
           <w:ilvl w:val="0"/>
-          <w:numId w:val="10"/>
+          <w:numId w:val="12"/>
         </w:numPr>
         <w:tabs>
           <w:tab w:val="clear" w:pos="1134"/>
@@ -2890,8 +3603,8 @@
         <w:jc w:val="start"/>
         <w:rPr/>
       </w:pPr>
-      <w:bookmarkStart w:id="11" w:name="section-12-上架作业"/>
-      <w:bookmarkEnd w:id="11"/>
+      <w:bookmarkStart w:id="13" w:name="section-14-上架作业"/>
+      <w:bookmarkEnd w:id="13"/>
       <w:r>
         <w:rPr/>
         <w:t>上架作业</w:t>
@@ -2902,7 +3615,7 @@
         <w:pStyle w:val="BodyText"/>
         <w:numPr>
           <w:ilvl w:val="0"/>
-          <w:numId w:val="11"/>
+          <w:numId w:val="13"/>
         </w:numPr>
         <w:tabs>
           <w:tab w:val="clear" w:pos="1134"/>
@@ -2924,7 +3637,7 @@
         <w:pStyle w:val="BodyText"/>
         <w:numPr>
           <w:ilvl w:val="0"/>
-          <w:numId w:val="11"/>
+          <w:numId w:val="13"/>
         </w:numPr>
         <w:tabs>
           <w:tab w:val="clear" w:pos="1134"/>
@@ -2946,7 +3659,7 @@
         <w:pStyle w:val="BodyText"/>
         <w:numPr>
           <w:ilvl w:val="0"/>
-          <w:numId w:val="11"/>
+          <w:numId w:val="13"/>
         </w:numPr>
         <w:tabs>
           <w:tab w:val="clear" w:pos="1134"/>
@@ -2968,7 +3681,7 @@
         <w:pStyle w:val="BodyText"/>
         <w:numPr>
           <w:ilvl w:val="0"/>
-          <w:numId w:val="11"/>
+          <w:numId w:val="13"/>
         </w:numPr>
         <w:tabs>
           <w:tab w:val="clear" w:pos="1134"/>
@@ -2990,42 +3703,108 @@
         <w:pStyle w:val="BodyText"/>
         <w:numPr>
           <w:ilvl w:val="0"/>
-          <w:numId w:val="11"/>
-        </w:numPr>
-        <w:tabs>
-          <w:tab w:val="clear" w:pos="1134"/>
-          <w:tab w:val="left" w:pos="709" w:leader="none"/>
-        </w:tabs>
-        <w:bidi w:val="0"/>
-        <w:spacing w:before="0" w:after="0"/>
-        <w:ind w:hanging="283" w:start="709"/>
-        <w:jc w:val="start"/>
-        <w:rPr/>
-      </w:pPr>
-      <w:r>
-        <w:rPr/>
-        <w:t xml:space="preserve">按实际移动数量点击“确认上架”。网络中断后使用同一行重试，先确认系统是否已保存。 </w:t>
-      </w:r>
-    </w:p>
-    <w:p>
-      <w:pPr>
-        <w:pStyle w:val="BodyText"/>
-        <w:numPr>
-          <w:ilvl w:val="0"/>
-          <w:numId w:val="11"/>
-        </w:numPr>
-        <w:tabs>
-          <w:tab w:val="clear" w:pos="1134"/>
-          <w:tab w:val="left" w:pos="709" w:leader="none"/>
-        </w:tabs>
-        <w:bidi w:val="0"/>
-        <w:ind w:hanging="283" w:start="709"/>
-        <w:jc w:val="start"/>
-        <w:rPr/>
-      </w:pPr>
-      <w:r>
-        <w:rPr/>
-        <w:t xml:space="preserve">所有行完成后，核对任务状态、目标库位库存和来源库位变化。 </w:t>
+          <w:numId w:val="13"/>
+        </w:numPr>
+        <w:tabs>
+          <w:tab w:val="clear" w:pos="1134"/>
+          <w:tab w:val="left" w:pos="709" w:leader="none"/>
+        </w:tabs>
+        <w:bidi w:val="0"/>
+        <w:spacing w:before="0" w:after="0"/>
+        <w:ind w:hanging="283" w:start="709"/>
+        <w:jc w:val="start"/>
+        <w:rPr/>
+      </w:pPr>
+      <w:r>
+        <w:rPr/>
+        <w:t>“</w:t>
+      </w:r>
+      <w:r>
+        <w:rPr/>
+        <w:t xml:space="preserve">本次上架数量”填写增量，必须大于零且不超过待上架数量。例如计划 </w:t>
+      </w:r>
+      <w:r>
+        <w:rPr/>
+        <w:t xml:space="preserve">10 </w:t>
+      </w:r>
+      <w:r>
+        <w:rPr/>
+        <w:t xml:space="preserve">件、已上架 </w:t>
+      </w:r>
+      <w:r>
+        <w:rPr/>
+        <w:t xml:space="preserve">4 </w:t>
+      </w:r>
+      <w:r>
+        <w:rPr/>
+        <w:t xml:space="preserve">件，本次移 </w:t>
+      </w:r>
+      <w:r>
+        <w:rPr/>
+        <w:t xml:space="preserve">3 </w:t>
+      </w:r>
+      <w:r>
+        <w:rPr/>
+        <w:t xml:space="preserve">件应填 </w:t>
+      </w:r>
+      <w:r>
+        <w:rPr/>
+        <w:t>3</w:t>
+      </w:r>
+      <w:r>
+        <w:rPr/>
+        <w:t xml:space="preserve">，剩余为 </w:t>
+      </w:r>
+      <w:r>
+        <w:rPr/>
+        <w:t>3</w:t>
+      </w:r>
+      <w:r>
+        <w:rPr/>
+        <w:t xml:space="preserve">。按实际分次选择目标库位后点击“确认上架”。 </w:t>
+      </w:r>
+    </w:p>
+    <w:p>
+      <w:pPr>
+        <w:pStyle w:val="BodyText"/>
+        <w:numPr>
+          <w:ilvl w:val="0"/>
+          <w:numId w:val="13"/>
+        </w:numPr>
+        <w:tabs>
+          <w:tab w:val="clear" w:pos="1134"/>
+          <w:tab w:val="left" w:pos="709" w:leader="none"/>
+        </w:tabs>
+        <w:bidi w:val="0"/>
+        <w:spacing w:before="0" w:after="0"/>
+        <w:ind w:hanging="283" w:start="709"/>
+        <w:jc w:val="start"/>
+        <w:rPr/>
+      </w:pPr>
+      <w:r>
+        <w:rPr/>
+        <w:t xml:space="preserve">网络中断后保持该行原目标库位和数量重试；看到“已确认此前上架记录”表示原操作已保存，不再搬一次实物。 </w:t>
+      </w:r>
+    </w:p>
+    <w:p>
+      <w:pPr>
+        <w:pStyle w:val="BodyText"/>
+        <w:numPr>
+          <w:ilvl w:val="0"/>
+          <w:numId w:val="13"/>
+        </w:numPr>
+        <w:tabs>
+          <w:tab w:val="clear" w:pos="1134"/>
+          <w:tab w:val="left" w:pos="709" w:leader="none"/>
+        </w:tabs>
+        <w:bidi w:val="0"/>
+        <w:ind w:hanging="283" w:start="709"/>
+        <w:jc w:val="start"/>
+        <w:rPr/>
+      </w:pPr>
+      <w:r>
+        <w:rPr/>
+        <w:t xml:space="preserve">所有行完成后，核对任务状态、过账状态、目标库位库存和来源库位变化。 </w:t>
       </w:r>
     </w:p>
     <w:p>
@@ -3036,8 +3815,562 @@
         <w:jc w:val="start"/>
         <w:rPr/>
       </w:pPr>
-      <w:bookmarkStart w:id="12" w:name="section-13-代货主出库"/>
-      <w:bookmarkEnd w:id="12"/>
+      <w:bookmarkStart w:id="14" w:name="section-15-移库申请与现场执行"/>
+      <w:bookmarkEnd w:id="14"/>
+      <w:r>
+        <w:rPr/>
+        <w:t>移库申请与现场执行</w:t>
+      </w:r>
+    </w:p>
+    <w:p>
+      <w:pPr>
+        <w:pStyle w:val="Heading3"/>
+        <w:bidi w:val="0"/>
+        <w:ind w:hanging="0" w:start="0" w:end="0"/>
+        <w:jc w:val="start"/>
+        <w:rPr/>
+      </w:pPr>
+      <w:bookmarkStart w:id="15" w:name="section-16-提交申请"/>
+      <w:bookmarkEnd w:id="15"/>
+      <w:r>
+        <w:rPr/>
+        <w:t>提交申请</w:t>
+      </w:r>
+    </w:p>
+    <w:p>
+      <w:pPr>
+        <w:pStyle w:val="BodyText"/>
+        <w:numPr>
+          <w:ilvl w:val="0"/>
+          <w:numId w:val="14"/>
+        </w:numPr>
+        <w:tabs>
+          <w:tab w:val="clear" w:pos="1134"/>
+          <w:tab w:val="left" w:pos="709" w:leader="none"/>
+        </w:tabs>
+        <w:bidi w:val="0"/>
+        <w:spacing w:before="0" w:after="0"/>
+        <w:ind w:hanging="283" w:start="709"/>
+        <w:jc w:val="start"/>
+        <w:rPr/>
+      </w:pPr>
+      <w:r>
+        <w:rPr/>
+        <w:t xml:space="preserve">功能启用后，从首页“移库”进入“申请移库”。确认当前仓库和货主。 </w:t>
+      </w:r>
+    </w:p>
+    <w:p>
+      <w:pPr>
+        <w:pStyle w:val="BodyText"/>
+        <w:numPr>
+          <w:ilvl w:val="0"/>
+          <w:numId w:val="14"/>
+        </w:numPr>
+        <w:tabs>
+          <w:tab w:val="clear" w:pos="1134"/>
+          <w:tab w:val="left" w:pos="709" w:leader="none"/>
+        </w:tabs>
+        <w:bidi w:val="0"/>
+        <w:spacing w:before="0" w:after="0"/>
+        <w:ind w:hanging="283" w:start="709"/>
+        <w:jc w:val="start"/>
+        <w:rPr/>
+      </w:pPr>
+      <w:r>
+        <w:rPr/>
+        <w:t xml:space="preserve">选择“库存层移库”，核对来源库存的商品、批次、库位、容器及可用数量，填写移库数量。 </w:t>
+      </w:r>
+    </w:p>
+    <w:p>
+      <w:pPr>
+        <w:pStyle w:val="BodyText"/>
+        <w:numPr>
+          <w:ilvl w:val="0"/>
+          <w:numId w:val="14"/>
+        </w:numPr>
+        <w:tabs>
+          <w:tab w:val="clear" w:pos="1134"/>
+          <w:tab w:val="left" w:pos="709" w:leader="none"/>
+        </w:tabs>
+        <w:bidi w:val="0"/>
+        <w:spacing w:before="0" w:after="0"/>
+        <w:ind w:hanging="283" w:start="709"/>
+        <w:jc w:val="start"/>
+        <w:rPr/>
+      </w:pPr>
+      <w:r>
+        <w:rPr/>
+        <w:t xml:space="preserve">选择目标库位；按实际需要选择目标容器，散件保持“目标散件”。目标必须属于本次仓库，来源和目标的库位、容器组合不能完全相同。 </w:t>
+      </w:r>
+    </w:p>
+    <w:p>
+      <w:pPr>
+        <w:pStyle w:val="BodyText"/>
+        <w:numPr>
+          <w:ilvl w:val="0"/>
+          <w:numId w:val="14"/>
+        </w:numPr>
+        <w:tabs>
+          <w:tab w:val="clear" w:pos="1134"/>
+          <w:tab w:val="left" w:pos="709" w:leader="none"/>
+        </w:tabs>
+        <w:bidi w:val="0"/>
+        <w:spacing w:before="0" w:after="0"/>
+        <w:ind w:hanging="283" w:start="709"/>
+        <w:jc w:val="start"/>
+        <w:rPr/>
+      </w:pPr>
+      <w:r>
+        <w:rPr/>
+        <w:t xml:space="preserve">仅在整容器功能已启用并确认整容器实物范围后选择“整容器移库”，选择来源容器、不同于来源的目标库位及可选父容器，不用它代替单品数量调整。 </w:t>
+      </w:r>
+    </w:p>
+    <w:p>
+      <w:pPr>
+        <w:pStyle w:val="BodyText"/>
+        <w:numPr>
+          <w:ilvl w:val="0"/>
+          <w:numId w:val="14"/>
+        </w:numPr>
+        <w:tabs>
+          <w:tab w:val="clear" w:pos="1134"/>
+          <w:tab w:val="left" w:pos="709" w:leader="none"/>
+        </w:tabs>
+        <w:bidi w:val="0"/>
+        <w:spacing w:before="0" w:after="0"/>
+        <w:ind w:hanging="283" w:start="709"/>
+        <w:jc w:val="start"/>
+        <w:rPr/>
+      </w:pPr>
+      <w:r>
+        <w:rPr/>
+        <w:t xml:space="preserve">填写原因，点击“提交申请”。在申请记录核对待审核状态，等待仓库管理员批准；本人待审核申请不再需要时可按页面执行取消。 </w:t>
+      </w:r>
+    </w:p>
+    <w:p>
+      <w:pPr>
+        <w:pStyle w:val="BodyText"/>
+        <w:numPr>
+          <w:ilvl w:val="0"/>
+          <w:numId w:val="14"/>
+        </w:numPr>
+        <w:tabs>
+          <w:tab w:val="clear" w:pos="1134"/>
+          <w:tab w:val="left" w:pos="709" w:leader="none"/>
+        </w:tabs>
+        <w:bidi w:val="0"/>
+        <w:ind w:hanging="283" w:start="709"/>
+        <w:jc w:val="start"/>
+        <w:rPr/>
+      </w:pPr>
+      <w:r>
+        <w:rPr/>
+        <w:t xml:space="preserve">提交结果不确定时先刷新申请记录核对，不能反复提交同一需求。 </w:t>
+      </w:r>
+    </w:p>
+    <w:p>
+      <w:pPr>
+        <w:pStyle w:val="Heading3"/>
+        <w:bidi w:val="0"/>
+        <w:ind w:hanging="0" w:start="0" w:end="0"/>
+        <w:jc w:val="start"/>
+        <w:rPr/>
+      </w:pPr>
+      <w:bookmarkStart w:id="16" w:name="section-17-执行已发布任务"/>
+      <w:bookmarkEnd w:id="16"/>
+      <w:r>
+        <w:rPr/>
+        <w:t>执行已发布任务</w:t>
+      </w:r>
+    </w:p>
+    <w:p>
+      <w:pPr>
+        <w:pStyle w:val="BodyText"/>
+        <w:numPr>
+          <w:ilvl w:val="0"/>
+          <w:numId w:val="15"/>
+        </w:numPr>
+        <w:tabs>
+          <w:tab w:val="clear" w:pos="1134"/>
+          <w:tab w:val="left" w:pos="709" w:leader="none"/>
+        </w:tabs>
+        <w:bidi w:val="0"/>
+        <w:spacing w:before="0" w:after="0"/>
+        <w:ind w:hanging="283" w:start="709"/>
+        <w:jc w:val="start"/>
+        <w:rPr/>
+      </w:pPr>
+      <w:r>
+        <w:rPr/>
+        <w:t xml:space="preserve">在移库列表打开任务，核对货主、仓库、来源、目标、计划数量及过账状态，点击“领取”后“开始”。 </w:t>
+      </w:r>
+    </w:p>
+    <w:p>
+      <w:pPr>
+        <w:pStyle w:val="BodyText"/>
+        <w:numPr>
+          <w:ilvl w:val="0"/>
+          <w:numId w:val="15"/>
+        </w:numPr>
+        <w:tabs>
+          <w:tab w:val="clear" w:pos="1134"/>
+          <w:tab w:val="left" w:pos="709" w:leader="none"/>
+        </w:tabs>
+        <w:bidi w:val="0"/>
+        <w:spacing w:before="0" w:after="0"/>
+        <w:ind w:hanging="283" w:start="709"/>
+        <w:jc w:val="start"/>
+        <w:rPr/>
+      </w:pPr>
+      <w:r>
+        <w:rPr/>
+        <w:t xml:space="preserve">按行扫描来源库位；有来源容器时扫描来源容器，再扫描商品或该行允许的容器码。 </w:t>
+      </w:r>
+    </w:p>
+    <w:p>
+      <w:pPr>
+        <w:pStyle w:val="BodyText"/>
+        <w:numPr>
+          <w:ilvl w:val="0"/>
+          <w:numId w:val="15"/>
+        </w:numPr>
+        <w:tabs>
+          <w:tab w:val="clear" w:pos="1134"/>
+          <w:tab w:val="left" w:pos="709" w:leader="none"/>
+        </w:tabs>
+        <w:bidi w:val="0"/>
+        <w:spacing w:before="0" w:after="0"/>
+        <w:ind w:hanging="283" w:start="709"/>
+        <w:jc w:val="start"/>
+        <w:rPr/>
+      </w:pPr>
+      <w:r>
+        <w:rPr/>
+        <w:t xml:space="preserve">有目标容器时扫描目标容器，再扫描目标库位；序列号商品还需逐件扫描序列号。 </w:t>
+      </w:r>
+    </w:p>
+    <w:p>
+      <w:pPr>
+        <w:pStyle w:val="BodyText"/>
+        <w:numPr>
+          <w:ilvl w:val="0"/>
+          <w:numId w:val="15"/>
+        </w:numPr>
+        <w:tabs>
+          <w:tab w:val="clear" w:pos="1134"/>
+          <w:tab w:val="left" w:pos="709" w:leader="none"/>
+        </w:tabs>
+        <w:bidi w:val="0"/>
+        <w:spacing w:before="0" w:after="0"/>
+        <w:ind w:hanging="283" w:start="709"/>
+        <w:jc w:val="start"/>
+        <w:rPr/>
+      </w:pPr>
+      <w:r>
+        <w:rPr/>
+        <w:t xml:space="preserve">填写本次增量，核对不超过剩余量，点击“确认移库”。每次保存成功后查看累计已完成量，再录下一次数量。 </w:t>
+      </w:r>
+    </w:p>
+    <w:p>
+      <w:pPr>
+        <w:pStyle w:val="BodyText"/>
+        <w:numPr>
+          <w:ilvl w:val="0"/>
+          <w:numId w:val="15"/>
+        </w:numPr>
+        <w:tabs>
+          <w:tab w:val="clear" w:pos="1134"/>
+          <w:tab w:val="left" w:pos="709" w:leader="none"/>
+        </w:tabs>
+        <w:bidi w:val="0"/>
+        <w:spacing w:before="0" w:after="0"/>
+        <w:ind w:hanging="283" w:start="709"/>
+        <w:jc w:val="start"/>
+        <w:rPr/>
+      </w:pPr>
+      <w:r>
+        <w:rPr/>
+        <w:t xml:space="preserve">全部行完成后确认过账成功，再核对来源减少、目标增加及容器位置。单次扫描成功不等于整任务已过账。 </w:t>
+      </w:r>
+    </w:p>
+    <w:p>
+      <w:pPr>
+        <w:pStyle w:val="BodyText"/>
+        <w:numPr>
+          <w:ilvl w:val="0"/>
+          <w:numId w:val="15"/>
+        </w:numPr>
+        <w:tabs>
+          <w:tab w:val="clear" w:pos="1134"/>
+          <w:tab w:val="left" w:pos="709" w:leader="none"/>
+        </w:tabs>
+        <w:bidi w:val="0"/>
+        <w:ind w:hanging="283" w:start="709"/>
+        <w:jc w:val="start"/>
+        <w:rPr/>
+      </w:pPr>
+      <w:r>
+        <w:rPr/>
+        <w:t xml:space="preserve">扫描不符、实物短缺或目标不可用时停止搬运，在可操作任务中点击“报告异常”填写说明并通知管理员；操作员不能恢复异常、重试过账或整单作废。 </w:t>
+      </w:r>
+    </w:p>
+    <w:p>
+      <w:pPr>
+        <w:pStyle w:val="BodyText"/>
+        <w:bidi w:val="0"/>
+        <w:jc w:val="start"/>
+        <w:rPr/>
+      </w:pPr>
+      <w:r>
+        <w:rPr/>
+        <w:t>网络失败时保留当前页原扫码内容重试。若系统提示原结果尚未确认，不改库位、商品或数量强行提交；已离开页面则先查任务完成量并由管理员协助核对原记录。</w:t>
+      </w:r>
+    </w:p>
+    <w:p>
+      <w:pPr>
+        <w:pStyle w:val="Heading2"/>
+        <w:bidi w:val="0"/>
+        <w:ind w:hanging="0" w:start="0" w:end="0"/>
+        <w:jc w:val="start"/>
+        <w:rPr/>
+      </w:pPr>
+      <w:bookmarkStart w:id="17" w:name="section-18-要货申请与补货执行"/>
+      <w:bookmarkEnd w:id="17"/>
+      <w:r>
+        <w:rPr/>
+        <w:t>要货申请与补货执行</w:t>
+      </w:r>
+    </w:p>
+    <w:p>
+      <w:pPr>
+        <w:pStyle w:val="BodyText"/>
+        <w:numPr>
+          <w:ilvl w:val="0"/>
+          <w:numId w:val="16"/>
+        </w:numPr>
+        <w:tabs>
+          <w:tab w:val="clear" w:pos="1134"/>
+          <w:tab w:val="left" w:pos="709" w:leader="none"/>
+        </w:tabs>
+        <w:bidi w:val="0"/>
+        <w:spacing w:before="0" w:after="0"/>
+        <w:ind w:hanging="283" w:start="709"/>
+        <w:jc w:val="start"/>
+        <w:rPr/>
+      </w:pPr>
+      <w:r>
+        <w:rPr/>
+        <w:t xml:space="preserve">手工申请功能启用后进入“要货申请”，从策略列表选择正确商品与目标拣货位。列表为空时由管理员维护有效补货策略。 </w:t>
+      </w:r>
+    </w:p>
+    <w:p>
+      <w:pPr>
+        <w:pStyle w:val="BodyText"/>
+        <w:numPr>
+          <w:ilvl w:val="0"/>
+          <w:numId w:val="16"/>
+        </w:numPr>
+        <w:tabs>
+          <w:tab w:val="clear" w:pos="1134"/>
+          <w:tab w:val="left" w:pos="709" w:leader="none"/>
+        </w:tabs>
+        <w:bidi w:val="0"/>
+        <w:spacing w:before="0" w:after="0"/>
+        <w:ind w:hanging="283" w:start="709"/>
+        <w:jc w:val="start"/>
+        <w:rPr/>
+      </w:pPr>
+      <w:r>
+        <w:rPr/>
+        <w:t xml:space="preserve">填写基本单位数量和真实申请原因，点击“提交申请”，在申请记录跟踪待审核、批准或驳回结果。审批未通过前不搬货。 </w:t>
+      </w:r>
+    </w:p>
+    <w:p>
+      <w:pPr>
+        <w:pStyle w:val="BodyText"/>
+        <w:numPr>
+          <w:ilvl w:val="0"/>
+          <w:numId w:val="16"/>
+        </w:numPr>
+        <w:tabs>
+          <w:tab w:val="clear" w:pos="1134"/>
+          <w:tab w:val="left" w:pos="709" w:leader="none"/>
+        </w:tabs>
+        <w:bidi w:val="0"/>
+        <w:spacing w:before="0" w:after="0"/>
+        <w:ind w:hanging="283" w:start="709"/>
+        <w:jc w:val="start"/>
+        <w:rPr/>
+      </w:pPr>
+      <w:r>
+        <w:rPr/>
+        <w:t xml:space="preserve">PDA </w:t>
+      </w:r>
+      <w:r>
+        <w:rPr/>
+        <w:t xml:space="preserve">补货功能启用后，从首页“补货”打开任务。任务来源可能为手工申请、阈值或出库需求；是否自动产生取决于已启用的策略。 </w:t>
+      </w:r>
+    </w:p>
+    <w:p>
+      <w:pPr>
+        <w:pStyle w:val="BodyText"/>
+        <w:numPr>
+          <w:ilvl w:val="0"/>
+          <w:numId w:val="16"/>
+        </w:numPr>
+        <w:tabs>
+          <w:tab w:val="clear" w:pos="1134"/>
+          <w:tab w:val="left" w:pos="709" w:leader="none"/>
+        </w:tabs>
+        <w:bidi w:val="0"/>
+        <w:spacing w:before="0" w:after="0"/>
+        <w:ind w:hanging="283" w:start="709"/>
+        <w:jc w:val="start"/>
+        <w:rPr/>
+      </w:pPr>
+      <w:r>
+        <w:rPr/>
+        <w:t xml:space="preserve">核对货主、仓库、来源库位、目标拣货位、商品、批次和计划数量，点击“领取任务”和“开始补货”。 </w:t>
+      </w:r>
+    </w:p>
+    <w:p>
+      <w:pPr>
+        <w:pStyle w:val="BodyText"/>
+        <w:numPr>
+          <w:ilvl w:val="0"/>
+          <w:numId w:val="16"/>
+        </w:numPr>
+        <w:tabs>
+          <w:tab w:val="clear" w:pos="1134"/>
+          <w:tab w:val="left" w:pos="709" w:leader="none"/>
+        </w:tabs>
+        <w:bidi w:val="0"/>
+        <w:spacing w:before="0" w:after="0"/>
+        <w:ind w:hanging="283" w:start="709"/>
+        <w:jc w:val="start"/>
+        <w:rPr/>
+      </w:pPr>
+      <w:r>
+        <w:rPr/>
+        <w:t>依次扫描</w:t>
+      </w:r>
+      <w:r>
+        <w:rPr/>
+        <w:t>/</w:t>
+      </w:r>
+      <w:r>
+        <w:rPr/>
+        <w:t xml:space="preserve">输入来源库位、商品码、目标库位；序列号商品逐件扫描序列号。填写本次补货增量后点击“确认补货”。 </w:t>
+      </w:r>
+    </w:p>
+    <w:p>
+      <w:pPr>
+        <w:pStyle w:val="BodyText"/>
+        <w:numPr>
+          <w:ilvl w:val="0"/>
+          <w:numId w:val="16"/>
+        </w:numPr>
+        <w:tabs>
+          <w:tab w:val="clear" w:pos="1134"/>
+          <w:tab w:val="left" w:pos="709" w:leader="none"/>
+        </w:tabs>
+        <w:bidi w:val="0"/>
+        <w:spacing w:before="0" w:after="0"/>
+        <w:ind w:hanging="283" w:start="709"/>
+        <w:jc w:val="start"/>
+        <w:rPr/>
+      </w:pPr>
+      <w:r>
+        <w:rPr/>
+        <w:t xml:space="preserve">每次确认后核对已完成量和剩余量，完成全部行后确认过账成功及两个库位的库存变化。 </w:t>
+      </w:r>
+    </w:p>
+    <w:p>
+      <w:pPr>
+        <w:pStyle w:val="BodyText"/>
+        <w:numPr>
+          <w:ilvl w:val="0"/>
+          <w:numId w:val="16"/>
+        </w:numPr>
+        <w:tabs>
+          <w:tab w:val="clear" w:pos="1134"/>
+          <w:tab w:val="left" w:pos="709" w:leader="none"/>
+        </w:tabs>
+        <w:bidi w:val="0"/>
+        <w:ind w:hanging="283" w:start="709"/>
+        <w:jc w:val="start"/>
+        <w:rPr/>
+      </w:pPr>
+      <w:r>
+        <w:rPr/>
+        <w:t xml:space="preserve">网络失败保持原扫描内容重试；实物或库存异常保留任务号交管理员处理，操作员不自行重试过账或重建任务。 </w:t>
+      </w:r>
+    </w:p>
+    <w:p>
+      <w:pPr>
+        <w:pStyle w:val="Heading2"/>
+        <w:bidi w:val="0"/>
+        <w:ind w:hanging="0" w:start="0" w:end="0"/>
+        <w:jc w:val="start"/>
+        <w:rPr/>
+      </w:pPr>
+      <w:bookmarkStart w:id="18" w:name="section-19-POS-额外岗位交接"/>
+      <w:bookmarkEnd w:id="18"/>
+      <w:r>
+        <w:rPr/>
+        <w:t xml:space="preserve">POS </w:t>
+      </w:r>
+      <w:r>
+        <w:rPr/>
+        <w:t>额外岗位交接</w:t>
+      </w:r>
+    </w:p>
+    <w:p>
+      <w:pPr>
+        <w:pStyle w:val="BodyText"/>
+        <w:bidi w:val="0"/>
+        <w:jc w:val="start"/>
+        <w:rPr/>
+      </w:pPr>
+      <w:r>
+        <w:rPr/>
+        <w:t xml:space="preserve">兼任收银员时，先确认已有独立 </w:t>
+      </w:r>
+      <w:r>
+        <w:rPr/>
+        <w:t xml:space="preserve">POS </w:t>
+      </w:r>
+      <w:r>
+        <w:rPr/>
+        <w:t>权限，并按《</w:t>
+      </w:r>
+      <w:r>
+        <w:rPr/>
+        <w:t xml:space="preserve">POS </w:t>
+      </w:r>
+      <w:r>
+        <w:rPr/>
+        <w:t xml:space="preserve">使用手册》开班后办理收银、赊账或客户还款。交班前核对现金、退款、赊账、还款和打印结果；尚未确认的还款必须保留原客户及原请求继续核对，不能交由新账号重复收款。仓库任务完成不能代替 </w:t>
+      </w:r>
+      <w:r>
+        <w:rPr/>
+        <w:t xml:space="preserve">POS </w:t>
+      </w:r>
+      <w:r>
+        <w:rPr/>
+        <w:t>交班。</w:t>
+      </w:r>
+    </w:p>
+    <w:p>
+      <w:pPr>
+        <w:pStyle w:val="Heading2"/>
+        <w:bidi w:val="0"/>
+        <w:ind w:hanging="0" w:start="0" w:end="0"/>
+        <w:jc w:val="start"/>
+        <w:rPr/>
+      </w:pPr>
+      <w:bookmarkStart w:id="19" w:name="section-20-代货主出库"/>
+      <w:bookmarkEnd w:id="19"/>
       <w:r>
         <w:rPr/>
         <w:t>代货主出库</w:t>
@@ -3060,7 +4393,7 @@
         <w:pStyle w:val="BodyText"/>
         <w:numPr>
           <w:ilvl w:val="0"/>
-          <w:numId w:val="12"/>
+          <w:numId w:val="17"/>
         </w:numPr>
         <w:tabs>
           <w:tab w:val="clear" w:pos="1134"/>
@@ -3082,7 +4415,7 @@
         <w:pStyle w:val="BodyText"/>
         <w:numPr>
           <w:ilvl w:val="0"/>
-          <w:numId w:val="12"/>
+          <w:numId w:val="17"/>
         </w:numPr>
         <w:tabs>
           <w:tab w:val="clear" w:pos="1134"/>
@@ -3104,7 +4437,7 @@
         <w:pStyle w:val="BodyText"/>
         <w:numPr>
           <w:ilvl w:val="0"/>
-          <w:numId w:val="12"/>
+          <w:numId w:val="17"/>
         </w:numPr>
         <w:tabs>
           <w:tab w:val="clear" w:pos="1134"/>
@@ -3134,7 +4467,7 @@
         <w:pStyle w:val="BodyText"/>
         <w:numPr>
           <w:ilvl w:val="0"/>
-          <w:numId w:val="12"/>
+          <w:numId w:val="17"/>
         </w:numPr>
         <w:tabs>
           <w:tab w:val="clear" w:pos="1134"/>
@@ -3156,7 +4489,7 @@
         <w:pStyle w:val="BodyText"/>
         <w:numPr>
           <w:ilvl w:val="0"/>
-          <w:numId w:val="12"/>
+          <w:numId w:val="17"/>
         </w:numPr>
         <w:tabs>
           <w:tab w:val="clear" w:pos="1134"/>
@@ -3188,7 +4521,7 @@
         <w:pStyle w:val="BodyText"/>
         <w:numPr>
           <w:ilvl w:val="0"/>
-          <w:numId w:val="12"/>
+          <w:numId w:val="17"/>
         </w:numPr>
         <w:tabs>
           <w:tab w:val="clear" w:pos="1134"/>
@@ -3210,7 +4543,7 @@
         <w:pStyle w:val="BodyText"/>
         <w:numPr>
           <w:ilvl w:val="0"/>
-          <w:numId w:val="12"/>
+          <w:numId w:val="17"/>
         </w:numPr>
         <w:tabs>
           <w:tab w:val="clear" w:pos="1134"/>
@@ -3234,8 +4567,8 @@
         <w:jc w:val="start"/>
         <w:rPr/>
       </w:pPr>
-      <w:bookmarkStart w:id="13" w:name="section-14-拣货-复核与过账"/>
-      <w:bookmarkEnd w:id="13"/>
+      <w:bookmarkStart w:id="20" w:name="section-21-拣货-复核与过账"/>
+      <w:bookmarkEnd w:id="20"/>
       <w:r>
         <w:rPr/>
         <w:t>拣货、复核与过账</w:t>
@@ -3249,8 +4582,8 @@
         <w:jc w:val="start"/>
         <w:rPr/>
       </w:pPr>
-      <w:bookmarkStart w:id="14" w:name="section-15-拣货"/>
-      <w:bookmarkEnd w:id="14"/>
+      <w:bookmarkStart w:id="21" w:name="section-22-拣货"/>
+      <w:bookmarkEnd w:id="21"/>
       <w:r>
         <w:rPr/>
         <w:t>拣货</w:t>
@@ -3261,7 +4594,7 @@
         <w:pStyle w:val="BodyText"/>
         <w:numPr>
           <w:ilvl w:val="0"/>
-          <w:numId w:val="13"/>
+          <w:numId w:val="18"/>
         </w:numPr>
         <w:tabs>
           <w:tab w:val="clear" w:pos="1134"/>
@@ -3283,7 +4616,7 @@
         <w:pStyle w:val="BodyText"/>
         <w:numPr>
           <w:ilvl w:val="0"/>
-          <w:numId w:val="13"/>
+          <w:numId w:val="18"/>
         </w:numPr>
         <w:tabs>
           <w:tab w:val="clear" w:pos="1134"/>
@@ -3305,7 +4638,7 @@
         <w:pStyle w:val="BodyText"/>
         <w:numPr>
           <w:ilvl w:val="0"/>
-          <w:numId w:val="13"/>
+          <w:numId w:val="18"/>
         </w:numPr>
         <w:tabs>
           <w:tab w:val="clear" w:pos="1134"/>
@@ -3327,7 +4660,7 @@
         <w:pStyle w:val="BodyText"/>
         <w:numPr>
           <w:ilvl w:val="0"/>
-          <w:numId w:val="13"/>
+          <w:numId w:val="18"/>
         </w:numPr>
         <w:tabs>
           <w:tab w:val="clear" w:pos="1134"/>
@@ -3349,7 +4682,7 @@
         <w:pStyle w:val="BodyText"/>
         <w:numPr>
           <w:ilvl w:val="0"/>
-          <w:numId w:val="13"/>
+          <w:numId w:val="18"/>
         </w:numPr>
         <w:tabs>
           <w:tab w:val="clear" w:pos="1134"/>
@@ -3373,8 +4706,8 @@
         <w:jc w:val="start"/>
         <w:rPr/>
       </w:pPr>
-      <w:bookmarkStart w:id="15" w:name="section-16-复核和库存生效"/>
-      <w:bookmarkEnd w:id="15"/>
+      <w:bookmarkStart w:id="22" w:name="section-23-复核和库存生效"/>
+      <w:bookmarkEnd w:id="22"/>
       <w:r>
         <w:rPr/>
         <w:t>复核和库存生效</w:t>
@@ -3385,7 +4718,7 @@
         <w:pStyle w:val="BodyText"/>
         <w:numPr>
           <w:ilvl w:val="0"/>
-          <w:numId w:val="14"/>
+          <w:numId w:val="19"/>
         </w:numPr>
         <w:tabs>
           <w:tab w:val="clear" w:pos="1134"/>
@@ -3407,7 +4740,7 @@
         <w:pStyle w:val="BodyText"/>
         <w:numPr>
           <w:ilvl w:val="0"/>
-          <w:numId w:val="14"/>
+          <w:numId w:val="19"/>
         </w:numPr>
         <w:tabs>
           <w:tab w:val="clear" w:pos="1134"/>
@@ -3429,7 +4762,7 @@
         <w:pStyle w:val="BodyText"/>
         <w:numPr>
           <w:ilvl w:val="0"/>
-          <w:numId w:val="14"/>
+          <w:numId w:val="19"/>
         </w:numPr>
         <w:tabs>
           <w:tab w:val="clear" w:pos="1134"/>
@@ -3451,7 +4784,7 @@
         <w:pStyle w:val="BodyText"/>
         <w:numPr>
           <w:ilvl w:val="0"/>
-          <w:numId w:val="14"/>
+          <w:numId w:val="19"/>
         </w:numPr>
         <w:tabs>
           <w:tab w:val="clear" w:pos="1134"/>
@@ -3473,7 +4806,7 @@
         <w:pStyle w:val="BodyText"/>
         <w:numPr>
           <w:ilvl w:val="0"/>
-          <w:numId w:val="14"/>
+          <w:numId w:val="19"/>
         </w:numPr>
         <w:tabs>
           <w:tab w:val="clear" w:pos="1134"/>
@@ -3519,8 +4852,8 @@
         <w:jc w:val="start"/>
         <w:rPr/>
       </w:pPr>
-      <w:bookmarkStart w:id="16" w:name="section-17-库存-报表与交接"/>
-      <w:bookmarkEnd w:id="16"/>
+      <w:bookmarkStart w:id="23" w:name="section-24-库存-报表与交接"/>
+      <w:bookmarkEnd w:id="23"/>
       <w:r>
         <w:rPr/>
         <w:t>库存、报表与交接</w:t>
@@ -3531,7 +4864,7 @@
         <w:pStyle w:val="BodyText"/>
         <w:numPr>
           <w:ilvl w:val="0"/>
-          <w:numId w:val="15"/>
+          <w:numId w:val="20"/>
         </w:numPr>
         <w:tabs>
           <w:tab w:val="clear" w:pos="1134"/>
@@ -3565,7 +4898,7 @@
         <w:pStyle w:val="BodyText"/>
         <w:numPr>
           <w:ilvl w:val="0"/>
-          <w:numId w:val="15"/>
+          <w:numId w:val="20"/>
         </w:numPr>
         <w:tabs>
           <w:tab w:val="clear" w:pos="1134"/>
@@ -3599,7 +4932,7 @@
         <w:pStyle w:val="BodyText"/>
         <w:numPr>
           <w:ilvl w:val="0"/>
-          <w:numId w:val="15"/>
+          <w:numId w:val="20"/>
         </w:numPr>
         <w:tabs>
           <w:tab w:val="clear" w:pos="1134"/>
@@ -3632,7 +4965,7 @@
         <w:pStyle w:val="BodyText"/>
         <w:numPr>
           <w:ilvl w:val="0"/>
-          <w:numId w:val="16"/>
+          <w:numId w:val="21"/>
         </w:numPr>
         <w:tabs>
           <w:tab w:val="clear" w:pos="1134"/>
@@ -3654,7 +4987,7 @@
         <w:pStyle w:val="BodyText"/>
         <w:numPr>
           <w:ilvl w:val="0"/>
-          <w:numId w:val="16"/>
+          <w:numId w:val="21"/>
         </w:numPr>
         <w:tabs>
           <w:tab w:val="clear" w:pos="1134"/>
@@ -3676,7 +5009,7 @@
         <w:pStyle w:val="BodyText"/>
         <w:numPr>
           <w:ilvl w:val="0"/>
-          <w:numId w:val="16"/>
+          <w:numId w:val="21"/>
         </w:numPr>
         <w:tabs>
           <w:tab w:val="clear" w:pos="1134"/>
@@ -3698,7 +5031,59 @@
         <w:pStyle w:val="BodyText"/>
         <w:numPr>
           <w:ilvl w:val="0"/>
-          <w:numId w:val="16"/>
+          <w:numId w:val="21"/>
+        </w:numPr>
+        <w:tabs>
+          <w:tab w:val="clear" w:pos="1134"/>
+          <w:tab w:val="left" w:pos="709" w:leader="none"/>
+        </w:tabs>
+        <w:bidi w:val="0"/>
+        <w:spacing w:before="0" w:after="0"/>
+        <w:ind w:hanging="283" w:start="709"/>
+        <w:jc w:val="start"/>
+        <w:rPr/>
+      </w:pPr>
+      <w:r>
+        <w:rPr/>
+        <w:t xml:space="preserve">移库、补货的未完成量、过账状态和现场实物已明确交接。 </w:t>
+      </w:r>
+    </w:p>
+    <w:p>
+      <w:pPr>
+        <w:pStyle w:val="BodyText"/>
+        <w:numPr>
+          <w:ilvl w:val="0"/>
+          <w:numId w:val="21"/>
+        </w:numPr>
+        <w:tabs>
+          <w:tab w:val="clear" w:pos="1134"/>
+          <w:tab w:val="left" w:pos="709" w:leader="none"/>
+        </w:tabs>
+        <w:bidi w:val="0"/>
+        <w:spacing w:before="0" w:after="0"/>
+        <w:ind w:hanging="283" w:start="709"/>
+        <w:jc w:val="start"/>
+        <w:rPr/>
+      </w:pPr>
+      <w:r>
+        <w:rPr/>
+        <w:t xml:space="preserve">兼任 </w:t>
+      </w:r>
+      <w:r>
+        <w:rPr/>
+        <w:t xml:space="preserve">POS </w:t>
+      </w:r>
+      <w:r>
+        <w:rPr/>
+        <w:t xml:space="preserve">岗位时已核对未确认收付款并按专项流程交班。 </w:t>
+      </w:r>
+    </w:p>
+    <w:p>
+      <w:pPr>
+        <w:pStyle w:val="BodyText"/>
+        <w:numPr>
+          <w:ilvl w:val="0"/>
+          <w:numId w:val="21"/>
         </w:numPr>
         <w:tabs>
           <w:tab w:val="clear" w:pos="1134"/>
@@ -3720,7 +5105,7 @@
         <w:pStyle w:val="BodyText"/>
         <w:numPr>
           <w:ilvl w:val="0"/>
-          <w:numId w:val="16"/>
+          <w:numId w:val="21"/>
         </w:numPr>
         <w:tabs>
           <w:tab w:val="clear" w:pos="1134"/>
@@ -3744,8 +5129,8 @@
         <w:jc w:val="start"/>
         <w:rPr/>
       </w:pPr>
-      <w:bookmarkStart w:id="17" w:name="section-18-常见状态与控制点"/>
-      <w:bookmarkEnd w:id="17"/>
+      <w:bookmarkStart w:id="24" w:name="section-25-常见状态与控制点"/>
+      <w:bookmarkEnd w:id="24"/>
       <w:r>
         <w:rPr/>
         <w:t>常见状态与控制点</w:t>
@@ -3753,21 +5138,21 @@
     </w:p>
     <w:tbl>
       <w:tblPr>
-        <w:tblW w:w="10923" w:type="dxa"/>
+        <w:tblW w:w="10050" w:type="dxa"/>
         <w:jc w:val="start"/>
         <w:tblInd w:w="0" w:type="dxa"/>
         <w:tblLayout w:type="fixed"/>
         <w:tblCellMar>
-          <w:top w:w="28" w:type="dxa"/>
-          <w:start w:w="28" w:type="dxa"/>
-          <w:bottom w:w="28" w:type="dxa"/>
-          <w:end w:w="28" w:type="dxa"/>
+          <w:top w:w="80" w:type="dxa"/>
+          <w:start w:w="80" w:type="dxa"/>
+          <w:bottom w:w="80" w:type="dxa"/>
+          <w:end w:w="80" w:type="dxa"/>
         </w:tblCellMar>
       </w:tblPr>
       <w:tblGrid>
-        <w:gridCol w:w="3061"/>
-        <w:gridCol w:w="3031"/>
-        <w:gridCol w:w="4831"/>
+        <w:gridCol w:w="2827"/>
+        <w:gridCol w:w="2749"/>
+        <w:gridCol w:w="4474"/>
       </w:tblGrid>
       <w:tr>
         <w:trPr>
@@ -3775,63 +5160,87 @@
         </w:trPr>
         <w:tc>
           <w:tcPr>
-            <w:tcW w:w="3061" w:type="dxa"/>
-            <w:tcBorders/>
-            <w:vAlign w:val="center"/>
+            <w:tcW w:w="2827" w:type="dxa"/>
+            <w:tcBorders>
+              <w:top w:val="single" w:sz="2" w:space="0" w:color="BDC9DA"/>
+              <w:start w:val="single" w:sz="2" w:space="0" w:color="BDC9DA"/>
+              <w:bottom w:val="single" w:sz="2" w:space="0" w:color="BDC9DA"/>
+              <w:end w:val="single" w:sz="2" w:space="0" w:color="BDC9DA"/>
+            </w:tcBorders>
+            <w:shd w:fill="EAF1FD" w:val="clear"/>
           </w:tcPr>
           <w:p>
             <w:pPr>
               <w:pStyle w:val="TableHeading"/>
-              <w:suppressLineNumbers/>
               <w:bidi w:val="0"/>
               <w:spacing w:before="0" w:after="283"/>
-              <w:jc w:val="center"/>
-              <w:rPr/>
+              <w:ind w:hanging="0" w:start="0" w:end="0"/>
+              <w:rPr>
+                <w:sz w:val="18"/>
+              </w:rPr>
             </w:pPr>
             <w:r>
-              <w:rPr/>
+              <w:rPr>
+                <w:sz w:val="18"/>
+              </w:rPr>
               <w:t>状态</w:t>
             </w:r>
           </w:p>
         </w:tc>
         <w:tc>
           <w:tcPr>
-            <w:tcW w:w="3031" w:type="dxa"/>
-            <w:tcBorders/>
-            <w:vAlign w:val="center"/>
+            <w:tcW w:w="2749" w:type="dxa"/>
+            <w:tcBorders>
+              <w:top w:val="single" w:sz="2" w:space="0" w:color="BDC9DA"/>
+              <w:start w:val="single" w:sz="2" w:space="0" w:color="BDC9DA"/>
+              <w:bottom w:val="single" w:sz="2" w:space="0" w:color="BDC9DA"/>
+              <w:end w:val="single" w:sz="2" w:space="0" w:color="BDC9DA"/>
+            </w:tcBorders>
+            <w:shd w:fill="EAF1FD" w:val="clear"/>
           </w:tcPr>
           <w:p>
             <w:pPr>
               <w:pStyle w:val="TableHeading"/>
-              <w:suppressLineNumbers/>
               <w:bidi w:val="0"/>
               <w:spacing w:before="0" w:after="283"/>
-              <w:jc w:val="center"/>
-              <w:rPr/>
+              <w:ind w:hanging="0" w:start="0" w:end="0"/>
+              <w:rPr>
+                <w:sz w:val="18"/>
+              </w:rPr>
             </w:pPr>
             <w:r>
-              <w:rPr/>
+              <w:rPr>
+                <w:sz w:val="18"/>
+              </w:rPr>
               <w:t>含义</w:t>
             </w:r>
           </w:p>
         </w:tc>
         <w:tc>
           <w:tcPr>
-            <w:tcW w:w="4831" w:type="dxa"/>
-            <w:tcBorders/>
-            <w:vAlign w:val="center"/>
+            <w:tcW w:w="4474" w:type="dxa"/>
+            <w:tcBorders>
+              <w:top w:val="single" w:sz="2" w:space="0" w:color="BDC9DA"/>
+              <w:start w:val="single" w:sz="2" w:space="0" w:color="BDC9DA"/>
+              <w:bottom w:val="single" w:sz="2" w:space="0" w:color="BDC9DA"/>
+              <w:end w:val="single" w:sz="2" w:space="0" w:color="BDC9DA"/>
+            </w:tcBorders>
+            <w:shd w:fill="EAF1FD" w:val="clear"/>
           </w:tcPr>
           <w:p>
             <w:pPr>
               <w:pStyle w:val="TableHeading"/>
-              <w:suppressLineNumbers/>
               <w:bidi w:val="0"/>
               <w:spacing w:before="0" w:after="283"/>
-              <w:jc w:val="center"/>
-              <w:rPr/>
+              <w:ind w:hanging="0" w:start="0" w:end="0"/>
+              <w:rPr>
+                <w:sz w:val="18"/>
+              </w:rPr>
             </w:pPr>
             <w:r>
-              <w:rPr/>
+              <w:rPr>
+                <w:sz w:val="18"/>
+              </w:rPr>
               <w:t>操作要求</w:t>
             </w:r>
           </w:p>
@@ -3841,64 +5250,91 @@
         <w:trPr/>
         <w:tc>
           <w:tcPr>
-            <w:tcW w:w="3061" w:type="dxa"/>
-            <w:tcBorders/>
-            <w:vAlign w:val="center"/>
+            <w:tcW w:w="2827" w:type="dxa"/>
+            <w:tcBorders>
+              <w:top w:val="single" w:sz="2" w:space="0" w:color="BDC9DA"/>
+              <w:start w:val="single" w:sz="2" w:space="0" w:color="BDC9DA"/>
+              <w:bottom w:val="single" w:sz="2" w:space="0" w:color="BDC9DA"/>
+              <w:end w:val="single" w:sz="2" w:space="0" w:color="BDC9DA"/>
+            </w:tcBorders>
           </w:tcPr>
           <w:p>
             <w:pPr>
               <w:pStyle w:val="TableContents"/>
               <w:bidi w:val="0"/>
               <w:spacing w:before="0" w:after="283"/>
+              <w:ind w:hanging="0" w:start="0" w:end="0"/>
               <w:jc w:val="start"/>
               <w:rPr/>
             </w:pPr>
             <w:r>
-              <w:rPr/>
+              <w:rPr>
+                <w:sz w:val="18"/>
+              </w:rPr>
               <w:t xml:space="preserve">草稿 </w:t>
             </w:r>
             <w:r>
-              <w:rPr/>
+              <w:rPr>
+                <w:sz w:val="18"/>
+              </w:rPr>
               <w:t>/ DRAFT</w:t>
             </w:r>
           </w:p>
         </w:tc>
         <w:tc>
           <w:tcPr>
-            <w:tcW w:w="3031" w:type="dxa"/>
-            <w:tcBorders/>
-            <w:vAlign w:val="center"/>
+            <w:tcW w:w="2749" w:type="dxa"/>
+            <w:tcBorders>
+              <w:top w:val="single" w:sz="2" w:space="0" w:color="BDC9DA"/>
+              <w:start w:val="single" w:sz="2" w:space="0" w:color="BDC9DA"/>
+              <w:bottom w:val="single" w:sz="2" w:space="0" w:color="BDC9DA"/>
+              <w:end w:val="single" w:sz="2" w:space="0" w:color="BDC9DA"/>
+            </w:tcBorders>
           </w:tcPr>
           <w:p>
             <w:pPr>
               <w:pStyle w:val="TableContents"/>
               <w:bidi w:val="0"/>
               <w:spacing w:before="0" w:after="283"/>
+              <w:ind w:hanging="0" w:start="0" w:end="0"/>
               <w:jc w:val="start"/>
-              <w:rPr/>
+              <w:rPr>
+                <w:sz w:val="18"/>
+              </w:rPr>
             </w:pPr>
             <w:r>
-              <w:rPr/>
+              <w:rPr>
+                <w:sz w:val="18"/>
+              </w:rPr>
               <w:t>单据尚未正式提交</w:t>
             </w:r>
           </w:p>
         </w:tc>
         <w:tc>
           <w:tcPr>
-            <w:tcW w:w="4831" w:type="dxa"/>
-            <w:tcBorders/>
-            <w:vAlign w:val="center"/>
+            <w:tcW w:w="4474" w:type="dxa"/>
+            <w:tcBorders>
+              <w:top w:val="single" w:sz="2" w:space="0" w:color="BDC9DA"/>
+              <w:start w:val="single" w:sz="2" w:space="0" w:color="BDC9DA"/>
+              <w:bottom w:val="single" w:sz="2" w:space="0" w:color="BDC9DA"/>
+              <w:end w:val="single" w:sz="2" w:space="0" w:color="BDC9DA"/>
+            </w:tcBorders>
           </w:tcPr>
           <w:p>
             <w:pPr>
               <w:pStyle w:val="TableContents"/>
               <w:bidi w:val="0"/>
               <w:spacing w:before="0" w:after="283"/>
+              <w:ind w:hanging="0" w:start="0" w:end="0"/>
               <w:jc w:val="start"/>
-              <w:rPr/>
+              <w:rPr>
+                <w:sz w:val="18"/>
+              </w:rPr>
             </w:pPr>
             <w:r>
-              <w:rPr/>
+              <w:rPr>
+                <w:sz w:val="18"/>
+              </w:rPr>
               <w:t>原创建人可在权限允许时修改、提交或删除未生效内容</w:t>
             </w:r>
           </w:p>
@@ -3908,64 +5344,91 @@
         <w:trPr/>
         <w:tc>
           <w:tcPr>
-            <w:tcW w:w="3061" w:type="dxa"/>
-            <w:tcBorders/>
-            <w:vAlign w:val="center"/>
+            <w:tcW w:w="2827" w:type="dxa"/>
+            <w:tcBorders>
+              <w:top w:val="single" w:sz="2" w:space="0" w:color="BDC9DA"/>
+              <w:start w:val="single" w:sz="2" w:space="0" w:color="BDC9DA"/>
+              <w:bottom w:val="single" w:sz="2" w:space="0" w:color="BDC9DA"/>
+              <w:end w:val="single" w:sz="2" w:space="0" w:color="BDC9DA"/>
+            </w:tcBorders>
           </w:tcPr>
           <w:p>
             <w:pPr>
               <w:pStyle w:val="TableContents"/>
               <w:bidi w:val="0"/>
               <w:spacing w:before="0" w:after="283"/>
+              <w:ind w:hanging="0" w:start="0" w:end="0"/>
               <w:jc w:val="start"/>
               <w:rPr/>
             </w:pPr>
             <w:r>
-              <w:rPr/>
+              <w:rPr>
+                <w:sz w:val="18"/>
+              </w:rPr>
               <w:t xml:space="preserve">待货主审核 </w:t>
             </w:r>
             <w:r>
-              <w:rPr/>
+              <w:rPr>
+                <w:sz w:val="18"/>
+              </w:rPr>
               <w:t>/ OWNER_PENDING</w:t>
             </w:r>
           </w:p>
         </w:tc>
         <w:tc>
           <w:tcPr>
-            <w:tcW w:w="3031" w:type="dxa"/>
-            <w:tcBorders/>
-            <w:vAlign w:val="center"/>
+            <w:tcW w:w="2749" w:type="dxa"/>
+            <w:tcBorders>
+              <w:top w:val="single" w:sz="2" w:space="0" w:color="BDC9DA"/>
+              <w:start w:val="single" w:sz="2" w:space="0" w:color="BDC9DA"/>
+              <w:bottom w:val="single" w:sz="2" w:space="0" w:color="BDC9DA"/>
+              <w:end w:val="single" w:sz="2" w:space="0" w:color="BDC9DA"/>
+            </w:tcBorders>
           </w:tcPr>
           <w:p>
             <w:pPr>
               <w:pStyle w:val="TableContents"/>
               <w:bidi w:val="0"/>
               <w:spacing w:before="0" w:after="283"/>
+              <w:ind w:hanging="0" w:start="0" w:end="0"/>
               <w:jc w:val="start"/>
-              <w:rPr/>
+              <w:rPr>
+                <w:sz w:val="18"/>
+              </w:rPr>
             </w:pPr>
             <w:r>
-              <w:rPr/>
+              <w:rPr>
+                <w:sz w:val="18"/>
+              </w:rPr>
               <w:t>业务员已经提交</w:t>
             </w:r>
           </w:p>
         </w:tc>
         <w:tc>
           <w:tcPr>
-            <w:tcW w:w="4831" w:type="dxa"/>
-            <w:tcBorders/>
-            <w:vAlign w:val="center"/>
+            <w:tcW w:w="4474" w:type="dxa"/>
+            <w:tcBorders>
+              <w:top w:val="single" w:sz="2" w:space="0" w:color="BDC9DA"/>
+              <w:start w:val="single" w:sz="2" w:space="0" w:color="BDC9DA"/>
+              <w:bottom w:val="single" w:sz="2" w:space="0" w:color="BDC9DA"/>
+              <w:end w:val="single" w:sz="2" w:space="0" w:color="BDC9DA"/>
+            </w:tcBorders>
           </w:tcPr>
           <w:p>
             <w:pPr>
               <w:pStyle w:val="TableContents"/>
               <w:bidi w:val="0"/>
               <w:spacing w:before="0" w:after="283"/>
+              <w:ind w:hanging="0" w:start="0" w:end="0"/>
               <w:jc w:val="start"/>
-              <w:rPr/>
+              <w:rPr>
+                <w:sz w:val="18"/>
+              </w:rPr>
             </w:pPr>
             <w:r>
-              <w:rPr/>
+              <w:rPr>
+                <w:sz w:val="18"/>
+              </w:rPr>
               <w:t>等待货主管理员通过、退回或取消</w:t>
             </w:r>
           </w:p>
@@ -3975,64 +5438,91 @@
         <w:trPr/>
         <w:tc>
           <w:tcPr>
-            <w:tcW w:w="3061" w:type="dxa"/>
-            <w:tcBorders/>
-            <w:vAlign w:val="center"/>
+            <w:tcW w:w="2827" w:type="dxa"/>
+            <w:tcBorders>
+              <w:top w:val="single" w:sz="2" w:space="0" w:color="BDC9DA"/>
+              <w:start w:val="single" w:sz="2" w:space="0" w:color="BDC9DA"/>
+              <w:bottom w:val="single" w:sz="2" w:space="0" w:color="BDC9DA"/>
+              <w:end w:val="single" w:sz="2" w:space="0" w:color="BDC9DA"/>
+            </w:tcBorders>
           </w:tcPr>
           <w:p>
             <w:pPr>
               <w:pStyle w:val="TableContents"/>
               <w:bidi w:val="0"/>
               <w:spacing w:before="0" w:after="283"/>
+              <w:ind w:hanging="0" w:start="0" w:end="0"/>
               <w:jc w:val="start"/>
               <w:rPr/>
             </w:pPr>
             <w:r>
-              <w:rPr/>
+              <w:rPr>
+                <w:sz w:val="18"/>
+              </w:rPr>
               <w:t xml:space="preserve">货主已通过 </w:t>
             </w:r>
             <w:r>
-              <w:rPr/>
+              <w:rPr>
+                <w:sz w:val="18"/>
+              </w:rPr>
               <w:t>/ OWNER_APPROVED</w:t>
             </w:r>
           </w:p>
         </w:tc>
         <w:tc>
           <w:tcPr>
-            <w:tcW w:w="3031" w:type="dxa"/>
-            <w:tcBorders/>
-            <w:vAlign w:val="center"/>
+            <w:tcW w:w="2749" w:type="dxa"/>
+            <w:tcBorders>
+              <w:top w:val="single" w:sz="2" w:space="0" w:color="BDC9DA"/>
+              <w:start w:val="single" w:sz="2" w:space="0" w:color="BDC9DA"/>
+              <w:bottom w:val="single" w:sz="2" w:space="0" w:color="BDC9DA"/>
+              <w:end w:val="single" w:sz="2" w:space="0" w:color="BDC9DA"/>
+            </w:tcBorders>
           </w:tcPr>
           <w:p>
             <w:pPr>
               <w:pStyle w:val="TableContents"/>
               <w:bidi w:val="0"/>
               <w:spacing w:before="0" w:after="283"/>
+              <w:ind w:hanging="0" w:start="0" w:end="0"/>
               <w:jc w:val="start"/>
-              <w:rPr/>
+              <w:rPr>
+                <w:sz w:val="18"/>
+              </w:rPr>
             </w:pPr>
             <w:r>
-              <w:rPr/>
+              <w:rPr>
+                <w:sz w:val="18"/>
+              </w:rPr>
               <w:t>商业条件已确认，库存可能已冻结</w:t>
             </w:r>
           </w:p>
         </w:tc>
         <w:tc>
           <w:tcPr>
-            <w:tcW w:w="4831" w:type="dxa"/>
-            <w:tcBorders/>
-            <w:vAlign w:val="center"/>
+            <w:tcW w:w="4474" w:type="dxa"/>
+            <w:tcBorders>
+              <w:top w:val="single" w:sz="2" w:space="0" w:color="BDC9DA"/>
+              <w:start w:val="single" w:sz="2" w:space="0" w:color="BDC9DA"/>
+              <w:bottom w:val="single" w:sz="2" w:space="0" w:color="BDC9DA"/>
+              <w:end w:val="single" w:sz="2" w:space="0" w:color="BDC9DA"/>
+            </w:tcBorders>
           </w:tcPr>
           <w:p>
             <w:pPr>
               <w:pStyle w:val="TableContents"/>
               <w:bidi w:val="0"/>
               <w:spacing w:before="0" w:after="283"/>
+              <w:ind w:hanging="0" w:start="0" w:end="0"/>
               <w:jc w:val="start"/>
-              <w:rPr/>
+              <w:rPr>
+                <w:sz w:val="18"/>
+              </w:rPr>
             </w:pPr>
             <w:r>
-              <w:rPr/>
+              <w:rPr>
+                <w:sz w:val="18"/>
+              </w:rPr>
               <w:t>等待仓库管理员确认并发布任务</w:t>
             </w:r>
           </w:p>
@@ -4042,64 +5532,91 @@
         <w:trPr/>
         <w:tc>
           <w:tcPr>
-            <w:tcW w:w="3061" w:type="dxa"/>
-            <w:tcBorders/>
-            <w:vAlign w:val="center"/>
+            <w:tcW w:w="2827" w:type="dxa"/>
+            <w:tcBorders>
+              <w:top w:val="single" w:sz="2" w:space="0" w:color="BDC9DA"/>
+              <w:start w:val="single" w:sz="2" w:space="0" w:color="BDC9DA"/>
+              <w:bottom w:val="single" w:sz="2" w:space="0" w:color="BDC9DA"/>
+              <w:end w:val="single" w:sz="2" w:space="0" w:color="BDC9DA"/>
+            </w:tcBorders>
           </w:tcPr>
           <w:p>
             <w:pPr>
               <w:pStyle w:val="TableContents"/>
               <w:bidi w:val="0"/>
               <w:spacing w:before="0" w:after="283"/>
+              <w:ind w:hanging="0" w:start="0" w:end="0"/>
               <w:jc w:val="start"/>
               <w:rPr/>
             </w:pPr>
             <w:r>
-              <w:rPr/>
+              <w:rPr>
+                <w:sz w:val="18"/>
+              </w:rPr>
               <w:t xml:space="preserve">待仓库确认 </w:t>
             </w:r>
             <w:r>
-              <w:rPr/>
+              <w:rPr>
+                <w:sz w:val="18"/>
+              </w:rPr>
               <w:t>/ WHS_PENDING</w:t>
             </w:r>
           </w:p>
         </w:tc>
         <w:tc>
           <w:tcPr>
-            <w:tcW w:w="3031" w:type="dxa"/>
-            <w:tcBorders/>
-            <w:vAlign w:val="center"/>
+            <w:tcW w:w="2749" w:type="dxa"/>
+            <w:tcBorders>
+              <w:top w:val="single" w:sz="2" w:space="0" w:color="BDC9DA"/>
+              <w:start w:val="single" w:sz="2" w:space="0" w:color="BDC9DA"/>
+              <w:bottom w:val="single" w:sz="2" w:space="0" w:color="BDC9DA"/>
+              <w:end w:val="single" w:sz="2" w:space="0" w:color="BDC9DA"/>
+            </w:tcBorders>
           </w:tcPr>
           <w:p>
             <w:pPr>
               <w:pStyle w:val="TableContents"/>
               <w:bidi w:val="0"/>
               <w:spacing w:before="0" w:after="283"/>
+              <w:ind w:hanging="0" w:start="0" w:end="0"/>
               <w:jc w:val="start"/>
-              <w:rPr/>
+              <w:rPr>
+                <w:sz w:val="18"/>
+              </w:rPr>
             </w:pPr>
             <w:r>
-              <w:rPr/>
+              <w:rPr>
+                <w:sz w:val="18"/>
+              </w:rPr>
               <w:t>等待仓库接单</w:t>
             </w:r>
           </w:p>
         </w:tc>
         <w:tc>
           <w:tcPr>
-            <w:tcW w:w="4831" w:type="dxa"/>
-            <w:tcBorders/>
-            <w:vAlign w:val="center"/>
+            <w:tcW w:w="4474" w:type="dxa"/>
+            <w:tcBorders>
+              <w:top w:val="single" w:sz="2" w:space="0" w:color="BDC9DA"/>
+              <w:start w:val="single" w:sz="2" w:space="0" w:color="BDC9DA"/>
+              <w:bottom w:val="single" w:sz="2" w:space="0" w:color="BDC9DA"/>
+              <w:end w:val="single" w:sz="2" w:space="0" w:color="BDC9DA"/>
+            </w:tcBorders>
           </w:tcPr>
           <w:p>
             <w:pPr>
               <w:pStyle w:val="TableContents"/>
               <w:bidi w:val="0"/>
               <w:spacing w:before="0" w:after="283"/>
+              <w:ind w:hanging="0" w:start="0" w:end="0"/>
               <w:jc w:val="start"/>
-              <w:rPr/>
+              <w:rPr>
+                <w:sz w:val="18"/>
+              </w:rPr>
             </w:pPr>
             <w:r>
-              <w:rPr/>
+              <w:rPr>
+                <w:sz w:val="18"/>
+              </w:rPr>
               <w:t>仓库管理员检查仓库、库存和履约条件</w:t>
             </w:r>
           </w:p>
@@ -4109,64 +5626,91 @@
         <w:trPr/>
         <w:tc>
           <w:tcPr>
-            <w:tcW w:w="3061" w:type="dxa"/>
-            <w:tcBorders/>
-            <w:vAlign w:val="center"/>
+            <w:tcW w:w="2827" w:type="dxa"/>
+            <w:tcBorders>
+              <w:top w:val="single" w:sz="2" w:space="0" w:color="BDC9DA"/>
+              <w:start w:val="single" w:sz="2" w:space="0" w:color="BDC9DA"/>
+              <w:bottom w:val="single" w:sz="2" w:space="0" w:color="BDC9DA"/>
+              <w:end w:val="single" w:sz="2" w:space="0" w:color="BDC9DA"/>
+            </w:tcBorders>
           </w:tcPr>
           <w:p>
             <w:pPr>
               <w:pStyle w:val="TableContents"/>
               <w:bidi w:val="0"/>
               <w:spacing w:before="0" w:after="283"/>
+              <w:ind w:hanging="0" w:start="0" w:end="0"/>
               <w:jc w:val="start"/>
               <w:rPr/>
             </w:pPr>
             <w:r>
-              <w:rPr/>
+              <w:rPr>
+                <w:sz w:val="18"/>
+              </w:rPr>
               <w:t xml:space="preserve">仓库已确认 </w:t>
             </w:r>
             <w:r>
-              <w:rPr/>
+              <w:rPr>
+                <w:sz w:val="18"/>
+              </w:rPr>
               <w:t>/ WHS_APPROVED</w:t>
             </w:r>
           </w:p>
         </w:tc>
         <w:tc>
           <w:tcPr>
-            <w:tcW w:w="3031" w:type="dxa"/>
-            <w:tcBorders/>
-            <w:vAlign w:val="center"/>
+            <w:tcW w:w="2749" w:type="dxa"/>
+            <w:tcBorders>
+              <w:top w:val="single" w:sz="2" w:space="0" w:color="BDC9DA"/>
+              <w:start w:val="single" w:sz="2" w:space="0" w:color="BDC9DA"/>
+              <w:bottom w:val="single" w:sz="2" w:space="0" w:color="BDC9DA"/>
+              <w:end w:val="single" w:sz="2" w:space="0" w:color="BDC9DA"/>
+            </w:tcBorders>
           </w:tcPr>
           <w:p>
             <w:pPr>
               <w:pStyle w:val="TableContents"/>
               <w:bidi w:val="0"/>
               <w:spacing w:before="0" w:after="283"/>
+              <w:ind w:hanging="0" w:start="0" w:end="0"/>
               <w:jc w:val="start"/>
-              <w:rPr/>
+              <w:rPr>
+                <w:sz w:val="18"/>
+              </w:rPr>
             </w:pPr>
             <w:r>
-              <w:rPr/>
+              <w:rPr>
+                <w:sz w:val="18"/>
+              </w:rPr>
               <w:t>已进入仓库履约</w:t>
             </w:r>
           </w:p>
         </w:tc>
         <w:tc>
           <w:tcPr>
-            <w:tcW w:w="4831" w:type="dxa"/>
-            <w:tcBorders/>
-            <w:vAlign w:val="center"/>
+            <w:tcW w:w="4474" w:type="dxa"/>
+            <w:tcBorders>
+              <w:top w:val="single" w:sz="2" w:space="0" w:color="BDC9DA"/>
+              <w:start w:val="single" w:sz="2" w:space="0" w:color="BDC9DA"/>
+              <w:bottom w:val="single" w:sz="2" w:space="0" w:color="BDC9DA"/>
+              <w:end w:val="single" w:sz="2" w:space="0" w:color="BDC9DA"/>
+            </w:tcBorders>
           </w:tcPr>
           <w:p>
             <w:pPr>
               <w:pStyle w:val="TableContents"/>
               <w:bidi w:val="0"/>
               <w:spacing w:before="0" w:after="283"/>
+              <w:ind w:hanging="0" w:start="0" w:end="0"/>
               <w:jc w:val="start"/>
-              <w:rPr/>
+              <w:rPr>
+                <w:sz w:val="18"/>
+              </w:rPr>
             </w:pPr>
             <w:r>
-              <w:rPr/>
+              <w:rPr>
+                <w:sz w:val="18"/>
+              </w:rPr>
               <w:t>不得随意修改原订单</w:t>
             </w:r>
           </w:p>
@@ -4176,64 +5720,91 @@
         <w:trPr/>
         <w:tc>
           <w:tcPr>
-            <w:tcW w:w="3061" w:type="dxa"/>
-            <w:tcBorders/>
-            <w:vAlign w:val="center"/>
+            <w:tcW w:w="2827" w:type="dxa"/>
+            <w:tcBorders>
+              <w:top w:val="single" w:sz="2" w:space="0" w:color="BDC9DA"/>
+              <w:start w:val="single" w:sz="2" w:space="0" w:color="BDC9DA"/>
+              <w:bottom w:val="single" w:sz="2" w:space="0" w:color="BDC9DA"/>
+              <w:end w:val="single" w:sz="2" w:space="0" w:color="BDC9DA"/>
+            </w:tcBorders>
           </w:tcPr>
           <w:p>
             <w:pPr>
               <w:pStyle w:val="TableContents"/>
               <w:bidi w:val="0"/>
               <w:spacing w:before="0" w:after="283"/>
+              <w:ind w:hanging="0" w:start="0" w:end="0"/>
               <w:jc w:val="start"/>
               <w:rPr/>
             </w:pPr>
             <w:r>
-              <w:rPr/>
+              <w:rPr>
+                <w:sz w:val="18"/>
+              </w:rPr>
               <w:t xml:space="preserve">保留 </w:t>
             </w:r>
             <w:r>
-              <w:rPr/>
+              <w:rPr>
+                <w:sz w:val="18"/>
+              </w:rPr>
               <w:t>/ RESERVED</w:t>
             </w:r>
           </w:p>
         </w:tc>
         <w:tc>
           <w:tcPr>
-            <w:tcW w:w="3031" w:type="dxa"/>
-            <w:tcBorders/>
-            <w:vAlign w:val="center"/>
+            <w:tcW w:w="2749" w:type="dxa"/>
+            <w:tcBorders>
+              <w:top w:val="single" w:sz="2" w:space="0" w:color="BDC9DA"/>
+              <w:start w:val="single" w:sz="2" w:space="0" w:color="BDC9DA"/>
+              <w:bottom w:val="single" w:sz="2" w:space="0" w:color="BDC9DA"/>
+              <w:end w:val="single" w:sz="2" w:space="0" w:color="BDC9DA"/>
+            </w:tcBorders>
           </w:tcPr>
           <w:p>
             <w:pPr>
               <w:pStyle w:val="TableContents"/>
               <w:bidi w:val="0"/>
               <w:spacing w:before="0" w:after="283"/>
+              <w:ind w:hanging="0" w:start="0" w:end="0"/>
               <w:jc w:val="start"/>
-              <w:rPr/>
+              <w:rPr>
+                <w:sz w:val="18"/>
+              </w:rPr>
             </w:pPr>
             <w:r>
-              <w:rPr/>
+              <w:rPr>
+                <w:sz w:val="18"/>
+              </w:rPr>
               <w:t>任务已因货主审核创建但尚未发布</w:t>
             </w:r>
           </w:p>
         </w:tc>
         <w:tc>
           <w:tcPr>
-            <w:tcW w:w="4831" w:type="dxa"/>
-            <w:tcBorders/>
-            <w:vAlign w:val="center"/>
+            <w:tcW w:w="4474" w:type="dxa"/>
+            <w:tcBorders>
+              <w:top w:val="single" w:sz="2" w:space="0" w:color="BDC9DA"/>
+              <w:start w:val="single" w:sz="2" w:space="0" w:color="BDC9DA"/>
+              <w:bottom w:val="single" w:sz="2" w:space="0" w:color="BDC9DA"/>
+              <w:end w:val="single" w:sz="2" w:space="0" w:color="BDC9DA"/>
+            </w:tcBorders>
           </w:tcPr>
           <w:p>
             <w:pPr>
               <w:pStyle w:val="TableContents"/>
               <w:bidi w:val="0"/>
               <w:spacing w:before="0" w:after="283"/>
+              <w:ind w:hanging="0" w:start="0" w:end="0"/>
               <w:jc w:val="start"/>
-              <w:rPr/>
+              <w:rPr>
+                <w:sz w:val="18"/>
+              </w:rPr>
             </w:pPr>
             <w:r>
-              <w:rPr/>
+              <w:rPr>
+                <w:sz w:val="18"/>
+              </w:rPr>
               <w:t>仓库确认前不得现场执行</w:t>
             </w:r>
           </w:p>
@@ -4243,64 +5814,91 @@
         <w:trPr/>
         <w:tc>
           <w:tcPr>
-            <w:tcW w:w="3061" w:type="dxa"/>
-            <w:tcBorders/>
-            <w:vAlign w:val="center"/>
+            <w:tcW w:w="2827" w:type="dxa"/>
+            <w:tcBorders>
+              <w:top w:val="single" w:sz="2" w:space="0" w:color="BDC9DA"/>
+              <w:start w:val="single" w:sz="2" w:space="0" w:color="BDC9DA"/>
+              <w:bottom w:val="single" w:sz="2" w:space="0" w:color="BDC9DA"/>
+              <w:end w:val="single" w:sz="2" w:space="0" w:color="BDC9DA"/>
+            </w:tcBorders>
           </w:tcPr>
           <w:p>
             <w:pPr>
               <w:pStyle w:val="TableContents"/>
               <w:bidi w:val="0"/>
               <w:spacing w:before="0" w:after="283"/>
+              <w:ind w:hanging="0" w:start="0" w:end="0"/>
               <w:jc w:val="start"/>
               <w:rPr/>
             </w:pPr>
             <w:r>
-              <w:rPr/>
+              <w:rPr>
+                <w:sz w:val="18"/>
+              </w:rPr>
               <w:t xml:space="preserve">待发布 </w:t>
             </w:r>
             <w:r>
-              <w:rPr/>
+              <w:rPr>
+                <w:sz w:val="18"/>
+              </w:rPr>
               <w:t>/ READY</w:t>
             </w:r>
           </w:p>
         </w:tc>
         <w:tc>
           <w:tcPr>
-            <w:tcW w:w="3031" w:type="dxa"/>
-            <w:tcBorders/>
-            <w:vAlign w:val="center"/>
+            <w:tcW w:w="2749" w:type="dxa"/>
+            <w:tcBorders>
+              <w:top w:val="single" w:sz="2" w:space="0" w:color="BDC9DA"/>
+              <w:start w:val="single" w:sz="2" w:space="0" w:color="BDC9DA"/>
+              <w:bottom w:val="single" w:sz="2" w:space="0" w:color="BDC9DA"/>
+              <w:end w:val="single" w:sz="2" w:space="0" w:color="BDC9DA"/>
+            </w:tcBorders>
           </w:tcPr>
           <w:p>
             <w:pPr>
               <w:pStyle w:val="TableContents"/>
               <w:bidi w:val="0"/>
               <w:spacing w:before="0" w:after="283"/>
+              <w:ind w:hanging="0" w:start="0" w:end="0"/>
               <w:jc w:val="start"/>
-              <w:rPr/>
+              <w:rPr>
+                <w:sz w:val="18"/>
+              </w:rPr>
             </w:pPr>
             <w:r>
-              <w:rPr/>
+              <w:rPr>
+                <w:sz w:val="18"/>
+              </w:rPr>
               <w:t>任务具备发布条件</w:t>
             </w:r>
           </w:p>
         </w:tc>
         <w:tc>
           <w:tcPr>
-            <w:tcW w:w="4831" w:type="dxa"/>
-            <w:tcBorders/>
-            <w:vAlign w:val="center"/>
+            <w:tcW w:w="4474" w:type="dxa"/>
+            <w:tcBorders>
+              <w:top w:val="single" w:sz="2" w:space="0" w:color="BDC9DA"/>
+              <w:start w:val="single" w:sz="2" w:space="0" w:color="BDC9DA"/>
+              <w:bottom w:val="single" w:sz="2" w:space="0" w:color="BDC9DA"/>
+              <w:end w:val="single" w:sz="2" w:space="0" w:color="BDC9DA"/>
+            </w:tcBorders>
           </w:tcPr>
           <w:p>
             <w:pPr>
               <w:pStyle w:val="TableContents"/>
               <w:bidi w:val="0"/>
               <w:spacing w:before="0" w:after="283"/>
+              <w:ind w:hanging="0" w:start="0" w:end="0"/>
               <w:jc w:val="start"/>
-              <w:rPr/>
+              <w:rPr>
+                <w:sz w:val="18"/>
+              </w:rPr>
             </w:pPr>
             <w:r>
-              <w:rPr/>
+              <w:rPr>
+                <w:sz w:val="18"/>
+              </w:rPr>
               <w:t>由仓库管理员发布</w:t>
             </w:r>
           </w:p>
@@ -4310,64 +5908,91 @@
         <w:trPr/>
         <w:tc>
           <w:tcPr>
-            <w:tcW w:w="3061" w:type="dxa"/>
-            <w:tcBorders/>
-            <w:vAlign w:val="center"/>
+            <w:tcW w:w="2827" w:type="dxa"/>
+            <w:tcBorders>
+              <w:top w:val="single" w:sz="2" w:space="0" w:color="BDC9DA"/>
+              <w:start w:val="single" w:sz="2" w:space="0" w:color="BDC9DA"/>
+              <w:bottom w:val="single" w:sz="2" w:space="0" w:color="BDC9DA"/>
+              <w:end w:val="single" w:sz="2" w:space="0" w:color="BDC9DA"/>
+            </w:tcBorders>
           </w:tcPr>
           <w:p>
             <w:pPr>
               <w:pStyle w:val="TableContents"/>
               <w:bidi w:val="0"/>
               <w:spacing w:before="0" w:after="283"/>
+              <w:ind w:hanging="0" w:start="0" w:end="0"/>
               <w:jc w:val="start"/>
               <w:rPr/>
             </w:pPr>
             <w:r>
-              <w:rPr/>
+              <w:rPr>
+                <w:sz w:val="18"/>
+              </w:rPr>
               <w:t xml:space="preserve">已发布 </w:t>
             </w:r>
             <w:r>
-              <w:rPr/>
+              <w:rPr>
+                <w:sz w:val="18"/>
+              </w:rPr>
               <w:t>/ RELEASED</w:t>
             </w:r>
           </w:p>
         </w:tc>
         <w:tc>
           <w:tcPr>
-            <w:tcW w:w="3031" w:type="dxa"/>
-            <w:tcBorders/>
-            <w:vAlign w:val="center"/>
+            <w:tcW w:w="2749" w:type="dxa"/>
+            <w:tcBorders>
+              <w:top w:val="single" w:sz="2" w:space="0" w:color="BDC9DA"/>
+              <w:start w:val="single" w:sz="2" w:space="0" w:color="BDC9DA"/>
+              <w:bottom w:val="single" w:sz="2" w:space="0" w:color="BDC9DA"/>
+              <w:end w:val="single" w:sz="2" w:space="0" w:color="BDC9DA"/>
+            </w:tcBorders>
           </w:tcPr>
           <w:p>
             <w:pPr>
               <w:pStyle w:val="TableContents"/>
               <w:bidi w:val="0"/>
               <w:spacing w:before="0" w:after="283"/>
+              <w:ind w:hanging="0" w:start="0" w:end="0"/>
               <w:jc w:val="start"/>
-              <w:rPr/>
+              <w:rPr>
+                <w:sz w:val="18"/>
+              </w:rPr>
             </w:pPr>
             <w:r>
-              <w:rPr/>
+              <w:rPr>
+                <w:sz w:val="18"/>
+              </w:rPr>
               <w:t>操作员可以领取或执行</w:t>
             </w:r>
           </w:p>
         </w:tc>
         <w:tc>
           <w:tcPr>
-            <w:tcW w:w="4831" w:type="dxa"/>
-            <w:tcBorders/>
-            <w:vAlign w:val="center"/>
+            <w:tcW w:w="4474" w:type="dxa"/>
+            <w:tcBorders>
+              <w:top w:val="single" w:sz="2" w:space="0" w:color="BDC9DA"/>
+              <w:start w:val="single" w:sz="2" w:space="0" w:color="BDC9DA"/>
+              <w:bottom w:val="single" w:sz="2" w:space="0" w:color="BDC9DA"/>
+              <w:end w:val="single" w:sz="2" w:space="0" w:color="BDC9DA"/>
+            </w:tcBorders>
           </w:tcPr>
           <w:p>
             <w:pPr>
               <w:pStyle w:val="TableContents"/>
               <w:bidi w:val="0"/>
               <w:spacing w:before="0" w:after="283"/>
+              <w:ind w:hanging="0" w:start="0" w:end="0"/>
               <w:jc w:val="start"/>
-              <w:rPr/>
+              <w:rPr>
+                <w:sz w:val="18"/>
+              </w:rPr>
             </w:pPr>
             <w:r>
-              <w:rPr/>
+              <w:rPr>
+                <w:sz w:val="18"/>
+              </w:rPr>
               <w:t>按任务逐行扫描作业</w:t>
             </w:r>
           </w:p>
@@ -4377,64 +6002,91 @@
         <w:trPr/>
         <w:tc>
           <w:tcPr>
-            <w:tcW w:w="3061" w:type="dxa"/>
-            <w:tcBorders/>
-            <w:vAlign w:val="center"/>
+            <w:tcW w:w="2827" w:type="dxa"/>
+            <w:tcBorders>
+              <w:top w:val="single" w:sz="2" w:space="0" w:color="BDC9DA"/>
+              <w:start w:val="single" w:sz="2" w:space="0" w:color="BDC9DA"/>
+              <w:bottom w:val="single" w:sz="2" w:space="0" w:color="BDC9DA"/>
+              <w:end w:val="single" w:sz="2" w:space="0" w:color="BDC9DA"/>
+            </w:tcBorders>
           </w:tcPr>
           <w:p>
             <w:pPr>
               <w:pStyle w:val="TableContents"/>
               <w:bidi w:val="0"/>
               <w:spacing w:before="0" w:after="283"/>
+              <w:ind w:hanging="0" w:start="0" w:end="0"/>
               <w:jc w:val="start"/>
               <w:rPr/>
             </w:pPr>
             <w:r>
-              <w:rPr/>
+              <w:rPr>
+                <w:sz w:val="18"/>
+              </w:rPr>
               <w:t xml:space="preserve">执行中 </w:t>
             </w:r>
             <w:r>
-              <w:rPr/>
+              <w:rPr>
+                <w:sz w:val="18"/>
+              </w:rPr>
               <w:t>/ IN_PROGRESS</w:t>
             </w:r>
           </w:p>
         </w:tc>
         <w:tc>
           <w:tcPr>
-            <w:tcW w:w="3031" w:type="dxa"/>
-            <w:tcBorders/>
-            <w:vAlign w:val="center"/>
+            <w:tcW w:w="2749" w:type="dxa"/>
+            <w:tcBorders>
+              <w:top w:val="single" w:sz="2" w:space="0" w:color="BDC9DA"/>
+              <w:start w:val="single" w:sz="2" w:space="0" w:color="BDC9DA"/>
+              <w:bottom w:val="single" w:sz="2" w:space="0" w:color="BDC9DA"/>
+              <w:end w:val="single" w:sz="2" w:space="0" w:color="BDC9DA"/>
+            </w:tcBorders>
           </w:tcPr>
           <w:p>
             <w:pPr>
               <w:pStyle w:val="TableContents"/>
               <w:bidi w:val="0"/>
               <w:spacing w:before="0" w:after="283"/>
+              <w:ind w:hanging="0" w:start="0" w:end="0"/>
               <w:jc w:val="start"/>
-              <w:rPr/>
+              <w:rPr>
+                <w:sz w:val="18"/>
+              </w:rPr>
             </w:pPr>
             <w:r>
-              <w:rPr/>
+              <w:rPr>
+                <w:sz w:val="18"/>
+              </w:rPr>
               <w:t>已发生现场作业记录</w:t>
             </w:r>
           </w:p>
         </w:tc>
         <w:tc>
           <w:tcPr>
-            <w:tcW w:w="4831" w:type="dxa"/>
-            <w:tcBorders/>
-            <w:vAlign w:val="center"/>
+            <w:tcW w:w="4474" w:type="dxa"/>
+            <w:tcBorders>
+              <w:top w:val="single" w:sz="2" w:space="0" w:color="BDC9DA"/>
+              <w:start w:val="single" w:sz="2" w:space="0" w:color="BDC9DA"/>
+              <w:bottom w:val="single" w:sz="2" w:space="0" w:color="BDC9DA"/>
+              <w:end w:val="single" w:sz="2" w:space="0" w:color="BDC9DA"/>
+            </w:tcBorders>
           </w:tcPr>
           <w:p>
             <w:pPr>
               <w:pStyle w:val="TableContents"/>
               <w:bidi w:val="0"/>
               <w:spacing w:before="0" w:after="283"/>
+              <w:ind w:hanging="0" w:start="0" w:end="0"/>
               <w:jc w:val="start"/>
-              <w:rPr/>
+              <w:rPr>
+                <w:sz w:val="18"/>
+              </w:rPr>
             </w:pPr>
             <w:r>
-              <w:rPr/>
+              <w:rPr>
+                <w:sz w:val="18"/>
+              </w:rPr>
               <w:t>继续完成剩余任务行，不得另建重复任务</w:t>
             </w:r>
           </w:p>
@@ -4444,64 +6096,91 @@
         <w:trPr/>
         <w:tc>
           <w:tcPr>
-            <w:tcW w:w="3061" w:type="dxa"/>
-            <w:tcBorders/>
-            <w:vAlign w:val="center"/>
+            <w:tcW w:w="2827" w:type="dxa"/>
+            <w:tcBorders>
+              <w:top w:val="single" w:sz="2" w:space="0" w:color="BDC9DA"/>
+              <w:start w:val="single" w:sz="2" w:space="0" w:color="BDC9DA"/>
+              <w:bottom w:val="single" w:sz="2" w:space="0" w:color="BDC9DA"/>
+              <w:end w:val="single" w:sz="2" w:space="0" w:color="BDC9DA"/>
+            </w:tcBorders>
           </w:tcPr>
           <w:p>
             <w:pPr>
               <w:pStyle w:val="TableContents"/>
               <w:bidi w:val="0"/>
               <w:spacing w:before="0" w:after="283"/>
+              <w:ind w:hanging="0" w:start="0" w:end="0"/>
               <w:jc w:val="start"/>
               <w:rPr/>
             </w:pPr>
             <w:r>
-              <w:rPr/>
+              <w:rPr>
+                <w:sz w:val="18"/>
+              </w:rPr>
               <w:t xml:space="preserve">已完成 </w:t>
             </w:r>
             <w:r>
-              <w:rPr/>
+              <w:rPr>
+                <w:sz w:val="18"/>
+              </w:rPr>
               <w:t>/ COMPLETED</w:t>
             </w:r>
           </w:p>
         </w:tc>
         <w:tc>
           <w:tcPr>
-            <w:tcW w:w="3031" w:type="dxa"/>
-            <w:tcBorders/>
-            <w:vAlign w:val="center"/>
+            <w:tcW w:w="2749" w:type="dxa"/>
+            <w:tcBorders>
+              <w:top w:val="single" w:sz="2" w:space="0" w:color="BDC9DA"/>
+              <w:start w:val="single" w:sz="2" w:space="0" w:color="BDC9DA"/>
+              <w:bottom w:val="single" w:sz="2" w:space="0" w:color="BDC9DA"/>
+              <w:end w:val="single" w:sz="2" w:space="0" w:color="BDC9DA"/>
+            </w:tcBorders>
           </w:tcPr>
           <w:p>
             <w:pPr>
               <w:pStyle w:val="TableContents"/>
               <w:bidi w:val="0"/>
               <w:spacing w:before="0" w:after="283"/>
+              <w:ind w:hanging="0" w:start="0" w:end="0"/>
               <w:jc w:val="start"/>
-              <w:rPr/>
+              <w:rPr>
+                <w:sz w:val="18"/>
+              </w:rPr>
             </w:pPr>
             <w:r>
-              <w:rPr/>
+              <w:rPr>
+                <w:sz w:val="18"/>
+              </w:rPr>
               <w:t>作业数量已经完成</w:t>
             </w:r>
           </w:p>
         </w:tc>
         <w:tc>
           <w:tcPr>
-            <w:tcW w:w="4831" w:type="dxa"/>
-            <w:tcBorders/>
-            <w:vAlign w:val="center"/>
+            <w:tcW w:w="4474" w:type="dxa"/>
+            <w:tcBorders>
+              <w:top w:val="single" w:sz="2" w:space="0" w:color="BDC9DA"/>
+              <w:start w:val="single" w:sz="2" w:space="0" w:color="BDC9DA"/>
+              <w:bottom w:val="single" w:sz="2" w:space="0" w:color="BDC9DA"/>
+              <w:end w:val="single" w:sz="2" w:space="0" w:color="BDC9DA"/>
+            </w:tcBorders>
           </w:tcPr>
           <w:p>
             <w:pPr>
               <w:pStyle w:val="TableContents"/>
               <w:bidi w:val="0"/>
               <w:spacing w:before="0" w:after="283"/>
+              <w:ind w:hanging="0" w:start="0" w:end="0"/>
               <w:jc w:val="start"/>
-              <w:rPr/>
+              <w:rPr>
+                <w:sz w:val="18"/>
+              </w:rPr>
             </w:pPr>
             <w:r>
-              <w:rPr/>
+              <w:rPr>
+                <w:sz w:val="18"/>
+              </w:rPr>
               <w:t>等待复核、审核或过账</w:t>
             </w:r>
           </w:p>
@@ -4511,64 +6190,91 @@
         <w:trPr/>
         <w:tc>
           <w:tcPr>
-            <w:tcW w:w="3061" w:type="dxa"/>
-            <w:tcBorders/>
-            <w:vAlign w:val="center"/>
+            <w:tcW w:w="2827" w:type="dxa"/>
+            <w:tcBorders>
+              <w:top w:val="single" w:sz="2" w:space="0" w:color="BDC9DA"/>
+              <w:start w:val="single" w:sz="2" w:space="0" w:color="BDC9DA"/>
+              <w:bottom w:val="single" w:sz="2" w:space="0" w:color="BDC9DA"/>
+              <w:end w:val="single" w:sz="2" w:space="0" w:color="BDC9DA"/>
+            </w:tcBorders>
           </w:tcPr>
           <w:p>
             <w:pPr>
               <w:pStyle w:val="TableContents"/>
               <w:bidi w:val="0"/>
               <w:spacing w:before="0" w:after="283"/>
+              <w:ind w:hanging="0" w:start="0" w:end="0"/>
               <w:jc w:val="start"/>
               <w:rPr/>
             </w:pPr>
             <w:r>
-              <w:rPr/>
+              <w:rPr>
+                <w:sz w:val="18"/>
+              </w:rPr>
               <w:t xml:space="preserve">待审核 </w:t>
             </w:r>
             <w:r>
-              <w:rPr/>
+              <w:rPr>
+                <w:sz w:val="18"/>
+              </w:rPr>
               <w:t>/ PENDING</w:t>
             </w:r>
           </w:p>
         </w:tc>
         <w:tc>
           <w:tcPr>
-            <w:tcW w:w="3031" w:type="dxa"/>
-            <w:tcBorders/>
-            <w:vAlign w:val="center"/>
+            <w:tcW w:w="2749" w:type="dxa"/>
+            <w:tcBorders>
+              <w:top w:val="single" w:sz="2" w:space="0" w:color="BDC9DA"/>
+              <w:start w:val="single" w:sz="2" w:space="0" w:color="BDC9DA"/>
+              <w:bottom w:val="single" w:sz="2" w:space="0" w:color="BDC9DA"/>
+              <w:end w:val="single" w:sz="2" w:space="0" w:color="BDC9DA"/>
+            </w:tcBorders>
           </w:tcPr>
           <w:p>
             <w:pPr>
               <w:pStyle w:val="TableContents"/>
               <w:bidi w:val="0"/>
               <w:spacing w:before="0" w:after="283"/>
+              <w:ind w:hanging="0" w:start="0" w:end="0"/>
               <w:jc w:val="start"/>
-              <w:rPr/>
+              <w:rPr>
+                <w:sz w:val="18"/>
+              </w:rPr>
             </w:pPr>
             <w:r>
-              <w:rPr/>
+              <w:rPr>
+                <w:sz w:val="18"/>
+              </w:rPr>
               <w:t>需要复核或管理确认</w:t>
             </w:r>
           </w:p>
         </w:tc>
         <w:tc>
           <w:tcPr>
-            <w:tcW w:w="4831" w:type="dxa"/>
-            <w:tcBorders/>
-            <w:vAlign w:val="center"/>
+            <w:tcW w:w="4474" w:type="dxa"/>
+            <w:tcBorders>
+              <w:top w:val="single" w:sz="2" w:space="0" w:color="BDC9DA"/>
+              <w:start w:val="single" w:sz="2" w:space="0" w:color="BDC9DA"/>
+              <w:bottom w:val="single" w:sz="2" w:space="0" w:color="BDC9DA"/>
+              <w:end w:val="single" w:sz="2" w:space="0" w:color="BDC9DA"/>
+            </w:tcBorders>
           </w:tcPr>
           <w:p>
             <w:pPr>
               <w:pStyle w:val="TableContents"/>
               <w:bidi w:val="0"/>
               <w:spacing w:before="0" w:after="283"/>
+              <w:ind w:hanging="0" w:start="0" w:end="0"/>
               <w:jc w:val="start"/>
-              <w:rPr/>
+              <w:rPr>
+                <w:sz w:val="18"/>
+              </w:rPr>
             </w:pPr>
             <w:r>
-              <w:rPr/>
+              <w:rPr>
+                <w:sz w:val="18"/>
+              </w:rPr>
               <w:t>核对实物、数量、批次和库位</w:t>
             </w:r>
           </w:p>
@@ -4578,64 +6284,91 @@
         <w:trPr/>
         <w:tc>
           <w:tcPr>
-            <w:tcW w:w="3061" w:type="dxa"/>
-            <w:tcBorders/>
-            <w:vAlign w:val="center"/>
+            <w:tcW w:w="2827" w:type="dxa"/>
+            <w:tcBorders>
+              <w:top w:val="single" w:sz="2" w:space="0" w:color="BDC9DA"/>
+              <w:start w:val="single" w:sz="2" w:space="0" w:color="BDC9DA"/>
+              <w:bottom w:val="single" w:sz="2" w:space="0" w:color="BDC9DA"/>
+              <w:end w:val="single" w:sz="2" w:space="0" w:color="BDC9DA"/>
+            </w:tcBorders>
           </w:tcPr>
           <w:p>
             <w:pPr>
               <w:pStyle w:val="TableContents"/>
               <w:bidi w:val="0"/>
               <w:spacing w:before="0" w:after="283"/>
+              <w:ind w:hanging="0" w:start="0" w:end="0"/>
               <w:jc w:val="start"/>
               <w:rPr/>
             </w:pPr>
             <w:r>
-              <w:rPr/>
+              <w:rPr>
+                <w:sz w:val="18"/>
+              </w:rPr>
               <w:t xml:space="preserve">已过账 </w:t>
             </w:r>
             <w:r>
-              <w:rPr/>
+              <w:rPr>
+                <w:sz w:val="18"/>
+              </w:rPr>
               <w:t>/ POSTED</w:t>
             </w:r>
           </w:p>
         </w:tc>
         <w:tc>
           <w:tcPr>
-            <w:tcW w:w="3031" w:type="dxa"/>
-            <w:tcBorders/>
-            <w:vAlign w:val="center"/>
+            <w:tcW w:w="2749" w:type="dxa"/>
+            <w:tcBorders>
+              <w:top w:val="single" w:sz="2" w:space="0" w:color="BDC9DA"/>
+              <w:start w:val="single" w:sz="2" w:space="0" w:color="BDC9DA"/>
+              <w:bottom w:val="single" w:sz="2" w:space="0" w:color="BDC9DA"/>
+              <w:end w:val="single" w:sz="2" w:space="0" w:color="BDC9DA"/>
+            </w:tcBorders>
           </w:tcPr>
           <w:p>
             <w:pPr>
               <w:pStyle w:val="TableContents"/>
               <w:bidi w:val="0"/>
               <w:spacing w:before="0" w:after="283"/>
+              <w:ind w:hanging="0" w:start="0" w:end="0"/>
               <w:jc w:val="start"/>
-              <w:rPr/>
+              <w:rPr>
+                <w:sz w:val="18"/>
+              </w:rPr>
             </w:pPr>
             <w:r>
-              <w:rPr/>
+              <w:rPr>
+                <w:sz w:val="18"/>
+              </w:rPr>
               <w:t>库存影响已正式生效</w:t>
             </w:r>
           </w:p>
         </w:tc>
         <w:tc>
           <w:tcPr>
-            <w:tcW w:w="4831" w:type="dxa"/>
-            <w:tcBorders/>
-            <w:vAlign w:val="center"/>
+            <w:tcW w:w="4474" w:type="dxa"/>
+            <w:tcBorders>
+              <w:top w:val="single" w:sz="2" w:space="0" w:color="BDC9DA"/>
+              <w:start w:val="single" w:sz="2" w:space="0" w:color="BDC9DA"/>
+              <w:bottom w:val="single" w:sz="2" w:space="0" w:color="BDC9DA"/>
+              <w:end w:val="single" w:sz="2" w:space="0" w:color="BDC9DA"/>
+            </w:tcBorders>
           </w:tcPr>
           <w:p>
             <w:pPr>
               <w:pStyle w:val="TableContents"/>
               <w:bidi w:val="0"/>
               <w:spacing w:before="0" w:after="283"/>
+              <w:ind w:hanging="0" w:start="0" w:end="0"/>
               <w:jc w:val="start"/>
-              <w:rPr/>
+              <w:rPr>
+                <w:sz w:val="18"/>
+              </w:rPr>
             </w:pPr>
             <w:r>
-              <w:rPr/>
+              <w:rPr>
+                <w:sz w:val="18"/>
+              </w:rPr>
               <w:t>错误只能通过规范冲销或批准的调整处理</w:t>
             </w:r>
           </w:p>
@@ -4645,64 +6378,91 @@
         <w:trPr/>
         <w:tc>
           <w:tcPr>
-            <w:tcW w:w="3061" w:type="dxa"/>
-            <w:tcBorders/>
-            <w:vAlign w:val="center"/>
+            <w:tcW w:w="2827" w:type="dxa"/>
+            <w:tcBorders>
+              <w:top w:val="single" w:sz="2" w:space="0" w:color="BDC9DA"/>
+              <w:start w:val="single" w:sz="2" w:space="0" w:color="BDC9DA"/>
+              <w:bottom w:val="single" w:sz="2" w:space="0" w:color="BDC9DA"/>
+              <w:end w:val="single" w:sz="2" w:space="0" w:color="BDC9DA"/>
+            </w:tcBorders>
           </w:tcPr>
           <w:p>
             <w:pPr>
               <w:pStyle w:val="TableContents"/>
               <w:bidi w:val="0"/>
               <w:spacing w:before="0" w:after="283"/>
+              <w:ind w:hanging="0" w:start="0" w:end="0"/>
               <w:jc w:val="start"/>
               <w:rPr/>
             </w:pPr>
             <w:r>
-              <w:rPr/>
+              <w:rPr>
+                <w:sz w:val="18"/>
+              </w:rPr>
               <w:t xml:space="preserve">过账失败 </w:t>
             </w:r>
             <w:r>
-              <w:rPr/>
+              <w:rPr>
+                <w:sz w:val="18"/>
+              </w:rPr>
               <w:t>/ FAILED</w:t>
             </w:r>
           </w:p>
         </w:tc>
         <w:tc>
           <w:tcPr>
-            <w:tcW w:w="3031" w:type="dxa"/>
-            <w:tcBorders/>
-            <w:vAlign w:val="center"/>
+            <w:tcW w:w="2749" w:type="dxa"/>
+            <w:tcBorders>
+              <w:top w:val="single" w:sz="2" w:space="0" w:color="BDC9DA"/>
+              <w:start w:val="single" w:sz="2" w:space="0" w:color="BDC9DA"/>
+              <w:bottom w:val="single" w:sz="2" w:space="0" w:color="BDC9DA"/>
+              <w:end w:val="single" w:sz="2" w:space="0" w:color="BDC9DA"/>
+            </w:tcBorders>
           </w:tcPr>
           <w:p>
             <w:pPr>
               <w:pStyle w:val="TableContents"/>
               <w:bidi w:val="0"/>
               <w:spacing w:before="0" w:after="283"/>
+              <w:ind w:hanging="0" w:start="0" w:end="0"/>
               <w:jc w:val="start"/>
-              <w:rPr/>
+              <w:rPr>
+                <w:sz w:val="18"/>
+              </w:rPr>
             </w:pPr>
             <w:r>
-              <w:rPr/>
+              <w:rPr>
+                <w:sz w:val="18"/>
+              </w:rPr>
               <w:t>库存写入没有成功完成</w:t>
             </w:r>
           </w:p>
         </w:tc>
         <w:tc>
           <w:tcPr>
-            <w:tcW w:w="4831" w:type="dxa"/>
-            <w:tcBorders/>
-            <w:vAlign w:val="center"/>
+            <w:tcW w:w="4474" w:type="dxa"/>
+            <w:tcBorders>
+              <w:top w:val="single" w:sz="2" w:space="0" w:color="BDC9DA"/>
+              <w:start w:val="single" w:sz="2" w:space="0" w:color="BDC9DA"/>
+              <w:bottom w:val="single" w:sz="2" w:space="0" w:color="BDC9DA"/>
+              <w:end w:val="single" w:sz="2" w:space="0" w:color="BDC9DA"/>
+            </w:tcBorders>
           </w:tcPr>
           <w:p>
             <w:pPr>
               <w:pStyle w:val="TableContents"/>
               <w:bidi w:val="0"/>
               <w:spacing w:before="0" w:after="283"/>
+              <w:ind w:hanging="0" w:start="0" w:end="0"/>
               <w:jc w:val="start"/>
-              <w:rPr/>
+              <w:rPr>
+                <w:sz w:val="18"/>
+              </w:rPr>
             </w:pPr>
             <w:r>
-              <w:rPr/>
+              <w:rPr>
+                <w:sz w:val="18"/>
+              </w:rPr>
               <w:t>保留原任务号和错误信息，交管理员处理</w:t>
             </w:r>
           </w:p>
@@ -4712,64 +6472,91 @@
         <w:trPr/>
         <w:tc>
           <w:tcPr>
-            <w:tcW w:w="3061" w:type="dxa"/>
-            <w:tcBorders/>
-            <w:vAlign w:val="center"/>
+            <w:tcW w:w="2827" w:type="dxa"/>
+            <w:tcBorders>
+              <w:top w:val="single" w:sz="2" w:space="0" w:color="BDC9DA"/>
+              <w:start w:val="single" w:sz="2" w:space="0" w:color="BDC9DA"/>
+              <w:bottom w:val="single" w:sz="2" w:space="0" w:color="BDC9DA"/>
+              <w:end w:val="single" w:sz="2" w:space="0" w:color="BDC9DA"/>
+            </w:tcBorders>
           </w:tcPr>
           <w:p>
             <w:pPr>
               <w:pStyle w:val="TableContents"/>
               <w:bidi w:val="0"/>
               <w:spacing w:before="0" w:after="283"/>
+              <w:ind w:hanging="0" w:start="0" w:end="0"/>
               <w:jc w:val="start"/>
               <w:rPr/>
             </w:pPr>
             <w:r>
-              <w:rPr/>
+              <w:rPr>
+                <w:sz w:val="18"/>
+              </w:rPr>
               <w:t xml:space="preserve">已驳回 </w:t>
             </w:r>
             <w:r>
-              <w:rPr/>
+              <w:rPr>
+                <w:sz w:val="18"/>
+              </w:rPr>
               <w:t>/ REJECTED</w:t>
             </w:r>
           </w:p>
         </w:tc>
         <w:tc>
           <w:tcPr>
-            <w:tcW w:w="3031" w:type="dxa"/>
-            <w:tcBorders/>
-            <w:vAlign w:val="center"/>
+            <w:tcW w:w="2749" w:type="dxa"/>
+            <w:tcBorders>
+              <w:top w:val="single" w:sz="2" w:space="0" w:color="BDC9DA"/>
+              <w:start w:val="single" w:sz="2" w:space="0" w:color="BDC9DA"/>
+              <w:bottom w:val="single" w:sz="2" w:space="0" w:color="BDC9DA"/>
+              <w:end w:val="single" w:sz="2" w:space="0" w:color="BDC9DA"/>
+            </w:tcBorders>
           </w:tcPr>
           <w:p>
             <w:pPr>
               <w:pStyle w:val="TableContents"/>
               <w:bidi w:val="0"/>
               <w:spacing w:before="0" w:after="283"/>
+              <w:ind w:hanging="0" w:start="0" w:end="0"/>
               <w:jc w:val="start"/>
-              <w:rPr/>
+              <w:rPr>
+                <w:sz w:val="18"/>
+              </w:rPr>
             </w:pPr>
             <w:r>
-              <w:rPr/>
+              <w:rPr>
+                <w:sz w:val="18"/>
+              </w:rPr>
               <w:t>审核未通过</w:t>
             </w:r>
           </w:p>
         </w:tc>
         <w:tc>
           <w:tcPr>
-            <w:tcW w:w="4831" w:type="dxa"/>
-            <w:tcBorders/>
-            <w:vAlign w:val="center"/>
+            <w:tcW w:w="4474" w:type="dxa"/>
+            <w:tcBorders>
+              <w:top w:val="single" w:sz="2" w:space="0" w:color="BDC9DA"/>
+              <w:start w:val="single" w:sz="2" w:space="0" w:color="BDC9DA"/>
+              <w:bottom w:val="single" w:sz="2" w:space="0" w:color="BDC9DA"/>
+              <w:end w:val="single" w:sz="2" w:space="0" w:color="BDC9DA"/>
+            </w:tcBorders>
           </w:tcPr>
           <w:p>
             <w:pPr>
               <w:pStyle w:val="TableContents"/>
               <w:bidi w:val="0"/>
               <w:spacing w:before="0" w:after="283"/>
+              <w:ind w:hanging="0" w:start="0" w:end="0"/>
               <w:jc w:val="start"/>
-              <w:rPr/>
+              <w:rPr>
+                <w:sz w:val="18"/>
+              </w:rPr>
             </w:pPr>
             <w:r>
-              <w:rPr/>
+              <w:rPr>
+                <w:sz w:val="18"/>
+              </w:rPr>
               <w:t>查看原因并按流程修改、重提或终止</w:t>
             </w:r>
           </w:p>
@@ -4779,9 +6566,169 @@
         <w:trPr/>
         <w:tc>
           <w:tcPr>
-            <w:tcW w:w="3061" w:type="dxa"/>
-            <w:tcBorders/>
-            <w:vAlign w:val="center"/>
+            <w:tcW w:w="2827" w:type="dxa"/>
+            <w:tcBorders>
+              <w:top w:val="single" w:sz="2" w:space="0" w:color="BDC9DA"/>
+              <w:start w:val="single" w:sz="2" w:space="0" w:color="BDC9DA"/>
+              <w:bottom w:val="single" w:sz="2" w:space="0" w:color="BDC9DA"/>
+              <w:end w:val="single" w:sz="2" w:space="0" w:color="BDC9DA"/>
+            </w:tcBorders>
+          </w:tcPr>
+          <w:p>
+            <w:pPr>
+              <w:pStyle w:val="TableContents"/>
+              <w:bidi w:val="0"/>
+              <w:spacing w:before="0" w:after="283"/>
+              <w:ind w:hanging="0" w:start="0" w:end="0"/>
+              <w:jc w:val="start"/>
+              <w:rPr/>
+            </w:pPr>
+            <w:r>
+              <w:rPr>
+                <w:sz w:val="18"/>
+              </w:rPr>
+              <w:t xml:space="preserve">已取消 </w:t>
+            </w:r>
+            <w:r>
+              <w:rPr>
+                <w:sz w:val="18"/>
+              </w:rPr>
+              <w:t>/ CANCELLED</w:t>
+            </w:r>
+          </w:p>
+        </w:tc>
+        <w:tc>
+          <w:tcPr>
+            <w:tcW w:w="2749" w:type="dxa"/>
+            <w:tcBorders>
+              <w:top w:val="single" w:sz="2" w:space="0" w:color="BDC9DA"/>
+              <w:start w:val="single" w:sz="2" w:space="0" w:color="BDC9DA"/>
+              <w:bottom w:val="single" w:sz="2" w:space="0" w:color="BDC9DA"/>
+              <w:end w:val="single" w:sz="2" w:space="0" w:color="BDC9DA"/>
+            </w:tcBorders>
+          </w:tcPr>
+          <w:p>
+            <w:pPr>
+              <w:pStyle w:val="TableContents"/>
+              <w:bidi w:val="0"/>
+              <w:spacing w:before="0" w:after="283"/>
+              <w:ind w:hanging="0" w:start="0" w:end="0"/>
+              <w:jc w:val="start"/>
+              <w:rPr>
+                <w:sz w:val="18"/>
+              </w:rPr>
+            </w:pPr>
+            <w:r>
+              <w:rPr>
+                <w:sz w:val="18"/>
+              </w:rPr>
+              <w:t>单据或任务终止</w:t>
+            </w:r>
+          </w:p>
+        </w:tc>
+        <w:tc>
+          <w:tcPr>
+            <w:tcW w:w="4474" w:type="dxa"/>
+            <w:tcBorders>
+              <w:top w:val="single" w:sz="2" w:space="0" w:color="BDC9DA"/>
+              <w:start w:val="single" w:sz="2" w:space="0" w:color="BDC9DA"/>
+              <w:bottom w:val="single" w:sz="2" w:space="0" w:color="BDC9DA"/>
+              <w:end w:val="single" w:sz="2" w:space="0" w:color="BDC9DA"/>
+            </w:tcBorders>
+          </w:tcPr>
+          <w:p>
+            <w:pPr>
+              <w:pStyle w:val="TableContents"/>
+              <w:bidi w:val="0"/>
+              <w:spacing w:before="0" w:after="283"/>
+              <w:ind w:hanging="0" w:start="0" w:end="0"/>
+              <w:jc w:val="start"/>
+              <w:rPr>
+                <w:sz w:val="18"/>
+              </w:rPr>
+            </w:pPr>
+            <w:r>
+              <w:rPr>
+                <w:sz w:val="18"/>
+              </w:rPr>
+              <w:t>核对冻结库存是否释放、现场实物是否隔离</w:t>
+            </w:r>
+          </w:p>
+        </w:tc>
+      </w:tr>
+      <w:tr>
+        <w:trPr/>
+        <w:tc>
+          <w:tcPr>
+            <w:tcW w:w="2827" w:type="dxa"/>
+            <w:tcBorders>
+              <w:top w:val="single" w:sz="2" w:space="0" w:color="BDC9DA"/>
+              <w:start w:val="single" w:sz="2" w:space="0" w:color="BDC9DA"/>
+              <w:bottom w:val="single" w:sz="2" w:space="0" w:color="BDC9DA"/>
+              <w:end w:val="single" w:sz="2" w:space="0" w:color="BDC9DA"/>
+            </w:tcBorders>
+          </w:tcPr>
+          <w:p>
+            <w:pPr>
+              <w:pStyle w:val="TableContents"/>
+              <w:bidi w:val="0"/>
+              <w:spacing w:before="0" w:after="283"/>
+              <w:ind w:hanging="0" w:start="0" w:end="0"/>
+              <w:jc w:val="start"/>
+              <w:rPr/>
+            </w:pPr>
+            <w:r>
+              <w:rPr>
+                <w:sz w:val="18"/>
+              </w:rPr>
+              <w:t xml:space="preserve">异常 </w:t>
+            </w:r>
+            <w:r>
+              <w:rPr>
+                <w:sz w:val="18"/>
+              </w:rPr>
+              <w:t>/ EXCEPTION</w:t>
+            </w:r>
+          </w:p>
+        </w:tc>
+        <w:tc>
+          <w:tcPr>
+            <w:tcW w:w="2749" w:type="dxa"/>
+            <w:tcBorders>
+              <w:top w:val="single" w:sz="2" w:space="0" w:color="BDC9DA"/>
+              <w:start w:val="single" w:sz="2" w:space="0" w:color="BDC9DA"/>
+              <w:bottom w:val="single" w:sz="2" w:space="0" w:color="BDC9DA"/>
+              <w:end w:val="single" w:sz="2" w:space="0" w:color="BDC9DA"/>
+            </w:tcBorders>
+          </w:tcPr>
+          <w:p>
+            <w:pPr>
+              <w:pStyle w:val="TableContents"/>
+              <w:bidi w:val="0"/>
+              <w:spacing w:before="0" w:after="283"/>
+              <w:ind w:hanging="0" w:start="0" w:end="0"/>
+              <w:jc w:val="start"/>
+              <w:rPr>
+                <w:sz w:val="18"/>
+              </w:rPr>
+            </w:pPr>
+            <w:r>
+              <w:rPr>
+                <w:sz w:val="18"/>
+              </w:rPr>
+              <w:t>移库任务处于异常执行状态</w:t>
+            </w:r>
+          </w:p>
+        </w:tc>
+        <w:tc>
+          <w:tcPr>
+            <w:tcW w:w="4474" w:type="dxa"/>
+            <w:tcBorders>
+              <w:top w:val="single" w:sz="2" w:space="0" w:color="BDC9DA"/>
+              <w:start w:val="single" w:sz="2" w:space="0" w:color="BDC9DA"/>
+              <w:bottom w:val="single" w:sz="2" w:space="0" w:color="BDC9DA"/>
+              <w:end w:val="single" w:sz="2" w:space="0" w:color="BDC9DA"/>
+            </w:tcBorders>
           </w:tcPr>
           <w:p>
             <w:pPr>
@@ -4789,55 +6736,15 @@
               <w:bidi w:val="0"/>
               <w:spacing w:before="0" w:after="283"/>
               <w:jc w:val="start"/>
-              <w:rPr/>
+              <w:rPr>
+                <w:sz w:val="18"/>
+              </w:rPr>
             </w:pPr>
             <w:r>
-              <w:rPr/>
-              <w:t xml:space="preserve">已取消 </w:t>
-            </w:r>
-            <w:r>
-              <w:rPr/>
-              <w:t>/ CANCELLED</w:t>
-            </w:r>
-          </w:p>
-        </w:tc>
-        <w:tc>
-          <w:tcPr>
-            <w:tcW w:w="3031" w:type="dxa"/>
-            <w:tcBorders/>
-            <w:vAlign w:val="center"/>
-          </w:tcPr>
-          <w:p>
-            <w:pPr>
-              <w:pStyle w:val="TableContents"/>
-              <w:bidi w:val="0"/>
-              <w:spacing w:before="0" w:after="283"/>
-              <w:jc w:val="start"/>
-              <w:rPr/>
-            </w:pPr>
-            <w:r>
-              <w:rPr/>
-              <w:t>单据或任务终止</w:t>
-            </w:r>
-          </w:p>
-        </w:tc>
-        <w:tc>
-          <w:tcPr>
-            <w:tcW w:w="4831" w:type="dxa"/>
-            <w:tcBorders/>
-            <w:vAlign w:val="center"/>
-          </w:tcPr>
-          <w:p>
-            <w:pPr>
-              <w:pStyle w:val="TableContents"/>
-              <w:bidi w:val="0"/>
-              <w:spacing w:before="0" w:after="283"/>
-              <w:jc w:val="start"/>
-              <w:rPr/>
-            </w:pPr>
-            <w:r>
-              <w:rPr/>
-              <w:t>核对冻结库存是否释放、现场实物是否隔离</w:t>
+              <w:rPr>
+                <w:sz w:val="18"/>
+              </w:rPr>
+              <w:t>操作员说明现场情况，管理员处理原因后决定恢复或作废</w:t>
             </w:r>
           </w:p>
         </w:tc>
@@ -4860,7 +6767,7 @@
         <w:pStyle w:val="BodyText"/>
         <w:numPr>
           <w:ilvl w:val="0"/>
-          <w:numId w:val="17"/>
+          <w:numId w:val="22"/>
         </w:numPr>
         <w:tabs>
           <w:tab w:val="clear" w:pos="1134"/>
@@ -4882,7 +6789,7 @@
         <w:pStyle w:val="BodyText"/>
         <w:numPr>
           <w:ilvl w:val="0"/>
-          <w:numId w:val="17"/>
+          <w:numId w:val="22"/>
         </w:numPr>
         <w:tabs>
           <w:tab w:val="clear" w:pos="1134"/>
@@ -4904,7 +6811,7 @@
         <w:pStyle w:val="BodyText"/>
         <w:numPr>
           <w:ilvl w:val="0"/>
-          <w:numId w:val="17"/>
+          <w:numId w:val="22"/>
         </w:numPr>
         <w:tabs>
           <w:tab w:val="clear" w:pos="1134"/>
@@ -4940,13 +6847,14 @@
         <w:pStyle w:val="BodyText"/>
         <w:numPr>
           <w:ilvl w:val="0"/>
-          <w:numId w:val="17"/>
-        </w:numPr>
-        <w:tabs>
-          <w:tab w:val="clear" w:pos="1134"/>
-          <w:tab w:val="left" w:pos="709" w:leader="none"/>
-        </w:tabs>
-        <w:bidi w:val="0"/>
+          <w:numId w:val="22"/>
+        </w:numPr>
+        <w:tabs>
+          <w:tab w:val="clear" w:pos="1134"/>
+          <w:tab w:val="left" w:pos="709" w:leader="none"/>
+        </w:tabs>
+        <w:bidi w:val="0"/>
+        <w:spacing w:before="0" w:after="0"/>
         <w:ind w:hanging="283" w:start="709"/>
         <w:jc w:val="start"/>
         <w:rPr/>
@@ -4958,6 +6866,83 @@
     </w:p>
     <w:p>
       <w:pPr>
+        <w:pStyle w:val="BodyText"/>
+        <w:numPr>
+          <w:ilvl w:val="0"/>
+          <w:numId w:val="22"/>
+        </w:numPr>
+        <w:tabs>
+          <w:tab w:val="clear" w:pos="1134"/>
+          <w:tab w:val="left" w:pos="709" w:leader="none"/>
+        </w:tabs>
+        <w:bidi w:val="0"/>
+        <w:spacing w:before="0" w:after="0"/>
+        <w:ind w:hanging="283" w:start="709"/>
+        <w:jc w:val="start"/>
+        <w:rPr/>
+      </w:pPr>
+      <w:r>
+        <w:rPr/>
+        <w:t xml:space="preserve">移库和补货需要同时看任务状态、行完成量和过账状态；分次扫描只累计执行数量，库存移动以整任务过账成功为准。 </w:t>
+      </w:r>
+    </w:p>
+    <w:p>
+      <w:pPr>
+        <w:pStyle w:val="BodyText"/>
+        <w:numPr>
+          <w:ilvl w:val="0"/>
+          <w:numId w:val="22"/>
+        </w:numPr>
+        <w:tabs>
+          <w:tab w:val="clear" w:pos="1134"/>
+          <w:tab w:val="left" w:pos="709" w:leader="none"/>
+        </w:tabs>
+        <w:bidi w:val="0"/>
+        <w:spacing w:before="0" w:after="0"/>
+        <w:ind w:hanging="283" w:start="709"/>
+        <w:jc w:val="start"/>
+        <w:rPr/>
+      </w:pPr>
+      <w:r>
+        <w:rPr/>
+        <w:t xml:space="preserve">移库异常执行状态与过账失败不是同一件事；“恢复”用于异常任务，“重试过账”用于过账失败，均由有权限的仓库管理员处理。 </w:t>
+      </w:r>
+    </w:p>
+    <w:p>
+      <w:pPr>
+        <w:pStyle w:val="BodyText"/>
+        <w:numPr>
+          <w:ilvl w:val="0"/>
+          <w:numId w:val="22"/>
+        </w:numPr>
+        <w:tabs>
+          <w:tab w:val="clear" w:pos="1134"/>
+          <w:tab w:val="left" w:pos="709" w:leader="none"/>
+        </w:tabs>
+        <w:bidi w:val="0"/>
+        <w:ind w:hanging="283" w:start="709"/>
+        <w:jc w:val="start"/>
+        <w:rPr/>
+      </w:pPr>
+      <w:r>
+        <w:rPr/>
+        <w:t xml:space="preserve">POS </w:t>
+      </w:r>
+      <w:r>
+        <w:rPr/>
+        <w:t>销售状态和班次状态按《</w:t>
+      </w:r>
+      <w:r>
+        <w:rPr/>
+        <w:t xml:space="preserve">POS </w:t>
+      </w:r>
+      <w:r>
+        <w:rPr/>
+        <w:t xml:space="preserve">使用手册》核对；现场还款或打印完成情况不能由普通仓库任务状态推断。 </w:t>
+      </w:r>
+    </w:p>
+    <w:p>
+      <w:pPr>
         <w:pStyle w:val="HorizontalLine"/>
         <w:bidi w:val="0"/>
         <w:jc w:val="start"/>
@@ -4975,8 +6960,8 @@
         <w:jc w:val="start"/>
         <w:rPr/>
       </w:pPr>
-      <w:bookmarkStart w:id="18" w:name="section-19-异常处理与问题上报"/>
-      <w:bookmarkEnd w:id="18"/>
+      <w:bookmarkStart w:id="25" w:name="section-26-异常处理与问题上报"/>
+      <w:bookmarkEnd w:id="25"/>
       <w:r>
         <w:rPr/>
         <w:t>异常处理与问题上报</w:t>
@@ -4990,8 +6975,8 @@
         <w:jc w:val="start"/>
         <w:rPr/>
       </w:pPr>
-      <w:bookmarkStart w:id="19" w:name="section-20-无法登录或菜单缺失"/>
-      <w:bookmarkEnd w:id="19"/>
+      <w:bookmarkStart w:id="26" w:name="section-27-无法登录或菜单缺失"/>
+      <w:bookmarkEnd w:id="26"/>
       <w:r>
         <w:rPr/>
         <w:t>无法登录或菜单缺失</w:t>
@@ -5006,7 +6991,15 @@
       </w:pPr>
       <w:r>
         <w:rPr/>
-        <w:t>按“网络 → 入口 → 用户名和密码 → 账号启用状态 → 职员状态 → 角色范围 → 规范角色组 → 额外权限”的顺序检查。连续失败后停止尝试，由系统管理员查看账号和审计日志。</w:t>
+        <w:t xml:space="preserve">按“网络 → 正式入口 → 用户名和密码 → 账号启用状态 → 职员状态（仅 </w:t>
+      </w:r>
+      <w:r>
+        <w:rPr/>
+        <w:t xml:space="preserve">Web </w:t>
+      </w:r>
+      <w:r>
+        <w:rPr/>
+        <w:t>后台）→ 角色范围 → 规范角色组 → 功能开关及额外权限”的顺序检查。移库、补货等功能即使有角色权限，也可能尚未启用。登录过于频繁时按页面提示等待，由系统管理员检查账号和审计日志。</w:t>
       </w:r>
     </w:p>
     <w:p>
@@ -5017,8 +7010,8 @@
         <w:jc w:val="start"/>
         <w:rPr/>
       </w:pPr>
-      <w:bookmarkStart w:id="20" w:name="section-21-数据为空或范围不正确"/>
-      <w:bookmarkEnd w:id="20"/>
+      <w:bookmarkStart w:id="27" w:name="section-28-数据为空或范围不正确"/>
+      <w:bookmarkEnd w:id="27"/>
       <w:r>
         <w:rPr/>
         <w:t>数据为空或范围不正确</w:t>
@@ -5052,8 +7045,8 @@
         <w:jc w:val="start"/>
         <w:rPr/>
       </w:pPr>
-      <w:bookmarkStart w:id="21" w:name="section-22-网络超时或重复提交提示"/>
-      <w:bookmarkEnd w:id="21"/>
+      <w:bookmarkStart w:id="28" w:name="section-29-网络超时或重复提交提示"/>
+      <w:bookmarkEnd w:id="28"/>
       <w:r>
         <w:rPr/>
         <w:t>网络超时或重复提交提示</w:t>
@@ -5073,14 +7066,232 @@
     </w:p>
     <w:p>
       <w:pPr>
+        <w:pStyle w:val="BodyText"/>
+        <w:numPr>
+          <w:ilvl w:val="0"/>
+          <w:numId w:val="23"/>
+        </w:numPr>
+        <w:tabs>
+          <w:tab w:val="clear" w:pos="1134"/>
+          <w:tab w:val="left" w:pos="709" w:leader="none"/>
+        </w:tabs>
+        <w:bidi w:val="0"/>
+        <w:spacing w:before="0" w:after="0"/>
+        <w:ind w:hanging="283" w:start="709"/>
+        <w:jc w:val="start"/>
+        <w:rPr/>
+      </w:pPr>
+      <w:r>
+        <w:rPr/>
+        <w:t xml:space="preserve">移库、补货扫描结果未确认时，保留当前页的原库位、商品、容器、序列号和数量再试；提示“已确认此前扫描记录”表示恢复了原结果，不能再次搬货。离开页面后先查原任务再决定下一步。 </w:t>
+      </w:r>
+    </w:p>
+    <w:p>
+      <w:pPr>
+        <w:pStyle w:val="BodyText"/>
+        <w:numPr>
+          <w:ilvl w:val="0"/>
+          <w:numId w:val="23"/>
+        </w:numPr>
+        <w:tabs>
+          <w:tab w:val="clear" w:pos="1134"/>
+          <w:tab w:val="left" w:pos="709" w:leader="none"/>
+        </w:tabs>
+        <w:bidi w:val="0"/>
+        <w:spacing w:before="0" w:after="0"/>
+        <w:ind w:hanging="283" w:start="709"/>
+        <w:jc w:val="start"/>
+        <w:rPr/>
+      </w:pPr>
+      <w:r>
+        <w:rPr/>
+        <w:t xml:space="preserve">收货与上架使用不同数量口径：普通商品有订单收货登记当前行累计数量，上架登记本次增量。重试前不要把累计数量当作新增数量再次录入。 </w:t>
+      </w:r>
+    </w:p>
+    <w:p>
+      <w:pPr>
+        <w:pStyle w:val="BodyText"/>
+        <w:numPr>
+          <w:ilvl w:val="0"/>
+          <w:numId w:val="23"/>
+        </w:numPr>
+        <w:tabs>
+          <w:tab w:val="clear" w:pos="1134"/>
+          <w:tab w:val="left" w:pos="709" w:leader="none"/>
+        </w:tabs>
+        <w:bidi w:val="0"/>
+        <w:ind w:hanging="283" w:start="709"/>
+        <w:jc w:val="start"/>
+        <w:rPr/>
+      </w:pPr>
+      <w:r>
+        <w:rPr/>
+        <w:t xml:space="preserve">POS </w:t>
+      </w:r>
+      <w:r>
+        <w:rPr/>
+        <w:t>还款结果未确认时，回到原收银员、原仓库和原客户核对并恢复该笔还款；不能更换客户或金额当作新收款。具体步骤见《</w:t>
+      </w:r>
+      <w:r>
+        <w:rPr/>
+        <w:t xml:space="preserve">POS </w:t>
+      </w:r>
+      <w:r>
+        <w:rPr/>
+        <w:t xml:space="preserve">使用手册》。 </w:t>
+      </w:r>
+    </w:p>
+    <w:p>
+      <w:pPr>
         <w:pStyle w:val="Heading3"/>
         <w:bidi w:val="0"/>
         <w:ind w:hanging="0" w:start="0" w:end="0"/>
         <w:jc w:val="start"/>
         <w:rPr/>
       </w:pPr>
-      <w:bookmarkStart w:id="22" w:name="section-23-库存-任务或账单不一致"/>
-      <w:bookmarkEnd w:id="22"/>
+      <w:bookmarkStart w:id="29" w:name="section-30-打印失败或打印页过期"/>
+      <w:bookmarkEnd w:id="29"/>
+      <w:r>
+        <w:rPr/>
+        <w:t>打印失败或打印页过期</w:t>
+      </w:r>
+    </w:p>
+    <w:p>
+      <w:pPr>
+        <w:pStyle w:val="BodyText"/>
+        <w:numPr>
+          <w:ilvl w:val="0"/>
+          <w:numId w:val="24"/>
+        </w:numPr>
+        <w:tabs>
+          <w:tab w:val="clear" w:pos="1134"/>
+          <w:tab w:val="left" w:pos="709" w:leader="none"/>
+        </w:tabs>
+        <w:bidi w:val="0"/>
+        <w:spacing w:before="0" w:after="0"/>
+        <w:ind w:hanging="283" w:start="709"/>
+        <w:jc w:val="start"/>
+        <w:rPr/>
+      </w:pPr>
+      <w:r>
+        <w:rPr/>
+        <w:t xml:space="preserve">先核对原单是否已成功保存或结账，保留单号。 </w:t>
+      </w:r>
+    </w:p>
+    <w:p>
+      <w:pPr>
+        <w:pStyle w:val="BodyText"/>
+        <w:numPr>
+          <w:ilvl w:val="0"/>
+          <w:numId w:val="24"/>
+        </w:numPr>
+        <w:tabs>
+          <w:tab w:val="clear" w:pos="1134"/>
+          <w:tab w:val="left" w:pos="709" w:leader="none"/>
+        </w:tabs>
+        <w:bidi w:val="0"/>
+        <w:spacing w:before="0" w:after="0"/>
+        <w:ind w:hanging="283" w:start="709"/>
+        <w:jc w:val="start"/>
+        <w:rPr/>
+      </w:pPr>
+      <w:r>
+        <w:rPr/>
+        <w:t>从原收货任务、出库记录、</w:t>
+      </w:r>
+      <w:r>
+        <w:rPr/>
+        <w:t xml:space="preserve">POS </w:t>
+      </w:r>
+      <w:r>
+        <w:rPr/>
+        <w:t xml:space="preserve">销售单或班次记录重新点击打印；打印页过期时不要反复使用原链接。 </w:t>
+      </w:r>
+    </w:p>
+    <w:p>
+      <w:pPr>
+        <w:pStyle w:val="BodyText"/>
+        <w:numPr>
+          <w:ilvl w:val="0"/>
+          <w:numId w:val="24"/>
+        </w:numPr>
+        <w:tabs>
+          <w:tab w:val="clear" w:pos="1134"/>
+          <w:tab w:val="left" w:pos="709" w:leader="none"/>
+        </w:tabs>
+        <w:bidi w:val="0"/>
+        <w:spacing w:before="0" w:after="0"/>
+        <w:ind w:hanging="283" w:start="709"/>
+        <w:jc w:val="start"/>
+        <w:rPr/>
+      </w:pPr>
+      <w:r>
+        <w:rPr/>
+        <w:t xml:space="preserve">浏览器阻止新窗口时，按设备提示允许本系统打开打印窗口，再从原记录重试。 </w:t>
+      </w:r>
+    </w:p>
+    <w:p>
+      <w:pPr>
+        <w:pStyle w:val="BodyText"/>
+        <w:numPr>
+          <w:ilvl w:val="0"/>
+          <w:numId w:val="24"/>
+        </w:numPr>
+        <w:tabs>
+          <w:tab w:val="clear" w:pos="1134"/>
+          <w:tab w:val="left" w:pos="709" w:leader="none"/>
+        </w:tabs>
+        <w:bidi w:val="0"/>
+        <w:ind w:hanging="283" w:start="709"/>
+        <w:jc w:val="start"/>
+        <w:rPr/>
+      </w:pPr>
+      <w:r>
+        <w:rPr/>
+        <w:t>“</w:t>
+      </w:r>
+      <w:r>
+        <w:rPr/>
+        <w:t xml:space="preserve">打印已发起”不代表纸张已输出；核对打印机、纸张和实际份数。结账成功但打印失败时仅补打，不能重新结账。 </w:t>
+      </w:r>
+    </w:p>
+    <w:p>
+      <w:pPr>
+        <w:pStyle w:val="Heading3"/>
+        <w:bidi w:val="0"/>
+        <w:ind w:hanging="0" w:start="0" w:end="0"/>
+        <w:jc w:val="start"/>
+        <w:rPr/>
+      </w:pPr>
+      <w:bookmarkStart w:id="30" w:name="section-31-移库-补货过账失败"/>
+      <w:bookmarkEnd w:id="30"/>
+      <w:r>
+        <w:rPr/>
+        <w:t>移库、补货过账失败</w:t>
+      </w:r>
+    </w:p>
+    <w:p>
+      <w:pPr>
+        <w:pStyle w:val="BodyText"/>
+        <w:bidi w:val="0"/>
+        <w:jc w:val="start"/>
+        <w:rPr/>
+      </w:pPr>
+      <w:r>
+        <w:rPr/>
+        <w:t>扫描数量已保存不代表库存已移动。保留原任务号、来源和目标库位、已搬数量及完整错误信息，交仓库管理员处理原任务；管理员修复原因后按权限重试过账，不能新建任务重复搬货或修改库存数。</w:t>
+      </w:r>
+    </w:p>
+    <w:p>
+      <w:pPr>
+        <w:pStyle w:val="Heading3"/>
+        <w:bidi w:val="0"/>
+        <w:ind w:hanging="0" w:start="0" w:end="0"/>
+        <w:jc w:val="start"/>
+        <w:rPr/>
+      </w:pPr>
+      <w:bookmarkStart w:id="31" w:name="section-32-库存-任务或账单不一致"/>
+      <w:bookmarkEnd w:id="31"/>
       <w:r>
         <w:rPr/>
         <w:t>库存、任务或账单不一致</w:t>
@@ -5114,8 +7325,8 @@
         <w:jc w:val="start"/>
         <w:rPr/>
       </w:pPr>
-      <w:bookmarkStart w:id="23" w:name="section-24-问题上报模板"/>
-      <w:bookmarkEnd w:id="23"/>
+      <w:bookmarkStart w:id="32" w:name="section-33-问题上报模板"/>
+      <w:bookmarkEnd w:id="32"/>
       <w:r>
         <w:rPr/>
         <w:t>问题上报模板</w:t>
@@ -5126,7 +7337,7 @@
         <w:pStyle w:val="BodyText"/>
         <w:numPr>
           <w:ilvl w:val="0"/>
-          <w:numId w:val="18"/>
+          <w:numId w:val="25"/>
         </w:numPr>
         <w:tabs>
           <w:tab w:val="clear" w:pos="1134"/>
@@ -5148,7 +7359,7 @@
         <w:pStyle w:val="BodyText"/>
         <w:numPr>
           <w:ilvl w:val="0"/>
-          <w:numId w:val="18"/>
+          <w:numId w:val="25"/>
         </w:numPr>
         <w:tabs>
           <w:tab w:val="clear" w:pos="1134"/>
@@ -5170,7 +7381,7 @@
         <w:pStyle w:val="BodyText"/>
         <w:numPr>
           <w:ilvl w:val="0"/>
-          <w:numId w:val="18"/>
+          <w:numId w:val="25"/>
         </w:numPr>
         <w:tabs>
           <w:tab w:val="clear" w:pos="1134"/>
@@ -5192,7 +7403,7 @@
         <w:pStyle w:val="BodyText"/>
         <w:numPr>
           <w:ilvl w:val="0"/>
-          <w:numId w:val="18"/>
+          <w:numId w:val="25"/>
         </w:numPr>
         <w:tabs>
           <w:tab w:val="clear" w:pos="1134"/>
@@ -5214,7 +7425,7 @@
         <w:pStyle w:val="BodyText"/>
         <w:numPr>
           <w:ilvl w:val="0"/>
-          <w:numId w:val="18"/>
+          <w:numId w:val="25"/>
         </w:numPr>
         <w:tabs>
           <w:tab w:val="clear" w:pos="1134"/>
@@ -5236,7 +7447,7 @@
         <w:pStyle w:val="BodyText"/>
         <w:numPr>
           <w:ilvl w:val="0"/>
-          <w:numId w:val="18"/>
+          <w:numId w:val="25"/>
         </w:numPr>
         <w:tabs>
           <w:tab w:val="clear" w:pos="1134"/>
@@ -5258,7 +7469,7 @@
         <w:pStyle w:val="BodyText"/>
         <w:numPr>
           <w:ilvl w:val="0"/>
-          <w:numId w:val="18"/>
+          <w:numId w:val="25"/>
         </w:numPr>
         <w:tabs>
           <w:tab w:val="clear" w:pos="1134"/>
@@ -5280,7 +7491,7 @@
         <w:pStyle w:val="BodyText"/>
         <w:numPr>
           <w:ilvl w:val="0"/>
-          <w:numId w:val="18"/>
+          <w:numId w:val="25"/>
         </w:numPr>
         <w:tabs>
           <w:tab w:val="clear" w:pos="1134"/>
@@ -5302,7 +7513,7 @@
         <w:pStyle w:val="BodyText"/>
         <w:numPr>
           <w:ilvl w:val="0"/>
-          <w:numId w:val="18"/>
+          <w:numId w:val="25"/>
         </w:numPr>
         <w:tabs>
           <w:tab w:val="clear" w:pos="1134"/>
@@ -5324,7 +7535,7 @@
         <w:pStyle w:val="BodyText"/>
         <w:numPr>
           <w:ilvl w:val="0"/>
-          <w:numId w:val="18"/>
+          <w:numId w:val="25"/>
         </w:numPr>
         <w:tabs>
           <w:tab w:val="clear" w:pos="1134"/>
@@ -5348,8 +7559,8 @@
         <w:jc w:val="start"/>
         <w:rPr/>
       </w:pPr>
-      <w:bookmarkStart w:id="24" w:name="section-25-日常自检与培训验收"/>
-      <w:bookmarkEnd w:id="24"/>
+      <w:bookmarkStart w:id="33" w:name="section-34-日常自检与培训验收"/>
+      <w:bookmarkEnd w:id="33"/>
       <w:r>
         <w:rPr/>
         <w:t>日常自检与培训验收</w:t>
@@ -5360,7 +7571,7 @@
         <w:pStyle w:val="BodyText"/>
         <w:numPr>
           <w:ilvl w:val="0"/>
-          <w:numId w:val="19"/>
+          <w:numId w:val="26"/>
         </w:numPr>
         <w:tabs>
           <w:tab w:val="clear" w:pos="1134"/>
@@ -5382,7 +7593,7 @@
         <w:pStyle w:val="BodyText"/>
         <w:numPr>
           <w:ilvl w:val="0"/>
-          <w:numId w:val="19"/>
+          <w:numId w:val="26"/>
         </w:numPr>
         <w:tabs>
           <w:tab w:val="clear" w:pos="1134"/>
@@ -5404,7 +7615,7 @@
         <w:pStyle w:val="BodyText"/>
         <w:numPr>
           <w:ilvl w:val="0"/>
-          <w:numId w:val="19"/>
+          <w:numId w:val="26"/>
         </w:numPr>
         <w:tabs>
           <w:tab w:val="clear" w:pos="1134"/>
@@ -5426,7 +7637,7 @@
         <w:pStyle w:val="BodyText"/>
         <w:numPr>
           <w:ilvl w:val="0"/>
-          <w:numId w:val="19"/>
+          <w:numId w:val="26"/>
         </w:numPr>
         <w:tabs>
           <w:tab w:val="clear" w:pos="1134"/>
@@ -5448,7 +7659,7 @@
         <w:pStyle w:val="BodyText"/>
         <w:numPr>
           <w:ilvl w:val="0"/>
-          <w:numId w:val="19"/>
+          <w:numId w:val="26"/>
         </w:numPr>
         <w:tabs>
           <w:tab w:val="clear" w:pos="1134"/>
@@ -5470,7 +7681,29 @@
         <w:pStyle w:val="BodyText"/>
         <w:numPr>
           <w:ilvl w:val="0"/>
-          <w:numId w:val="19"/>
+          <w:numId w:val="26"/>
+        </w:numPr>
+        <w:tabs>
+          <w:tab w:val="clear" w:pos="1134"/>
+          <w:tab w:val="left" w:pos="709" w:leader="none"/>
+        </w:tabs>
+        <w:bidi w:val="0"/>
+        <w:spacing w:before="0" w:after="0"/>
+        <w:ind w:hanging="283" w:start="709"/>
+        <w:jc w:val="start"/>
+        <w:rPr/>
+      </w:pPr>
+      <w:r>
+        <w:rPr/>
+        <w:t xml:space="preserve">能区分已保存、已过账和已打印，知道登录切换后必须重新核对业务范围。 </w:t>
+      </w:r>
+    </w:p>
+    <w:p>
+      <w:pPr>
+        <w:pStyle w:val="BodyText"/>
+        <w:numPr>
+          <w:ilvl w:val="0"/>
+          <w:numId w:val="26"/>
         </w:numPr>
         <w:tabs>
           <w:tab w:val="clear" w:pos="1134"/>
@@ -5494,8 +7727,8 @@
         <w:jc w:val="start"/>
         <w:rPr/>
       </w:pPr>
-      <w:bookmarkStart w:id="25" w:name="section-26-专项手册与边界"/>
-      <w:bookmarkEnd w:id="25"/>
+      <w:bookmarkStart w:id="34" w:name="section-35-专项手册与边界"/>
+      <w:bookmarkEnd w:id="34"/>
       <w:r>
         <w:rPr/>
         <w:t>专项手册与边界</w:t>
@@ -5506,7 +7739,7 @@
         <w:pStyle w:val="BodyText"/>
         <w:numPr>
           <w:ilvl w:val="0"/>
-          <w:numId w:val="20"/>
+          <w:numId w:val="27"/>
         </w:numPr>
         <w:tabs>
           <w:tab w:val="clear" w:pos="1134"/>
@@ -5524,7 +7757,7 @@
       </w:r>
       <w:r>
         <w:rPr/>
-        <w:t xml:space="preserve">收银、退款、交班和 </w:t>
+        <w:t>收银、赊账、客户还款、退货、打印、交班和对账参见《</w:t>
       </w:r>
       <w:r>
         <w:rPr/>
@@ -5532,17 +7765,7 @@
       </w:r>
       <w:r>
         <w:rPr/>
-        <w:t xml:space="preserve">对账参见 </w:t>
-      </w:r>
-      <w:r>
-        <w:rPr>
-          <w:rStyle w:val="SourceText"/>
-        </w:rPr>
-        <w:t>docs/pos_user_manual.md</w:t>
-      </w:r>
-      <w:r>
-        <w:rPr/>
-        <w:t xml:space="preserve">；只有取得相应 </w:t>
+        <w:t xml:space="preserve">使用手册》；只有取得相应 </w:t>
       </w:r>
       <w:r>
         <w:rPr/>
@@ -5558,31 +7781,21 @@
         <w:pStyle w:val="BodyText"/>
         <w:numPr>
           <w:ilvl w:val="0"/>
-          <w:numId w:val="20"/>
-        </w:numPr>
-        <w:tabs>
-          <w:tab w:val="clear" w:pos="1134"/>
-          <w:tab w:val="left" w:pos="709" w:leader="none"/>
-        </w:tabs>
-        <w:bidi w:val="0"/>
-        <w:spacing w:before="0" w:after="0"/>
-        <w:ind w:hanging="283" w:start="709"/>
-        <w:jc w:val="start"/>
-        <w:rPr/>
-      </w:pPr>
-      <w:r>
-        <w:rPr/>
-        <w:t xml:space="preserve">面向终端客户的商城参见 </w:t>
-      </w:r>
-      <w:r>
-        <w:rPr>
-          <w:rStyle w:val="SourceText"/>
-        </w:rPr>
-        <w:t>docs/sales-miniapp-user-guide.md</w:t>
-      </w:r>
-      <w:r>
-        <w:rPr/>
-        <w:t xml:space="preserve">；商城买家不是本手册六类 </w:t>
+          <w:numId w:val="27"/>
+        </w:numPr>
+        <w:tabs>
+          <w:tab w:val="clear" w:pos="1134"/>
+          <w:tab w:val="left" w:pos="709" w:leader="none"/>
+        </w:tabs>
+        <w:bidi w:val="0"/>
+        <w:spacing w:before="0" w:after="0"/>
+        <w:ind w:hanging="283" w:start="709"/>
+        <w:jc w:val="start"/>
+        <w:rPr/>
+      </w:pPr>
+      <w:r>
+        <w:rPr/>
+        <w:t xml:space="preserve">面向终端客户的商城参见《商城小程序使用教程》；商城买家不是本手册六类 </w:t>
       </w:r>
       <w:r>
         <w:rPr/>
@@ -5598,7 +7811,7 @@
         <w:pStyle w:val="BodyText"/>
         <w:numPr>
           <w:ilvl w:val="0"/>
-          <w:numId w:val="20"/>
+          <w:numId w:val="27"/>
         </w:numPr>
         <w:tabs>
           <w:tab w:val="clear" w:pos="1134"/>
@@ -5620,7 +7833,7 @@
         <w:pStyle w:val="BodyText"/>
         <w:numPr>
           <w:ilvl w:val="0"/>
-          <w:numId w:val="20"/>
+          <w:numId w:val="27"/>
         </w:numPr>
         <w:tabs>
           <w:tab w:val="clear" w:pos="1134"/>
@@ -5644,8 +7857,8 @@
         <w:jc w:val="start"/>
         <w:rPr/>
       </w:pPr>
-      <w:bookmarkStart w:id="26" w:name="section-27-文档修订记录"/>
-      <w:bookmarkEnd w:id="26"/>
+      <w:bookmarkStart w:id="35" w:name="section-36-文档修订记录"/>
+      <w:bookmarkEnd w:id="35"/>
       <w:r>
         <w:rPr/>
         <w:t>文档修订记录</w:t>
@@ -5653,21 +7866,21 @@
     </w:p>
     <w:tbl>
       <w:tblPr>
-        <w:tblW w:w="6933" w:type="dxa"/>
+        <w:tblW w:w="10050" w:type="dxa"/>
         <w:jc w:val="start"/>
         <w:tblInd w:w="0" w:type="dxa"/>
         <w:tblLayout w:type="fixed"/>
         <w:tblCellMar>
-          <w:top w:w="28" w:type="dxa"/>
-          <w:start w:w="28" w:type="dxa"/>
-          <w:bottom w:w="28" w:type="dxa"/>
-          <w:end w:w="28" w:type="dxa"/>
+          <w:top w:w="80" w:type="dxa"/>
+          <w:start w:w="80" w:type="dxa"/>
+          <w:bottom w:w="80" w:type="dxa"/>
+          <w:end w:w="80" w:type="dxa"/>
         </w:tblCellMar>
       </w:tblPr>
       <w:tblGrid>
-        <w:gridCol w:w="511"/>
-        <w:gridCol w:w="1006"/>
-        <w:gridCol w:w="5416"/>
+        <w:gridCol w:w="545"/>
+        <w:gridCol w:w="885"/>
+        <w:gridCol w:w="8620"/>
       </w:tblGrid>
       <w:tr>
         <w:trPr>
@@ -5675,63 +7888,87 @@
         </w:trPr>
         <w:tc>
           <w:tcPr>
-            <w:tcW w:w="511" w:type="dxa"/>
-            <w:tcBorders/>
-            <w:vAlign w:val="center"/>
+            <w:tcW w:w="545" w:type="dxa"/>
+            <w:tcBorders>
+              <w:top w:val="single" w:sz="2" w:space="0" w:color="BDC9DA"/>
+              <w:start w:val="single" w:sz="2" w:space="0" w:color="BDC9DA"/>
+              <w:bottom w:val="single" w:sz="2" w:space="0" w:color="BDC9DA"/>
+              <w:end w:val="single" w:sz="2" w:space="0" w:color="BDC9DA"/>
+            </w:tcBorders>
+            <w:shd w:fill="EAF1FD" w:val="clear"/>
           </w:tcPr>
           <w:p>
             <w:pPr>
               <w:pStyle w:val="TableHeading"/>
-              <w:suppressLineNumbers/>
               <w:bidi w:val="0"/>
               <w:spacing w:before="0" w:after="283"/>
-              <w:jc w:val="center"/>
-              <w:rPr/>
+              <w:ind w:hanging="0" w:start="0" w:end="0"/>
+              <w:rPr>
+                <w:sz w:val="18"/>
+              </w:rPr>
             </w:pPr>
             <w:r>
-              <w:rPr/>
+              <w:rPr>
+                <w:sz w:val="18"/>
+              </w:rPr>
               <w:t>版本</w:t>
             </w:r>
           </w:p>
         </w:tc>
         <w:tc>
           <w:tcPr>
-            <w:tcW w:w="1006" w:type="dxa"/>
-            <w:tcBorders/>
-            <w:vAlign w:val="center"/>
+            <w:tcW w:w="885" w:type="dxa"/>
+            <w:tcBorders>
+              <w:top w:val="single" w:sz="2" w:space="0" w:color="BDC9DA"/>
+              <w:start w:val="single" w:sz="2" w:space="0" w:color="BDC9DA"/>
+              <w:bottom w:val="single" w:sz="2" w:space="0" w:color="BDC9DA"/>
+              <w:end w:val="single" w:sz="2" w:space="0" w:color="BDC9DA"/>
+            </w:tcBorders>
+            <w:shd w:fill="EAF1FD" w:val="clear"/>
           </w:tcPr>
           <w:p>
             <w:pPr>
               <w:pStyle w:val="TableHeading"/>
-              <w:suppressLineNumbers/>
               <w:bidi w:val="0"/>
               <w:spacing w:before="0" w:after="283"/>
-              <w:jc w:val="center"/>
-              <w:rPr/>
+              <w:ind w:hanging="0" w:start="0" w:end="0"/>
+              <w:rPr>
+                <w:sz w:val="18"/>
+              </w:rPr>
             </w:pPr>
             <w:r>
-              <w:rPr/>
+              <w:rPr>
+                <w:sz w:val="18"/>
+              </w:rPr>
               <w:t>日期</w:t>
             </w:r>
           </w:p>
         </w:tc>
         <w:tc>
           <w:tcPr>
-            <w:tcW w:w="5416" w:type="dxa"/>
-            <w:tcBorders/>
-            <w:vAlign w:val="center"/>
+            <w:tcW w:w="8620" w:type="dxa"/>
+            <w:tcBorders>
+              <w:top w:val="single" w:sz="2" w:space="0" w:color="BDC9DA"/>
+              <w:start w:val="single" w:sz="2" w:space="0" w:color="BDC9DA"/>
+              <w:bottom w:val="single" w:sz="2" w:space="0" w:color="BDC9DA"/>
+              <w:end w:val="single" w:sz="2" w:space="0" w:color="BDC9DA"/>
+            </w:tcBorders>
+            <w:shd w:fill="EAF1FD" w:val="clear"/>
           </w:tcPr>
           <w:p>
             <w:pPr>
               <w:pStyle w:val="TableHeading"/>
-              <w:suppressLineNumbers/>
               <w:bidi w:val="0"/>
               <w:spacing w:before="0" w:after="283"/>
-              <w:jc w:val="center"/>
-              <w:rPr/>
+              <w:ind w:hanging="0" w:start="0" w:end="0"/>
+              <w:rPr>
+                <w:sz w:val="18"/>
+              </w:rPr>
             </w:pPr>
             <w:r>
-              <w:rPr/>
+              <w:rPr>
+                <w:sz w:val="18"/>
+              </w:rPr>
               <w:t>说明</w:t>
             </w:r>
           </w:p>
@@ -5741,9 +7978,161 @@
         <w:trPr/>
         <w:tc>
           <w:tcPr>
-            <w:tcW w:w="511" w:type="dxa"/>
-            <w:tcBorders/>
-            <w:vAlign w:val="center"/>
+            <w:tcW w:w="545" w:type="dxa"/>
+            <w:tcBorders>
+              <w:top w:val="single" w:sz="2" w:space="0" w:color="BDC9DA"/>
+              <w:start w:val="single" w:sz="2" w:space="0" w:color="BDC9DA"/>
+              <w:bottom w:val="single" w:sz="2" w:space="0" w:color="BDC9DA"/>
+              <w:end w:val="single" w:sz="2" w:space="0" w:color="BDC9DA"/>
+            </w:tcBorders>
+          </w:tcPr>
+          <w:p>
+            <w:pPr>
+              <w:pStyle w:val="TableContents"/>
+              <w:bidi w:val="0"/>
+              <w:spacing w:before="0" w:after="283"/>
+              <w:ind w:hanging="0" w:start="0" w:end="0"/>
+              <w:jc w:val="start"/>
+              <w:rPr>
+                <w:sz w:val="18"/>
+              </w:rPr>
+            </w:pPr>
+            <w:r>
+              <w:rPr>
+                <w:sz w:val="18"/>
+              </w:rPr>
+              <w:t>V2.1</w:t>
+            </w:r>
+          </w:p>
+        </w:tc>
+        <w:tc>
+          <w:tcPr>
+            <w:tcW w:w="885" w:type="dxa"/>
+            <w:tcBorders>
+              <w:top w:val="single" w:sz="2" w:space="0" w:color="BDC9DA"/>
+              <w:start w:val="single" w:sz="2" w:space="0" w:color="BDC9DA"/>
+              <w:bottom w:val="single" w:sz="2" w:space="0" w:color="BDC9DA"/>
+              <w:end w:val="single" w:sz="2" w:space="0" w:color="BDC9DA"/>
+            </w:tcBorders>
+          </w:tcPr>
+          <w:p>
+            <w:pPr>
+              <w:pStyle w:val="TableContents"/>
+              <w:bidi w:val="0"/>
+              <w:spacing w:before="0" w:after="283"/>
+              <w:ind w:hanging="0" w:start="0" w:end="0"/>
+              <w:jc w:val="start"/>
+              <w:rPr>
+                <w:sz w:val="18"/>
+              </w:rPr>
+            </w:pPr>
+            <w:r>
+              <w:rPr>
+                <w:sz w:val="18"/>
+              </w:rPr>
+              <w:t>2026-09-07</w:t>
+            </w:r>
+          </w:p>
+        </w:tc>
+        <w:tc>
+          <w:tcPr>
+            <w:tcW w:w="8620" w:type="dxa"/>
+            <w:tcBorders>
+              <w:top w:val="single" w:sz="2" w:space="0" w:color="BDC9DA"/>
+              <w:start w:val="single" w:sz="2" w:space="0" w:color="BDC9DA"/>
+              <w:bottom w:val="single" w:sz="2" w:space="0" w:color="BDC9DA"/>
+              <w:end w:val="single" w:sz="2" w:space="0" w:color="BDC9DA"/>
+            </w:tcBorders>
+          </w:tcPr>
+          <w:p>
+            <w:pPr>
+              <w:pStyle w:val="TableContents"/>
+              <w:bidi w:val="0"/>
+              <w:spacing w:before="0" w:after="283"/>
+              <w:ind w:hanging="0" w:start="0" w:end="0"/>
+              <w:jc w:val="start"/>
+              <w:rPr>
+                <w:sz w:val="18"/>
+              </w:rPr>
+            </w:pPr>
+            <w:r>
+              <w:rPr>
+                <w:sz w:val="18"/>
+              </w:rPr>
+              <w:t>按当前工作区（含未提交改动）更新收货上架、移库补货、商品建档、登录恢复、打印和财务核对；功能启用及设备使用以实际部署为准</w:t>
+            </w:r>
+          </w:p>
+        </w:tc>
+      </w:tr>
+      <w:tr>
+        <w:trPr/>
+        <w:tc>
+          <w:tcPr>
+            <w:tcW w:w="545" w:type="dxa"/>
+            <w:tcBorders>
+              <w:top w:val="single" w:sz="2" w:space="0" w:color="BDC9DA"/>
+              <w:start w:val="single" w:sz="2" w:space="0" w:color="BDC9DA"/>
+              <w:bottom w:val="single" w:sz="2" w:space="0" w:color="BDC9DA"/>
+              <w:end w:val="single" w:sz="2" w:space="0" w:color="BDC9DA"/>
+            </w:tcBorders>
+          </w:tcPr>
+          <w:p>
+            <w:pPr>
+              <w:pStyle w:val="TableContents"/>
+              <w:bidi w:val="0"/>
+              <w:spacing w:before="0" w:after="283"/>
+              <w:ind w:hanging="0" w:start="0" w:end="0"/>
+              <w:jc w:val="start"/>
+              <w:rPr>
+                <w:sz w:val="18"/>
+              </w:rPr>
+            </w:pPr>
+            <w:r>
+              <w:rPr>
+                <w:sz w:val="18"/>
+              </w:rPr>
+              <w:t>V2.0</w:t>
+            </w:r>
+          </w:p>
+        </w:tc>
+        <w:tc>
+          <w:tcPr>
+            <w:tcW w:w="885" w:type="dxa"/>
+            <w:tcBorders>
+              <w:top w:val="single" w:sz="2" w:space="0" w:color="BDC9DA"/>
+              <w:start w:val="single" w:sz="2" w:space="0" w:color="BDC9DA"/>
+              <w:bottom w:val="single" w:sz="2" w:space="0" w:color="BDC9DA"/>
+              <w:end w:val="single" w:sz="2" w:space="0" w:color="BDC9DA"/>
+            </w:tcBorders>
+          </w:tcPr>
+          <w:p>
+            <w:pPr>
+              <w:pStyle w:val="TableContents"/>
+              <w:bidi w:val="0"/>
+              <w:spacing w:before="0" w:after="283"/>
+              <w:ind w:hanging="0" w:start="0" w:end="0"/>
+              <w:jc w:val="start"/>
+              <w:rPr>
+                <w:sz w:val="18"/>
+              </w:rPr>
+            </w:pPr>
+            <w:r>
+              <w:rPr>
+                <w:sz w:val="18"/>
+              </w:rPr>
+              <w:t>2026-08-04</w:t>
+            </w:r>
+          </w:p>
+        </w:tc>
+        <w:tc>
+          <w:tcPr>
+            <w:tcW w:w="8620" w:type="dxa"/>
+            <w:tcBorders>
+              <w:top w:val="single" w:sz="2" w:space="0" w:color="BDC9DA"/>
+              <w:start w:val="single" w:sz="2" w:space="0" w:color="BDC9DA"/>
+              <w:bottom w:val="single" w:sz="2" w:space="0" w:color="BDC9DA"/>
+              <w:end w:val="single" w:sz="2" w:space="0" w:color="BDC9DA"/>
+            </w:tcBorders>
           </w:tcPr>
           <w:p>
             <w:pPr>
@@ -5751,50 +8140,14 @@
               <w:bidi w:val="0"/>
               <w:spacing w:before="0" w:after="283"/>
               <w:jc w:val="start"/>
-              <w:rPr/>
+              <w:rPr>
+                <w:sz w:val="18"/>
+              </w:rPr>
             </w:pPr>
             <w:r>
-              <w:rPr/>
-              <w:t>V2.0</w:t>
-            </w:r>
-          </w:p>
-        </w:tc>
-        <w:tc>
-          <w:tcPr>
-            <w:tcW w:w="1006" w:type="dxa"/>
-            <w:tcBorders/>
-            <w:vAlign w:val="center"/>
-          </w:tcPr>
-          <w:p>
-            <w:pPr>
-              <w:pStyle w:val="TableContents"/>
-              <w:bidi w:val="0"/>
-              <w:spacing w:before="0" w:after="283"/>
-              <w:jc w:val="start"/>
-              <w:rPr/>
-            </w:pPr>
-            <w:r>
-              <w:rPr/>
-              <w:t>2026-08-04</w:t>
-            </w:r>
-          </w:p>
-        </w:tc>
-        <w:tc>
-          <w:tcPr>
-            <w:tcW w:w="5416" w:type="dxa"/>
-            <w:tcBorders/>
-            <w:vAlign w:val="center"/>
-          </w:tcPr>
-          <w:p>
-            <w:pPr>
-              <w:pStyle w:val="TableContents"/>
-              <w:bidi w:val="0"/>
-              <w:spacing w:before="0" w:after="283"/>
-              <w:jc w:val="start"/>
-              <w:rPr/>
-            </w:pPr>
-            <w:r>
-              <w:rPr/>
+              <w:rPr>
+                <w:sz w:val="18"/>
+              </w:rPr>
               <w:t>按当前代码、权限和客户端契约拆分角色手册并修订业务流程</w:t>
             </w:r>
           </w:p>
@@ -6087,6 +8440,125 @@
   <w:abstractNum w:abstractNumId="3">
     <w:lvl w:ilvl="0">
       <w:start w:val="1"/>
+      <w:numFmt w:val="decimal"/>
+      <w:lvlText w:val="%1."/>
+      <w:lvlJc w:val="start"/>
+      <w:pPr>
+        <w:tabs>
+          <w:tab w:val="num" w:pos="709"/>
+        </w:tabs>
+        <w:ind w:start="709" w:hanging="283"/>
+      </w:pPr>
+      <w:rPr/>
+    </w:lvl>
+    <w:lvl w:ilvl="1">
+      <w:start w:val="1"/>
+      <w:numFmt w:val="decimal"/>
+      <w:lvlText w:val="%2."/>
+      <w:lvlJc w:val="start"/>
+      <w:pPr>
+        <w:tabs>
+          <w:tab w:val="num" w:pos="1418"/>
+        </w:tabs>
+        <w:ind w:start="1418" w:hanging="283"/>
+      </w:pPr>
+      <w:rPr/>
+    </w:lvl>
+    <w:lvl w:ilvl="2">
+      <w:start w:val="1"/>
+      <w:numFmt w:val="decimal"/>
+      <w:lvlText w:val="%3."/>
+      <w:lvlJc w:val="start"/>
+      <w:pPr>
+        <w:tabs>
+          <w:tab w:val="num" w:pos="2127"/>
+        </w:tabs>
+        <w:ind w:start="2127" w:hanging="283"/>
+      </w:pPr>
+      <w:rPr/>
+    </w:lvl>
+    <w:lvl w:ilvl="3">
+      <w:start w:val="1"/>
+      <w:numFmt w:val="decimal"/>
+      <w:lvlText w:val="%4."/>
+      <w:lvlJc w:val="start"/>
+      <w:pPr>
+        <w:tabs>
+          <w:tab w:val="num" w:pos="2836"/>
+        </w:tabs>
+        <w:ind w:start="2836" w:hanging="283"/>
+      </w:pPr>
+      <w:rPr/>
+    </w:lvl>
+    <w:lvl w:ilvl="4">
+      <w:start w:val="1"/>
+      <w:numFmt w:val="decimal"/>
+      <w:lvlText w:val="%5."/>
+      <w:lvlJc w:val="start"/>
+      <w:pPr>
+        <w:tabs>
+          <w:tab w:val="num" w:pos="3545"/>
+        </w:tabs>
+        <w:ind w:start="3545" w:hanging="283"/>
+      </w:pPr>
+      <w:rPr/>
+    </w:lvl>
+    <w:lvl w:ilvl="5">
+      <w:start w:val="1"/>
+      <w:numFmt w:val="decimal"/>
+      <w:lvlText w:val="%6."/>
+      <w:lvlJc w:val="start"/>
+      <w:pPr>
+        <w:tabs>
+          <w:tab w:val="num" w:pos="4254"/>
+        </w:tabs>
+        <w:ind w:start="4254" w:hanging="283"/>
+      </w:pPr>
+      <w:rPr/>
+    </w:lvl>
+    <w:lvl w:ilvl="6">
+      <w:start w:val="1"/>
+      <w:numFmt w:val="decimal"/>
+      <w:lvlText w:val="%7."/>
+      <w:lvlJc w:val="start"/>
+      <w:pPr>
+        <w:tabs>
+          <w:tab w:val="num" w:pos="4963"/>
+        </w:tabs>
+        <w:ind w:start="4963" w:hanging="283"/>
+      </w:pPr>
+      <w:rPr/>
+    </w:lvl>
+    <w:lvl w:ilvl="7">
+      <w:start w:val="1"/>
+      <w:numFmt w:val="decimal"/>
+      <w:lvlText w:val="%8."/>
+      <w:lvlJc w:val="start"/>
+      <w:pPr>
+        <w:tabs>
+          <w:tab w:val="num" w:pos="5672"/>
+        </w:tabs>
+        <w:ind w:start="5672" w:hanging="283"/>
+      </w:pPr>
+      <w:rPr/>
+    </w:lvl>
+    <w:lvl w:ilvl="8">
+      <w:start w:val="1"/>
+      <w:numFmt w:val="decimal"/>
+      <w:lvlText w:val="%9."/>
+      <w:lvlJc w:val="start"/>
+      <w:pPr>
+        <w:tabs>
+          <w:tab w:val="num" w:pos="6381"/>
+        </w:tabs>
+        <w:ind w:start="6381" w:hanging="283"/>
+      </w:pPr>
+      <w:rPr/>
+    </w:lvl>
+  </w:abstractNum>
+  <w:abstractNum w:abstractNumId="4">
+    <w:lvl w:ilvl="0">
+      <w:start w:val="1"/>
       <w:numFmt w:val="bullet"/>
       <w:lvlText w:val=""/>
       <w:lvlJc w:val="start"/>
@@ -6221,125 +8693,6 @@
       </w:rPr>
     </w:lvl>
   </w:abstractNum>
-  <w:abstractNum w:abstractNumId="4">
-    <w:lvl w:ilvl="0">
-      <w:start w:val="1"/>
-      <w:numFmt w:val="decimal"/>
-      <w:lvlText w:val="%1."/>
-      <w:lvlJc w:val="start"/>
-      <w:pPr>
-        <w:tabs>
-          <w:tab w:val="num" w:pos="709"/>
-        </w:tabs>
-        <w:ind w:start="709" w:hanging="283"/>
-      </w:pPr>
-      <w:rPr/>
-    </w:lvl>
-    <w:lvl w:ilvl="1">
-      <w:start w:val="1"/>
-      <w:numFmt w:val="decimal"/>
-      <w:lvlText w:val="%2."/>
-      <w:lvlJc w:val="start"/>
-      <w:pPr>
-        <w:tabs>
-          <w:tab w:val="num" w:pos="1418"/>
-        </w:tabs>
-        <w:ind w:start="1418" w:hanging="283"/>
-      </w:pPr>
-      <w:rPr/>
-    </w:lvl>
-    <w:lvl w:ilvl="2">
-      <w:start w:val="1"/>
-      <w:numFmt w:val="decimal"/>
-      <w:lvlText w:val="%3."/>
-      <w:lvlJc w:val="start"/>
-      <w:pPr>
-        <w:tabs>
-          <w:tab w:val="num" w:pos="2127"/>
-        </w:tabs>
-        <w:ind w:start="2127" w:hanging="283"/>
-      </w:pPr>
-      <w:rPr/>
-    </w:lvl>
-    <w:lvl w:ilvl="3">
-      <w:start w:val="1"/>
-      <w:numFmt w:val="decimal"/>
-      <w:lvlText w:val="%4."/>
-      <w:lvlJc w:val="start"/>
-      <w:pPr>
-        <w:tabs>
-          <w:tab w:val="num" w:pos="2836"/>
-        </w:tabs>
-        <w:ind w:start="2836" w:hanging="283"/>
-      </w:pPr>
-      <w:rPr/>
-    </w:lvl>
-    <w:lvl w:ilvl="4">
-      <w:start w:val="1"/>
-      <w:numFmt w:val="decimal"/>
-      <w:lvlText w:val="%5."/>
-      <w:lvlJc w:val="start"/>
-      <w:pPr>
-        <w:tabs>
-          <w:tab w:val="num" w:pos="3545"/>
-        </w:tabs>
-        <w:ind w:start="3545" w:hanging="283"/>
-      </w:pPr>
-      <w:rPr/>
-    </w:lvl>
-    <w:lvl w:ilvl="5">
-      <w:start w:val="1"/>
-      <w:numFmt w:val="decimal"/>
-      <w:lvlText w:val="%6."/>
-      <w:lvlJc w:val="start"/>
-      <w:pPr>
-        <w:tabs>
-          <w:tab w:val="num" w:pos="4254"/>
-        </w:tabs>
-        <w:ind w:start="4254" w:hanging="283"/>
-      </w:pPr>
-      <w:rPr/>
-    </w:lvl>
-    <w:lvl w:ilvl="6">
-      <w:start w:val="1"/>
-      <w:numFmt w:val="decimal"/>
-      <w:lvlText w:val="%7."/>
-      <w:lvlJc w:val="start"/>
-      <w:pPr>
-        <w:tabs>
-          <w:tab w:val="num" w:pos="4963"/>
-        </w:tabs>
-        <w:ind w:start="4963" w:hanging="283"/>
-      </w:pPr>
-      <w:rPr/>
-    </w:lvl>
-    <w:lvl w:ilvl="7">
-      <w:start w:val="1"/>
-      <w:numFmt w:val="decimal"/>
-      <w:lvlText w:val="%8."/>
-      <w:lvlJc w:val="start"/>
-      <w:pPr>
-        <w:tabs>
-          <w:tab w:val="num" w:pos="5672"/>
-        </w:tabs>
-        <w:ind w:start="5672" w:hanging="283"/>
-      </w:pPr>
-      <w:rPr/>
-    </w:lvl>
-    <w:lvl w:ilvl="8">
-      <w:start w:val="1"/>
-      <w:numFmt w:val="decimal"/>
-      <w:lvlText w:val="%9."/>
-      <w:lvlJc w:val="start"/>
-      <w:pPr>
-        <w:tabs>
-          <w:tab w:val="num" w:pos="6381"/>
-        </w:tabs>
-        <w:ind w:start="6381" w:hanging="283"/>
-      </w:pPr>
-      <w:rPr/>
-    </w:lvl>
-  </w:abstractNum>
   <w:abstractNum w:abstractNumId="5">
     <w:lvl w:ilvl="0">
       <w:start w:val="1"/>
@@ -6462,6 +8815,125 @@
   <w:abstractNum w:abstractNumId="6">
     <w:lvl w:ilvl="0">
       <w:start w:val="1"/>
+      <w:numFmt w:val="decimal"/>
+      <w:lvlText w:val="%1."/>
+      <w:lvlJc w:val="start"/>
+      <w:pPr>
+        <w:tabs>
+          <w:tab w:val="num" w:pos="709"/>
+        </w:tabs>
+        <w:ind w:start="709" w:hanging="283"/>
+      </w:pPr>
+      <w:rPr/>
+    </w:lvl>
+    <w:lvl w:ilvl="1">
+      <w:start w:val="1"/>
+      <w:numFmt w:val="decimal"/>
+      <w:lvlText w:val="%2."/>
+      <w:lvlJc w:val="start"/>
+      <w:pPr>
+        <w:tabs>
+          <w:tab w:val="num" w:pos="1418"/>
+        </w:tabs>
+        <w:ind w:start="1418" w:hanging="283"/>
+      </w:pPr>
+      <w:rPr/>
+    </w:lvl>
+    <w:lvl w:ilvl="2">
+      <w:start w:val="1"/>
+      <w:numFmt w:val="decimal"/>
+      <w:lvlText w:val="%3."/>
+      <w:lvlJc w:val="start"/>
+      <w:pPr>
+        <w:tabs>
+          <w:tab w:val="num" w:pos="2127"/>
+        </w:tabs>
+        <w:ind w:start="2127" w:hanging="283"/>
+      </w:pPr>
+      <w:rPr/>
+    </w:lvl>
+    <w:lvl w:ilvl="3">
+      <w:start w:val="1"/>
+      <w:numFmt w:val="decimal"/>
+      <w:lvlText w:val="%4."/>
+      <w:lvlJc w:val="start"/>
+      <w:pPr>
+        <w:tabs>
+          <w:tab w:val="num" w:pos="2836"/>
+        </w:tabs>
+        <w:ind w:start="2836" w:hanging="283"/>
+      </w:pPr>
+      <w:rPr/>
+    </w:lvl>
+    <w:lvl w:ilvl="4">
+      <w:start w:val="1"/>
+      <w:numFmt w:val="decimal"/>
+      <w:lvlText w:val="%5."/>
+      <w:lvlJc w:val="start"/>
+      <w:pPr>
+        <w:tabs>
+          <w:tab w:val="num" w:pos="3545"/>
+        </w:tabs>
+        <w:ind w:start="3545" w:hanging="283"/>
+      </w:pPr>
+      <w:rPr/>
+    </w:lvl>
+    <w:lvl w:ilvl="5">
+      <w:start w:val="1"/>
+      <w:numFmt w:val="decimal"/>
+      <w:lvlText w:val="%6."/>
+      <w:lvlJc w:val="start"/>
+      <w:pPr>
+        <w:tabs>
+          <w:tab w:val="num" w:pos="4254"/>
+        </w:tabs>
+        <w:ind w:start="4254" w:hanging="283"/>
+      </w:pPr>
+      <w:rPr/>
+    </w:lvl>
+    <w:lvl w:ilvl="6">
+      <w:start w:val="1"/>
+      <w:numFmt w:val="decimal"/>
+      <w:lvlText w:val="%7."/>
+      <w:lvlJc w:val="start"/>
+      <w:pPr>
+        <w:tabs>
+          <w:tab w:val="num" w:pos="4963"/>
+        </w:tabs>
+        <w:ind w:start="4963" w:hanging="283"/>
+      </w:pPr>
+      <w:rPr/>
+    </w:lvl>
+    <w:lvl w:ilvl="7">
+      <w:start w:val="1"/>
+      <w:numFmt w:val="decimal"/>
+      <w:lvlText w:val="%8."/>
+      <w:lvlJc w:val="start"/>
+      <w:pPr>
+        <w:tabs>
+          <w:tab w:val="num" w:pos="5672"/>
+        </w:tabs>
+        <w:ind w:start="5672" w:hanging="283"/>
+      </w:pPr>
+      <w:rPr/>
+    </w:lvl>
+    <w:lvl w:ilvl="8">
+      <w:start w:val="1"/>
+      <w:numFmt w:val="decimal"/>
+      <w:lvlText w:val="%9."/>
+      <w:lvlJc w:val="start"/>
+      <w:pPr>
+        <w:tabs>
+          <w:tab w:val="num" w:pos="6381"/>
+        </w:tabs>
+        <w:ind w:start="6381" w:hanging="283"/>
+      </w:pPr>
+      <w:rPr/>
+    </w:lvl>
+  </w:abstractNum>
+  <w:abstractNum w:abstractNumId="7">
+    <w:lvl w:ilvl="0">
+      <w:start w:val="1"/>
       <w:numFmt w:val="bullet"/>
       <w:lvlText w:val=""/>
       <w:lvlJc w:val="start"/>
@@ -6596,125 +9068,6 @@
       </w:rPr>
     </w:lvl>
   </w:abstractNum>
-  <w:abstractNum w:abstractNumId="7">
-    <w:lvl w:ilvl="0">
-      <w:start w:val="1"/>
-      <w:numFmt w:val="decimal"/>
-      <w:lvlText w:val="%1."/>
-      <w:lvlJc w:val="start"/>
-      <w:pPr>
-        <w:tabs>
-          <w:tab w:val="num" w:pos="709"/>
-        </w:tabs>
-        <w:ind w:start="709" w:hanging="283"/>
-      </w:pPr>
-      <w:rPr/>
-    </w:lvl>
-    <w:lvl w:ilvl="1">
-      <w:start w:val="1"/>
-      <w:numFmt w:val="decimal"/>
-      <w:lvlText w:val="%2."/>
-      <w:lvlJc w:val="start"/>
-      <w:pPr>
-        <w:tabs>
-          <w:tab w:val="num" w:pos="1418"/>
-        </w:tabs>
-        <w:ind w:start="1418" w:hanging="283"/>
-      </w:pPr>
-      <w:rPr/>
-    </w:lvl>
-    <w:lvl w:ilvl="2">
-      <w:start w:val="1"/>
-      <w:numFmt w:val="decimal"/>
-      <w:lvlText w:val="%3."/>
-      <w:lvlJc w:val="start"/>
-      <w:pPr>
-        <w:tabs>
-          <w:tab w:val="num" w:pos="2127"/>
-        </w:tabs>
-        <w:ind w:start="2127" w:hanging="283"/>
-      </w:pPr>
-      <w:rPr/>
-    </w:lvl>
-    <w:lvl w:ilvl="3">
-      <w:start w:val="1"/>
-      <w:numFmt w:val="decimal"/>
-      <w:lvlText w:val="%4."/>
-      <w:lvlJc w:val="start"/>
-      <w:pPr>
-        <w:tabs>
-          <w:tab w:val="num" w:pos="2836"/>
-        </w:tabs>
-        <w:ind w:start="2836" w:hanging="283"/>
-      </w:pPr>
-      <w:rPr/>
-    </w:lvl>
-    <w:lvl w:ilvl="4">
-      <w:start w:val="1"/>
-      <w:numFmt w:val="decimal"/>
-      <w:lvlText w:val="%5."/>
-      <w:lvlJc w:val="start"/>
-      <w:pPr>
-        <w:tabs>
-          <w:tab w:val="num" w:pos="3545"/>
-        </w:tabs>
-        <w:ind w:start="3545" w:hanging="283"/>
-      </w:pPr>
-      <w:rPr/>
-    </w:lvl>
-    <w:lvl w:ilvl="5">
-      <w:start w:val="1"/>
-      <w:numFmt w:val="decimal"/>
-      <w:lvlText w:val="%6."/>
-      <w:lvlJc w:val="start"/>
-      <w:pPr>
-        <w:tabs>
-          <w:tab w:val="num" w:pos="4254"/>
-        </w:tabs>
-        <w:ind w:start="4254" w:hanging="283"/>
-      </w:pPr>
-      <w:rPr/>
-    </w:lvl>
-    <w:lvl w:ilvl="6">
-      <w:start w:val="1"/>
-      <w:numFmt w:val="decimal"/>
-      <w:lvlText w:val="%7."/>
-      <w:lvlJc w:val="start"/>
-      <w:pPr>
-        <w:tabs>
-          <w:tab w:val="num" w:pos="4963"/>
-        </w:tabs>
-        <w:ind w:start="4963" w:hanging="283"/>
-      </w:pPr>
-      <w:rPr/>
-    </w:lvl>
-    <w:lvl w:ilvl="7">
-      <w:start w:val="1"/>
-      <w:numFmt w:val="decimal"/>
-      <w:lvlText w:val="%8."/>
-      <w:lvlJc w:val="start"/>
-      <w:pPr>
-        <w:tabs>
-          <w:tab w:val="num" w:pos="5672"/>
-        </w:tabs>
-        <w:ind w:start="5672" w:hanging="283"/>
-      </w:pPr>
-      <w:rPr/>
-    </w:lvl>
-    <w:lvl w:ilvl="8">
-      <w:start w:val="1"/>
-      <w:numFmt w:val="decimal"/>
-      <w:lvlText w:val="%9."/>
-      <w:lvlJc w:val="start"/>
-      <w:pPr>
-        <w:tabs>
-          <w:tab w:val="num" w:pos="6381"/>
-        </w:tabs>
-        <w:ind w:start="6381" w:hanging="283"/>
-      </w:pPr>
-      <w:rPr/>
-    </w:lvl>
-  </w:abstractNum>
   <w:abstractNum w:abstractNumId="8">
     <w:lvl w:ilvl="0">
       <w:start w:val="1"/>
@@ -7551,6 +9904,601 @@
   <w:abstractNum w:abstractNumId="15">
     <w:lvl w:ilvl="0">
       <w:start w:val="1"/>
+      <w:numFmt w:val="decimal"/>
+      <w:lvlText w:val="%1."/>
+      <w:lvlJc w:val="start"/>
+      <w:pPr>
+        <w:tabs>
+          <w:tab w:val="num" w:pos="709"/>
+        </w:tabs>
+        <w:ind w:start="709" w:hanging="283"/>
+      </w:pPr>
+      <w:rPr/>
+    </w:lvl>
+    <w:lvl w:ilvl="1">
+      <w:start w:val="1"/>
+      <w:numFmt w:val="decimal"/>
+      <w:lvlText w:val="%2."/>
+      <w:lvlJc w:val="start"/>
+      <w:pPr>
+        <w:tabs>
+          <w:tab w:val="num" w:pos="1418"/>
+        </w:tabs>
+        <w:ind w:start="1418" w:hanging="283"/>
+      </w:pPr>
+      <w:rPr/>
+    </w:lvl>
+    <w:lvl w:ilvl="2">
+      <w:start w:val="1"/>
+      <w:numFmt w:val="decimal"/>
+      <w:lvlText w:val="%3."/>
+      <w:lvlJc w:val="start"/>
+      <w:pPr>
+        <w:tabs>
+          <w:tab w:val="num" w:pos="2127"/>
+        </w:tabs>
+        <w:ind w:start="2127" w:hanging="283"/>
+      </w:pPr>
+      <w:rPr/>
+    </w:lvl>
+    <w:lvl w:ilvl="3">
+      <w:start w:val="1"/>
+      <w:numFmt w:val="decimal"/>
+      <w:lvlText w:val="%4."/>
+      <w:lvlJc w:val="start"/>
+      <w:pPr>
+        <w:tabs>
+          <w:tab w:val="num" w:pos="2836"/>
+        </w:tabs>
+        <w:ind w:start="2836" w:hanging="283"/>
+      </w:pPr>
+      <w:rPr/>
+    </w:lvl>
+    <w:lvl w:ilvl="4">
+      <w:start w:val="1"/>
+      <w:numFmt w:val="decimal"/>
+      <w:lvlText w:val="%5."/>
+      <w:lvlJc w:val="start"/>
+      <w:pPr>
+        <w:tabs>
+          <w:tab w:val="num" w:pos="3545"/>
+        </w:tabs>
+        <w:ind w:start="3545" w:hanging="283"/>
+      </w:pPr>
+      <w:rPr/>
+    </w:lvl>
+    <w:lvl w:ilvl="5">
+      <w:start w:val="1"/>
+      <w:numFmt w:val="decimal"/>
+      <w:lvlText w:val="%6."/>
+      <w:lvlJc w:val="start"/>
+      <w:pPr>
+        <w:tabs>
+          <w:tab w:val="num" w:pos="4254"/>
+        </w:tabs>
+        <w:ind w:start="4254" w:hanging="283"/>
+      </w:pPr>
+      <w:rPr/>
+    </w:lvl>
+    <w:lvl w:ilvl="6">
+      <w:start w:val="1"/>
+      <w:numFmt w:val="decimal"/>
+      <w:lvlText w:val="%7."/>
+      <w:lvlJc w:val="start"/>
+      <w:pPr>
+        <w:tabs>
+          <w:tab w:val="num" w:pos="4963"/>
+        </w:tabs>
+        <w:ind w:start="4963" w:hanging="283"/>
+      </w:pPr>
+      <w:rPr/>
+    </w:lvl>
+    <w:lvl w:ilvl="7">
+      <w:start w:val="1"/>
+      <w:numFmt w:val="decimal"/>
+      <w:lvlText w:val="%8."/>
+      <w:lvlJc w:val="start"/>
+      <w:pPr>
+        <w:tabs>
+          <w:tab w:val="num" w:pos="5672"/>
+        </w:tabs>
+        <w:ind w:start="5672" w:hanging="283"/>
+      </w:pPr>
+      <w:rPr/>
+    </w:lvl>
+    <w:lvl w:ilvl="8">
+      <w:start w:val="1"/>
+      <w:numFmt w:val="decimal"/>
+      <w:lvlText w:val="%9."/>
+      <w:lvlJc w:val="start"/>
+      <w:pPr>
+        <w:tabs>
+          <w:tab w:val="num" w:pos="6381"/>
+        </w:tabs>
+        <w:ind w:start="6381" w:hanging="283"/>
+      </w:pPr>
+      <w:rPr/>
+    </w:lvl>
+  </w:abstractNum>
+  <w:abstractNum w:abstractNumId="16">
+    <w:lvl w:ilvl="0">
+      <w:start w:val="1"/>
+      <w:numFmt w:val="decimal"/>
+      <w:lvlText w:val="%1."/>
+      <w:lvlJc w:val="start"/>
+      <w:pPr>
+        <w:tabs>
+          <w:tab w:val="num" w:pos="709"/>
+        </w:tabs>
+        <w:ind w:start="709" w:hanging="283"/>
+      </w:pPr>
+      <w:rPr/>
+    </w:lvl>
+    <w:lvl w:ilvl="1">
+      <w:start w:val="1"/>
+      <w:numFmt w:val="decimal"/>
+      <w:lvlText w:val="%2."/>
+      <w:lvlJc w:val="start"/>
+      <w:pPr>
+        <w:tabs>
+          <w:tab w:val="num" w:pos="1418"/>
+        </w:tabs>
+        <w:ind w:start="1418" w:hanging="283"/>
+      </w:pPr>
+      <w:rPr/>
+    </w:lvl>
+    <w:lvl w:ilvl="2">
+      <w:start w:val="1"/>
+      <w:numFmt w:val="decimal"/>
+      <w:lvlText w:val="%3."/>
+      <w:lvlJc w:val="start"/>
+      <w:pPr>
+        <w:tabs>
+          <w:tab w:val="num" w:pos="2127"/>
+        </w:tabs>
+        <w:ind w:start="2127" w:hanging="283"/>
+      </w:pPr>
+      <w:rPr/>
+    </w:lvl>
+    <w:lvl w:ilvl="3">
+      <w:start w:val="1"/>
+      <w:numFmt w:val="decimal"/>
+      <w:lvlText w:val="%4."/>
+      <w:lvlJc w:val="start"/>
+      <w:pPr>
+        <w:tabs>
+          <w:tab w:val="num" w:pos="2836"/>
+        </w:tabs>
+        <w:ind w:start="2836" w:hanging="283"/>
+      </w:pPr>
+      <w:rPr/>
+    </w:lvl>
+    <w:lvl w:ilvl="4">
+      <w:start w:val="1"/>
+      <w:numFmt w:val="decimal"/>
+      <w:lvlText w:val="%5."/>
+      <w:lvlJc w:val="start"/>
+      <w:pPr>
+        <w:tabs>
+          <w:tab w:val="num" w:pos="3545"/>
+        </w:tabs>
+        <w:ind w:start="3545" w:hanging="283"/>
+      </w:pPr>
+      <w:rPr/>
+    </w:lvl>
+    <w:lvl w:ilvl="5">
+      <w:start w:val="1"/>
+      <w:numFmt w:val="decimal"/>
+      <w:lvlText w:val="%6."/>
+      <w:lvlJc w:val="start"/>
+      <w:pPr>
+        <w:tabs>
+          <w:tab w:val="num" w:pos="4254"/>
+        </w:tabs>
+        <w:ind w:start="4254" w:hanging="283"/>
+      </w:pPr>
+      <w:rPr/>
+    </w:lvl>
+    <w:lvl w:ilvl="6">
+      <w:start w:val="1"/>
+      <w:numFmt w:val="decimal"/>
+      <w:lvlText w:val="%7."/>
+      <w:lvlJc w:val="start"/>
+      <w:pPr>
+        <w:tabs>
+          <w:tab w:val="num" w:pos="4963"/>
+        </w:tabs>
+        <w:ind w:start="4963" w:hanging="283"/>
+      </w:pPr>
+      <w:rPr/>
+    </w:lvl>
+    <w:lvl w:ilvl="7">
+      <w:start w:val="1"/>
+      <w:numFmt w:val="decimal"/>
+      <w:lvlText w:val="%8."/>
+      <w:lvlJc w:val="start"/>
+      <w:pPr>
+        <w:tabs>
+          <w:tab w:val="num" w:pos="5672"/>
+        </w:tabs>
+        <w:ind w:start="5672" w:hanging="283"/>
+      </w:pPr>
+      <w:rPr/>
+    </w:lvl>
+    <w:lvl w:ilvl="8">
+      <w:start w:val="1"/>
+      <w:numFmt w:val="decimal"/>
+      <w:lvlText w:val="%9."/>
+      <w:lvlJc w:val="start"/>
+      <w:pPr>
+        <w:tabs>
+          <w:tab w:val="num" w:pos="6381"/>
+        </w:tabs>
+        <w:ind w:start="6381" w:hanging="283"/>
+      </w:pPr>
+      <w:rPr/>
+    </w:lvl>
+  </w:abstractNum>
+  <w:abstractNum w:abstractNumId="17">
+    <w:lvl w:ilvl="0">
+      <w:start w:val="1"/>
+      <w:numFmt w:val="decimal"/>
+      <w:lvlText w:val="%1."/>
+      <w:lvlJc w:val="start"/>
+      <w:pPr>
+        <w:tabs>
+          <w:tab w:val="num" w:pos="709"/>
+        </w:tabs>
+        <w:ind w:start="709" w:hanging="283"/>
+      </w:pPr>
+      <w:rPr/>
+    </w:lvl>
+    <w:lvl w:ilvl="1">
+      <w:start w:val="1"/>
+      <w:numFmt w:val="decimal"/>
+      <w:lvlText w:val="%2."/>
+      <w:lvlJc w:val="start"/>
+      <w:pPr>
+        <w:tabs>
+          <w:tab w:val="num" w:pos="1418"/>
+        </w:tabs>
+        <w:ind w:start="1418" w:hanging="283"/>
+      </w:pPr>
+      <w:rPr/>
+    </w:lvl>
+    <w:lvl w:ilvl="2">
+      <w:start w:val="1"/>
+      <w:numFmt w:val="decimal"/>
+      <w:lvlText w:val="%3."/>
+      <w:lvlJc w:val="start"/>
+      <w:pPr>
+        <w:tabs>
+          <w:tab w:val="num" w:pos="2127"/>
+        </w:tabs>
+        <w:ind w:start="2127" w:hanging="283"/>
+      </w:pPr>
+      <w:rPr/>
+    </w:lvl>
+    <w:lvl w:ilvl="3">
+      <w:start w:val="1"/>
+      <w:numFmt w:val="decimal"/>
+      <w:lvlText w:val="%4."/>
+      <w:lvlJc w:val="start"/>
+      <w:pPr>
+        <w:tabs>
+          <w:tab w:val="num" w:pos="2836"/>
+        </w:tabs>
+        <w:ind w:start="2836" w:hanging="283"/>
+      </w:pPr>
+      <w:rPr/>
+    </w:lvl>
+    <w:lvl w:ilvl="4">
+      <w:start w:val="1"/>
+      <w:numFmt w:val="decimal"/>
+      <w:lvlText w:val="%5."/>
+      <w:lvlJc w:val="start"/>
+      <w:pPr>
+        <w:tabs>
+          <w:tab w:val="num" w:pos="3545"/>
+        </w:tabs>
+        <w:ind w:start="3545" w:hanging="283"/>
+      </w:pPr>
+      <w:rPr/>
+    </w:lvl>
+    <w:lvl w:ilvl="5">
+      <w:start w:val="1"/>
+      <w:numFmt w:val="decimal"/>
+      <w:lvlText w:val="%6."/>
+      <w:lvlJc w:val="start"/>
+      <w:pPr>
+        <w:tabs>
+          <w:tab w:val="num" w:pos="4254"/>
+        </w:tabs>
+        <w:ind w:start="4254" w:hanging="283"/>
+      </w:pPr>
+      <w:rPr/>
+    </w:lvl>
+    <w:lvl w:ilvl="6">
+      <w:start w:val="1"/>
+      <w:numFmt w:val="decimal"/>
+      <w:lvlText w:val="%7."/>
+      <w:lvlJc w:val="start"/>
+      <w:pPr>
+        <w:tabs>
+          <w:tab w:val="num" w:pos="4963"/>
+        </w:tabs>
+        <w:ind w:start="4963" w:hanging="283"/>
+      </w:pPr>
+      <w:rPr/>
+    </w:lvl>
+    <w:lvl w:ilvl="7">
+      <w:start w:val="1"/>
+      <w:numFmt w:val="decimal"/>
+      <w:lvlText w:val="%8."/>
+      <w:lvlJc w:val="start"/>
+      <w:pPr>
+        <w:tabs>
+          <w:tab w:val="num" w:pos="5672"/>
+        </w:tabs>
+        <w:ind w:start="5672" w:hanging="283"/>
+      </w:pPr>
+      <w:rPr/>
+    </w:lvl>
+    <w:lvl w:ilvl="8">
+      <w:start w:val="1"/>
+      <w:numFmt w:val="decimal"/>
+      <w:lvlText w:val="%9."/>
+      <w:lvlJc w:val="start"/>
+      <w:pPr>
+        <w:tabs>
+          <w:tab w:val="num" w:pos="6381"/>
+        </w:tabs>
+        <w:ind w:start="6381" w:hanging="283"/>
+      </w:pPr>
+      <w:rPr/>
+    </w:lvl>
+  </w:abstractNum>
+  <w:abstractNum w:abstractNumId="18">
+    <w:lvl w:ilvl="0">
+      <w:start w:val="1"/>
+      <w:numFmt w:val="decimal"/>
+      <w:lvlText w:val="%1."/>
+      <w:lvlJc w:val="start"/>
+      <w:pPr>
+        <w:tabs>
+          <w:tab w:val="num" w:pos="709"/>
+        </w:tabs>
+        <w:ind w:start="709" w:hanging="283"/>
+      </w:pPr>
+      <w:rPr/>
+    </w:lvl>
+    <w:lvl w:ilvl="1">
+      <w:start w:val="1"/>
+      <w:numFmt w:val="decimal"/>
+      <w:lvlText w:val="%2."/>
+      <w:lvlJc w:val="start"/>
+      <w:pPr>
+        <w:tabs>
+          <w:tab w:val="num" w:pos="1418"/>
+        </w:tabs>
+        <w:ind w:start="1418" w:hanging="283"/>
+      </w:pPr>
+      <w:rPr/>
+    </w:lvl>
+    <w:lvl w:ilvl="2">
+      <w:start w:val="1"/>
+      <w:numFmt w:val="decimal"/>
+      <w:lvlText w:val="%3."/>
+      <w:lvlJc w:val="start"/>
+      <w:pPr>
+        <w:tabs>
+          <w:tab w:val="num" w:pos="2127"/>
+        </w:tabs>
+        <w:ind w:start="2127" w:hanging="283"/>
+      </w:pPr>
+      <w:rPr/>
+    </w:lvl>
+    <w:lvl w:ilvl="3">
+      <w:start w:val="1"/>
+      <w:numFmt w:val="decimal"/>
+      <w:lvlText w:val="%4."/>
+      <w:lvlJc w:val="start"/>
+      <w:pPr>
+        <w:tabs>
+          <w:tab w:val="num" w:pos="2836"/>
+        </w:tabs>
+        <w:ind w:start="2836" w:hanging="283"/>
+      </w:pPr>
+      <w:rPr/>
+    </w:lvl>
+    <w:lvl w:ilvl="4">
+      <w:start w:val="1"/>
+      <w:numFmt w:val="decimal"/>
+      <w:lvlText w:val="%5."/>
+      <w:lvlJc w:val="start"/>
+      <w:pPr>
+        <w:tabs>
+          <w:tab w:val="num" w:pos="3545"/>
+        </w:tabs>
+        <w:ind w:start="3545" w:hanging="283"/>
+      </w:pPr>
+      <w:rPr/>
+    </w:lvl>
+    <w:lvl w:ilvl="5">
+      <w:start w:val="1"/>
+      <w:numFmt w:val="decimal"/>
+      <w:lvlText w:val="%6."/>
+      <w:lvlJc w:val="start"/>
+      <w:pPr>
+        <w:tabs>
+          <w:tab w:val="num" w:pos="4254"/>
+        </w:tabs>
+        <w:ind w:start="4254" w:hanging="283"/>
+      </w:pPr>
+      <w:rPr/>
+    </w:lvl>
+    <w:lvl w:ilvl="6">
+      <w:start w:val="1"/>
+      <w:numFmt w:val="decimal"/>
+      <w:lvlText w:val="%7."/>
+      <w:lvlJc w:val="start"/>
+      <w:pPr>
+        <w:tabs>
+          <w:tab w:val="num" w:pos="4963"/>
+        </w:tabs>
+        <w:ind w:start="4963" w:hanging="283"/>
+      </w:pPr>
+      <w:rPr/>
+    </w:lvl>
+    <w:lvl w:ilvl="7">
+      <w:start w:val="1"/>
+      <w:numFmt w:val="decimal"/>
+      <w:lvlText w:val="%8."/>
+      <w:lvlJc w:val="start"/>
+      <w:pPr>
+        <w:tabs>
+          <w:tab w:val="num" w:pos="5672"/>
+        </w:tabs>
+        <w:ind w:start="5672" w:hanging="283"/>
+      </w:pPr>
+      <w:rPr/>
+    </w:lvl>
+    <w:lvl w:ilvl="8">
+      <w:start w:val="1"/>
+      <w:numFmt w:val="decimal"/>
+      <w:lvlText w:val="%9."/>
+      <w:lvlJc w:val="start"/>
+      <w:pPr>
+        <w:tabs>
+          <w:tab w:val="num" w:pos="6381"/>
+        </w:tabs>
+        <w:ind w:start="6381" w:hanging="283"/>
+      </w:pPr>
+      <w:rPr/>
+    </w:lvl>
+  </w:abstractNum>
+  <w:abstractNum w:abstractNumId="19">
+    <w:lvl w:ilvl="0">
+      <w:start w:val="1"/>
+      <w:numFmt w:val="decimal"/>
+      <w:lvlText w:val="%1."/>
+      <w:lvlJc w:val="start"/>
+      <w:pPr>
+        <w:tabs>
+          <w:tab w:val="num" w:pos="709"/>
+        </w:tabs>
+        <w:ind w:start="709" w:hanging="283"/>
+      </w:pPr>
+      <w:rPr/>
+    </w:lvl>
+    <w:lvl w:ilvl="1">
+      <w:start w:val="1"/>
+      <w:numFmt w:val="decimal"/>
+      <w:lvlText w:val="%2."/>
+      <w:lvlJc w:val="start"/>
+      <w:pPr>
+        <w:tabs>
+          <w:tab w:val="num" w:pos="1418"/>
+        </w:tabs>
+        <w:ind w:start="1418" w:hanging="283"/>
+      </w:pPr>
+      <w:rPr/>
+    </w:lvl>
+    <w:lvl w:ilvl="2">
+      <w:start w:val="1"/>
+      <w:numFmt w:val="decimal"/>
+      <w:lvlText w:val="%3."/>
+      <w:lvlJc w:val="start"/>
+      <w:pPr>
+        <w:tabs>
+          <w:tab w:val="num" w:pos="2127"/>
+        </w:tabs>
+        <w:ind w:start="2127" w:hanging="283"/>
+      </w:pPr>
+      <w:rPr/>
+    </w:lvl>
+    <w:lvl w:ilvl="3">
+      <w:start w:val="1"/>
+      <w:numFmt w:val="decimal"/>
+      <w:lvlText w:val="%4."/>
+      <w:lvlJc w:val="start"/>
+      <w:pPr>
+        <w:tabs>
+          <w:tab w:val="num" w:pos="2836"/>
+        </w:tabs>
+        <w:ind w:start="2836" w:hanging="283"/>
+      </w:pPr>
+      <w:rPr/>
+    </w:lvl>
+    <w:lvl w:ilvl="4">
+      <w:start w:val="1"/>
+      <w:numFmt w:val="decimal"/>
+      <w:lvlText w:val="%5."/>
+      <w:lvlJc w:val="start"/>
+      <w:pPr>
+        <w:tabs>
+          <w:tab w:val="num" w:pos="3545"/>
+        </w:tabs>
+        <w:ind w:start="3545" w:hanging="283"/>
+      </w:pPr>
+      <w:rPr/>
+    </w:lvl>
+    <w:lvl w:ilvl="5">
+      <w:start w:val="1"/>
+      <w:numFmt w:val="decimal"/>
+      <w:lvlText w:val="%6."/>
+      <w:lvlJc w:val="start"/>
+      <w:pPr>
+        <w:tabs>
+          <w:tab w:val="num" w:pos="4254"/>
+        </w:tabs>
+        <w:ind w:start="4254" w:hanging="283"/>
+      </w:pPr>
+      <w:rPr/>
+    </w:lvl>
+    <w:lvl w:ilvl="6">
+      <w:start w:val="1"/>
+      <w:numFmt w:val="decimal"/>
+      <w:lvlText w:val="%7."/>
+      <w:lvlJc w:val="start"/>
+      <w:pPr>
+        <w:tabs>
+          <w:tab w:val="num" w:pos="4963"/>
+        </w:tabs>
+        <w:ind w:start="4963" w:hanging="283"/>
+      </w:pPr>
+      <w:rPr/>
+    </w:lvl>
+    <w:lvl w:ilvl="7">
+      <w:start w:val="1"/>
+      <w:numFmt w:val="decimal"/>
+      <w:lvlText w:val="%8."/>
+      <w:lvlJc w:val="start"/>
+      <w:pPr>
+        <w:tabs>
+          <w:tab w:val="num" w:pos="5672"/>
+        </w:tabs>
+        <w:ind w:start="5672" w:hanging="283"/>
+      </w:pPr>
+      <w:rPr/>
+    </w:lvl>
+    <w:lvl w:ilvl="8">
+      <w:start w:val="1"/>
+      <w:numFmt w:val="decimal"/>
+      <w:lvlText w:val="%9."/>
+      <w:lvlJc w:val="start"/>
+      <w:pPr>
+        <w:tabs>
+          <w:tab w:val="num" w:pos="6381"/>
+        </w:tabs>
+        <w:ind w:start="6381" w:hanging="283"/>
+      </w:pPr>
+      <w:rPr/>
+    </w:lvl>
+  </w:abstractNum>
+  <w:abstractNum w:abstractNumId="20">
+    <w:lvl w:ilvl="0">
+      <w:start w:val="1"/>
       <w:numFmt w:val="bullet"/>
       <w:lvlText w:val=""/>
       <w:lvlJc w:val="start"/>
@@ -7685,7 +10633,7 @@
       </w:rPr>
     </w:lvl>
   </w:abstractNum>
-  <w:abstractNum w:abstractNumId="16">
+  <w:abstractNum w:abstractNumId="21">
     <w:lvl w:ilvl="0">
       <w:start w:val="1"/>
       <w:numFmt w:val="bullet"/>
@@ -7822,7 +10770,7 @@
       </w:rPr>
     </w:lvl>
   </w:abstractNum>
-  <w:abstractNum w:abstractNumId="17">
+  <w:abstractNum w:abstractNumId="22">
     <w:lvl w:ilvl="0">
       <w:start w:val="1"/>
       <w:numFmt w:val="bullet"/>
@@ -7959,7 +10907,7 @@
       </w:rPr>
     </w:lvl>
   </w:abstractNum>
-  <w:abstractNum w:abstractNumId="18">
+  <w:abstractNum w:abstractNumId="23">
     <w:lvl w:ilvl="0">
       <w:start w:val="1"/>
       <w:numFmt w:val="bullet"/>
@@ -8096,7 +11044,126 @@
       </w:rPr>
     </w:lvl>
   </w:abstractNum>
-  <w:abstractNum w:abstractNumId="19">
+  <w:abstractNum w:abstractNumId="24">
+    <w:lvl w:ilvl="0">
+      <w:start w:val="1"/>
+      <w:numFmt w:val="decimal"/>
+      <w:lvlText w:val="%1."/>
+      <w:lvlJc w:val="start"/>
+      <w:pPr>
+        <w:tabs>
+          <w:tab w:val="num" w:pos="709"/>
+        </w:tabs>
+        <w:ind w:start="709" w:hanging="283"/>
+      </w:pPr>
+      <w:rPr/>
+    </w:lvl>
+    <w:lvl w:ilvl="1">
+      <w:start w:val="1"/>
+      <w:numFmt w:val="decimal"/>
+      <w:lvlText w:val="%2."/>
+      <w:lvlJc w:val="start"/>
+      <w:pPr>
+        <w:tabs>
+          <w:tab w:val="num" w:pos="1418"/>
+        </w:tabs>
+        <w:ind w:start="1418" w:hanging="283"/>
+      </w:pPr>
+      <w:rPr/>
+    </w:lvl>
+    <w:lvl w:ilvl="2">
+      <w:start w:val="1"/>
+      <w:numFmt w:val="decimal"/>
+      <w:lvlText w:val="%3."/>
+      <w:lvlJc w:val="start"/>
+      <w:pPr>
+        <w:tabs>
+          <w:tab w:val="num" w:pos="2127"/>
+        </w:tabs>
+        <w:ind w:start="2127" w:hanging="283"/>
+      </w:pPr>
+      <w:rPr/>
+    </w:lvl>
+    <w:lvl w:ilvl="3">
+      <w:start w:val="1"/>
+      <w:numFmt w:val="decimal"/>
+      <w:lvlText w:val="%4."/>
+      <w:lvlJc w:val="start"/>
+      <w:pPr>
+        <w:tabs>
+          <w:tab w:val="num" w:pos="2836"/>
+        </w:tabs>
+        <w:ind w:start="2836" w:hanging="283"/>
+      </w:pPr>
+      <w:rPr/>
+    </w:lvl>
+    <w:lvl w:ilvl="4">
+      <w:start w:val="1"/>
+      <w:numFmt w:val="decimal"/>
+      <w:lvlText w:val="%5."/>
+      <w:lvlJc w:val="start"/>
+      <w:pPr>
+        <w:tabs>
+          <w:tab w:val="num" w:pos="3545"/>
+        </w:tabs>
+        <w:ind w:start="3545" w:hanging="283"/>
+      </w:pPr>
+      <w:rPr/>
+    </w:lvl>
+    <w:lvl w:ilvl="5">
+      <w:start w:val="1"/>
+      <w:numFmt w:val="decimal"/>
+      <w:lvlText w:val="%6."/>
+      <w:lvlJc w:val="start"/>
+      <w:pPr>
+        <w:tabs>
+          <w:tab w:val="num" w:pos="4254"/>
+        </w:tabs>
+        <w:ind w:start="4254" w:hanging="283"/>
+      </w:pPr>
+      <w:rPr/>
+    </w:lvl>
+    <w:lvl w:ilvl="6">
+      <w:start w:val="1"/>
+      <w:numFmt w:val="decimal"/>
+      <w:lvlText w:val="%7."/>
+      <w:lvlJc w:val="start"/>
+      <w:pPr>
+        <w:tabs>
+          <w:tab w:val="num" w:pos="4963"/>
+        </w:tabs>
+        <w:ind w:start="4963" w:hanging="283"/>
+      </w:pPr>
+      <w:rPr/>
+    </w:lvl>
+    <w:lvl w:ilvl="7">
+      <w:start w:val="1"/>
+      <w:numFmt w:val="decimal"/>
+      <w:lvlText w:val="%8."/>
+      <w:lvlJc w:val="start"/>
+      <w:pPr>
+        <w:tabs>
+          <w:tab w:val="num" w:pos="5672"/>
+        </w:tabs>
+        <w:ind w:start="5672" w:hanging="283"/>
+      </w:pPr>
+      <w:rPr/>
+    </w:lvl>
+    <w:lvl w:ilvl="8">
+      <w:start w:val="1"/>
+      <w:numFmt w:val="decimal"/>
+      <w:lvlText w:val="%9."/>
+      <w:lvlJc w:val="start"/>
+      <w:pPr>
+        <w:tabs>
+          <w:tab w:val="num" w:pos="6381"/>
+        </w:tabs>
+        <w:ind w:start="6381" w:hanging="283"/>
+      </w:pPr>
+      <w:rPr/>
+    </w:lvl>
+  </w:abstractNum>
+  <w:abstractNum w:abstractNumId="25">
     <w:lvl w:ilvl="0">
       <w:start w:val="1"/>
       <w:numFmt w:val="bullet"/>
@@ -8233,7 +11300,7 @@
       </w:rPr>
     </w:lvl>
   </w:abstractNum>
-  <w:abstractNum w:abstractNumId="20">
+  <w:abstractNum w:abstractNumId="26">
     <w:lvl w:ilvl="0">
       <w:start w:val="1"/>
       <w:numFmt w:val="bullet"/>
@@ -8370,7 +11437,144 @@
       </w:rPr>
     </w:lvl>
   </w:abstractNum>
-  <w:abstractNum w:abstractNumId="21">
+  <w:abstractNum w:abstractNumId="27">
+    <w:lvl w:ilvl="0">
+      <w:start w:val="1"/>
+      <w:numFmt w:val="bullet"/>
+      <w:lvlText w:val=""/>
+      <w:lvlJc w:val="start"/>
+      <w:pPr>
+        <w:tabs>
+          <w:tab w:val="num" w:pos="709"/>
+        </w:tabs>
+        <w:ind w:start="709" w:hanging="283"/>
+      </w:pPr>
+      <w:rPr>
+        <w:rFonts w:ascii="Symbol" w:hAnsi="Symbol" w:cs="Symbol" w:hint="default"/>
+      </w:rPr>
+    </w:lvl>
+    <w:lvl w:ilvl="1">
+      <w:start w:val="1"/>
+      <w:numFmt w:val="bullet"/>
+      <w:lvlText w:val=""/>
+      <w:lvlJc w:val="start"/>
+      <w:pPr>
+        <w:tabs>
+          <w:tab w:val="num" w:pos="1418"/>
+        </w:tabs>
+        <w:ind w:start="1418" w:hanging="283"/>
+      </w:pPr>
+      <w:rPr>
+        <w:rFonts w:ascii="Symbol" w:hAnsi="Symbol" w:cs="Symbol" w:hint="default"/>
+      </w:rPr>
+    </w:lvl>
+    <w:lvl w:ilvl="2">
+      <w:start w:val="1"/>
+      <w:numFmt w:val="bullet"/>
+      <w:lvlText w:val=""/>
+      <w:lvlJc w:val="start"/>
+      <w:pPr>
+        <w:tabs>
+          <w:tab w:val="num" w:pos="2127"/>
+        </w:tabs>
+        <w:ind w:start="2127" w:hanging="283"/>
+      </w:pPr>
+      <w:rPr>
+        <w:rFonts w:ascii="Symbol" w:hAnsi="Symbol" w:cs="Symbol" w:hint="default"/>
+      </w:rPr>
+    </w:lvl>
+    <w:lvl w:ilvl="3">
+      <w:start w:val="1"/>
+      <w:numFmt w:val="bullet"/>
+      <w:lvlText w:val=""/>
+      <w:lvlJc w:val="start"/>
+      <w:pPr>
+        <w:tabs>
+          <w:tab w:val="num" w:pos="2836"/>
+        </w:tabs>
+        <w:ind w:start="2836" w:hanging="283"/>
+      </w:pPr>
+      <w:rPr>
+        <w:rFonts w:ascii="Symbol" w:hAnsi="Symbol" w:cs="Symbol" w:hint="default"/>
+      </w:rPr>
+    </w:lvl>
+    <w:lvl w:ilvl="4">
+      <w:start w:val="1"/>
+      <w:numFmt w:val="bullet"/>
+      <w:lvlText w:val=""/>
+      <w:lvlJc w:val="start"/>
+      <w:pPr>
+        <w:tabs>
+          <w:tab w:val="num" w:pos="3545"/>
+        </w:tabs>
+        <w:ind w:start="3545" w:hanging="283"/>
+      </w:pPr>
+      <w:rPr>
+        <w:rFonts w:ascii="Symbol" w:hAnsi="Symbol" w:cs="Symbol" w:hint="default"/>
+      </w:rPr>
+    </w:lvl>
+    <w:lvl w:ilvl="5">
+      <w:start w:val="1"/>
+      <w:numFmt w:val="bullet"/>
+      <w:lvlText w:val=""/>
+      <w:lvlJc w:val="start"/>
+      <w:pPr>
+        <w:tabs>
+          <w:tab w:val="num" w:pos="4254"/>
+        </w:tabs>
+        <w:ind w:start="4254" w:hanging="283"/>
+      </w:pPr>
+      <w:rPr>
+        <w:rFonts w:ascii="Symbol" w:hAnsi="Symbol" w:cs="Symbol" w:hint="default"/>
+      </w:rPr>
+    </w:lvl>
+    <w:lvl w:ilvl="6">
+      <w:start w:val="1"/>
+      <w:numFmt w:val="bullet"/>
+      <w:lvlText w:val=""/>
+      <w:lvlJc w:val="start"/>
+      <w:pPr>
+        <w:tabs>
+          <w:tab w:val="num" w:pos="4963"/>
+        </w:tabs>
+        <w:ind w:start="4963" w:hanging="283"/>
+      </w:pPr>
+      <w:rPr>
+        <w:rFonts w:ascii="Symbol" w:hAnsi="Symbol" w:cs="Symbol" w:hint="default"/>
+      </w:rPr>
+    </w:lvl>
+    <w:lvl w:ilvl="7">
+      <w:start w:val="1"/>
+      <w:numFmt w:val="bullet"/>
+      <w:lvlText w:val=""/>
+      <w:lvlJc w:val="start"/>
+      <w:pPr>
+        <w:tabs>
+          <w:tab w:val="num" w:pos="5672"/>
+        </w:tabs>
+        <w:ind w:start="5672" w:hanging="283"/>
+      </w:pPr>
+      <w:rPr>
+        <w:rFonts w:ascii="Symbol" w:hAnsi="Symbol" w:cs="Symbol" w:hint="default"/>
+      </w:rPr>
+    </w:lvl>
+    <w:lvl w:ilvl="8">
+      <w:start w:val="1"/>
+      <w:numFmt w:val="bullet"/>
+      <w:lvlText w:val=""/>
+      <w:lvlJc w:val="start"/>
+      <w:pPr>
+        <w:tabs>
+          <w:tab w:val="num" w:pos="6381"/>
+        </w:tabs>
+        <w:ind w:start="6381" w:hanging="283"/>
+      </w:pPr>
+      <w:rPr>
+        <w:rFonts w:ascii="Symbol" w:hAnsi="Symbol" w:cs="Symbol" w:hint="default"/>
+      </w:rPr>
+    </w:lvl>
+  </w:abstractNum>
+  <w:abstractNum w:abstractNumId="28">
     <w:lvl w:ilvl="0">
       <w:start w:val="1"/>
       <w:numFmt w:val="none"/>
@@ -8553,6 +11757,27 @@
   </w:num>
   <w:num w:numId="21">
     <w:abstractNumId w:val="21"/>
+  </w:num>
+  <w:num w:numId="22">
+    <w:abstractNumId w:val="22"/>
+  </w:num>
+  <w:num w:numId="23">
+    <w:abstractNumId w:val="23"/>
+  </w:num>
+  <w:num w:numId="24">
+    <w:abstractNumId w:val="24"/>
+  </w:num>
+  <w:num w:numId="25">
+    <w:abstractNumId w:val="25"/>
+  </w:num>
+  <w:num w:numId="26">
+    <w:abstractNumId w:val="26"/>
+  </w:num>
+  <w:num w:numId="27">
+    <w:abstractNumId w:val="27"/>
+  </w:num>
+  <w:num w:numId="28">
+    <w:abstractNumId w:val="28"/>
   </w:num>
 </w:numbering>
 </file>

--- a/docs/manuals/金桥融通WMS仓库操作员操作手册.docx
+++ b/docs/manuals/金桥融通WMS仓库操作员操作手册.docx
@@ -117,7 +117,7 @@
       </w:r>
       <w:r>
         <w:rPr/>
-        <w:t>V2.1</w:t>
+        <w:t>V2.2</w:t>
       </w:r>
     </w:p>
     <w:p>
@@ -134,7 +134,7 @@
       </w:r>
       <w:r>
         <w:rPr/>
-        <w:t xml:space="preserve">2026-09-07 </w:t>
+        <w:t xml:space="preserve">2026-10-17 </w:t>
       </w:r>
       <w:r>
         <w:rPr/>
@@ -767,7 +767,111 @@
         <w:jc w:val="start"/>
         <w:rPr/>
       </w:pPr>
-      <w:hyperlink w:anchor="section-21-拣货-复核与过账">
+      <w:hyperlink w:anchor="section-21-先转给新货主-再销售给客户">
+        <w:r>
+          <w:rPr>
+            <w:rStyle w:val="Hyperlink"/>
+          </w:rPr>
+          <w:t>先转给新货主，再销售给客户</w:t>
+        </w:r>
+      </w:hyperlink>
+    </w:p>
+    <w:p>
+      <w:pPr>
+        <w:pStyle w:val="BodyText"/>
+        <w:numPr>
+          <w:ilvl w:val="0"/>
+          <w:numId w:val="1"/>
+        </w:numPr>
+        <w:tabs>
+          <w:tab w:val="clear" w:pos="1134"/>
+          <w:tab w:val="left" w:pos="709" w:leader="none"/>
+        </w:tabs>
+        <w:bidi w:val="0"/>
+        <w:spacing w:before="0" w:after="0"/>
+        <w:ind w:hanging="283" w:start="709"/>
+        <w:jc w:val="start"/>
+        <w:rPr/>
+      </w:pPr>
+      <w:hyperlink w:anchor="section-22-历史记录-统计与补打">
+        <w:r>
+          <w:rPr>
+            <w:rStyle w:val="Hyperlink"/>
+          </w:rPr>
+          <w:t>历史记录、统计与补打</w:t>
+        </w:r>
+      </w:hyperlink>
+    </w:p>
+    <w:p>
+      <w:pPr>
+        <w:pStyle w:val="BodyText"/>
+        <w:numPr>
+          <w:ilvl w:val="0"/>
+          <w:numId w:val="1"/>
+        </w:numPr>
+        <w:tabs>
+          <w:tab w:val="clear" w:pos="1134"/>
+          <w:tab w:val="left" w:pos="709" w:leader="none"/>
+        </w:tabs>
+        <w:bidi w:val="0"/>
+        <w:spacing w:before="0" w:after="0"/>
+        <w:ind w:hanging="283" w:start="709"/>
+        <w:jc w:val="start"/>
+        <w:rPr/>
+      </w:pPr>
+      <w:hyperlink w:anchor="section-23-退货出库-退货主或原供应商">
+        <w:r>
+          <w:rPr>
+            <w:rStyle w:val="Hyperlink"/>
+          </w:rPr>
+          <w:t>退货出库：退货主或原供应商</w:t>
+        </w:r>
+      </w:hyperlink>
+    </w:p>
+    <w:p>
+      <w:pPr>
+        <w:pStyle w:val="BodyText"/>
+        <w:numPr>
+          <w:ilvl w:val="0"/>
+          <w:numId w:val="1"/>
+        </w:numPr>
+        <w:tabs>
+          <w:tab w:val="clear" w:pos="1134"/>
+          <w:tab w:val="left" w:pos="709" w:leader="none"/>
+        </w:tabs>
+        <w:bidi w:val="0"/>
+        <w:spacing w:before="0" w:after="0"/>
+        <w:ind w:hanging="283" w:start="709"/>
+        <w:jc w:val="start"/>
+        <w:rPr/>
+      </w:pPr>
+      <w:hyperlink w:anchor="section-24-商品档案导入与导出">
+        <w:r>
+          <w:rPr>
+            <w:rStyle w:val="Hyperlink"/>
+          </w:rPr>
+          <w:t>商品档案导入与导出</w:t>
+        </w:r>
+      </w:hyperlink>
+    </w:p>
+    <w:p>
+      <w:pPr>
+        <w:pStyle w:val="BodyText"/>
+        <w:numPr>
+          <w:ilvl w:val="0"/>
+          <w:numId w:val="1"/>
+        </w:numPr>
+        <w:tabs>
+          <w:tab w:val="clear" w:pos="1134"/>
+          <w:tab w:val="left" w:pos="709" w:leader="none"/>
+        </w:tabs>
+        <w:bidi w:val="0"/>
+        <w:spacing w:before="0" w:after="0"/>
+        <w:ind w:hanging="283" w:start="709"/>
+        <w:jc w:val="start"/>
+        <w:rPr/>
+      </w:pPr>
+      <w:hyperlink w:anchor="section-25-拣货-复核与过账">
         <w:r>
           <w:rPr>
             <w:rStyle w:val="Hyperlink"/>
@@ -793,7 +897,7 @@
         <w:jc w:val="start"/>
         <w:rPr/>
       </w:pPr>
-      <w:hyperlink w:anchor="section-22-拣货">
+      <w:hyperlink w:anchor="section-26-拣货">
         <w:r>
           <w:rPr>
             <w:rStyle w:val="Hyperlink"/>
@@ -819,7 +923,7 @@
         <w:jc w:val="start"/>
         <w:rPr/>
       </w:pPr>
-      <w:hyperlink w:anchor="section-23-复核和库存生效">
+      <w:hyperlink w:anchor="section-27-复核和库存生效">
         <w:r>
           <w:rPr>
             <w:rStyle w:val="Hyperlink"/>
@@ -845,7 +949,7 @@
         <w:jc w:val="start"/>
         <w:rPr/>
       </w:pPr>
-      <w:hyperlink w:anchor="section-24-库存-报表与交接">
+      <w:hyperlink w:anchor="section-28-库存-报表与交接">
         <w:r>
           <w:rPr>
             <w:rStyle w:val="Hyperlink"/>
@@ -871,7 +975,7 @@
         <w:jc w:val="start"/>
         <w:rPr/>
       </w:pPr>
-      <w:hyperlink w:anchor="section-25-常见状态与控制点">
+      <w:hyperlink w:anchor="section-29-常见状态与控制点">
         <w:r>
           <w:rPr>
             <w:rStyle w:val="Hyperlink"/>
@@ -897,7 +1001,7 @@
         <w:jc w:val="start"/>
         <w:rPr/>
       </w:pPr>
-      <w:hyperlink w:anchor="section-26-异常处理与问题上报">
+      <w:hyperlink w:anchor="section-30-异常处理与问题上报">
         <w:r>
           <w:rPr>
             <w:rStyle w:val="Hyperlink"/>
@@ -923,7 +1027,7 @@
         <w:jc w:val="start"/>
         <w:rPr/>
       </w:pPr>
-      <w:hyperlink w:anchor="section-27-无法登录或菜单缺失">
+      <w:hyperlink w:anchor="section-31-无法登录或菜单缺失">
         <w:r>
           <w:rPr>
             <w:rStyle w:val="Hyperlink"/>
@@ -949,7 +1053,7 @@
         <w:jc w:val="start"/>
         <w:rPr/>
       </w:pPr>
-      <w:hyperlink w:anchor="section-28-数据为空或范围不正确">
+      <w:hyperlink w:anchor="section-32-数据为空或范围不正确">
         <w:r>
           <w:rPr>
             <w:rStyle w:val="Hyperlink"/>
@@ -975,7 +1079,7 @@
         <w:jc w:val="start"/>
         <w:rPr/>
       </w:pPr>
-      <w:hyperlink w:anchor="section-29-网络超时或重复提交提示">
+      <w:hyperlink w:anchor="section-33-网络超时或重复提交提示">
         <w:r>
           <w:rPr>
             <w:rStyle w:val="Hyperlink"/>
@@ -1001,7 +1105,7 @@
         <w:jc w:val="start"/>
         <w:rPr/>
       </w:pPr>
-      <w:hyperlink w:anchor="section-30-打印失败或打印页过期">
+      <w:hyperlink w:anchor="section-34-打印失败或打印页过期">
         <w:r>
           <w:rPr>
             <w:rStyle w:val="Hyperlink"/>
@@ -1027,7 +1131,7 @@
         <w:jc w:val="start"/>
         <w:rPr/>
       </w:pPr>
-      <w:hyperlink w:anchor="section-31-移库-补货过账失败">
+      <w:hyperlink w:anchor="section-35-移库-补货过账失败">
         <w:r>
           <w:rPr>
             <w:rStyle w:val="Hyperlink"/>
@@ -1053,7 +1157,7 @@
         <w:jc w:val="start"/>
         <w:rPr/>
       </w:pPr>
-      <w:hyperlink w:anchor="section-32-库存-任务或账单不一致">
+      <w:hyperlink w:anchor="section-36-库存-任务或账单不一致">
         <w:r>
           <w:rPr>
             <w:rStyle w:val="Hyperlink"/>
@@ -1079,7 +1183,7 @@
         <w:jc w:val="start"/>
         <w:rPr/>
       </w:pPr>
-      <w:hyperlink w:anchor="section-33-问题上报模板">
+      <w:hyperlink w:anchor="section-37-问题上报模板">
         <w:r>
           <w:rPr>
             <w:rStyle w:val="Hyperlink"/>
@@ -1105,7 +1209,7 @@
         <w:jc w:val="start"/>
         <w:rPr/>
       </w:pPr>
-      <w:hyperlink w:anchor="section-34-日常自检与培训验收">
+      <w:hyperlink w:anchor="section-38-日常自检与培训验收">
         <w:r>
           <w:rPr>
             <w:rStyle w:val="Hyperlink"/>
@@ -1131,7 +1235,7 @@
         <w:jc w:val="start"/>
         <w:rPr/>
       </w:pPr>
-      <w:hyperlink w:anchor="section-35-专项手册与边界">
+      <w:hyperlink w:anchor="section-39-专项手册与边界">
         <w:r>
           <w:rPr>
             <w:rStyle w:val="Hyperlink"/>
@@ -1156,7 +1260,7 @@
         <w:jc w:val="start"/>
         <w:rPr/>
       </w:pPr>
-      <w:hyperlink w:anchor="section-36-文档修订记录">
+      <w:hyperlink w:anchor="section-40-文档修订记录">
         <w:r>
           <w:rPr>
             <w:rStyle w:val="Hyperlink"/>
@@ -1197,7 +1301,7 @@
       </w:r>
       <w:r>
         <w:rPr/>
-        <w:t>V2.1</w:t>
+        <w:t>V2.2</w:t>
       </w:r>
     </w:p>
     <w:p>
@@ -1219,7 +1323,7 @@
       </w:r>
       <w:r>
         <w:rPr/>
-        <w:t xml:space="preserve">2026-09-07 </w:t>
+        <w:t xml:space="preserve">2026-10-17 </w:t>
       </w:r>
       <w:r>
         <w:rPr/>
@@ -2447,7 +2551,7 @@
       </w:pPr>
       <w:r>
         <w:rPr/>
-        <w:t>默认能力包括：仓库现场作业、无订单收货、查看仓库运营报表、查看和领取任务，以及在满足货主授权时执行代货主出库。</w:t>
+        <w:t>默认角色模板能力包括：仓库现场作业、无订单收货、退货出库、查看仓库运营报表、查看和领取任务，以及在满足货主授权时执行代货主出库。已有账号是否具备新增权限，以首页刷新后的能力和管理员确认结果为准。</w:t>
       </w:r>
     </w:p>
     <w:p>
@@ -4451,6 +4555,28 @@
       </w:pPr>
       <w:r>
         <w:rPr/>
+        <w:t xml:space="preserve">未选择“新货主”时，按原货主直接销售；需要转货时先按下一节完成新货主和客户选择，再继续选品。 </w:t>
+      </w:r>
+    </w:p>
+    <w:p>
+      <w:pPr>
+        <w:pStyle w:val="BodyText"/>
+        <w:numPr>
+          <w:ilvl w:val="0"/>
+          <w:numId w:val="17"/>
+        </w:numPr>
+        <w:tabs>
+          <w:tab w:val="clear" w:pos="1134"/>
+          <w:tab w:val="left" w:pos="709" w:leader="none"/>
+        </w:tabs>
+        <w:bidi w:val="0"/>
+        <w:spacing w:before="0" w:after="0"/>
+        <w:ind w:hanging="283" w:start="709"/>
+        <w:jc w:val="start"/>
+        <w:rPr/>
+      </w:pPr>
+      <w:r>
+        <w:rPr/>
         <w:t>搜索商品名称、仓库</w:t>
       </w:r>
       <w:r>
@@ -4459,29 +4585,7 @@
       </w:r>
       <w:r>
         <w:rPr/>
-        <w:t xml:space="preserve">编码或条码，核对可售条件和价格后加入明细。 </w:t>
-      </w:r>
-    </w:p>
-    <w:p>
-      <w:pPr>
-        <w:pStyle w:val="BodyText"/>
-        <w:numPr>
-          <w:ilvl w:val="0"/>
-          <w:numId w:val="17"/>
-        </w:numPr>
-        <w:tabs>
-          <w:tab w:val="clear" w:pos="1134"/>
-          <w:tab w:val="left" w:pos="709" w:leader="none"/>
-        </w:tabs>
-        <w:bidi w:val="0"/>
-        <w:spacing w:before="0" w:after="0"/>
-        <w:ind w:hanging="283" w:start="709"/>
-        <w:jc w:val="start"/>
-        <w:rPr/>
-      </w:pPr>
-      <w:r>
-        <w:rPr/>
-        <w:t xml:space="preserve">录入大于零的数量及源单号、收件人、电话、地址、备注和代办原因。 </w:t>
+        <w:t xml:space="preserve">编码或条码，核对原货主商品、包装、换算后的基本数量及可用库存。录入大于零的数量，按实际填写源单号、收件人、电话、地址、备注和代办原因。基本单价可留空，服务端取商品默认价；未维护售价时该代办路径允许零价，不适用于货主业务端标准开单的价格规则。 </w:t>
       </w:r>
     </w:p>
     <w:p>
@@ -4561,14 +4665,649 @@
     </w:p>
     <w:p>
       <w:pPr>
+        <w:pStyle w:val="Heading3"/>
+        <w:bidi w:val="0"/>
+        <w:ind w:hanging="0" w:start="0" w:end="0"/>
+        <w:jc w:val="start"/>
+        <w:rPr/>
+      </w:pPr>
+      <w:bookmarkStart w:id="20" w:name="section-21-先转给新货主-再销售给客户"/>
+      <w:bookmarkEnd w:id="20"/>
+      <w:r>
+        <w:rPr/>
+        <w:t>先转给新货主，再销售给客户</w:t>
+      </w:r>
+    </w:p>
+    <w:p>
+      <w:pPr>
+        <w:pStyle w:val="BodyText"/>
+        <w:numPr>
+          <w:ilvl w:val="0"/>
+          <w:numId w:val="18"/>
+        </w:numPr>
+        <w:tabs>
+          <w:tab w:val="clear" w:pos="1134"/>
+          <w:tab w:val="left" w:pos="709" w:leader="none"/>
+        </w:tabs>
+        <w:bidi w:val="0"/>
+        <w:spacing w:before="0" w:after="0"/>
+        <w:ind w:hanging="283" w:start="709"/>
+        <w:jc w:val="start"/>
+        <w:rPr/>
+      </w:pPr>
+      <w:r>
+        <w:rPr/>
+        <w:t xml:space="preserve">选择库存所属的原货主，再在“新货主（选填）”选择接收货权的货主。两方都须有效、授权当前仓库并允许仓库代办；新货主不能与原货主相同。 </w:t>
+      </w:r>
+    </w:p>
+    <w:p>
+      <w:pPr>
+        <w:pStyle w:val="BodyText"/>
+        <w:numPr>
+          <w:ilvl w:val="0"/>
+          <w:numId w:val="18"/>
+        </w:numPr>
+        <w:tabs>
+          <w:tab w:val="clear" w:pos="1134"/>
+          <w:tab w:val="left" w:pos="709" w:leader="none"/>
+        </w:tabs>
+        <w:bidi w:val="0"/>
+        <w:spacing w:before="0" w:after="0"/>
+        <w:ind w:hanging="283" w:start="709"/>
+        <w:jc w:val="start"/>
+        <w:rPr/>
+      </w:pPr>
+      <w:r>
+        <w:rPr/>
+        <w:t xml:space="preserve">重新选择新货主的有效客户。更换或清空新货主后，核对并重选客户；不能沿用原货主客户编号判断归属。 </w:t>
+      </w:r>
+    </w:p>
+    <w:p>
+      <w:pPr>
+        <w:pStyle w:val="BodyText"/>
+        <w:numPr>
+          <w:ilvl w:val="0"/>
+          <w:numId w:val="18"/>
+        </w:numPr>
+        <w:tabs>
+          <w:tab w:val="clear" w:pos="1134"/>
+          <w:tab w:val="left" w:pos="709" w:leader="none"/>
+        </w:tabs>
+        <w:bidi w:val="0"/>
+        <w:spacing w:before="0" w:after="0"/>
+        <w:ind w:hanging="283" w:start="709"/>
+        <w:jc w:val="start"/>
+        <w:rPr/>
+      </w:pPr>
+      <w:r>
+        <w:rPr/>
+        <w:t xml:space="preserve">在原货主商品中选品，核对“原货主 → 新货主 → 客户”的路线。客户销售单价和转货单价均按基本单位填写；转货单价不填时沿用本行销售单价，两者不能与箱价混淆。 </w:t>
+      </w:r>
+    </w:p>
+    <w:p>
+      <w:pPr>
+        <w:pStyle w:val="BodyText"/>
+        <w:numPr>
+          <w:ilvl w:val="0"/>
+          <w:numId w:val="18"/>
+        </w:numPr>
+        <w:tabs>
+          <w:tab w:val="clear" w:pos="1134"/>
+          <w:tab w:val="left" w:pos="709" w:leader="none"/>
+        </w:tabs>
+        <w:bidi w:val="0"/>
+        <w:spacing w:before="0" w:after="0"/>
+        <w:ind w:hanging="283" w:start="709"/>
+        <w:jc w:val="start"/>
+        <w:rPr/>
+      </w:pPr>
+      <w:r>
+        <w:rPr/>
+        <w:t xml:space="preserve">提交后同时记录销售订单号、转货单号和拣货任务号。建单只预留原货主库存；不能把“待转货”当成已完成货权转移。 </w:t>
+      </w:r>
+    </w:p>
+    <w:p>
+      <w:pPr>
+        <w:pStyle w:val="BodyText"/>
+        <w:numPr>
+          <w:ilvl w:val="0"/>
+          <w:numId w:val="18"/>
+        </w:numPr>
+        <w:tabs>
+          <w:tab w:val="clear" w:pos="1134"/>
+          <w:tab w:val="left" w:pos="709" w:leader="none"/>
+        </w:tabs>
+        <w:bidi w:val="0"/>
+        <w:spacing w:before="0" w:after="0"/>
+        <w:ind w:hanging="283" w:start="709"/>
+        <w:jc w:val="start"/>
+        <w:rPr/>
+      </w:pPr>
+      <w:r>
+        <w:rPr/>
+        <w:t xml:space="preserve">实物按原货主的预留库存、库位、批次和序列号拣一次；扫描原货主对应条码。全部拣货、复核后一次过账，完成原货主转出、新货主转入及客户销售出库。 </w:t>
+      </w:r>
+    </w:p>
+    <w:p>
+      <w:pPr>
+        <w:pStyle w:val="BodyText"/>
+        <w:numPr>
+          <w:ilvl w:val="0"/>
+          <w:numId w:val="18"/>
+        </w:numPr>
+        <w:tabs>
+          <w:tab w:val="clear" w:pos="1134"/>
+          <w:tab w:val="left" w:pos="709" w:leader="none"/>
+        </w:tabs>
+        <w:bidi w:val="0"/>
+        <w:ind w:hanging="283" w:start="709"/>
+        <w:jc w:val="start"/>
+        <w:rPr/>
+      </w:pPr>
+      <w:r>
+        <w:rPr/>
+        <w:t xml:space="preserve">商品对应停用、同条码匹配多个商品或包装换算冲突时，停止提交并交系统管理员维护对应关系。过账失败先查原任务，不再建一张转货或另扣一次销售库存。 </w:t>
+      </w:r>
+    </w:p>
+    <w:p>
+      <w:pPr>
+        <w:pStyle w:val="Heading3"/>
+        <w:bidi w:val="0"/>
+        <w:ind w:hanging="0" w:start="0" w:end="0"/>
+        <w:jc w:val="start"/>
+        <w:rPr/>
+      </w:pPr>
+      <w:bookmarkStart w:id="21" w:name="section-22-历史记录-统计与补打"/>
+      <w:bookmarkEnd w:id="21"/>
+      <w:r>
+        <w:rPr/>
+        <w:t>历史记录、统计与补打</w:t>
+      </w:r>
+    </w:p>
+    <w:p>
+      <w:pPr>
+        <w:pStyle w:val="BodyText"/>
+        <w:bidi w:val="0"/>
+        <w:jc w:val="start"/>
+        <w:rPr/>
+      </w:pPr>
+      <w:r>
+        <w:rPr/>
+        <w:t>在“历史出库单”按页面条件查原单，通过“查看任务”核对履约和过账，再按允许状态“重打出库单”。跨货主记录显示双方路线和转货单号。“出库统计”的日期和状态筛选应与查询问题一致；代办单已建、待处理、异常和已完成不能混作已实际出库。</w:t>
+      </w:r>
+    </w:p>
+    <w:p>
+      <w:pPr>
         <w:pStyle w:val="Heading2"/>
         <w:bidi w:val="0"/>
         <w:ind w:hanging="0" w:start="0" w:end="0"/>
         <w:jc w:val="start"/>
         <w:rPr/>
       </w:pPr>
-      <w:bookmarkStart w:id="20" w:name="section-21-拣货-复核与过账"/>
-      <w:bookmarkEnd w:id="20"/>
+      <w:bookmarkStart w:id="22" w:name="section-23-退货出库-退货主或原供应商"/>
+      <w:bookmarkEnd w:id="22"/>
+      <w:r>
+        <w:rPr/>
+        <w:t>退货出库：退货主或原供应商</w:t>
+      </w:r>
+    </w:p>
+    <w:p>
+      <w:pPr>
+        <w:pStyle w:val="BodyText"/>
+        <w:bidi w:val="0"/>
+        <w:jc w:val="start"/>
+        <w:rPr/>
+      </w:pPr>
+      <w:r>
+        <w:rPr/>
+        <w:t xml:space="preserve">本节是仓库向外退货，不是 </w:t>
+      </w:r>
+      <w:r>
+        <w:rPr/>
+        <w:t xml:space="preserve">POS </w:t>
+      </w:r>
+      <w:r>
+        <w:rPr/>
+        <w:t>顾客退货。入口为首页“退货出库”，须有单一仓库操作员范围及退货出库权限。</w:t>
+      </w:r>
+    </w:p>
+    <w:p>
+      <w:pPr>
+        <w:pStyle w:val="BodyText"/>
+        <w:numPr>
+          <w:ilvl w:val="0"/>
+          <w:numId w:val="19"/>
+        </w:numPr>
+        <w:tabs>
+          <w:tab w:val="clear" w:pos="1134"/>
+          <w:tab w:val="left" w:pos="709" w:leader="none"/>
+        </w:tabs>
+        <w:bidi w:val="0"/>
+        <w:spacing w:before="0" w:after="0"/>
+        <w:ind w:hanging="283" w:start="709"/>
+        <w:jc w:val="start"/>
+        <w:rPr/>
+      </w:pPr>
+      <w:r>
+        <w:rPr/>
+        <w:t xml:space="preserve">在“新建 </w:t>
+      </w:r>
+      <w:r>
+        <w:rPr/>
+        <w:t xml:space="preserve">/ </w:t>
+      </w:r>
+      <w:r>
+        <w:rPr/>
+        <w:t xml:space="preserve">详情”选择库存货主，搜索或扫描商品。同一条码跨货主有多个结果时，核对货主后选择。 </w:t>
+      </w:r>
+    </w:p>
+    <w:p>
+      <w:pPr>
+        <w:pStyle w:val="BodyText"/>
+        <w:numPr>
+          <w:ilvl w:val="0"/>
+          <w:numId w:val="19"/>
+        </w:numPr>
+        <w:tabs>
+          <w:tab w:val="clear" w:pos="1134"/>
+          <w:tab w:val="left" w:pos="709" w:leader="none"/>
+        </w:tabs>
+        <w:bidi w:val="0"/>
+        <w:spacing w:before="0" w:after="0"/>
+        <w:ind w:hanging="283" w:start="709"/>
+        <w:jc w:val="start"/>
+        <w:rPr/>
+      </w:pPr>
+      <w:r>
+        <w:rPr/>
+        <w:t xml:space="preserve">打开具体库存，选择实际库位、批次、效期、容器及序列号；不能只按商品汇总数量退货。 </w:t>
+      </w:r>
+    </w:p>
+    <w:p>
+      <w:pPr>
+        <w:pStyle w:val="BodyText"/>
+        <w:numPr>
+          <w:ilvl w:val="0"/>
+          <w:numId w:val="19"/>
+        </w:numPr>
+        <w:tabs>
+          <w:tab w:val="clear" w:pos="1134"/>
+          <w:tab w:val="left" w:pos="709" w:leader="none"/>
+        </w:tabs>
+        <w:bidi w:val="0"/>
+        <w:spacing w:before="0" w:after="0"/>
+        <w:ind w:hanging="283" w:start="709"/>
+        <w:jc w:val="start"/>
+        <w:rPr/>
+      </w:pPr>
+      <w:r>
+        <w:rPr/>
+        <w:t xml:space="preserve">分别填写“正常退货”“已登记破损”和“现场发现破损”数量，均按基本单位录入、最多四位小数。正常与现场发现破损合计不能超过可用量，原有破损不能超过已登记破损量；已分配、锁定量不参与退货。 </w:t>
+      </w:r>
+    </w:p>
+    <w:p>
+      <w:pPr>
+        <w:pStyle w:val="BodyText"/>
+        <w:numPr>
+          <w:ilvl w:val="0"/>
+          <w:numId w:val="19"/>
+        </w:numPr>
+        <w:tabs>
+          <w:tab w:val="clear" w:pos="1134"/>
+          <w:tab w:val="left" w:pos="709" w:leader="none"/>
+        </w:tabs>
+        <w:bidi w:val="0"/>
+        <w:spacing w:before="0" w:after="0"/>
+        <w:ind w:hanging="283" w:start="709"/>
+        <w:jc w:val="start"/>
+        <w:rPr/>
+      </w:pPr>
+      <w:r>
+        <w:rPr/>
+        <w:t xml:space="preserve">选择“退给货主”或“退给供应商”。退供应商只能使用所选批次共同且可靠的原供应商来源；来源不明时退货主，不同供应商分别建单。 </w:t>
+      </w:r>
+    </w:p>
+    <w:p>
+      <w:pPr>
+        <w:pStyle w:val="BodyText"/>
+        <w:numPr>
+          <w:ilvl w:val="0"/>
+          <w:numId w:val="19"/>
+        </w:numPr>
+        <w:tabs>
+          <w:tab w:val="clear" w:pos="1134"/>
+          <w:tab w:val="left" w:pos="709" w:leader="none"/>
+        </w:tabs>
+        <w:bidi w:val="0"/>
+        <w:spacing w:before="0" w:after="0"/>
+        <w:ind w:hanging="283" w:start="709"/>
+        <w:jc w:val="start"/>
+        <w:rPr/>
+      </w:pPr>
+      <w:r>
+        <w:rPr/>
+        <w:t xml:space="preserve">填写必填退货原因，核对接收方和逐行数量，可先“保存草稿”。本人草稿可以编辑或删除。 </w:t>
+      </w:r>
+    </w:p>
+    <w:p>
+      <w:pPr>
+        <w:pStyle w:val="BodyText"/>
+        <w:numPr>
+          <w:ilvl w:val="0"/>
+          <w:numId w:val="19"/>
+        </w:numPr>
+        <w:tabs>
+          <w:tab w:val="clear" w:pos="1134"/>
+          <w:tab w:val="left" w:pos="709" w:leader="none"/>
+        </w:tabs>
+        <w:bidi w:val="0"/>
+        <w:spacing w:before="0" w:after="0"/>
+        <w:ind w:hanging="283" w:start="709"/>
+        <w:jc w:val="start"/>
+        <w:rPr/>
+      </w:pPr>
+      <w:r>
+        <w:rPr/>
+        <w:t xml:space="preserve">点击“确认退货”，在二次确认中复核货主、接收方和数量。成功后立即扣减库存，单据为“已完成”，不再走销售审批或另建拣货任务。 </w:t>
+      </w:r>
+    </w:p>
+    <w:p>
+      <w:pPr>
+        <w:pStyle w:val="BodyText"/>
+        <w:numPr>
+          <w:ilvl w:val="0"/>
+          <w:numId w:val="19"/>
+        </w:numPr>
+        <w:tabs>
+          <w:tab w:val="clear" w:pos="1134"/>
+          <w:tab w:val="left" w:pos="709" w:leader="none"/>
+        </w:tabs>
+        <w:bidi w:val="0"/>
+        <w:spacing w:before="0" w:after="0"/>
+        <w:ind w:hanging="283" w:start="709"/>
+        <w:jc w:val="start"/>
+        <w:rPr/>
+      </w:pPr>
+      <w:r>
+        <w:rPr/>
+        <w:t xml:space="preserve">结果不明时保留原账号、仓库和设备数据，点击“继续确认结果”恢复原请求；不要重建退货单。版本或库存已变化时刷新原记录并交接处理。 </w:t>
+      </w:r>
+    </w:p>
+    <w:p>
+      <w:pPr>
+        <w:pStyle w:val="BodyText"/>
+        <w:numPr>
+          <w:ilvl w:val="0"/>
+          <w:numId w:val="19"/>
+        </w:numPr>
+        <w:tabs>
+          <w:tab w:val="clear" w:pos="1134"/>
+          <w:tab w:val="left" w:pos="709" w:leader="none"/>
+        </w:tabs>
+        <w:bidi w:val="0"/>
+        <w:spacing w:before="0" w:after="0"/>
+        <w:ind w:hanging="283" w:start="709"/>
+        <w:jc w:val="start"/>
+        <w:rPr/>
+      </w:pPr>
+      <w:r>
+        <w:rPr/>
+        <w:t xml:space="preserve">确认错误需撤销时，仅由原操作员打开本人已完成单，确认货物仍在仓库或已实际退回，填写冲销原因后“整单冲销”。系统恢复原库存维度，现场发现破损仍恢复为破损；本流程不支持按行冲销。 </w:t>
+      </w:r>
+    </w:p>
+    <w:p>
+      <w:pPr>
+        <w:pStyle w:val="BodyText"/>
+        <w:numPr>
+          <w:ilvl w:val="0"/>
+          <w:numId w:val="19"/>
+        </w:numPr>
+        <w:tabs>
+          <w:tab w:val="clear" w:pos="1134"/>
+          <w:tab w:val="left" w:pos="709" w:leader="none"/>
+        </w:tabs>
+        <w:bidi w:val="0"/>
+        <w:ind w:hanging="283" w:start="709"/>
+        <w:jc w:val="start"/>
+        <w:rPr/>
+      </w:pPr>
+      <w:r>
+        <w:rPr/>
+        <w:t xml:space="preserve">在“退货记录”“退货统计”查询、导出 </w:t>
+      </w:r>
+      <w:r>
+        <w:rPr/>
+        <w:t>Excel</w:t>
+      </w:r>
+      <w:r>
+        <w:rPr/>
+        <w:t xml:space="preserve">。统计按确认和冲销各自的操作日期计入，净退货为退货减冲销；跨日冲销不改写原日实绩，不同基本单位分别汇总。 </w:t>
+      </w:r>
+    </w:p>
+    <w:p>
+      <w:pPr>
+        <w:pStyle w:val="BodyText"/>
+        <w:bidi w:val="0"/>
+        <w:jc w:val="start"/>
+        <w:rPr/>
+      </w:pPr>
+      <w:r>
+        <w:rPr/>
+        <w:t>日期查询默认当天，统计</w:t>
+      </w:r>
+      <w:r>
+        <w:rPr/>
+        <w:t>/</w:t>
+      </w:r>
+      <w:r>
+        <w:rPr/>
+        <w:t xml:space="preserve">导出最多 </w:t>
+      </w:r>
+      <w:r>
+        <w:rPr/>
+        <w:t xml:space="preserve">366 </w:t>
+      </w:r>
+      <w:r>
+        <w:rPr/>
+        <w:t xml:space="preserve">天；导出超过 </w:t>
+      </w:r>
+      <w:r>
+        <w:rPr/>
+        <w:t xml:space="preserve">50000 </w:t>
+      </w:r>
+      <w:r>
+        <w:rPr/>
+        <w:t>个事件行时缩小范围。冲销因库存维度或成本层变化被拒绝时交管理员核对，不能手工补库存。本功能只记录库存退货，不处理退款、结算或货权转移。</w:t>
+      </w:r>
+    </w:p>
+    <w:p>
+      <w:pPr>
+        <w:pStyle w:val="Heading2"/>
+        <w:bidi w:val="0"/>
+        <w:ind w:hanging="0" w:start="0" w:end="0"/>
+        <w:jc w:val="start"/>
+        <w:rPr/>
+      </w:pPr>
+      <w:bookmarkStart w:id="23" w:name="section-24-商品档案导入与导出"/>
+      <w:bookmarkEnd w:id="23"/>
+      <w:r>
+        <w:rPr/>
+        <w:t>商品档案导入与导出</w:t>
+      </w:r>
+    </w:p>
+    <w:p>
+      <w:pPr>
+        <w:pStyle w:val="BodyText"/>
+        <w:bidi w:val="0"/>
+        <w:jc w:val="start"/>
+        <w:rPr/>
+      </w:pPr>
+      <w:r>
+        <w:rPr/>
+        <w:t xml:space="preserve">具备独立商品导入权限时，首页“商品导入”可使用当前 </w:t>
+      </w:r>
+      <w:r>
+        <w:rPr>
+          <w:rStyle w:val="SourceText"/>
+        </w:rPr>
+        <w:t>.xlsx</w:t>
+      </w:r>
+      <w:r>
+        <w:rPr/>
+        <w:t xml:space="preserve"> </w:t>
+      </w:r>
+      <w:r>
+        <w:rPr/>
+        <w:t xml:space="preserve">模板，单次最多 </w:t>
+      </w:r>
+      <w:r>
+        <w:rPr/>
+        <w:t xml:space="preserve">1000 </w:t>
+      </w:r>
+      <w:r>
+        <w:rPr/>
+        <w:t>条、</w:t>
+      </w:r>
+      <w:r>
+        <w:rPr/>
+        <w:t>5 MB</w:t>
+      </w:r>
+      <w:r>
+        <w:rPr/>
+        <w:t>。数量为空或零时仅建档；正数数量还需要无订单收货权限，并选择已配置有效默认收货库位的仓库。核对结果中的“自动收货完成”任务号，不能对同一批商品再做一次无订单收货。商品、字典或自动收货任一错误会回滚整批。</w:t>
+      </w:r>
+    </w:p>
+    <w:p>
+      <w:pPr>
+        <w:pStyle w:val="BodyText"/>
+        <w:bidi w:val="0"/>
+        <w:jc w:val="start"/>
+        <w:rPr/>
+      </w:pPr>
+      <w:r>
+        <w:rPr/>
+        <w:t>基本单位须预先在后台创建并启用；模板无需填写单位类型和小数位。导入跳过既有商品不等于更新成功；按返回原因处理，不能依靠反复上传覆盖旧资料。</w:t>
+      </w:r>
+    </w:p>
+    <w:p>
+      <w:pPr>
+        <w:pStyle w:val="BodyText"/>
+        <w:bidi w:val="0"/>
+        <w:jc w:val="start"/>
+        <w:rPr/>
+      </w:pPr>
+      <w:r>
+        <w:rPr/>
+        <w:t>商品导出需商品查看权限及可导出的货主范围，不因拥有收货权限自动开放：</w:t>
+      </w:r>
+    </w:p>
+    <w:p>
+      <w:pPr>
+        <w:pStyle w:val="BodyText"/>
+        <w:numPr>
+          <w:ilvl w:val="0"/>
+          <w:numId w:val="20"/>
+        </w:numPr>
+        <w:tabs>
+          <w:tab w:val="clear" w:pos="1134"/>
+          <w:tab w:val="left" w:pos="709" w:leader="none"/>
+        </w:tabs>
+        <w:bidi w:val="0"/>
+        <w:spacing w:before="0" w:after="0"/>
+        <w:ind w:hanging="283" w:start="709"/>
+        <w:jc w:val="start"/>
+        <w:rPr/>
+      </w:pPr>
+      <w:r>
+        <w:rPr/>
+        <w:t>“</w:t>
+      </w:r>
+      <w:r>
+        <w:rPr/>
+        <w:t xml:space="preserve">商品导出”：选择单个货主后下载商品及包装档案。 </w:t>
+      </w:r>
+    </w:p>
+    <w:p>
+      <w:pPr>
+        <w:pStyle w:val="BodyText"/>
+        <w:numPr>
+          <w:ilvl w:val="0"/>
+          <w:numId w:val="20"/>
+        </w:numPr>
+        <w:tabs>
+          <w:tab w:val="clear" w:pos="1134"/>
+          <w:tab w:val="left" w:pos="709" w:leader="none"/>
+        </w:tabs>
+        <w:bidi w:val="0"/>
+        <w:spacing w:before="0" w:after="0"/>
+        <w:ind w:hanging="283" w:start="709"/>
+        <w:jc w:val="start"/>
+        <w:rPr/>
+      </w:pPr>
+      <w:r>
+        <w:rPr/>
+        <w:t>“</w:t>
+      </w:r>
+      <w:r>
+        <w:rPr/>
+        <w:t xml:space="preserve">全部商品档案导出”：直接下载当前权限范围内全部货主的商品及包装，不代表全系统全部数据，也不受导入的 </w:t>
+      </w:r>
+      <w:r>
+        <w:rPr/>
+        <w:t xml:space="preserve">1000 </w:t>
+      </w:r>
+      <w:r>
+        <w:rPr/>
+        <w:t xml:space="preserve">行上限限制。 </w:t>
+      </w:r>
+    </w:p>
+    <w:p>
+      <w:pPr>
+        <w:pStyle w:val="BodyText"/>
+        <w:numPr>
+          <w:ilvl w:val="0"/>
+          <w:numId w:val="20"/>
+        </w:numPr>
+        <w:tabs>
+          <w:tab w:val="clear" w:pos="1134"/>
+          <w:tab w:val="left" w:pos="709" w:leader="none"/>
+        </w:tabs>
+        <w:bidi w:val="0"/>
+        <w:ind w:hanging="283" w:start="709"/>
+        <w:jc w:val="start"/>
+        <w:rPr/>
+      </w:pPr>
+      <w:r>
+        <w:rPr/>
+        <w:t>“</w:t>
+      </w:r>
+      <w:r>
+        <w:rPr/>
+        <w:t xml:space="preserve">无标准条码导出”：用于排查标准贸易条码缺失；没有标准贸易条码不等于没有其他可用条码，不得据此批量覆盖历史标识。 </w:t>
+      </w:r>
+    </w:p>
+    <w:p>
+      <w:pPr>
+        <w:pStyle w:val="BodyText"/>
+        <w:bidi w:val="0"/>
+        <w:jc w:val="start"/>
+        <w:rPr/>
+      </w:pPr>
+      <w:r>
+        <w:rPr/>
+        <w:t>下载后核对货主、商品数及包装记录；设备提示文件已下载但打不开时在文件管理中查找。导出不修改库存，导出工作簿也不能未经核对直接作为导入模板。</w:t>
+      </w:r>
+    </w:p>
+    <w:p>
+      <w:pPr>
+        <w:pStyle w:val="Heading2"/>
+        <w:bidi w:val="0"/>
+        <w:ind w:hanging="0" w:start="0" w:end="0"/>
+        <w:jc w:val="start"/>
+        <w:rPr/>
+      </w:pPr>
+      <w:bookmarkStart w:id="24" w:name="section-25-拣货-复核与过账"/>
+      <w:bookmarkEnd w:id="24"/>
       <w:r>
         <w:rPr/>
         <w:t>拣货、复核与过账</w:t>
@@ -4582,8 +5321,8 @@
         <w:jc w:val="start"/>
         <w:rPr/>
       </w:pPr>
-      <w:bookmarkStart w:id="21" w:name="section-22-拣货"/>
-      <w:bookmarkEnd w:id="21"/>
+      <w:bookmarkStart w:id="25" w:name="section-26-拣货"/>
+      <w:bookmarkEnd w:id="25"/>
       <w:r>
         <w:rPr/>
         <w:t>拣货</w:t>
@@ -4594,7 +5333,7 @@
         <w:pStyle w:val="BodyText"/>
         <w:numPr>
           <w:ilvl w:val="0"/>
-          <w:numId w:val="18"/>
+          <w:numId w:val="21"/>
         </w:numPr>
         <w:tabs>
           <w:tab w:val="clear" w:pos="1134"/>
@@ -4616,7 +5355,7 @@
         <w:pStyle w:val="BodyText"/>
         <w:numPr>
           <w:ilvl w:val="0"/>
-          <w:numId w:val="18"/>
+          <w:numId w:val="21"/>
         </w:numPr>
         <w:tabs>
           <w:tab w:val="clear" w:pos="1134"/>
@@ -4638,7 +5377,7 @@
         <w:pStyle w:val="BodyText"/>
         <w:numPr>
           <w:ilvl w:val="0"/>
-          <w:numId w:val="18"/>
+          <w:numId w:val="21"/>
         </w:numPr>
         <w:tabs>
           <w:tab w:val="clear" w:pos="1134"/>
@@ -4660,7 +5399,7 @@
         <w:pStyle w:val="BodyText"/>
         <w:numPr>
           <w:ilvl w:val="0"/>
-          <w:numId w:val="18"/>
+          <w:numId w:val="21"/>
         </w:numPr>
         <w:tabs>
           <w:tab w:val="clear" w:pos="1134"/>
@@ -4682,7 +5421,7 @@
         <w:pStyle w:val="BodyText"/>
         <w:numPr>
           <w:ilvl w:val="0"/>
-          <w:numId w:val="18"/>
+          <w:numId w:val="21"/>
         </w:numPr>
         <w:tabs>
           <w:tab w:val="clear" w:pos="1134"/>
@@ -4706,8 +5445,8 @@
         <w:jc w:val="start"/>
         <w:rPr/>
       </w:pPr>
-      <w:bookmarkStart w:id="22" w:name="section-23-复核和库存生效"/>
-      <w:bookmarkEnd w:id="22"/>
+      <w:bookmarkStart w:id="26" w:name="section-27-复核和库存生效"/>
+      <w:bookmarkEnd w:id="26"/>
       <w:r>
         <w:rPr/>
         <w:t>复核和库存生效</w:t>
@@ -4718,7 +5457,7 @@
         <w:pStyle w:val="BodyText"/>
         <w:numPr>
           <w:ilvl w:val="0"/>
-          <w:numId w:val="19"/>
+          <w:numId w:val="22"/>
         </w:numPr>
         <w:tabs>
           <w:tab w:val="clear" w:pos="1134"/>
@@ -4740,7 +5479,7 @@
         <w:pStyle w:val="BodyText"/>
         <w:numPr>
           <w:ilvl w:val="0"/>
-          <w:numId w:val="19"/>
+          <w:numId w:val="22"/>
         </w:numPr>
         <w:tabs>
           <w:tab w:val="clear" w:pos="1134"/>
@@ -4762,7 +5501,7 @@
         <w:pStyle w:val="BodyText"/>
         <w:numPr>
           <w:ilvl w:val="0"/>
-          <w:numId w:val="19"/>
+          <w:numId w:val="22"/>
         </w:numPr>
         <w:tabs>
           <w:tab w:val="clear" w:pos="1134"/>
@@ -4784,7 +5523,7 @@
         <w:pStyle w:val="BodyText"/>
         <w:numPr>
           <w:ilvl w:val="0"/>
-          <w:numId w:val="19"/>
+          <w:numId w:val="22"/>
         </w:numPr>
         <w:tabs>
           <w:tab w:val="clear" w:pos="1134"/>
@@ -4806,7 +5545,7 @@
         <w:pStyle w:val="BodyText"/>
         <w:numPr>
           <w:ilvl w:val="0"/>
-          <w:numId w:val="19"/>
+          <w:numId w:val="22"/>
         </w:numPr>
         <w:tabs>
           <w:tab w:val="clear" w:pos="1134"/>
@@ -4852,8 +5591,8 @@
         <w:jc w:val="start"/>
         <w:rPr/>
       </w:pPr>
-      <w:bookmarkStart w:id="23" w:name="section-24-库存-报表与交接"/>
-      <w:bookmarkEnd w:id="23"/>
+      <w:bookmarkStart w:id="27" w:name="section-28-库存-报表与交接"/>
+      <w:bookmarkEnd w:id="27"/>
       <w:r>
         <w:rPr/>
         <w:t>库存、报表与交接</w:t>
@@ -4864,7 +5603,7 @@
         <w:pStyle w:val="BodyText"/>
         <w:numPr>
           <w:ilvl w:val="0"/>
-          <w:numId w:val="20"/>
+          <w:numId w:val="23"/>
         </w:numPr>
         <w:tabs>
           <w:tab w:val="clear" w:pos="1134"/>
@@ -4898,7 +5637,7 @@
         <w:pStyle w:val="BodyText"/>
         <w:numPr>
           <w:ilvl w:val="0"/>
-          <w:numId w:val="20"/>
+          <w:numId w:val="23"/>
         </w:numPr>
         <w:tabs>
           <w:tab w:val="clear" w:pos="1134"/>
@@ -4932,7 +5671,7 @@
         <w:pStyle w:val="BodyText"/>
         <w:numPr>
           <w:ilvl w:val="0"/>
-          <w:numId w:val="20"/>
+          <w:numId w:val="23"/>
         </w:numPr>
         <w:tabs>
           <w:tab w:val="clear" w:pos="1134"/>
@@ -4965,7 +5704,7 @@
         <w:pStyle w:val="BodyText"/>
         <w:numPr>
           <w:ilvl w:val="0"/>
-          <w:numId w:val="21"/>
+          <w:numId w:val="24"/>
         </w:numPr>
         <w:tabs>
           <w:tab w:val="clear" w:pos="1134"/>
@@ -4987,7 +5726,7 @@
         <w:pStyle w:val="BodyText"/>
         <w:numPr>
           <w:ilvl w:val="0"/>
-          <w:numId w:val="21"/>
+          <w:numId w:val="24"/>
         </w:numPr>
         <w:tabs>
           <w:tab w:val="clear" w:pos="1134"/>
@@ -5009,7 +5748,7 @@
         <w:pStyle w:val="BodyText"/>
         <w:numPr>
           <w:ilvl w:val="0"/>
-          <w:numId w:val="21"/>
+          <w:numId w:val="24"/>
         </w:numPr>
         <w:tabs>
           <w:tab w:val="clear" w:pos="1134"/>
@@ -5031,7 +5770,29 @@
         <w:pStyle w:val="BodyText"/>
         <w:numPr>
           <w:ilvl w:val="0"/>
-          <w:numId w:val="21"/>
+          <w:numId w:val="24"/>
+        </w:numPr>
+        <w:tabs>
+          <w:tab w:val="clear" w:pos="1134"/>
+          <w:tab w:val="left" w:pos="709" w:leader="none"/>
+        </w:tabs>
+        <w:bidi w:val="0"/>
+        <w:spacing w:before="0" w:after="0"/>
+        <w:ind w:hanging="283" w:start="709"/>
+        <w:jc w:val="start"/>
+        <w:rPr/>
+      </w:pPr>
+      <w:r>
+        <w:rPr/>
+        <w:t xml:space="preserve">退货确认、冲销和跨货主转货均已核对原单、实物及库存结果。 </w:t>
+      </w:r>
+    </w:p>
+    <w:p>
+      <w:pPr>
+        <w:pStyle w:val="BodyText"/>
+        <w:numPr>
+          <w:ilvl w:val="0"/>
+          <w:numId w:val="24"/>
         </w:numPr>
         <w:tabs>
           <w:tab w:val="clear" w:pos="1134"/>
@@ -5053,7 +5814,7 @@
         <w:pStyle w:val="BodyText"/>
         <w:numPr>
           <w:ilvl w:val="0"/>
-          <w:numId w:val="21"/>
+          <w:numId w:val="24"/>
         </w:numPr>
         <w:tabs>
           <w:tab w:val="clear" w:pos="1134"/>
@@ -5083,7 +5844,7 @@
         <w:pStyle w:val="BodyText"/>
         <w:numPr>
           <w:ilvl w:val="0"/>
-          <w:numId w:val="21"/>
+          <w:numId w:val="24"/>
         </w:numPr>
         <w:tabs>
           <w:tab w:val="clear" w:pos="1134"/>
@@ -5105,7 +5866,7 @@
         <w:pStyle w:val="BodyText"/>
         <w:numPr>
           <w:ilvl w:val="0"/>
-          <w:numId w:val="21"/>
+          <w:numId w:val="24"/>
         </w:numPr>
         <w:tabs>
           <w:tab w:val="clear" w:pos="1134"/>
@@ -5129,8 +5890,8 @@
         <w:jc w:val="start"/>
         <w:rPr/>
       </w:pPr>
-      <w:bookmarkStart w:id="24" w:name="section-25-常见状态与控制点"/>
-      <w:bookmarkEnd w:id="24"/>
+      <w:bookmarkStart w:id="28" w:name="section-29-常见状态与控制点"/>
+      <w:bookmarkEnd w:id="28"/>
       <w:r>
         <w:rPr/>
         <w:t>常见状态与控制点</w:t>
@@ -5150,9 +5911,9 @@
         </w:tblCellMar>
       </w:tblPr>
       <w:tblGrid>
-        <w:gridCol w:w="2827"/>
-        <w:gridCol w:w="2749"/>
-        <w:gridCol w:w="4474"/>
+        <w:gridCol w:w="2728"/>
+        <w:gridCol w:w="2612"/>
+        <w:gridCol w:w="4710"/>
       </w:tblGrid>
       <w:tr>
         <w:trPr>
@@ -5160,7 +5921,7 @@
         </w:trPr>
         <w:tc>
           <w:tcPr>
-            <w:tcW w:w="2827" w:type="dxa"/>
+            <w:tcW w:w="2728" w:type="dxa"/>
             <w:tcBorders>
               <w:top w:val="single" w:sz="2" w:space="0" w:color="BDC9DA"/>
               <w:start w:val="single" w:sz="2" w:space="0" w:color="BDC9DA"/>
@@ -5189,7 +5950,7 @@
         </w:tc>
         <w:tc>
           <w:tcPr>
-            <w:tcW w:w="2749" w:type="dxa"/>
+            <w:tcW w:w="2612" w:type="dxa"/>
             <w:tcBorders>
               <w:top w:val="single" w:sz="2" w:space="0" w:color="BDC9DA"/>
               <w:start w:val="single" w:sz="2" w:space="0" w:color="BDC9DA"/>
@@ -5218,7 +5979,7 @@
         </w:tc>
         <w:tc>
           <w:tcPr>
-            <w:tcW w:w="4474" w:type="dxa"/>
+            <w:tcW w:w="4710" w:type="dxa"/>
             <w:tcBorders>
               <w:top w:val="single" w:sz="2" w:space="0" w:color="BDC9DA"/>
               <w:start w:val="single" w:sz="2" w:space="0" w:color="BDC9DA"/>
@@ -5250,7 +6011,7 @@
         <w:trPr/>
         <w:tc>
           <w:tcPr>
-            <w:tcW w:w="2827" w:type="dxa"/>
+            <w:tcW w:w="2728" w:type="dxa"/>
             <w:tcBorders>
               <w:top w:val="single" w:sz="2" w:space="0" w:color="BDC9DA"/>
               <w:start w:val="single" w:sz="2" w:space="0" w:color="BDC9DA"/>
@@ -5283,7 +6044,7 @@
         </w:tc>
         <w:tc>
           <w:tcPr>
-            <w:tcW w:w="2749" w:type="dxa"/>
+            <w:tcW w:w="2612" w:type="dxa"/>
             <w:tcBorders>
               <w:top w:val="single" w:sz="2" w:space="0" w:color="BDC9DA"/>
               <w:start w:val="single" w:sz="2" w:space="0" w:color="BDC9DA"/>
@@ -5312,7 +6073,7 @@
         </w:tc>
         <w:tc>
           <w:tcPr>
-            <w:tcW w:w="4474" w:type="dxa"/>
+            <w:tcW w:w="4710" w:type="dxa"/>
             <w:tcBorders>
               <w:top w:val="single" w:sz="2" w:space="0" w:color="BDC9DA"/>
               <w:start w:val="single" w:sz="2" w:space="0" w:color="BDC9DA"/>
@@ -5344,7 +6105,7 @@
         <w:trPr/>
         <w:tc>
           <w:tcPr>
-            <w:tcW w:w="2827" w:type="dxa"/>
+            <w:tcW w:w="2728" w:type="dxa"/>
             <w:tcBorders>
               <w:top w:val="single" w:sz="2" w:space="0" w:color="BDC9DA"/>
               <w:start w:val="single" w:sz="2" w:space="0" w:color="BDC9DA"/>
@@ -5377,7 +6138,7 @@
         </w:tc>
         <w:tc>
           <w:tcPr>
-            <w:tcW w:w="2749" w:type="dxa"/>
+            <w:tcW w:w="2612" w:type="dxa"/>
             <w:tcBorders>
               <w:top w:val="single" w:sz="2" w:space="0" w:color="BDC9DA"/>
               <w:start w:val="single" w:sz="2" w:space="0" w:color="BDC9DA"/>
@@ -5406,7 +6167,7 @@
         </w:tc>
         <w:tc>
           <w:tcPr>
-            <w:tcW w:w="4474" w:type="dxa"/>
+            <w:tcW w:w="4710" w:type="dxa"/>
             <w:tcBorders>
               <w:top w:val="single" w:sz="2" w:space="0" w:color="BDC9DA"/>
               <w:start w:val="single" w:sz="2" w:space="0" w:color="BDC9DA"/>
@@ -5438,7 +6199,7 @@
         <w:trPr/>
         <w:tc>
           <w:tcPr>
-            <w:tcW w:w="2827" w:type="dxa"/>
+            <w:tcW w:w="2728" w:type="dxa"/>
             <w:tcBorders>
               <w:top w:val="single" w:sz="2" w:space="0" w:color="BDC9DA"/>
               <w:start w:val="single" w:sz="2" w:space="0" w:color="BDC9DA"/>
@@ -5471,7 +6232,7 @@
         </w:tc>
         <w:tc>
           <w:tcPr>
-            <w:tcW w:w="2749" w:type="dxa"/>
+            <w:tcW w:w="2612" w:type="dxa"/>
             <w:tcBorders>
               <w:top w:val="single" w:sz="2" w:space="0" w:color="BDC9DA"/>
               <w:start w:val="single" w:sz="2" w:space="0" w:color="BDC9DA"/>
@@ -5500,7 +6261,7 @@
         </w:tc>
         <w:tc>
           <w:tcPr>
-            <w:tcW w:w="4474" w:type="dxa"/>
+            <w:tcW w:w="4710" w:type="dxa"/>
             <w:tcBorders>
               <w:top w:val="single" w:sz="2" w:space="0" w:color="BDC9DA"/>
               <w:start w:val="single" w:sz="2" w:space="0" w:color="BDC9DA"/>
@@ -5532,7 +6293,7 @@
         <w:trPr/>
         <w:tc>
           <w:tcPr>
-            <w:tcW w:w="2827" w:type="dxa"/>
+            <w:tcW w:w="2728" w:type="dxa"/>
             <w:tcBorders>
               <w:top w:val="single" w:sz="2" w:space="0" w:color="BDC9DA"/>
               <w:start w:val="single" w:sz="2" w:space="0" w:color="BDC9DA"/>
@@ -5565,7 +6326,7 @@
         </w:tc>
         <w:tc>
           <w:tcPr>
-            <w:tcW w:w="2749" w:type="dxa"/>
+            <w:tcW w:w="2612" w:type="dxa"/>
             <w:tcBorders>
               <w:top w:val="single" w:sz="2" w:space="0" w:color="BDC9DA"/>
               <w:start w:val="single" w:sz="2" w:space="0" w:color="BDC9DA"/>
@@ -5594,7 +6355,7 @@
         </w:tc>
         <w:tc>
           <w:tcPr>
-            <w:tcW w:w="4474" w:type="dxa"/>
+            <w:tcW w:w="4710" w:type="dxa"/>
             <w:tcBorders>
               <w:top w:val="single" w:sz="2" w:space="0" w:color="BDC9DA"/>
               <w:start w:val="single" w:sz="2" w:space="0" w:color="BDC9DA"/>
@@ -5626,7 +6387,7 @@
         <w:trPr/>
         <w:tc>
           <w:tcPr>
-            <w:tcW w:w="2827" w:type="dxa"/>
+            <w:tcW w:w="2728" w:type="dxa"/>
             <w:tcBorders>
               <w:top w:val="single" w:sz="2" w:space="0" w:color="BDC9DA"/>
               <w:start w:val="single" w:sz="2" w:space="0" w:color="BDC9DA"/>
@@ -5659,7 +6420,7 @@
         </w:tc>
         <w:tc>
           <w:tcPr>
-            <w:tcW w:w="2749" w:type="dxa"/>
+            <w:tcW w:w="2612" w:type="dxa"/>
             <w:tcBorders>
               <w:top w:val="single" w:sz="2" w:space="0" w:color="BDC9DA"/>
               <w:start w:val="single" w:sz="2" w:space="0" w:color="BDC9DA"/>
@@ -5688,7 +6449,7 @@
         </w:tc>
         <w:tc>
           <w:tcPr>
-            <w:tcW w:w="4474" w:type="dxa"/>
+            <w:tcW w:w="4710" w:type="dxa"/>
             <w:tcBorders>
               <w:top w:val="single" w:sz="2" w:space="0" w:color="BDC9DA"/>
               <w:start w:val="single" w:sz="2" w:space="0" w:color="BDC9DA"/>
@@ -5720,7 +6481,7 @@
         <w:trPr/>
         <w:tc>
           <w:tcPr>
-            <w:tcW w:w="2827" w:type="dxa"/>
+            <w:tcW w:w="2728" w:type="dxa"/>
             <w:tcBorders>
               <w:top w:val="single" w:sz="2" w:space="0" w:color="BDC9DA"/>
               <w:start w:val="single" w:sz="2" w:space="0" w:color="BDC9DA"/>
@@ -5753,7 +6514,7 @@
         </w:tc>
         <w:tc>
           <w:tcPr>
-            <w:tcW w:w="2749" w:type="dxa"/>
+            <w:tcW w:w="2612" w:type="dxa"/>
             <w:tcBorders>
               <w:top w:val="single" w:sz="2" w:space="0" w:color="BDC9DA"/>
               <w:start w:val="single" w:sz="2" w:space="0" w:color="BDC9DA"/>
@@ -5782,7 +6543,7 @@
         </w:tc>
         <w:tc>
           <w:tcPr>
-            <w:tcW w:w="4474" w:type="dxa"/>
+            <w:tcW w:w="4710" w:type="dxa"/>
             <w:tcBorders>
               <w:top w:val="single" w:sz="2" w:space="0" w:color="BDC9DA"/>
               <w:start w:val="single" w:sz="2" w:space="0" w:color="BDC9DA"/>
@@ -5814,7 +6575,7 @@
         <w:trPr/>
         <w:tc>
           <w:tcPr>
-            <w:tcW w:w="2827" w:type="dxa"/>
+            <w:tcW w:w="2728" w:type="dxa"/>
             <w:tcBorders>
               <w:top w:val="single" w:sz="2" w:space="0" w:color="BDC9DA"/>
               <w:start w:val="single" w:sz="2" w:space="0" w:color="BDC9DA"/>
@@ -5847,7 +6608,7 @@
         </w:tc>
         <w:tc>
           <w:tcPr>
-            <w:tcW w:w="2749" w:type="dxa"/>
+            <w:tcW w:w="2612" w:type="dxa"/>
             <w:tcBorders>
               <w:top w:val="single" w:sz="2" w:space="0" w:color="BDC9DA"/>
               <w:start w:val="single" w:sz="2" w:space="0" w:color="BDC9DA"/>
@@ -5876,7 +6637,7 @@
         </w:tc>
         <w:tc>
           <w:tcPr>
-            <w:tcW w:w="4474" w:type="dxa"/>
+            <w:tcW w:w="4710" w:type="dxa"/>
             <w:tcBorders>
               <w:top w:val="single" w:sz="2" w:space="0" w:color="BDC9DA"/>
               <w:start w:val="single" w:sz="2" w:space="0" w:color="BDC9DA"/>
@@ -5908,7 +6669,7 @@
         <w:trPr/>
         <w:tc>
           <w:tcPr>
-            <w:tcW w:w="2827" w:type="dxa"/>
+            <w:tcW w:w="2728" w:type="dxa"/>
             <w:tcBorders>
               <w:top w:val="single" w:sz="2" w:space="0" w:color="BDC9DA"/>
               <w:start w:val="single" w:sz="2" w:space="0" w:color="BDC9DA"/>
@@ -5941,7 +6702,7 @@
         </w:tc>
         <w:tc>
           <w:tcPr>
-            <w:tcW w:w="2749" w:type="dxa"/>
+            <w:tcW w:w="2612" w:type="dxa"/>
             <w:tcBorders>
               <w:top w:val="single" w:sz="2" w:space="0" w:color="BDC9DA"/>
               <w:start w:val="single" w:sz="2" w:space="0" w:color="BDC9DA"/>
@@ -5970,7 +6731,7 @@
         </w:tc>
         <w:tc>
           <w:tcPr>
-            <w:tcW w:w="4474" w:type="dxa"/>
+            <w:tcW w:w="4710" w:type="dxa"/>
             <w:tcBorders>
               <w:top w:val="single" w:sz="2" w:space="0" w:color="BDC9DA"/>
               <w:start w:val="single" w:sz="2" w:space="0" w:color="BDC9DA"/>
@@ -6002,7 +6763,7 @@
         <w:trPr/>
         <w:tc>
           <w:tcPr>
-            <w:tcW w:w="2827" w:type="dxa"/>
+            <w:tcW w:w="2728" w:type="dxa"/>
             <w:tcBorders>
               <w:top w:val="single" w:sz="2" w:space="0" w:color="BDC9DA"/>
               <w:start w:val="single" w:sz="2" w:space="0" w:color="BDC9DA"/>
@@ -6035,7 +6796,7 @@
         </w:tc>
         <w:tc>
           <w:tcPr>
-            <w:tcW w:w="2749" w:type="dxa"/>
+            <w:tcW w:w="2612" w:type="dxa"/>
             <w:tcBorders>
               <w:top w:val="single" w:sz="2" w:space="0" w:color="BDC9DA"/>
               <w:start w:val="single" w:sz="2" w:space="0" w:color="BDC9DA"/>
@@ -6064,7 +6825,7 @@
         </w:tc>
         <w:tc>
           <w:tcPr>
-            <w:tcW w:w="4474" w:type="dxa"/>
+            <w:tcW w:w="4710" w:type="dxa"/>
             <w:tcBorders>
               <w:top w:val="single" w:sz="2" w:space="0" w:color="BDC9DA"/>
               <w:start w:val="single" w:sz="2" w:space="0" w:color="BDC9DA"/>
@@ -6096,7 +6857,7 @@
         <w:trPr/>
         <w:tc>
           <w:tcPr>
-            <w:tcW w:w="2827" w:type="dxa"/>
+            <w:tcW w:w="2728" w:type="dxa"/>
             <w:tcBorders>
               <w:top w:val="single" w:sz="2" w:space="0" w:color="BDC9DA"/>
               <w:start w:val="single" w:sz="2" w:space="0" w:color="BDC9DA"/>
@@ -6129,7 +6890,7 @@
         </w:tc>
         <w:tc>
           <w:tcPr>
-            <w:tcW w:w="2749" w:type="dxa"/>
+            <w:tcW w:w="2612" w:type="dxa"/>
             <w:tcBorders>
               <w:top w:val="single" w:sz="2" w:space="0" w:color="BDC9DA"/>
               <w:start w:val="single" w:sz="2" w:space="0" w:color="BDC9DA"/>
@@ -6158,7 +6919,7 @@
         </w:tc>
         <w:tc>
           <w:tcPr>
-            <w:tcW w:w="4474" w:type="dxa"/>
+            <w:tcW w:w="4710" w:type="dxa"/>
             <w:tcBorders>
               <w:top w:val="single" w:sz="2" w:space="0" w:color="BDC9DA"/>
               <w:start w:val="single" w:sz="2" w:space="0" w:color="BDC9DA"/>
@@ -6190,7 +6951,7 @@
         <w:trPr/>
         <w:tc>
           <w:tcPr>
-            <w:tcW w:w="2827" w:type="dxa"/>
+            <w:tcW w:w="2728" w:type="dxa"/>
             <w:tcBorders>
               <w:top w:val="single" w:sz="2" w:space="0" w:color="BDC9DA"/>
               <w:start w:val="single" w:sz="2" w:space="0" w:color="BDC9DA"/>
@@ -6223,7 +6984,7 @@
         </w:tc>
         <w:tc>
           <w:tcPr>
-            <w:tcW w:w="2749" w:type="dxa"/>
+            <w:tcW w:w="2612" w:type="dxa"/>
             <w:tcBorders>
               <w:top w:val="single" w:sz="2" w:space="0" w:color="BDC9DA"/>
               <w:start w:val="single" w:sz="2" w:space="0" w:color="BDC9DA"/>
@@ -6252,7 +7013,7 @@
         </w:tc>
         <w:tc>
           <w:tcPr>
-            <w:tcW w:w="4474" w:type="dxa"/>
+            <w:tcW w:w="4710" w:type="dxa"/>
             <w:tcBorders>
               <w:top w:val="single" w:sz="2" w:space="0" w:color="BDC9DA"/>
               <w:start w:val="single" w:sz="2" w:space="0" w:color="BDC9DA"/>
@@ -6284,7 +7045,7 @@
         <w:trPr/>
         <w:tc>
           <w:tcPr>
-            <w:tcW w:w="2827" w:type="dxa"/>
+            <w:tcW w:w="2728" w:type="dxa"/>
             <w:tcBorders>
               <w:top w:val="single" w:sz="2" w:space="0" w:color="BDC9DA"/>
               <w:start w:val="single" w:sz="2" w:space="0" w:color="BDC9DA"/>
@@ -6317,7 +7078,7 @@
         </w:tc>
         <w:tc>
           <w:tcPr>
-            <w:tcW w:w="2749" w:type="dxa"/>
+            <w:tcW w:w="2612" w:type="dxa"/>
             <w:tcBorders>
               <w:top w:val="single" w:sz="2" w:space="0" w:color="BDC9DA"/>
               <w:start w:val="single" w:sz="2" w:space="0" w:color="BDC9DA"/>
@@ -6346,7 +7107,7 @@
         </w:tc>
         <w:tc>
           <w:tcPr>
-            <w:tcW w:w="4474" w:type="dxa"/>
+            <w:tcW w:w="4710" w:type="dxa"/>
             <w:tcBorders>
               <w:top w:val="single" w:sz="2" w:space="0" w:color="BDC9DA"/>
               <w:start w:val="single" w:sz="2" w:space="0" w:color="BDC9DA"/>
@@ -6378,7 +7139,7 @@
         <w:trPr/>
         <w:tc>
           <w:tcPr>
-            <w:tcW w:w="2827" w:type="dxa"/>
+            <w:tcW w:w="2728" w:type="dxa"/>
             <w:tcBorders>
               <w:top w:val="single" w:sz="2" w:space="0" w:color="BDC9DA"/>
               <w:start w:val="single" w:sz="2" w:space="0" w:color="BDC9DA"/>
@@ -6411,7 +7172,7 @@
         </w:tc>
         <w:tc>
           <w:tcPr>
-            <w:tcW w:w="2749" w:type="dxa"/>
+            <w:tcW w:w="2612" w:type="dxa"/>
             <w:tcBorders>
               <w:top w:val="single" w:sz="2" w:space="0" w:color="BDC9DA"/>
               <w:start w:val="single" w:sz="2" w:space="0" w:color="BDC9DA"/>
@@ -6440,7 +7201,7 @@
         </w:tc>
         <w:tc>
           <w:tcPr>
-            <w:tcW w:w="4474" w:type="dxa"/>
+            <w:tcW w:w="4710" w:type="dxa"/>
             <w:tcBorders>
               <w:top w:val="single" w:sz="2" w:space="0" w:color="BDC9DA"/>
               <w:start w:val="single" w:sz="2" w:space="0" w:color="BDC9DA"/>
@@ -6472,7 +7233,7 @@
         <w:trPr/>
         <w:tc>
           <w:tcPr>
-            <w:tcW w:w="2827" w:type="dxa"/>
+            <w:tcW w:w="2728" w:type="dxa"/>
             <w:tcBorders>
               <w:top w:val="single" w:sz="2" w:space="0" w:color="BDC9DA"/>
               <w:start w:val="single" w:sz="2" w:space="0" w:color="BDC9DA"/>
@@ -6505,7 +7266,7 @@
         </w:tc>
         <w:tc>
           <w:tcPr>
-            <w:tcW w:w="2749" w:type="dxa"/>
+            <w:tcW w:w="2612" w:type="dxa"/>
             <w:tcBorders>
               <w:top w:val="single" w:sz="2" w:space="0" w:color="BDC9DA"/>
               <w:start w:val="single" w:sz="2" w:space="0" w:color="BDC9DA"/>
@@ -6534,7 +7295,7 @@
         </w:tc>
         <w:tc>
           <w:tcPr>
-            <w:tcW w:w="4474" w:type="dxa"/>
+            <w:tcW w:w="4710" w:type="dxa"/>
             <w:tcBorders>
               <w:top w:val="single" w:sz="2" w:space="0" w:color="BDC9DA"/>
               <w:start w:val="single" w:sz="2" w:space="0" w:color="BDC9DA"/>
@@ -6566,7 +7327,7 @@
         <w:trPr/>
         <w:tc>
           <w:tcPr>
-            <w:tcW w:w="2827" w:type="dxa"/>
+            <w:tcW w:w="2728" w:type="dxa"/>
             <w:tcBorders>
               <w:top w:val="single" w:sz="2" w:space="0" w:color="BDC9DA"/>
               <w:start w:val="single" w:sz="2" w:space="0" w:color="BDC9DA"/>
@@ -6599,7 +7360,7 @@
         </w:tc>
         <w:tc>
           <w:tcPr>
-            <w:tcW w:w="2749" w:type="dxa"/>
+            <w:tcW w:w="2612" w:type="dxa"/>
             <w:tcBorders>
               <w:top w:val="single" w:sz="2" w:space="0" w:color="BDC9DA"/>
               <w:start w:val="single" w:sz="2" w:space="0" w:color="BDC9DA"/>
@@ -6628,7 +7389,7 @@
         </w:tc>
         <w:tc>
           <w:tcPr>
-            <w:tcW w:w="4474" w:type="dxa"/>
+            <w:tcW w:w="4710" w:type="dxa"/>
             <w:tcBorders>
               <w:top w:val="single" w:sz="2" w:space="0" w:color="BDC9DA"/>
               <w:start w:val="single" w:sz="2" w:space="0" w:color="BDC9DA"/>
@@ -6660,7 +7421,7 @@
         <w:trPr/>
         <w:tc>
           <w:tcPr>
-            <w:tcW w:w="2827" w:type="dxa"/>
+            <w:tcW w:w="2728" w:type="dxa"/>
             <w:tcBorders>
               <w:top w:val="single" w:sz="2" w:space="0" w:color="BDC9DA"/>
               <w:start w:val="single" w:sz="2" w:space="0" w:color="BDC9DA"/>
@@ -6693,7 +7454,7 @@
         </w:tc>
         <w:tc>
           <w:tcPr>
-            <w:tcW w:w="2749" w:type="dxa"/>
+            <w:tcW w:w="2612" w:type="dxa"/>
             <w:tcBorders>
               <w:top w:val="single" w:sz="2" w:space="0" w:color="BDC9DA"/>
               <w:start w:val="single" w:sz="2" w:space="0" w:color="BDC9DA"/>
@@ -6722,7 +7483,105 @@
         </w:tc>
         <w:tc>
           <w:tcPr>
-            <w:tcW w:w="4474" w:type="dxa"/>
+            <w:tcW w:w="4710" w:type="dxa"/>
+            <w:tcBorders>
+              <w:top w:val="single" w:sz="2" w:space="0" w:color="BDC9DA"/>
+              <w:start w:val="single" w:sz="2" w:space="0" w:color="BDC9DA"/>
+              <w:bottom w:val="single" w:sz="2" w:space="0" w:color="BDC9DA"/>
+              <w:end w:val="single" w:sz="2" w:space="0" w:color="BDC9DA"/>
+            </w:tcBorders>
+          </w:tcPr>
+          <w:p>
+            <w:pPr>
+              <w:pStyle w:val="TableContents"/>
+              <w:bidi w:val="0"/>
+              <w:spacing w:before="0" w:after="283"/>
+              <w:ind w:hanging="0" w:start="0" w:end="0"/>
+              <w:jc w:val="start"/>
+              <w:rPr>
+                <w:sz w:val="18"/>
+              </w:rPr>
+            </w:pPr>
+            <w:r>
+              <w:rPr>
+                <w:sz w:val="18"/>
+              </w:rPr>
+              <w:t>操作员说明现场情况，管理员处理原因后决定恢复或作废</w:t>
+            </w:r>
+          </w:p>
+        </w:tc>
+      </w:tr>
+      <w:tr>
+        <w:trPr/>
+        <w:tc>
+          <w:tcPr>
+            <w:tcW w:w="2728" w:type="dxa"/>
+            <w:tcBorders>
+              <w:top w:val="single" w:sz="2" w:space="0" w:color="BDC9DA"/>
+              <w:start w:val="single" w:sz="2" w:space="0" w:color="BDC9DA"/>
+              <w:bottom w:val="single" w:sz="2" w:space="0" w:color="BDC9DA"/>
+              <w:end w:val="single" w:sz="2" w:space="0" w:color="BDC9DA"/>
+            </w:tcBorders>
+          </w:tcPr>
+          <w:p>
+            <w:pPr>
+              <w:pStyle w:val="TableContents"/>
+              <w:bidi w:val="0"/>
+              <w:spacing w:before="0" w:after="283"/>
+              <w:ind w:hanging="0" w:start="0" w:end="0"/>
+              <w:jc w:val="start"/>
+              <w:rPr/>
+            </w:pPr>
+            <w:r>
+              <w:rPr>
+                <w:sz w:val="18"/>
+              </w:rPr>
+              <w:t xml:space="preserve">退货已冲销 </w:t>
+            </w:r>
+            <w:r>
+              <w:rPr>
+                <w:sz w:val="18"/>
+              </w:rPr>
+              <w:t>/ REVERSED</w:t>
+            </w:r>
+          </w:p>
+        </w:tc>
+        <w:tc>
+          <w:tcPr>
+            <w:tcW w:w="2612" w:type="dxa"/>
+            <w:tcBorders>
+              <w:top w:val="single" w:sz="2" w:space="0" w:color="BDC9DA"/>
+              <w:start w:val="single" w:sz="2" w:space="0" w:color="BDC9DA"/>
+              <w:bottom w:val="single" w:sz="2" w:space="0" w:color="BDC9DA"/>
+              <w:end w:val="single" w:sz="2" w:space="0" w:color="BDC9DA"/>
+            </w:tcBorders>
+          </w:tcPr>
+          <w:p>
+            <w:pPr>
+              <w:pStyle w:val="TableContents"/>
+              <w:bidi w:val="0"/>
+              <w:spacing w:before="0" w:after="283"/>
+              <w:ind w:hanging="0" w:start="0" w:end="0"/>
+              <w:jc w:val="start"/>
+              <w:rPr/>
+            </w:pPr>
+            <w:r>
+              <w:rPr>
+                <w:sz w:val="18"/>
+              </w:rPr>
+              <w:t xml:space="preserve">PDA </w:t>
+            </w:r>
+            <w:r>
+              <w:rPr>
+                <w:sz w:val="18"/>
+              </w:rPr>
+              <w:t>退货整单已恢复原库存维度</w:t>
+            </w:r>
+          </w:p>
+        </w:tc>
+        <w:tc>
+          <w:tcPr>
+            <w:tcW w:w="4710" w:type="dxa"/>
             <w:tcBorders>
               <w:top w:val="single" w:sz="2" w:space="0" w:color="BDC9DA"/>
               <w:start w:val="single" w:sz="2" w:space="0" w:color="BDC9DA"/>
@@ -6744,7 +7603,7 @@
               <w:rPr>
                 <w:sz w:val="18"/>
               </w:rPr>
-              <w:t>操作员说明现场情况，管理员处理原因后决定恢复或作废</w:t>
+              <w:t>原退货记录保留；现场发现破损仍恢复为破损，不再重复补库存</w:t>
             </w:r>
           </w:p>
         </w:tc>
@@ -6767,7 +7626,7 @@
         <w:pStyle w:val="BodyText"/>
         <w:numPr>
           <w:ilvl w:val="0"/>
-          <w:numId w:val="22"/>
+          <w:numId w:val="25"/>
         </w:numPr>
         <w:tabs>
           <w:tab w:val="clear" w:pos="1134"/>
@@ -6789,7 +7648,7 @@
         <w:pStyle w:val="BodyText"/>
         <w:numPr>
           <w:ilvl w:val="0"/>
-          <w:numId w:val="22"/>
+          <w:numId w:val="25"/>
         </w:numPr>
         <w:tabs>
           <w:tab w:val="clear" w:pos="1134"/>
@@ -6811,7 +7670,7 @@
         <w:pStyle w:val="BodyText"/>
         <w:numPr>
           <w:ilvl w:val="0"/>
-          <w:numId w:val="22"/>
+          <w:numId w:val="25"/>
         </w:numPr>
         <w:tabs>
           <w:tab w:val="clear" w:pos="1134"/>
@@ -6847,7 +7706,7 @@
         <w:pStyle w:val="BodyText"/>
         <w:numPr>
           <w:ilvl w:val="0"/>
-          <w:numId w:val="22"/>
+          <w:numId w:val="25"/>
         </w:numPr>
         <w:tabs>
           <w:tab w:val="clear" w:pos="1134"/>
@@ -6869,7 +7728,7 @@
         <w:pStyle w:val="BodyText"/>
         <w:numPr>
           <w:ilvl w:val="0"/>
-          <w:numId w:val="22"/>
+          <w:numId w:val="25"/>
         </w:numPr>
         <w:tabs>
           <w:tab w:val="clear" w:pos="1134"/>
@@ -6891,7 +7750,7 @@
         <w:pStyle w:val="BodyText"/>
         <w:numPr>
           <w:ilvl w:val="0"/>
-          <w:numId w:val="22"/>
+          <w:numId w:val="25"/>
         </w:numPr>
         <w:tabs>
           <w:tab w:val="clear" w:pos="1134"/>
@@ -6913,13 +7772,14 @@
         <w:pStyle w:val="BodyText"/>
         <w:numPr>
           <w:ilvl w:val="0"/>
-          <w:numId w:val="22"/>
-        </w:numPr>
-        <w:tabs>
-          <w:tab w:val="clear" w:pos="1134"/>
-          <w:tab w:val="left" w:pos="709" w:leader="none"/>
-        </w:tabs>
-        <w:bidi w:val="0"/>
+          <w:numId w:val="25"/>
+        </w:numPr>
+        <w:tabs>
+          <w:tab w:val="clear" w:pos="1134"/>
+          <w:tab w:val="left" w:pos="709" w:leader="none"/>
+        </w:tabs>
+        <w:bidi w:val="0"/>
+        <w:spacing w:before="0" w:after="0"/>
         <w:ind w:hanging="283" w:start="709"/>
         <w:jc w:val="start"/>
         <w:rPr/>
@@ -6943,6 +7803,77 @@
     </w:p>
     <w:p>
       <w:pPr>
+        <w:pStyle w:val="BodyText"/>
+        <w:numPr>
+          <w:ilvl w:val="0"/>
+          <w:numId w:val="25"/>
+        </w:numPr>
+        <w:tabs>
+          <w:tab w:val="clear" w:pos="1134"/>
+          <w:tab w:val="left" w:pos="709" w:leader="none"/>
+        </w:tabs>
+        <w:bidi w:val="0"/>
+        <w:ind w:hanging="283" w:start="709"/>
+        <w:jc w:val="start"/>
+        <w:rPr/>
+      </w:pPr>
+      <w:r>
+        <w:rPr/>
+        <w:t>同名状态必须结合单据类型解释：</w:t>
+      </w:r>
+      <w:r>
+        <w:rPr/>
+        <w:t xml:space="preserve">PDA </w:t>
+      </w:r>
+      <w:r>
+        <w:rPr/>
+        <w:t xml:space="preserve">退货 </w:t>
+      </w:r>
+      <w:r>
+        <w:rPr>
+          <w:rStyle w:val="SourceText"/>
+        </w:rPr>
+        <w:t>COMPLETED</w:t>
+      </w:r>
+      <w:r>
+        <w:rPr/>
+        <w:t xml:space="preserve"> </w:t>
+      </w:r>
+      <w:r>
+        <w:rPr/>
+        <w:t xml:space="preserve">已直接扣库；代办货权转移 </w:t>
+      </w:r>
+      <w:r>
+        <w:rPr>
+          <w:rStyle w:val="SourceText"/>
+        </w:rPr>
+        <w:t>RESERVED</w:t>
+      </w:r>
+      <w:r>
+        <w:rPr/>
+        <w:t xml:space="preserve"> </w:t>
+      </w:r>
+      <w:r>
+        <w:rPr/>
+        <w:t>是待转货，</w:t>
+      </w:r>
+      <w:r>
+        <w:rPr>
+          <w:rStyle w:val="SourceText"/>
+        </w:rPr>
+        <w:t>POSTED</w:t>
+      </w:r>
+      <w:r>
+        <w:rPr/>
+        <w:t xml:space="preserve"> </w:t>
+      </w:r>
+      <w:r>
+        <w:rPr/>
+        <w:t xml:space="preserve">是已转货并销售出库。不能套用普通任务的“已完成、待过账”结论。 </w:t>
+      </w:r>
+    </w:p>
+    <w:p>
+      <w:pPr>
         <w:pStyle w:val="HorizontalLine"/>
         <w:bidi w:val="0"/>
         <w:jc w:val="start"/>
@@ -6960,8 +7891,8 @@
         <w:jc w:val="start"/>
         <w:rPr/>
       </w:pPr>
-      <w:bookmarkStart w:id="25" w:name="section-26-异常处理与问题上报"/>
-      <w:bookmarkEnd w:id="25"/>
+      <w:bookmarkStart w:id="29" w:name="section-30-异常处理与问题上报"/>
+      <w:bookmarkEnd w:id="29"/>
       <w:r>
         <w:rPr/>
         <w:t>异常处理与问题上报</w:t>
@@ -6975,8 +7906,8 @@
         <w:jc w:val="start"/>
         <w:rPr/>
       </w:pPr>
-      <w:bookmarkStart w:id="26" w:name="section-27-无法登录或菜单缺失"/>
-      <w:bookmarkEnd w:id="26"/>
+      <w:bookmarkStart w:id="30" w:name="section-31-无法登录或菜单缺失"/>
+      <w:bookmarkEnd w:id="30"/>
       <w:r>
         <w:rPr/>
         <w:t>无法登录或菜单缺失</w:t>
@@ -7010,8 +7941,8 @@
         <w:jc w:val="start"/>
         <w:rPr/>
       </w:pPr>
-      <w:bookmarkStart w:id="27" w:name="section-28-数据为空或范围不正确"/>
-      <w:bookmarkEnd w:id="27"/>
+      <w:bookmarkStart w:id="31" w:name="section-32-数据为空或范围不正确"/>
+      <w:bookmarkEnd w:id="31"/>
       <w:r>
         <w:rPr/>
         <w:t>数据为空或范围不正确</w:t>
@@ -7045,8 +7976,8 @@
         <w:jc w:val="start"/>
         <w:rPr/>
       </w:pPr>
-      <w:bookmarkStart w:id="28" w:name="section-29-网络超时或重复提交提示"/>
-      <w:bookmarkEnd w:id="28"/>
+      <w:bookmarkStart w:id="32" w:name="section-33-网络超时或重复提交提示"/>
+      <w:bookmarkEnd w:id="32"/>
       <w:r>
         <w:rPr/>
         <w:t>网络超时或重复提交提示</w:t>
@@ -7069,7 +8000,7 @@
         <w:pStyle w:val="BodyText"/>
         <w:numPr>
           <w:ilvl w:val="0"/>
-          <w:numId w:val="23"/>
+          <w:numId w:val="26"/>
         </w:numPr>
         <w:tabs>
           <w:tab w:val="clear" w:pos="1134"/>
@@ -7091,7 +8022,7 @@
         <w:pStyle w:val="BodyText"/>
         <w:numPr>
           <w:ilvl w:val="0"/>
-          <w:numId w:val="23"/>
+          <w:numId w:val="26"/>
         </w:numPr>
         <w:tabs>
           <w:tab w:val="clear" w:pos="1134"/>
@@ -7113,13 +8044,14 @@
         <w:pStyle w:val="BodyText"/>
         <w:numPr>
           <w:ilvl w:val="0"/>
-          <w:numId w:val="23"/>
-        </w:numPr>
-        <w:tabs>
-          <w:tab w:val="clear" w:pos="1134"/>
-          <w:tab w:val="left" w:pos="709" w:leader="none"/>
-        </w:tabs>
-        <w:bidi w:val="0"/>
+          <w:numId w:val="26"/>
+        </w:numPr>
+        <w:tabs>
+          <w:tab w:val="clear" w:pos="1134"/>
+          <w:tab w:val="left" w:pos="709" w:leader="none"/>
+        </w:tabs>
+        <w:bidi w:val="0"/>
+        <w:spacing w:before="0" w:after="0"/>
         <w:ind w:hanging="283" w:start="709"/>
         <w:jc w:val="start"/>
         <w:rPr/>
@@ -7143,14 +8075,89 @@
     </w:p>
     <w:p>
       <w:pPr>
+        <w:pStyle w:val="BodyText"/>
+        <w:numPr>
+          <w:ilvl w:val="0"/>
+          <w:numId w:val="26"/>
+        </w:numPr>
+        <w:tabs>
+          <w:tab w:val="clear" w:pos="1134"/>
+          <w:tab w:val="left" w:pos="709" w:leader="none"/>
+        </w:tabs>
+        <w:bidi w:val="0"/>
+        <w:spacing w:before="0" w:after="0"/>
+        <w:ind w:hanging="283" w:start="709"/>
+        <w:jc w:val="start"/>
+        <w:rPr/>
+      </w:pPr>
+      <w:r>
+        <w:rPr/>
+        <w:t xml:space="preserve">PDA </w:t>
+      </w:r>
+      <w:r>
+        <w:rPr/>
+        <w:t xml:space="preserve">退货出库出现“继续确认结果”时，使用原账号、原仓库恢复原请求；冲销待确认也不能另建退货单抵消。跨货主代办同时按销售单号、转货单号和任务号查原结果。 </w:t>
+      </w:r>
+    </w:p>
+    <w:p>
+      <w:pPr>
+        <w:pStyle w:val="BodyText"/>
+        <w:numPr>
+          <w:ilvl w:val="0"/>
+          <w:numId w:val="26"/>
+        </w:numPr>
+        <w:tabs>
+          <w:tab w:val="clear" w:pos="1134"/>
+          <w:tab w:val="left" w:pos="709" w:leader="none"/>
+        </w:tabs>
+        <w:bidi w:val="0"/>
+        <w:ind w:hanging="283" w:start="709"/>
+        <w:jc w:val="start"/>
+        <w:rPr/>
+      </w:pPr>
+      <w:r>
+        <w:rPr/>
+        <w:t xml:space="preserve">Android </w:t>
+      </w:r>
+      <w:r>
+        <w:rPr/>
+        <w:t xml:space="preserve">拣货、收银或 </w:t>
+      </w:r>
+      <w:r>
+        <w:rPr/>
+        <w:t xml:space="preserve">POS </w:t>
+      </w:r>
+      <w:r>
+        <w:rPr/>
+        <w:t>退货出现待确认提示时，保留原设备本地数据，使用页面提供的原请求恢复按钮。不要清应用数据、修改原请求或换账号继续办理，具体区别见《</w:t>
+      </w:r>
+      <w:r>
+        <w:rPr/>
+        <w:t xml:space="preserve">Android </w:t>
+      </w:r>
+      <w:r>
+        <w:rPr/>
+        <w:t>移动端使用手册》和《</w:t>
+      </w:r>
+      <w:r>
+        <w:rPr/>
+        <w:t xml:space="preserve">POS </w:t>
+      </w:r>
+      <w:r>
+        <w:rPr/>
+        <w:t xml:space="preserve">使用手册》。 </w:t>
+      </w:r>
+    </w:p>
+    <w:p>
+      <w:pPr>
         <w:pStyle w:val="Heading3"/>
         <w:bidi w:val="0"/>
         <w:ind w:hanging="0" w:start="0" w:end="0"/>
         <w:jc w:val="start"/>
         <w:rPr/>
       </w:pPr>
-      <w:bookmarkStart w:id="29" w:name="section-30-打印失败或打印页过期"/>
-      <w:bookmarkEnd w:id="29"/>
+      <w:bookmarkStart w:id="33" w:name="section-34-打印失败或打印页过期"/>
+      <w:bookmarkEnd w:id="33"/>
       <w:r>
         <w:rPr/>
         <w:t>打印失败或打印页过期</w:t>
@@ -7161,7 +8168,7 @@
         <w:pStyle w:val="BodyText"/>
         <w:numPr>
           <w:ilvl w:val="0"/>
-          <w:numId w:val="24"/>
+          <w:numId w:val="27"/>
         </w:numPr>
         <w:tabs>
           <w:tab w:val="clear" w:pos="1134"/>
@@ -7183,7 +8190,7 @@
         <w:pStyle w:val="BodyText"/>
         <w:numPr>
           <w:ilvl w:val="0"/>
-          <w:numId w:val="24"/>
+          <w:numId w:val="27"/>
         </w:numPr>
         <w:tabs>
           <w:tab w:val="clear" w:pos="1134"/>
@@ -7213,7 +8220,7 @@
         <w:pStyle w:val="BodyText"/>
         <w:numPr>
           <w:ilvl w:val="0"/>
-          <w:numId w:val="24"/>
+          <w:numId w:val="27"/>
         </w:numPr>
         <w:tabs>
           <w:tab w:val="clear" w:pos="1134"/>
@@ -7235,7 +8242,7 @@
         <w:pStyle w:val="BodyText"/>
         <w:numPr>
           <w:ilvl w:val="0"/>
-          <w:numId w:val="24"/>
+          <w:numId w:val="27"/>
         </w:numPr>
         <w:tabs>
           <w:tab w:val="clear" w:pos="1134"/>
@@ -7263,8 +8270,8 @@
         <w:jc w:val="start"/>
         <w:rPr/>
       </w:pPr>
-      <w:bookmarkStart w:id="30" w:name="section-31-移库-补货过账失败"/>
-      <w:bookmarkEnd w:id="30"/>
+      <w:bookmarkStart w:id="34" w:name="section-35-移库-补货过账失败"/>
+      <w:bookmarkEnd w:id="34"/>
       <w:r>
         <w:rPr/>
         <w:t>移库、补货过账失败</w:t>
@@ -7290,8 +8297,8 @@
         <w:jc w:val="start"/>
         <w:rPr/>
       </w:pPr>
-      <w:bookmarkStart w:id="31" w:name="section-32-库存-任务或账单不一致"/>
-      <w:bookmarkEnd w:id="31"/>
+      <w:bookmarkStart w:id="35" w:name="section-36-库存-任务或账单不一致"/>
+      <w:bookmarkEnd w:id="35"/>
       <w:r>
         <w:rPr/>
         <w:t>库存、任务或账单不一致</w:t>
@@ -7325,8 +8332,8 @@
         <w:jc w:val="start"/>
         <w:rPr/>
       </w:pPr>
-      <w:bookmarkStart w:id="32" w:name="section-33-问题上报模板"/>
-      <w:bookmarkEnd w:id="32"/>
+      <w:bookmarkStart w:id="36" w:name="section-37-问题上报模板"/>
+      <w:bookmarkEnd w:id="36"/>
       <w:r>
         <w:rPr/>
         <w:t>问题上报模板</w:t>
@@ -7337,7 +8344,7 @@
         <w:pStyle w:val="BodyText"/>
         <w:numPr>
           <w:ilvl w:val="0"/>
-          <w:numId w:val="25"/>
+          <w:numId w:val="28"/>
         </w:numPr>
         <w:tabs>
           <w:tab w:val="clear" w:pos="1134"/>
@@ -7359,7 +8366,7 @@
         <w:pStyle w:val="BodyText"/>
         <w:numPr>
           <w:ilvl w:val="0"/>
-          <w:numId w:val="25"/>
+          <w:numId w:val="28"/>
         </w:numPr>
         <w:tabs>
           <w:tab w:val="clear" w:pos="1134"/>
@@ -7381,7 +8388,7 @@
         <w:pStyle w:val="BodyText"/>
         <w:numPr>
           <w:ilvl w:val="0"/>
-          <w:numId w:val="25"/>
+          <w:numId w:val="28"/>
         </w:numPr>
         <w:tabs>
           <w:tab w:val="clear" w:pos="1134"/>
@@ -7403,7 +8410,7 @@
         <w:pStyle w:val="BodyText"/>
         <w:numPr>
           <w:ilvl w:val="0"/>
-          <w:numId w:val="25"/>
+          <w:numId w:val="28"/>
         </w:numPr>
         <w:tabs>
           <w:tab w:val="clear" w:pos="1134"/>
@@ -7425,7 +8432,7 @@
         <w:pStyle w:val="BodyText"/>
         <w:numPr>
           <w:ilvl w:val="0"/>
-          <w:numId w:val="25"/>
+          <w:numId w:val="28"/>
         </w:numPr>
         <w:tabs>
           <w:tab w:val="clear" w:pos="1134"/>
@@ -7447,7 +8454,7 @@
         <w:pStyle w:val="BodyText"/>
         <w:numPr>
           <w:ilvl w:val="0"/>
-          <w:numId w:val="25"/>
+          <w:numId w:val="28"/>
         </w:numPr>
         <w:tabs>
           <w:tab w:val="clear" w:pos="1134"/>
@@ -7469,7 +8476,7 @@
         <w:pStyle w:val="BodyText"/>
         <w:numPr>
           <w:ilvl w:val="0"/>
-          <w:numId w:val="25"/>
+          <w:numId w:val="28"/>
         </w:numPr>
         <w:tabs>
           <w:tab w:val="clear" w:pos="1134"/>
@@ -7491,7 +8498,7 @@
         <w:pStyle w:val="BodyText"/>
         <w:numPr>
           <w:ilvl w:val="0"/>
-          <w:numId w:val="25"/>
+          <w:numId w:val="28"/>
         </w:numPr>
         <w:tabs>
           <w:tab w:val="clear" w:pos="1134"/>
@@ -7513,7 +8520,7 @@
         <w:pStyle w:val="BodyText"/>
         <w:numPr>
           <w:ilvl w:val="0"/>
-          <w:numId w:val="25"/>
+          <w:numId w:val="28"/>
         </w:numPr>
         <w:tabs>
           <w:tab w:val="clear" w:pos="1134"/>
@@ -7535,7 +8542,7 @@
         <w:pStyle w:val="BodyText"/>
         <w:numPr>
           <w:ilvl w:val="0"/>
-          <w:numId w:val="25"/>
+          <w:numId w:val="28"/>
         </w:numPr>
         <w:tabs>
           <w:tab w:val="clear" w:pos="1134"/>
@@ -7559,8 +8566,8 @@
         <w:jc w:val="start"/>
         <w:rPr/>
       </w:pPr>
-      <w:bookmarkStart w:id="33" w:name="section-34-日常自检与培训验收"/>
-      <w:bookmarkEnd w:id="33"/>
+      <w:bookmarkStart w:id="37" w:name="section-38-日常自检与培训验收"/>
+      <w:bookmarkEnd w:id="37"/>
       <w:r>
         <w:rPr/>
         <w:t>日常自检与培训验收</w:t>
@@ -7571,7 +8578,7 @@
         <w:pStyle w:val="BodyText"/>
         <w:numPr>
           <w:ilvl w:val="0"/>
-          <w:numId w:val="26"/>
+          <w:numId w:val="29"/>
         </w:numPr>
         <w:tabs>
           <w:tab w:val="clear" w:pos="1134"/>
@@ -7593,7 +8600,7 @@
         <w:pStyle w:val="BodyText"/>
         <w:numPr>
           <w:ilvl w:val="0"/>
-          <w:numId w:val="26"/>
+          <w:numId w:val="29"/>
         </w:numPr>
         <w:tabs>
           <w:tab w:val="clear" w:pos="1134"/>
@@ -7615,7 +8622,7 @@
         <w:pStyle w:val="BodyText"/>
         <w:numPr>
           <w:ilvl w:val="0"/>
-          <w:numId w:val="26"/>
+          <w:numId w:val="29"/>
         </w:numPr>
         <w:tabs>
           <w:tab w:val="clear" w:pos="1134"/>
@@ -7637,7 +8644,7 @@
         <w:pStyle w:val="BodyText"/>
         <w:numPr>
           <w:ilvl w:val="0"/>
-          <w:numId w:val="26"/>
+          <w:numId w:val="29"/>
         </w:numPr>
         <w:tabs>
           <w:tab w:val="clear" w:pos="1134"/>
@@ -7659,7 +8666,7 @@
         <w:pStyle w:val="BodyText"/>
         <w:numPr>
           <w:ilvl w:val="0"/>
-          <w:numId w:val="26"/>
+          <w:numId w:val="29"/>
         </w:numPr>
         <w:tabs>
           <w:tab w:val="clear" w:pos="1134"/>
@@ -7681,7 +8688,7 @@
         <w:pStyle w:val="BodyText"/>
         <w:numPr>
           <w:ilvl w:val="0"/>
-          <w:numId w:val="26"/>
+          <w:numId w:val="29"/>
         </w:numPr>
         <w:tabs>
           <w:tab w:val="clear" w:pos="1134"/>
@@ -7703,7 +8710,7 @@
         <w:pStyle w:val="BodyText"/>
         <w:numPr>
           <w:ilvl w:val="0"/>
-          <w:numId w:val="26"/>
+          <w:numId w:val="29"/>
         </w:numPr>
         <w:tabs>
           <w:tab w:val="clear" w:pos="1134"/>
@@ -7727,8 +8734,8 @@
         <w:jc w:val="start"/>
         <w:rPr/>
       </w:pPr>
-      <w:bookmarkStart w:id="34" w:name="section-35-专项手册与边界"/>
-      <w:bookmarkEnd w:id="34"/>
+      <w:bookmarkStart w:id="38" w:name="section-39-专项手册与边界"/>
+      <w:bookmarkEnd w:id="38"/>
       <w:r>
         <w:rPr/>
         <w:t>专项手册与边界</w:t>
@@ -7739,7 +8746,7 @@
         <w:pStyle w:val="BodyText"/>
         <w:numPr>
           <w:ilvl w:val="0"/>
-          <w:numId w:val="27"/>
+          <w:numId w:val="30"/>
         </w:numPr>
         <w:tabs>
           <w:tab w:val="clear" w:pos="1134"/>
@@ -7781,7 +8788,61 @@
         <w:pStyle w:val="BodyText"/>
         <w:numPr>
           <w:ilvl w:val="0"/>
-          <w:numId w:val="27"/>
+          <w:numId w:val="30"/>
+        </w:numPr>
+        <w:tabs>
+          <w:tab w:val="clear" w:pos="1134"/>
+          <w:tab w:val="left" w:pos="709" w:leader="none"/>
+        </w:tabs>
+        <w:bidi w:val="0"/>
+        <w:spacing w:before="0" w:after="0"/>
+        <w:ind w:hanging="283" w:start="709"/>
+        <w:jc w:val="start"/>
+        <w:rPr/>
+      </w:pPr>
+      <w:r>
+        <w:rPr/>
+        <w:t>仓库向货主</w:t>
+      </w:r>
+      <w:r>
+        <w:rPr/>
+        <w:t>/</w:t>
+      </w:r>
+      <w:r>
+        <w:rPr/>
+        <w:t>原供应商退货参见《</w:t>
+      </w:r>
+      <w:r>
+        <w:rPr/>
+        <w:t xml:space="preserve">PDA </w:t>
+      </w:r>
+      <w:r>
+        <w:rPr/>
+        <w:t>退货出库使用手册》；</w:t>
+      </w:r>
+      <w:r>
+        <w:rPr/>
+        <w:t xml:space="preserve">Android </w:t>
+      </w:r>
+      <w:r>
+        <w:rPr/>
+        <w:t>现场操作与原请求恢复参见《</w:t>
+      </w:r>
+      <w:r>
+        <w:rPr/>
+        <w:t xml:space="preserve">Android </w:t>
+      </w:r>
+      <w:r>
+        <w:rPr/>
+        <w:t xml:space="preserve">移动端使用手册》。功能以各客户端已注册页面和实际权限为准。 </w:t>
+      </w:r>
+    </w:p>
+    <w:p>
+      <w:pPr>
+        <w:pStyle w:val="BodyText"/>
+        <w:numPr>
+          <w:ilvl w:val="0"/>
+          <w:numId w:val="30"/>
         </w:numPr>
         <w:tabs>
           <w:tab w:val="clear" w:pos="1134"/>
@@ -7811,7 +8872,7 @@
         <w:pStyle w:val="BodyText"/>
         <w:numPr>
           <w:ilvl w:val="0"/>
-          <w:numId w:val="27"/>
+          <w:numId w:val="30"/>
         </w:numPr>
         <w:tabs>
           <w:tab w:val="clear" w:pos="1134"/>
@@ -7833,7 +8894,7 @@
         <w:pStyle w:val="BodyText"/>
         <w:numPr>
           <w:ilvl w:val="0"/>
-          <w:numId w:val="27"/>
+          <w:numId w:val="30"/>
         </w:numPr>
         <w:tabs>
           <w:tab w:val="clear" w:pos="1134"/>
@@ -7857,8 +8918,8 @@
         <w:jc w:val="start"/>
         <w:rPr/>
       </w:pPr>
-      <w:bookmarkStart w:id="35" w:name="section-36-文档修订记录"/>
-      <w:bookmarkEnd w:id="35"/>
+      <w:bookmarkStart w:id="39" w:name="section-40-文档修订记录"/>
+      <w:bookmarkEnd w:id="39"/>
       <w:r>
         <w:rPr/>
         <w:t>文档修订记录</w:t>
@@ -7879,8 +8940,8 @@
       </w:tblPr>
       <w:tblGrid>
         <w:gridCol w:w="545"/>
-        <w:gridCol w:w="885"/>
-        <w:gridCol w:w="8620"/>
+        <w:gridCol w:w="884"/>
+        <w:gridCol w:w="8621"/>
       </w:tblGrid>
       <w:tr>
         <w:trPr>
@@ -7917,7 +8978,7 @@
         </w:tc>
         <w:tc>
           <w:tcPr>
-            <w:tcW w:w="885" w:type="dxa"/>
+            <w:tcW w:w="884" w:type="dxa"/>
             <w:tcBorders>
               <w:top w:val="single" w:sz="2" w:space="0" w:color="BDC9DA"/>
               <w:start w:val="single" w:sz="2" w:space="0" w:color="BDC9DA"/>
@@ -7946,7 +9007,7 @@
         </w:tc>
         <w:tc>
           <w:tcPr>
-            <w:tcW w:w="8620" w:type="dxa"/>
+            <w:tcW w:w="8621" w:type="dxa"/>
             <w:tcBorders>
               <w:top w:val="single" w:sz="2" w:space="0" w:color="BDC9DA"/>
               <w:start w:val="single" w:sz="2" w:space="0" w:color="BDC9DA"/>
@@ -8001,13 +9062,13 @@
               <w:rPr>
                 <w:sz w:val="18"/>
               </w:rPr>
-              <w:t>V2.1</w:t>
+              <w:t>V2.2</w:t>
             </w:r>
           </w:p>
         </w:tc>
         <w:tc>
           <w:tcPr>
-            <w:tcW w:w="885" w:type="dxa"/>
+            <w:tcW w:w="884" w:type="dxa"/>
             <w:tcBorders>
               <w:top w:val="single" w:sz="2" w:space="0" w:color="BDC9DA"/>
               <w:start w:val="single" w:sz="2" w:space="0" w:color="BDC9DA"/>
@@ -8030,13 +9091,125 @@
               <w:rPr>
                 <w:sz w:val="18"/>
               </w:rPr>
+              <w:t>2026-10-17</w:t>
+            </w:r>
+          </w:p>
+        </w:tc>
+        <w:tc>
+          <w:tcPr>
+            <w:tcW w:w="8621" w:type="dxa"/>
+            <w:tcBorders>
+              <w:top w:val="single" w:sz="2" w:space="0" w:color="BDC9DA"/>
+              <w:start w:val="single" w:sz="2" w:space="0" w:color="BDC9DA"/>
+              <w:bottom w:val="single" w:sz="2" w:space="0" w:color="BDC9DA"/>
+              <w:end w:val="single" w:sz="2" w:space="0" w:color="BDC9DA"/>
+            </w:tcBorders>
+          </w:tcPr>
+          <w:p>
+            <w:pPr>
+              <w:pStyle w:val="TableContents"/>
+              <w:bidi w:val="0"/>
+              <w:spacing w:before="0" w:after="283"/>
+              <w:ind w:hanging="0" w:start="0" w:end="0"/>
+              <w:jc w:val="start"/>
+              <w:rPr/>
+            </w:pPr>
+            <w:r>
+              <w:rPr>
+                <w:sz w:val="18"/>
+              </w:rPr>
+              <w:t>补齐共享客户、代办转货、</w:t>
+            </w:r>
+            <w:r>
+              <w:rPr>
+                <w:sz w:val="18"/>
+              </w:rPr>
+              <w:t xml:space="preserve">PDA </w:t>
+            </w:r>
+            <w:r>
+              <w:rPr>
+                <w:sz w:val="18"/>
+              </w:rPr>
+              <w:t xml:space="preserve">退货出库、商品导入自动收货与导出；区分 </w:t>
+            </w:r>
+            <w:r>
+              <w:rPr>
+                <w:sz w:val="18"/>
+              </w:rPr>
+              <w:t xml:space="preserve">Android/PDA </w:t>
+            </w:r>
+            <w:r>
+              <w:rPr>
+                <w:sz w:val="18"/>
+              </w:rPr>
+              <w:t>收银库存和恢复能力，更新老板筛选及计费口径</w:t>
+            </w:r>
+          </w:p>
+        </w:tc>
+      </w:tr>
+      <w:tr>
+        <w:trPr/>
+        <w:tc>
+          <w:tcPr>
+            <w:tcW w:w="545" w:type="dxa"/>
+            <w:tcBorders>
+              <w:top w:val="single" w:sz="2" w:space="0" w:color="BDC9DA"/>
+              <w:start w:val="single" w:sz="2" w:space="0" w:color="BDC9DA"/>
+              <w:bottom w:val="single" w:sz="2" w:space="0" w:color="BDC9DA"/>
+              <w:end w:val="single" w:sz="2" w:space="0" w:color="BDC9DA"/>
+            </w:tcBorders>
+          </w:tcPr>
+          <w:p>
+            <w:pPr>
+              <w:pStyle w:val="TableContents"/>
+              <w:bidi w:val="0"/>
+              <w:spacing w:before="0" w:after="283"/>
+              <w:ind w:hanging="0" w:start="0" w:end="0"/>
+              <w:jc w:val="start"/>
+              <w:rPr>
+                <w:sz w:val="18"/>
+              </w:rPr>
+            </w:pPr>
+            <w:r>
+              <w:rPr>
+                <w:sz w:val="18"/>
+              </w:rPr>
+              <w:t>V2.1</w:t>
+            </w:r>
+          </w:p>
+        </w:tc>
+        <w:tc>
+          <w:tcPr>
+            <w:tcW w:w="884" w:type="dxa"/>
+            <w:tcBorders>
+              <w:top w:val="single" w:sz="2" w:space="0" w:color="BDC9DA"/>
+              <w:start w:val="single" w:sz="2" w:space="0" w:color="BDC9DA"/>
+              <w:bottom w:val="single" w:sz="2" w:space="0" w:color="BDC9DA"/>
+              <w:end w:val="single" w:sz="2" w:space="0" w:color="BDC9DA"/>
+            </w:tcBorders>
+          </w:tcPr>
+          <w:p>
+            <w:pPr>
+              <w:pStyle w:val="TableContents"/>
+              <w:bidi w:val="0"/>
+              <w:spacing w:before="0" w:after="283"/>
+              <w:ind w:hanging="0" w:start="0" w:end="0"/>
+              <w:jc w:val="start"/>
+              <w:rPr>
+                <w:sz w:val="18"/>
+              </w:rPr>
+            </w:pPr>
+            <w:r>
+              <w:rPr>
+                <w:sz w:val="18"/>
+              </w:rPr>
               <w:t>2026-09-07</w:t>
             </w:r>
           </w:p>
         </w:tc>
         <w:tc>
           <w:tcPr>
-            <w:tcW w:w="8620" w:type="dxa"/>
+            <w:tcW w:w="8621" w:type="dxa"/>
             <w:tcBorders>
               <w:top w:val="single" w:sz="2" w:space="0" w:color="BDC9DA"/>
               <w:start w:val="single" w:sz="2" w:space="0" w:color="BDC9DA"/>
@@ -8097,7 +9270,7 @@
         </w:tc>
         <w:tc>
           <w:tcPr>
-            <w:tcW w:w="885" w:type="dxa"/>
+            <w:tcW w:w="884" w:type="dxa"/>
             <w:tcBorders>
               <w:top w:val="single" w:sz="2" w:space="0" w:color="BDC9DA"/>
               <w:start w:val="single" w:sz="2" w:space="0" w:color="BDC9DA"/>
@@ -8126,7 +9299,7 @@
         </w:tc>
         <w:tc>
           <w:tcPr>
-            <w:tcW w:w="8620" w:type="dxa"/>
+            <w:tcW w:w="8621" w:type="dxa"/>
             <w:tcBorders>
               <w:top w:val="single" w:sz="2" w:space="0" w:color="BDC9DA"/>
               <w:start w:val="single" w:sz="2" w:space="0" w:color="BDC9DA"/>
@@ -8168,7 +9341,7 @@
     </w:p>
     <w:sectPr>
       <w:type w:val="nextPage"/>
-      <w:pgSz w:w="11906" w:h="16838"/>
+      <w:pgSz w:w="12240" w:h="15840"/>
       <w:pgMar w:left="907" w:right="907" w:gutter="0" w:header="0" w:top="1020" w:footer="0" w:bottom="1077"/>
       <w:pgNumType w:fmt="decimal"/>
       <w:formProt w:val="false"/>
@@ -10636,6 +11809,244 @@
   <w:abstractNum w:abstractNumId="21">
     <w:lvl w:ilvl="0">
       <w:start w:val="1"/>
+      <w:numFmt w:val="decimal"/>
+      <w:lvlText w:val="%1."/>
+      <w:lvlJc w:val="start"/>
+      <w:pPr>
+        <w:tabs>
+          <w:tab w:val="num" w:pos="709"/>
+        </w:tabs>
+        <w:ind w:start="709" w:hanging="283"/>
+      </w:pPr>
+      <w:rPr/>
+    </w:lvl>
+    <w:lvl w:ilvl="1">
+      <w:start w:val="1"/>
+      <w:numFmt w:val="decimal"/>
+      <w:lvlText w:val="%2."/>
+      <w:lvlJc w:val="start"/>
+      <w:pPr>
+        <w:tabs>
+          <w:tab w:val="num" w:pos="1418"/>
+        </w:tabs>
+        <w:ind w:start="1418" w:hanging="283"/>
+      </w:pPr>
+      <w:rPr/>
+    </w:lvl>
+    <w:lvl w:ilvl="2">
+      <w:start w:val="1"/>
+      <w:numFmt w:val="decimal"/>
+      <w:lvlText w:val="%3."/>
+      <w:lvlJc w:val="start"/>
+      <w:pPr>
+        <w:tabs>
+          <w:tab w:val="num" w:pos="2127"/>
+        </w:tabs>
+        <w:ind w:start="2127" w:hanging="283"/>
+      </w:pPr>
+      <w:rPr/>
+    </w:lvl>
+    <w:lvl w:ilvl="3">
+      <w:start w:val="1"/>
+      <w:numFmt w:val="decimal"/>
+      <w:lvlText w:val="%4."/>
+      <w:lvlJc w:val="start"/>
+      <w:pPr>
+        <w:tabs>
+          <w:tab w:val="num" w:pos="2836"/>
+        </w:tabs>
+        <w:ind w:start="2836" w:hanging="283"/>
+      </w:pPr>
+      <w:rPr/>
+    </w:lvl>
+    <w:lvl w:ilvl="4">
+      <w:start w:val="1"/>
+      <w:numFmt w:val="decimal"/>
+      <w:lvlText w:val="%5."/>
+      <w:lvlJc w:val="start"/>
+      <w:pPr>
+        <w:tabs>
+          <w:tab w:val="num" w:pos="3545"/>
+        </w:tabs>
+        <w:ind w:start="3545" w:hanging="283"/>
+      </w:pPr>
+      <w:rPr/>
+    </w:lvl>
+    <w:lvl w:ilvl="5">
+      <w:start w:val="1"/>
+      <w:numFmt w:val="decimal"/>
+      <w:lvlText w:val="%6."/>
+      <w:lvlJc w:val="start"/>
+      <w:pPr>
+        <w:tabs>
+          <w:tab w:val="num" w:pos="4254"/>
+        </w:tabs>
+        <w:ind w:start="4254" w:hanging="283"/>
+      </w:pPr>
+      <w:rPr/>
+    </w:lvl>
+    <w:lvl w:ilvl="6">
+      <w:start w:val="1"/>
+      <w:numFmt w:val="decimal"/>
+      <w:lvlText w:val="%7."/>
+      <w:lvlJc w:val="start"/>
+      <w:pPr>
+        <w:tabs>
+          <w:tab w:val="num" w:pos="4963"/>
+        </w:tabs>
+        <w:ind w:start="4963" w:hanging="283"/>
+      </w:pPr>
+      <w:rPr/>
+    </w:lvl>
+    <w:lvl w:ilvl="7">
+      <w:start w:val="1"/>
+      <w:numFmt w:val="decimal"/>
+      <w:lvlText w:val="%8."/>
+      <w:lvlJc w:val="start"/>
+      <w:pPr>
+        <w:tabs>
+          <w:tab w:val="num" w:pos="5672"/>
+        </w:tabs>
+        <w:ind w:start="5672" w:hanging="283"/>
+      </w:pPr>
+      <w:rPr/>
+    </w:lvl>
+    <w:lvl w:ilvl="8">
+      <w:start w:val="1"/>
+      <w:numFmt w:val="decimal"/>
+      <w:lvlText w:val="%9."/>
+      <w:lvlJc w:val="start"/>
+      <w:pPr>
+        <w:tabs>
+          <w:tab w:val="num" w:pos="6381"/>
+        </w:tabs>
+        <w:ind w:start="6381" w:hanging="283"/>
+      </w:pPr>
+      <w:rPr/>
+    </w:lvl>
+  </w:abstractNum>
+  <w:abstractNum w:abstractNumId="22">
+    <w:lvl w:ilvl="0">
+      <w:start w:val="1"/>
+      <w:numFmt w:val="decimal"/>
+      <w:lvlText w:val="%1."/>
+      <w:lvlJc w:val="start"/>
+      <w:pPr>
+        <w:tabs>
+          <w:tab w:val="num" w:pos="709"/>
+        </w:tabs>
+        <w:ind w:start="709" w:hanging="283"/>
+      </w:pPr>
+      <w:rPr/>
+    </w:lvl>
+    <w:lvl w:ilvl="1">
+      <w:start w:val="1"/>
+      <w:numFmt w:val="decimal"/>
+      <w:lvlText w:val="%2."/>
+      <w:lvlJc w:val="start"/>
+      <w:pPr>
+        <w:tabs>
+          <w:tab w:val="num" w:pos="1418"/>
+        </w:tabs>
+        <w:ind w:start="1418" w:hanging="283"/>
+      </w:pPr>
+      <w:rPr/>
+    </w:lvl>
+    <w:lvl w:ilvl="2">
+      <w:start w:val="1"/>
+      <w:numFmt w:val="decimal"/>
+      <w:lvlText w:val="%3."/>
+      <w:lvlJc w:val="start"/>
+      <w:pPr>
+        <w:tabs>
+          <w:tab w:val="num" w:pos="2127"/>
+        </w:tabs>
+        <w:ind w:start="2127" w:hanging="283"/>
+      </w:pPr>
+      <w:rPr/>
+    </w:lvl>
+    <w:lvl w:ilvl="3">
+      <w:start w:val="1"/>
+      <w:numFmt w:val="decimal"/>
+      <w:lvlText w:val="%4."/>
+      <w:lvlJc w:val="start"/>
+      <w:pPr>
+        <w:tabs>
+          <w:tab w:val="num" w:pos="2836"/>
+        </w:tabs>
+        <w:ind w:start="2836" w:hanging="283"/>
+      </w:pPr>
+      <w:rPr/>
+    </w:lvl>
+    <w:lvl w:ilvl="4">
+      <w:start w:val="1"/>
+      <w:numFmt w:val="decimal"/>
+      <w:lvlText w:val="%5."/>
+      <w:lvlJc w:val="start"/>
+      <w:pPr>
+        <w:tabs>
+          <w:tab w:val="num" w:pos="3545"/>
+        </w:tabs>
+        <w:ind w:start="3545" w:hanging="283"/>
+      </w:pPr>
+      <w:rPr/>
+    </w:lvl>
+    <w:lvl w:ilvl="5">
+      <w:start w:val="1"/>
+      <w:numFmt w:val="decimal"/>
+      <w:lvlText w:val="%6."/>
+      <w:lvlJc w:val="start"/>
+      <w:pPr>
+        <w:tabs>
+          <w:tab w:val="num" w:pos="4254"/>
+        </w:tabs>
+        <w:ind w:start="4254" w:hanging="283"/>
+      </w:pPr>
+      <w:rPr/>
+    </w:lvl>
+    <w:lvl w:ilvl="6">
+      <w:start w:val="1"/>
+      <w:numFmt w:val="decimal"/>
+      <w:lvlText w:val="%7."/>
+      <w:lvlJc w:val="start"/>
+      <w:pPr>
+        <w:tabs>
+          <w:tab w:val="num" w:pos="4963"/>
+        </w:tabs>
+        <w:ind w:start="4963" w:hanging="283"/>
+      </w:pPr>
+      <w:rPr/>
+    </w:lvl>
+    <w:lvl w:ilvl="7">
+      <w:start w:val="1"/>
+      <w:numFmt w:val="decimal"/>
+      <w:lvlText w:val="%8."/>
+      <w:lvlJc w:val="start"/>
+      <w:pPr>
+        <w:tabs>
+          <w:tab w:val="num" w:pos="5672"/>
+        </w:tabs>
+        <w:ind w:start="5672" w:hanging="283"/>
+      </w:pPr>
+      <w:rPr/>
+    </w:lvl>
+    <w:lvl w:ilvl="8">
+      <w:start w:val="1"/>
+      <w:numFmt w:val="decimal"/>
+      <w:lvlText w:val="%9."/>
+      <w:lvlJc w:val="start"/>
+      <w:pPr>
+        <w:tabs>
+          <w:tab w:val="num" w:pos="6381"/>
+        </w:tabs>
+        <w:ind w:start="6381" w:hanging="283"/>
+      </w:pPr>
+      <w:rPr/>
+    </w:lvl>
+  </w:abstractNum>
+  <w:abstractNum w:abstractNumId="23">
+    <w:lvl w:ilvl="0">
+      <w:start w:val="1"/>
       <w:numFmt w:val="bullet"/>
       <w:lvlText w:val=""/>
       <w:lvlJc w:val="start"/>
@@ -10770,7 +12181,7 @@
       </w:rPr>
     </w:lvl>
   </w:abstractNum>
-  <w:abstractNum w:abstractNumId="22">
+  <w:abstractNum w:abstractNumId="24">
     <w:lvl w:ilvl="0">
       <w:start w:val="1"/>
       <w:numFmt w:val="bullet"/>
@@ -10907,7 +12318,7 @@
       </w:rPr>
     </w:lvl>
   </w:abstractNum>
-  <w:abstractNum w:abstractNumId="23">
+  <w:abstractNum w:abstractNumId="25">
     <w:lvl w:ilvl="0">
       <w:start w:val="1"/>
       <w:numFmt w:val="bullet"/>
@@ -11044,126 +12455,7 @@
       </w:rPr>
     </w:lvl>
   </w:abstractNum>
-  <w:abstractNum w:abstractNumId="24">
-    <w:lvl w:ilvl="0">
-      <w:start w:val="1"/>
-      <w:numFmt w:val="decimal"/>
-      <w:lvlText w:val="%1."/>
-      <w:lvlJc w:val="start"/>
-      <w:pPr>
-        <w:tabs>
-          <w:tab w:val="num" w:pos="709"/>
-        </w:tabs>
-        <w:ind w:start="709" w:hanging="283"/>
-      </w:pPr>
-      <w:rPr/>
-    </w:lvl>
-    <w:lvl w:ilvl="1">
-      <w:start w:val="1"/>
-      <w:numFmt w:val="decimal"/>
-      <w:lvlText w:val="%2."/>
-      <w:lvlJc w:val="start"/>
-      <w:pPr>
-        <w:tabs>
-          <w:tab w:val="num" w:pos="1418"/>
-        </w:tabs>
-        <w:ind w:start="1418" w:hanging="283"/>
-      </w:pPr>
-      <w:rPr/>
-    </w:lvl>
-    <w:lvl w:ilvl="2">
-      <w:start w:val="1"/>
-      <w:numFmt w:val="decimal"/>
-      <w:lvlText w:val="%3."/>
-      <w:lvlJc w:val="start"/>
-      <w:pPr>
-        <w:tabs>
-          <w:tab w:val="num" w:pos="2127"/>
-        </w:tabs>
-        <w:ind w:start="2127" w:hanging="283"/>
-      </w:pPr>
-      <w:rPr/>
-    </w:lvl>
-    <w:lvl w:ilvl="3">
-      <w:start w:val="1"/>
-      <w:numFmt w:val="decimal"/>
-      <w:lvlText w:val="%4."/>
-      <w:lvlJc w:val="start"/>
-      <w:pPr>
-        <w:tabs>
-          <w:tab w:val="num" w:pos="2836"/>
-        </w:tabs>
-        <w:ind w:start="2836" w:hanging="283"/>
-      </w:pPr>
-      <w:rPr/>
-    </w:lvl>
-    <w:lvl w:ilvl="4">
-      <w:start w:val="1"/>
-      <w:numFmt w:val="decimal"/>
-      <w:lvlText w:val="%5."/>
-      <w:lvlJc w:val="start"/>
-      <w:pPr>
-        <w:tabs>
-          <w:tab w:val="num" w:pos="3545"/>
-        </w:tabs>
-        <w:ind w:start="3545" w:hanging="283"/>
-      </w:pPr>
-      <w:rPr/>
-    </w:lvl>
-    <w:lvl w:ilvl="5">
-      <w:start w:val="1"/>
-      <w:numFmt w:val="decimal"/>
-      <w:lvlText w:val="%6."/>
-      <w:lvlJc w:val="start"/>
-      <w:pPr>
-        <w:tabs>
-          <w:tab w:val="num" w:pos="4254"/>
-        </w:tabs>
-        <w:ind w:start="4254" w:hanging="283"/>
-      </w:pPr>
-      <w:rPr/>
-    </w:lvl>
-    <w:lvl w:ilvl="6">
-      <w:start w:val="1"/>
-      <w:numFmt w:val="decimal"/>
-      <w:lvlText w:val="%7."/>
-      <w:lvlJc w:val="start"/>
-      <w:pPr>
-        <w:tabs>
-          <w:tab w:val="num" w:pos="4963"/>
-        </w:tabs>
-        <w:ind w:start="4963" w:hanging="283"/>
-      </w:pPr>
-      <w:rPr/>
-    </w:lvl>
-    <w:lvl w:ilvl="7">
-      <w:start w:val="1"/>
-      <w:numFmt w:val="decimal"/>
-      <w:lvlText w:val="%8."/>
-      <w:lvlJc w:val="start"/>
-      <w:pPr>
-        <w:tabs>
-          <w:tab w:val="num" w:pos="5672"/>
-        </w:tabs>
-        <w:ind w:start="5672" w:hanging="283"/>
-      </w:pPr>
-      <w:rPr/>
-    </w:lvl>
-    <w:lvl w:ilvl="8">
-      <w:start w:val="1"/>
-      <w:numFmt w:val="decimal"/>
-      <w:lvlText w:val="%9."/>
-      <w:lvlJc w:val="start"/>
-      <w:pPr>
-        <w:tabs>
-          <w:tab w:val="num" w:pos="6381"/>
-        </w:tabs>
-        <w:ind w:start="6381" w:hanging="283"/>
-      </w:pPr>
-      <w:rPr/>
-    </w:lvl>
-  </w:abstractNum>
-  <w:abstractNum w:abstractNumId="25">
+  <w:abstractNum w:abstractNumId="26">
     <w:lvl w:ilvl="0">
       <w:start w:val="1"/>
       <w:numFmt w:val="bullet"/>
@@ -11300,7 +12592,126 @@
       </w:rPr>
     </w:lvl>
   </w:abstractNum>
-  <w:abstractNum w:abstractNumId="26">
+  <w:abstractNum w:abstractNumId="27">
+    <w:lvl w:ilvl="0">
+      <w:start w:val="1"/>
+      <w:numFmt w:val="decimal"/>
+      <w:lvlText w:val="%1."/>
+      <w:lvlJc w:val="start"/>
+      <w:pPr>
+        <w:tabs>
+          <w:tab w:val="num" w:pos="709"/>
+        </w:tabs>
+        <w:ind w:start="709" w:hanging="283"/>
+      </w:pPr>
+      <w:rPr/>
+    </w:lvl>
+    <w:lvl w:ilvl="1">
+      <w:start w:val="1"/>
+      <w:numFmt w:val="decimal"/>
+      <w:lvlText w:val="%2."/>
+      <w:lvlJc w:val="start"/>
+      <w:pPr>
+        <w:tabs>
+          <w:tab w:val="num" w:pos="1418"/>
+        </w:tabs>
+        <w:ind w:start="1418" w:hanging="283"/>
+      </w:pPr>
+      <w:rPr/>
+    </w:lvl>
+    <w:lvl w:ilvl="2">
+      <w:start w:val="1"/>
+      <w:numFmt w:val="decimal"/>
+      <w:lvlText w:val="%3."/>
+      <w:lvlJc w:val="start"/>
+      <w:pPr>
+        <w:tabs>
+          <w:tab w:val="num" w:pos="2127"/>
+        </w:tabs>
+        <w:ind w:start="2127" w:hanging="283"/>
+      </w:pPr>
+      <w:rPr/>
+    </w:lvl>
+    <w:lvl w:ilvl="3">
+      <w:start w:val="1"/>
+      <w:numFmt w:val="decimal"/>
+      <w:lvlText w:val="%4."/>
+      <w:lvlJc w:val="start"/>
+      <w:pPr>
+        <w:tabs>
+          <w:tab w:val="num" w:pos="2836"/>
+        </w:tabs>
+        <w:ind w:start="2836" w:hanging="283"/>
+      </w:pPr>
+      <w:rPr/>
+    </w:lvl>
+    <w:lvl w:ilvl="4">
+      <w:start w:val="1"/>
+      <w:numFmt w:val="decimal"/>
+      <w:lvlText w:val="%5."/>
+      <w:lvlJc w:val="start"/>
+      <w:pPr>
+        <w:tabs>
+          <w:tab w:val="num" w:pos="3545"/>
+        </w:tabs>
+        <w:ind w:start="3545" w:hanging="283"/>
+      </w:pPr>
+      <w:rPr/>
+    </w:lvl>
+    <w:lvl w:ilvl="5">
+      <w:start w:val="1"/>
+      <w:numFmt w:val="decimal"/>
+      <w:lvlText w:val="%6."/>
+      <w:lvlJc w:val="start"/>
+      <w:pPr>
+        <w:tabs>
+          <w:tab w:val="num" w:pos="4254"/>
+        </w:tabs>
+        <w:ind w:start="4254" w:hanging="283"/>
+      </w:pPr>
+      <w:rPr/>
+    </w:lvl>
+    <w:lvl w:ilvl="6">
+      <w:start w:val="1"/>
+      <w:numFmt w:val="decimal"/>
+      <w:lvlText w:val="%7."/>
+      <w:lvlJc w:val="start"/>
+      <w:pPr>
+        <w:tabs>
+          <w:tab w:val="num" w:pos="4963"/>
+        </w:tabs>
+        <w:ind w:start="4963" w:hanging="283"/>
+      </w:pPr>
+      <w:rPr/>
+    </w:lvl>
+    <w:lvl w:ilvl="7">
+      <w:start w:val="1"/>
+      <w:numFmt w:val="decimal"/>
+      <w:lvlText w:val="%8."/>
+      <w:lvlJc w:val="start"/>
+      <w:pPr>
+        <w:tabs>
+          <w:tab w:val="num" w:pos="5672"/>
+        </w:tabs>
+        <w:ind w:start="5672" w:hanging="283"/>
+      </w:pPr>
+      <w:rPr/>
+    </w:lvl>
+    <w:lvl w:ilvl="8">
+      <w:start w:val="1"/>
+      <w:numFmt w:val="decimal"/>
+      <w:lvlText w:val="%9."/>
+      <w:lvlJc w:val="start"/>
+      <w:pPr>
+        <w:tabs>
+          <w:tab w:val="num" w:pos="6381"/>
+        </w:tabs>
+        <w:ind w:start="6381" w:hanging="283"/>
+      </w:pPr>
+      <w:rPr/>
+    </w:lvl>
+  </w:abstractNum>
+  <w:abstractNum w:abstractNumId="28">
     <w:lvl w:ilvl="0">
       <w:start w:val="1"/>
       <w:numFmt w:val="bullet"/>
@@ -11437,7 +12848,7 @@
       </w:rPr>
     </w:lvl>
   </w:abstractNum>
-  <w:abstractNum w:abstractNumId="27">
+  <w:abstractNum w:abstractNumId="29">
     <w:lvl w:ilvl="0">
       <w:start w:val="1"/>
       <w:numFmt w:val="bullet"/>
@@ -11574,7 +12985,144 @@
       </w:rPr>
     </w:lvl>
   </w:abstractNum>
-  <w:abstractNum w:abstractNumId="28">
+  <w:abstractNum w:abstractNumId="30">
+    <w:lvl w:ilvl="0">
+      <w:start w:val="1"/>
+      <w:numFmt w:val="bullet"/>
+      <w:lvlText w:val=""/>
+      <w:lvlJc w:val="start"/>
+      <w:pPr>
+        <w:tabs>
+          <w:tab w:val="num" w:pos="709"/>
+        </w:tabs>
+        <w:ind w:start="709" w:hanging="283"/>
+      </w:pPr>
+      <w:rPr>
+        <w:rFonts w:ascii="Symbol" w:hAnsi="Symbol" w:cs="Symbol" w:hint="default"/>
+      </w:rPr>
+    </w:lvl>
+    <w:lvl w:ilvl="1">
+      <w:start w:val="1"/>
+      <w:numFmt w:val="bullet"/>
+      <w:lvlText w:val=""/>
+      <w:lvlJc w:val="start"/>
+      <w:pPr>
+        <w:tabs>
+          <w:tab w:val="num" w:pos="1418"/>
+        </w:tabs>
+        <w:ind w:start="1418" w:hanging="283"/>
+      </w:pPr>
+      <w:rPr>
+        <w:rFonts w:ascii="Symbol" w:hAnsi="Symbol" w:cs="Symbol" w:hint="default"/>
+      </w:rPr>
+    </w:lvl>
+    <w:lvl w:ilvl="2">
+      <w:start w:val="1"/>
+      <w:numFmt w:val="bullet"/>
+      <w:lvlText w:val=""/>
+      <w:lvlJc w:val="start"/>
+      <w:pPr>
+        <w:tabs>
+          <w:tab w:val="num" w:pos="2127"/>
+        </w:tabs>
+        <w:ind w:start="2127" w:hanging="283"/>
+      </w:pPr>
+      <w:rPr>
+        <w:rFonts w:ascii="Symbol" w:hAnsi="Symbol" w:cs="Symbol" w:hint="default"/>
+      </w:rPr>
+    </w:lvl>
+    <w:lvl w:ilvl="3">
+      <w:start w:val="1"/>
+      <w:numFmt w:val="bullet"/>
+      <w:lvlText w:val=""/>
+      <w:lvlJc w:val="start"/>
+      <w:pPr>
+        <w:tabs>
+          <w:tab w:val="num" w:pos="2836"/>
+        </w:tabs>
+        <w:ind w:start="2836" w:hanging="283"/>
+      </w:pPr>
+      <w:rPr>
+        <w:rFonts w:ascii="Symbol" w:hAnsi="Symbol" w:cs="Symbol" w:hint="default"/>
+      </w:rPr>
+    </w:lvl>
+    <w:lvl w:ilvl="4">
+      <w:start w:val="1"/>
+      <w:numFmt w:val="bullet"/>
+      <w:lvlText w:val=""/>
+      <w:lvlJc w:val="start"/>
+      <w:pPr>
+        <w:tabs>
+          <w:tab w:val="num" w:pos="3545"/>
+        </w:tabs>
+        <w:ind w:start="3545" w:hanging="283"/>
+      </w:pPr>
+      <w:rPr>
+        <w:rFonts w:ascii="Symbol" w:hAnsi="Symbol" w:cs="Symbol" w:hint="default"/>
+      </w:rPr>
+    </w:lvl>
+    <w:lvl w:ilvl="5">
+      <w:start w:val="1"/>
+      <w:numFmt w:val="bullet"/>
+      <w:lvlText w:val=""/>
+      <w:lvlJc w:val="start"/>
+      <w:pPr>
+        <w:tabs>
+          <w:tab w:val="num" w:pos="4254"/>
+        </w:tabs>
+        <w:ind w:start="4254" w:hanging="283"/>
+      </w:pPr>
+      <w:rPr>
+        <w:rFonts w:ascii="Symbol" w:hAnsi="Symbol" w:cs="Symbol" w:hint="default"/>
+      </w:rPr>
+    </w:lvl>
+    <w:lvl w:ilvl="6">
+      <w:start w:val="1"/>
+      <w:numFmt w:val="bullet"/>
+      <w:lvlText w:val=""/>
+      <w:lvlJc w:val="start"/>
+      <w:pPr>
+        <w:tabs>
+          <w:tab w:val="num" w:pos="4963"/>
+        </w:tabs>
+        <w:ind w:start="4963" w:hanging="283"/>
+      </w:pPr>
+      <w:rPr>
+        <w:rFonts w:ascii="Symbol" w:hAnsi="Symbol" w:cs="Symbol" w:hint="default"/>
+      </w:rPr>
+    </w:lvl>
+    <w:lvl w:ilvl="7">
+      <w:start w:val="1"/>
+      <w:numFmt w:val="bullet"/>
+      <w:lvlText w:val=""/>
+      <w:lvlJc w:val="start"/>
+      <w:pPr>
+        <w:tabs>
+          <w:tab w:val="num" w:pos="5672"/>
+        </w:tabs>
+        <w:ind w:start="5672" w:hanging="283"/>
+      </w:pPr>
+      <w:rPr>
+        <w:rFonts w:ascii="Symbol" w:hAnsi="Symbol" w:cs="Symbol" w:hint="default"/>
+      </w:rPr>
+    </w:lvl>
+    <w:lvl w:ilvl="8">
+      <w:start w:val="1"/>
+      <w:numFmt w:val="bullet"/>
+      <w:lvlText w:val=""/>
+      <w:lvlJc w:val="start"/>
+      <w:pPr>
+        <w:tabs>
+          <w:tab w:val="num" w:pos="6381"/>
+        </w:tabs>
+        <w:ind w:start="6381" w:hanging="283"/>
+      </w:pPr>
+      <w:rPr>
+        <w:rFonts w:ascii="Symbol" w:hAnsi="Symbol" w:cs="Symbol" w:hint="default"/>
+      </w:rPr>
+    </w:lvl>
+  </w:abstractNum>
+  <w:abstractNum w:abstractNumId="31">
     <w:lvl w:ilvl="0">
       <w:start w:val="1"/>
       <w:numFmt w:val="none"/>
@@ -11778,6 +13326,15 @@
   </w:num>
   <w:num w:numId="28">
     <w:abstractNumId w:val="28"/>
+  </w:num>
+  <w:num w:numId="29">
+    <w:abstractNumId w:val="29"/>
+  </w:num>
+  <w:num w:numId="30">
+    <w:abstractNumId w:val="30"/>
+  </w:num>
+  <w:num w:numId="31">
+    <w:abstractNumId w:val="31"/>
   </w:num>
 </w:numbering>
 </file>
@@ -11971,8 +13528,8 @@
       <w:suppressLineNumbers/>
       <w:tabs>
         <w:tab w:val="clear" w:pos="1134"/>
-        <w:tab w:val="center" w:pos="4819" w:leader="none"/>
-        <w:tab w:val="right" w:pos="9638" w:leader="none"/>
+        <w:tab w:val="center" w:pos="4986" w:leader="none"/>
+        <w:tab w:val="right" w:pos="9972" w:leader="none"/>
       </w:tabs>
     </w:pPr>
     <w:rPr/>
